--- a/EXPORTS/DOCX/published/niveau3/English/ZeeuwschGenootschap.docx
+++ b/EXPORTS/DOCX/published/niveau3/English/ZeeuwschGenootschap.docx
@@ -218,7 +218,7 @@
           <w:rFonts w:ascii="Charis SIL Regular" w:hAnsi="Charis SIL Regular" w:eastAsia="Charis SIL Regular"/>
           <w:b w:val="0"/>
           <w:i w:val="0"/>
-          <w:color w:val="0066CC"/>
+          <w:color w:val="0000FF"/>
           <w:sz w:val="24"/>
           <w:u w:val="single"/>
         </w:rPr>
@@ -253,7 +253,7 @@
       </w:r>
       <w:r>
         <w:rPr>
-          <w:u w:val="single" w:color="0066cc"/>
+          <w:u w:val="single" w:color="0000ff"/>
           <w:rFonts w:ascii="Charis SIL Regular" w:hAnsi="Charis SIL Regular" w:eastAsia="Charis SIL Regular"/>
           <w:b w:val="0"/>
           <w:i w:val="0"/>
@@ -470,7 +470,7 @@
           <w:rFonts w:ascii="Charis SIL Regular" w:hAnsi="Charis SIL Regular" w:eastAsia="Charis SIL Regular"/>
           <w:b w:val="0"/>
           <w:i w:val="0"/>
-          <w:color w:val="0066CC"/>
+          <w:color w:val="0000FF"/>
           <w:sz w:val="24"/>
           <w:u w:val="single"/>
         </w:rPr>
@@ -488,7 +488,7 @@
           <w:rFonts w:ascii="Charis SIL Regular" w:hAnsi="Charis SIL Regular" w:eastAsia="Charis SIL Regular"/>
           <w:b w:val="0"/>
           <w:i w:val="0"/>
-          <w:color w:val="0066CC"/>
+          <w:color w:val="0000FF"/>
           <w:sz w:val="24"/>
           <w:u w:val="single"/>
         </w:rPr>
@@ -499,7 +499,7 @@
           <w:rFonts w:ascii="Charis SIL Regular" w:hAnsi="Charis SIL Regular" w:eastAsia="Charis SIL Regular"/>
           <w:b w:val="0"/>
           <w:i w:val="0"/>
-          <w:color w:val="0066CC"/>
+          <w:color w:val="0000FF"/>
           <w:sz w:val="24"/>
           <w:u w:val="single"/>
         </w:rPr>
@@ -527,7 +527,7 @@
           <w:rFonts w:ascii="Charis SIL Regular" w:hAnsi="Charis SIL Regular" w:eastAsia="Charis SIL Regular"/>
           <w:b w:val="0"/>
           <w:i w:val="0"/>
-          <w:color w:val="0066CC"/>
+          <w:color w:val="0000FF"/>
           <w:sz w:val="24"/>
           <w:u w:val="single"/>
         </w:rPr>
@@ -545,7 +545,7 @@
           <w:rFonts w:ascii="Charis SIL Regular" w:hAnsi="Charis SIL Regular" w:eastAsia="Charis SIL Regular"/>
           <w:b w:val="0"/>
           <w:i w:val="0"/>
-          <w:color w:val="0066CC"/>
+          <w:color w:val="0000FF"/>
           <w:sz w:val="24"/>
           <w:u w:val="single"/>
         </w:rPr>
@@ -556,7 +556,7 @@
           <w:rFonts w:ascii="Charis SIL Regular" w:hAnsi="Charis SIL Regular" w:eastAsia="Charis SIL Regular"/>
           <w:b w:val="0"/>
           <w:i w:val="0"/>
-          <w:color w:val="0066CC"/>
+          <w:color w:val="0000FF"/>
           <w:sz w:val="24"/>
           <w:u w:val="single"/>
         </w:rPr>
@@ -574,7 +574,7 @@
           <w:rFonts w:ascii="Charis SIL Regular" w:hAnsi="Charis SIL Regular" w:eastAsia="Charis SIL Regular"/>
           <w:b w:val="0"/>
           <w:i w:val="0"/>
-          <w:color w:val="0066CC"/>
+          <w:color w:val="0000FF"/>
           <w:sz w:val="24"/>
           <w:u w:val="single"/>
         </w:rPr>
@@ -585,7 +585,7 @@
           <w:rFonts w:ascii="Charis SIL Regular" w:hAnsi="Charis SIL Regular" w:eastAsia="Charis SIL Regular"/>
           <w:b w:val="0"/>
           <w:i w:val="0"/>
-          <w:color w:val="0066CC"/>
+          <w:color w:val="0000FF"/>
           <w:sz w:val="24"/>
           <w:u w:val="single"/>
         </w:rPr>
@@ -606,35 +606,18 @@
           <w:color w:val="000000"/>
           <w:sz w:val="24"/>
         </w:rPr>
-        <w:t>; maps, drawings and prints are hel</w:t>
+        <w:t xml:space="preserve">; maps, drawings and prints are held at the </w:t>
       </w:r>
       <w:r>
         <w:rPr>
           <w:rFonts w:ascii="Charis SIL Regular" w:hAnsi="Charis SIL Regular" w:eastAsia="Charis SIL Regular"/>
           <w:b w:val="0"/>
           <w:i w:val="0"/>
-          <w:color w:val="000000"/>
-          <w:sz w:val="24"/>
-        </w:rPr>
-        <w:hyperlink r:id="rId10" w:history="1">
-          <w:r>
-            <w:rPr>
-              <w:rStyle w:val="Hyperlink"/>
-            </w:rPr>
-            <w:t xml:space="preserve">d at the </w:t>
-          </w:r>
-        </w:hyperlink>
-      </w:r>
-      <w:r>
-        <w:rPr>
-          <w:rFonts w:ascii="Charis SIL Regular" w:hAnsi="Charis SIL Regular" w:eastAsia="Charis SIL Regular"/>
-          <w:b w:val="0"/>
-          <w:i w:val="0"/>
-          <w:color w:val="0066CC"/>
+          <w:color w:val="0000FF"/>
           <w:sz w:val="24"/>
           <w:u w:val="single"/>
         </w:rPr>
-        <w:hyperlink r:id="rId10" w:history="1">
+        <w:hyperlink r:id="rId12" w:history="1">
           <w:r>
             <w:rPr>
               <w:rStyle w:val="Hyperlink"/>
@@ -648,7 +631,7 @@
           <w:rFonts w:ascii="Charis SIL Regular" w:hAnsi="Charis SIL Regular" w:eastAsia="Charis SIL Regular"/>
           <w:b w:val="0"/>
           <w:i w:val="0"/>
-          <w:color w:val="0066CC"/>
+          <w:color w:val="0000FF"/>
           <w:sz w:val="24"/>
           <w:u w:val="single"/>
         </w:rPr>
@@ -666,7 +649,7 @@
           <w:rFonts w:ascii="Charis SIL Regular" w:hAnsi="Charis SIL Regular" w:eastAsia="Charis SIL Regular"/>
           <w:b w:val="0"/>
           <w:i w:val="0"/>
-          <w:color w:val="0066CC"/>
+          <w:color w:val="0000FF"/>
           <w:sz w:val="24"/>
           <w:u w:val="single"/>
         </w:rPr>
@@ -691,7 +674,7 @@
       </w:r>
       <w:r>
         <w:rPr>
-          <w:u w:val="single" w:color="0066cc"/>
+          <w:u w:val="single" w:color="0000ff"/>
           <w:rFonts w:ascii="Charis SIL Regular" w:hAnsi="Charis SIL Regular" w:eastAsia="Charis SIL Regular"/>
           <w:b w:val="0"/>
           <w:i w:val="0"/>
@@ -709,7 +692,7 @@
       </w:r>
       <w:r>
         <w:rPr>
-          <w:u w:val="single" w:color="0066cc"/>
+          <w:u w:val="single" w:color="0000ff"/>
           <w:rFonts w:ascii="Charis SIL Regular" w:hAnsi="Charis SIL Regular" w:eastAsia="Charis SIL Regular"/>
           <w:b w:val="0"/>
           <w:i w:val="0"/>
@@ -727,7 +710,7 @@
       </w:r>
       <w:r>
         <w:rPr>
-          <w:u w:val="single" w:color="0066cc"/>
+          <w:u w:val="single" w:color="0000ff"/>
           <w:rFonts w:ascii="Charis SIL Regular" w:hAnsi="Charis SIL Regular" w:eastAsia="Charis SIL Regular"/>
           <w:b w:val="0"/>
           <w:i w:val="0"/>
@@ -745,7 +728,7 @@
       </w:r>
       <w:r>
         <w:rPr>
-          <w:u w:val="single" w:color="0066cc"/>
+          <w:u w:val="single" w:color="0000ff"/>
           <w:rFonts w:ascii="Charis SIL Regular" w:hAnsi="Charis SIL Regular" w:eastAsia="Charis SIL Regular"/>
           <w:b w:val="0"/>
           <w:i w:val="0"/>
@@ -776,7 +759,7 @@
           <w:rFonts w:ascii="Charis SIL Regular" w:hAnsi="Charis SIL Regular" w:eastAsia="Charis SIL Regular"/>
           <w:b w:val="0"/>
           <w:i w:val="0"/>
-          <w:color w:val="0066CC"/>
+          <w:color w:val="0000FF"/>
           <w:sz w:val="24"/>
           <w:u w:val="single"/>
         </w:rPr>
@@ -794,7 +777,7 @@
           <w:rFonts w:ascii="Charis SIL Regular" w:hAnsi="Charis SIL Regular" w:eastAsia="Charis SIL Regular"/>
           <w:b w:val="0"/>
           <w:i w:val="0"/>
-          <w:color w:val="0066CC"/>
+          <w:color w:val="0000FF"/>
           <w:sz w:val="24"/>
           <w:u w:val="single"/>
         </w:rPr>
@@ -805,7 +788,7 @@
           <w:rFonts w:ascii="Charis SIL Regular" w:hAnsi="Charis SIL Regular" w:eastAsia="Charis SIL Regular"/>
           <w:b w:val="0"/>
           <w:i w:val="0"/>
-          <w:color w:val="0066CC"/>
+          <w:color w:val="0000FF"/>
           <w:sz w:val="24"/>
           <w:u w:val="single"/>
         </w:rPr>
@@ -830,7 +813,7 @@
       </w:r>
       <w:r>
         <w:rPr>
-          <w:u w:val="single" w:color="0066cc"/>
+          <w:u w:val="single" w:color="0000ff"/>
           <w:rFonts w:ascii="Charis SIL Regular" w:hAnsi="Charis SIL Regular" w:eastAsia="Charis SIL Regular"/>
           <w:b w:val="0"/>
           <w:i w:val="0"/>
@@ -875,7 +858,7 @@
       </w:r>
       <w:r>
         <w:rPr>
-          <w:u w:val="single" w:color="0066cc"/>
+          <w:u w:val="single" w:color="0000ff"/>
           <w:rFonts w:ascii="Charis SIL Regular" w:hAnsi="Charis SIL Regular" w:eastAsia="Charis SIL Regular"/>
           <w:b w:val="0"/>
           <w:i w:val="0"/>
@@ -903,7 +886,7 @@
       </w:r>
       <w:r>
         <w:rPr>
-          <w:u w:val="single" w:color="0066cc"/>
+          <w:u w:val="single" w:color="0000ff"/>
           <w:rFonts w:ascii="Charis SIL Regular" w:hAnsi="Charis SIL Regular" w:eastAsia="Charis SIL Regular"/>
           <w:b w:val="0"/>
           <w:i w:val="0"/>
@@ -921,7 +904,7 @@
       </w:r>
       <w:r>
         <w:rPr>
-          <w:u w:val="single" w:color="0066cc"/>
+          <w:u w:val="single" w:color="0000ff"/>
           <w:rFonts w:ascii="Charis SIL Regular" w:hAnsi="Charis SIL Regular" w:eastAsia="Charis SIL Regular"/>
           <w:b w:val="0"/>
           <w:i w:val="0"/>
@@ -939,7 +922,7 @@
       </w:r>
       <w:r>
         <w:rPr>
-          <w:u w:val="single" w:color="0066cc"/>
+          <w:u w:val="single" w:color="0000ff"/>
           <w:rFonts w:ascii="Charis SIL Regular" w:hAnsi="Charis SIL Regular" w:eastAsia="Charis SIL Regular"/>
           <w:b w:val="0"/>
           <w:i w:val="0"/>
@@ -990,7 +973,7 @@
           <w:rFonts w:ascii="Charis SIL Regular" w:hAnsi="Charis SIL Regular" w:eastAsia="Charis SIL Regular"/>
           <w:b w:val="0"/>
           <w:i w:val="0"/>
-          <w:color w:val="0066CC"/>
+          <w:color w:val="0000FF"/>
           <w:sz w:val="24"/>
           <w:u w:val="single"/>
         </w:rPr>
@@ -1008,7 +991,7 @@
           <w:rFonts w:ascii="Charis SIL Regular" w:hAnsi="Charis SIL Regular" w:eastAsia="Charis SIL Regular"/>
           <w:b w:val="0"/>
           <w:i w:val="0"/>
-          <w:color w:val="0066CC"/>
+          <w:color w:val="0000FF"/>
           <w:sz w:val="24"/>
           <w:u w:val="single"/>
         </w:rPr>
@@ -1019,7 +1002,7 @@
           <w:rFonts w:ascii="Charis SIL Regular" w:hAnsi="Charis SIL Regular" w:eastAsia="Charis SIL Regular"/>
           <w:b w:val="0"/>
           <w:i w:val="0"/>
-          <w:color w:val="0066CC"/>
+          <w:color w:val="0000FF"/>
           <w:sz w:val="24"/>
           <w:u w:val="single"/>
         </w:rPr>
@@ -1054,7 +1037,7 @@
       </w:r>
       <w:r>
         <w:rPr>
-          <w:u w:val="single" w:color="0066cc"/>
+          <w:u w:val="single" w:color="0000ff"/>
           <w:rFonts w:ascii="Charis SIL Regular" w:hAnsi="Charis SIL Regular" w:eastAsia="Charis SIL Regular"/>
           <w:b w:val="0"/>
           <w:i w:val="0"/>
@@ -1072,7 +1055,7 @@
       </w:r>
       <w:r>
         <w:rPr>
-          <w:u w:val="single" w:color="0066cc"/>
+          <w:u w:val="single" w:color="0000ff"/>
           <w:rFonts w:ascii="Charis SIL Regular" w:hAnsi="Charis SIL Regular" w:eastAsia="Charis SIL Regular"/>
           <w:b w:val="0"/>
           <w:i w:val="0"/>
@@ -1090,7 +1073,7 @@
       </w:r>
       <w:r>
         <w:rPr>
-          <w:u w:val="single" w:color="0066cc"/>
+          <w:u w:val="single" w:color="0000ff"/>
           <w:rFonts w:ascii="Charis SIL Regular" w:hAnsi="Charis SIL Regular" w:eastAsia="Charis SIL Regular"/>
           <w:b w:val="0"/>
           <w:i w:val="0"/>
@@ -1181,7 +1164,7 @@
           <w:rFonts w:ascii="Charis SIL Regular" w:hAnsi="Charis SIL Regular" w:eastAsia="Charis SIL Regular"/>
           <w:b w:val="0"/>
           <w:i w:val="0"/>
-          <w:color w:val="0066CC"/>
+          <w:color w:val="0000FF"/>
           <w:sz w:val="24"/>
           <w:u w:val="single"/>
         </w:rPr>
@@ -1199,7 +1182,7 @@
           <w:rFonts w:ascii="Charis SIL Regular" w:hAnsi="Charis SIL Regular" w:eastAsia="Charis SIL Regular"/>
           <w:b w:val="0"/>
           <w:i w:val="0"/>
-          <w:color w:val="0066CC"/>
+          <w:color w:val="0000FF"/>
           <w:sz w:val="24"/>
           <w:u w:val="single"/>
         </w:rPr>
@@ -1217,7 +1200,7 @@
           <w:rFonts w:ascii="Charis SIL Regular" w:hAnsi="Charis SIL Regular" w:eastAsia="Charis SIL Regular"/>
           <w:b w:val="0"/>
           <w:i w:val="0"/>
-          <w:color w:val="0066CC"/>
+          <w:color w:val="0000FF"/>
           <w:sz w:val="24"/>
           <w:u w:val="single"/>
         </w:rPr>
@@ -1228,7 +1211,7 @@
           <w:rFonts w:ascii="Charis SIL Regular" w:hAnsi="Charis SIL Regular" w:eastAsia="Charis SIL Regular"/>
           <w:b w:val="0"/>
           <w:i w:val="0"/>
-          <w:color w:val="0066CC"/>
+          <w:color w:val="0000FF"/>
           <w:sz w:val="24"/>
           <w:u w:val="single"/>
         </w:rPr>
@@ -1246,7 +1229,7 @@
           <w:rFonts w:ascii="Charis SIL Regular" w:hAnsi="Charis SIL Regular" w:eastAsia="Charis SIL Regular"/>
           <w:b w:val="0"/>
           <w:i w:val="0"/>
-          <w:color w:val="0066CC"/>
+          <w:color w:val="0000FF"/>
           <w:sz w:val="24"/>
           <w:u w:val="single"/>
         </w:rPr>
@@ -1257,7 +1240,7 @@
           <w:rFonts w:ascii="Charis SIL Regular" w:hAnsi="Charis SIL Regular" w:eastAsia="Charis SIL Regular"/>
           <w:b w:val="0"/>
           <w:i w:val="0"/>
-          <w:color w:val="0066CC"/>
+          <w:color w:val="0000FF"/>
           <w:sz w:val="24"/>
           <w:u w:val="single"/>
         </w:rPr>
@@ -1275,7 +1258,7 @@
           <w:rFonts w:ascii="Charis SIL Regular" w:hAnsi="Charis SIL Regular" w:eastAsia="Charis SIL Regular"/>
           <w:b w:val="0"/>
           <w:i w:val="0"/>
-          <w:color w:val="0066CC"/>
+          <w:color w:val="0000FF"/>
           <w:sz w:val="24"/>
           <w:u w:val="single"/>
         </w:rPr>
@@ -1286,7 +1269,7 @@
           <w:rFonts w:ascii="Charis SIL Regular" w:hAnsi="Charis SIL Regular" w:eastAsia="Charis SIL Regular"/>
           <w:b w:val="0"/>
           <w:i w:val="0"/>
-          <w:color w:val="0066CC"/>
+          <w:color w:val="0000FF"/>
           <w:sz w:val="24"/>
           <w:u w:val="single"/>
         </w:rPr>
@@ -1304,7 +1287,7 @@
           <w:rFonts w:ascii="Charis SIL Regular" w:hAnsi="Charis SIL Regular" w:eastAsia="Charis SIL Regular"/>
           <w:b w:val="0"/>
           <w:i w:val="0"/>
-          <w:color w:val="0066CC"/>
+          <w:color w:val="0000FF"/>
           <w:sz w:val="24"/>
           <w:u w:val="single"/>
         </w:rPr>
@@ -1315,7 +1298,7 @@
           <w:rFonts w:ascii="Charis SIL Regular" w:hAnsi="Charis SIL Regular" w:eastAsia="Charis SIL Regular"/>
           <w:b w:val="0"/>
           <w:i w:val="0"/>
-          <w:color w:val="0066CC"/>
+          <w:color w:val="0000FF"/>
           <w:sz w:val="24"/>
           <w:u w:val="single"/>
         </w:rPr>
@@ -1333,7 +1316,7 @@
           <w:rFonts w:ascii="Charis SIL Regular" w:hAnsi="Charis SIL Regular" w:eastAsia="Charis SIL Regular"/>
           <w:b w:val="0"/>
           <w:i w:val="0"/>
-          <w:color w:val="0066CC"/>
+          <w:color w:val="0000FF"/>
           <w:sz w:val="24"/>
           <w:u w:val="single"/>
         </w:rPr>
@@ -1344,7 +1327,7 @@
           <w:rFonts w:ascii="Charis SIL Regular" w:hAnsi="Charis SIL Regular" w:eastAsia="Charis SIL Regular"/>
           <w:b w:val="0"/>
           <w:i w:val="0"/>
-          <w:color w:val="0066CC"/>
+          <w:color w:val="0000FF"/>
           <w:sz w:val="24"/>
           <w:u w:val="single"/>
         </w:rPr>
@@ -1362,7 +1345,7 @@
           <w:rFonts w:ascii="Charis SIL Regular" w:hAnsi="Charis SIL Regular" w:eastAsia="Charis SIL Regular"/>
           <w:b w:val="0"/>
           <w:i w:val="0"/>
-          <w:color w:val="0066CC"/>
+          <w:color w:val="0000FF"/>
           <w:sz w:val="24"/>
           <w:u w:val="single"/>
         </w:rPr>
@@ -1373,7 +1356,7 @@
           <w:rFonts w:ascii="Charis SIL Regular" w:hAnsi="Charis SIL Regular" w:eastAsia="Charis SIL Regular"/>
           <w:b w:val="0"/>
           <w:i w:val="0"/>
-          <w:color w:val="0066CC"/>
+          <w:color w:val="0000FF"/>
           <w:sz w:val="24"/>
           <w:u w:val="single"/>
         </w:rPr>
@@ -1460,7 +1443,7 @@
           <w:rFonts w:ascii="Charis SIL Regular" w:hAnsi="Charis SIL Regular" w:eastAsia="Charis SIL Regular"/>
           <w:b w:val="0"/>
           <w:i w:val="0"/>
-          <w:color w:val="0066CC"/>
+          <w:color w:val="0000FF"/>
           <w:sz w:val="24"/>
           <w:u w:val="single"/>
         </w:rPr>
@@ -1478,7 +1461,7 @@
           <w:rFonts w:ascii="Charis SIL Regular" w:hAnsi="Charis SIL Regular" w:eastAsia="Charis SIL Regular"/>
           <w:b w:val="0"/>
           <w:i w:val="0"/>
-          <w:color w:val="0066CC"/>
+          <w:color w:val="0000FF"/>
           <w:sz w:val="24"/>
           <w:u w:val="single"/>
         </w:rPr>
@@ -1489,7 +1472,7 @@
           <w:rFonts w:ascii="Charis SIL Regular" w:hAnsi="Charis SIL Regular" w:eastAsia="Charis SIL Regular"/>
           <w:b w:val="0"/>
           <w:i w:val="0"/>
-          <w:color w:val="0066CC"/>
+          <w:color w:val="0000FF"/>
           <w:sz w:val="24"/>
           <w:u w:val="single"/>
         </w:rPr>
@@ -1514,7 +1497,7 @@
       </w:r>
       <w:r>
         <w:rPr>
-          <w:u w:val="single" w:color="0066cc"/>
+          <w:u w:val="single" w:color="0000ff"/>
           <w:rFonts w:ascii="Charis SIL Regular" w:hAnsi="Charis SIL Regular" w:eastAsia="Charis SIL Regular"/>
           <w:b w:val="0"/>
           <w:i w:val="0"/>
@@ -1532,7 +1515,7 @@
       </w:r>
       <w:r>
         <w:rPr>
-          <w:u w:val="single" w:color="0066cc"/>
+          <w:u w:val="single" w:color="0000ff"/>
           <w:rFonts w:ascii="Charis SIL Regular" w:hAnsi="Charis SIL Regular" w:eastAsia="Charis SIL Regular"/>
           <w:b w:val="0"/>
           <w:i w:val="0"/>
@@ -1550,7 +1533,7 @@
       </w:r>
       <w:r>
         <w:rPr>
-          <w:u w:val="single" w:color="0066cc"/>
+          <w:u w:val="single" w:color="0000ff"/>
           <w:rFonts w:ascii="Charis SIL Regular" w:hAnsi="Charis SIL Regular" w:eastAsia="Charis SIL Regular"/>
           <w:b w:val="0"/>
           <w:i w:val="0"/>
@@ -1591,7 +1574,7 @@
           <w:rFonts w:ascii="Charis SIL Regular" w:hAnsi="Charis SIL Regular" w:eastAsia="Charis SIL Regular"/>
           <w:b w:val="0"/>
           <w:i w:val="0"/>
-          <w:color w:val="0066CC"/>
+          <w:color w:val="0000FF"/>
           <w:sz w:val="24"/>
           <w:u w:val="single"/>
         </w:rPr>
@@ -1609,7 +1592,7 @@
           <w:rFonts w:ascii="Charis SIL Regular" w:hAnsi="Charis SIL Regular" w:eastAsia="Charis SIL Regular"/>
           <w:b w:val="0"/>
           <w:i w:val="0"/>
-          <w:color w:val="0066CC"/>
+          <w:color w:val="0000FF"/>
           <w:sz w:val="24"/>
           <w:u w:val="single"/>
         </w:rPr>
@@ -1620,7 +1603,7 @@
           <w:rFonts w:ascii="Charis SIL Regular" w:hAnsi="Charis SIL Regular" w:eastAsia="Charis SIL Regular"/>
           <w:b w:val="0"/>
           <w:i w:val="0"/>
-          <w:color w:val="0066CC"/>
+          <w:color w:val="0000FF"/>
           <w:sz w:val="24"/>
           <w:u w:val="single"/>
         </w:rPr>
@@ -1655,7 +1638,7 @@
       </w:r>
       <w:r>
         <w:rPr>
-          <w:u w:val="single" w:color="0066cc"/>
+          <w:u w:val="single" w:color="0000ff"/>
           <w:rFonts w:ascii="Charis SIL Regular" w:hAnsi="Charis SIL Regular" w:eastAsia="Charis SIL Regular"/>
           <w:b w:val="0"/>
           <w:i w:val="0"/>
@@ -1673,7 +1656,7 @@
       </w:r>
       <w:r>
         <w:rPr>
-          <w:u w:val="single" w:color="0066cc"/>
+          <w:u w:val="single" w:color="0000ff"/>
           <w:rFonts w:ascii="Charis SIL Regular" w:hAnsi="Charis SIL Regular" w:eastAsia="Charis SIL Regular"/>
           <w:b w:val="0"/>
           <w:i w:val="0"/>
@@ -1684,7 +1667,7 @@
       </w:r>
       <w:r>
         <w:rPr>
-          <w:u w:val="single" w:color="0066cc"/>
+          <w:u w:val="single" w:color="0000ff"/>
           <w:rFonts w:ascii="Charis SIL Regular" w:hAnsi="Charis SIL Regular" w:eastAsia="Charis SIL Regular"/>
           <w:b w:val="0"/>
           <w:i w:val="0"/>
@@ -1715,7 +1698,7 @@
           <w:rFonts w:ascii="Charis SIL Regular" w:hAnsi="Charis SIL Regular" w:eastAsia="Charis SIL Regular"/>
           <w:b w:val="0"/>
           <w:i w:val="0"/>
-          <w:color w:val="0066CC"/>
+          <w:color w:val="0000FF"/>
           <w:sz w:val="24"/>
           <w:u w:val="single"/>
         </w:rPr>
@@ -1733,7 +1716,7 @@
           <w:rFonts w:ascii="Charis SIL Regular" w:hAnsi="Charis SIL Regular" w:eastAsia="Charis SIL Regular"/>
           <w:b w:val="0"/>
           <w:i w:val="0"/>
-          <w:color w:val="0066CC"/>
+          <w:color w:val="0000FF"/>
           <w:sz w:val="24"/>
           <w:u w:val="single"/>
         </w:rPr>
@@ -1771,7 +1754,7 @@
           <w:rFonts w:ascii="Charis SIL Regular" w:hAnsi="Charis SIL Regular" w:eastAsia="Charis SIL Regular"/>
           <w:b w:val="0"/>
           <w:i w:val="0"/>
-          <w:color w:val="0066CC"/>
+          <w:color w:val="0000FF"/>
           <w:sz w:val="24"/>
           <w:u w:val="single"/>
         </w:rPr>
@@ -1789,7 +1772,7 @@
           <w:rFonts w:ascii="Charis SIL Regular" w:hAnsi="Charis SIL Regular" w:eastAsia="Charis SIL Regular"/>
           <w:b w:val="0"/>
           <w:i w:val="0"/>
-          <w:color w:val="0066CC"/>
+          <w:color w:val="0000FF"/>
           <w:sz w:val="24"/>
           <w:u w:val="single"/>
         </w:rPr>
@@ -1800,7 +1783,7 @@
           <w:rFonts w:ascii="Charis SIL Regular" w:hAnsi="Charis SIL Regular" w:eastAsia="Charis SIL Regular"/>
           <w:b w:val="0"/>
           <w:i w:val="0"/>
-          <w:color w:val="0066CC"/>
+          <w:color w:val="0000FF"/>
           <w:sz w:val="24"/>
           <w:u w:val="single"/>
         </w:rPr>
@@ -1821,47 +1804,18 @@
           <w:color w:val="000000"/>
           <w:sz w:val="24"/>
         </w:rPr>
-        <w:t xml:space="preserve">, and the </w:t>
-      </w:r>
-      <w:r>
-        <w:rPr>
-          <w:u w:val="single" w:color="0066cc"/>
-          <w:rFonts w:ascii="Charis SIL Regular" w:hAnsi="Charis SIL Regular" w:eastAsia="Charis SIL Regular"/>
-          <w:b w:val="0"/>
-          <w:i w:val="0"/>
-          <w:color w:val="000000"/>
-          <w:sz w:val="24"/>
-        </w:rPr>
-        <w:hyperlink r:id="rId18" w:history="1">
-          <w:r>
-            <w:rPr>
-              <w:rStyle w:val="Hyperlink"/>
-            </w:rPr>
-            <w:t>coll</w:t>
-          </w:r>
-        </w:hyperlink>
-      </w:r>
-      <w:r>
-        <w:rPr>
-          <w:u w:val="single" w:color="0066cc"/>
-          <w:rFonts w:ascii="Charis SIL Regular" w:hAnsi="Charis SIL Regular" w:eastAsia="Charis SIL Regular"/>
-          <w:b w:val="0"/>
-          <w:i w:val="0"/>
-          <w:color w:val="000000"/>
-          <w:sz w:val="24"/>
-        </w:rPr>
-        <w:t xml:space="preserve">ection of </w:t>
+        <w:t xml:space="preserve">, and the collection of </w:t>
       </w:r>
       <w:r>
         <w:rPr>
           <w:rFonts w:ascii="Charis SIL Regular" w:hAnsi="Charis SIL Regular" w:eastAsia="Charis SIL Regular"/>
           <w:b w:val="0"/>
           <w:i w:val="0"/>
-          <w:color w:val="0066CC"/>
+          <w:color w:val="0000FF"/>
           <w:sz w:val="24"/>
           <w:u w:val="single"/>
         </w:rPr>
-        <w:hyperlink r:id="rId20" w:history="1">
+        <w:hyperlink r:id="rId18" w:history="1">
           <w:r>
             <w:rPr>
               <w:rStyle w:val="Hyperlink"/>
@@ -1875,7 +1829,7 @@
           <w:rFonts w:ascii="Charis SIL Regular" w:hAnsi="Charis SIL Regular" w:eastAsia="Charis SIL Regular"/>
           <w:b w:val="0"/>
           <w:i w:val="0"/>
-          <w:color w:val="0066CC"/>
+          <w:color w:val="0000FF"/>
           <w:sz w:val="24"/>
           <w:u w:val="single"/>
         </w:rPr>
@@ -1893,7 +1847,7 @@
           <w:rFonts w:ascii="Charis SIL Regular" w:hAnsi="Charis SIL Regular" w:eastAsia="Charis SIL Regular"/>
           <w:b w:val="0"/>
           <w:i w:val="0"/>
-          <w:color w:val="0066CC"/>
+          <w:color w:val="0000FF"/>
           <w:sz w:val="24"/>
           <w:u w:val="single"/>
         </w:rPr>
@@ -1921,7 +1875,7 @@
           <w:rFonts w:ascii="Charis SIL Regular" w:hAnsi="Charis SIL Regular" w:eastAsia="Charis SIL Regular"/>
           <w:b w:val="0"/>
           <w:i w:val="0"/>
-          <w:color w:val="0066CC"/>
+          <w:color w:val="0000FF"/>
           <w:sz w:val="24"/>
           <w:u w:val="single"/>
         </w:rPr>
@@ -1949,7 +1903,7 @@
           <w:rFonts w:ascii="Charis SIL Regular" w:hAnsi="Charis SIL Regular" w:eastAsia="Charis SIL Regular"/>
           <w:b w:val="0"/>
           <w:i w:val="0"/>
-          <w:color w:val="0066CC"/>
+          <w:color w:val="0000FF"/>
           <w:sz w:val="24"/>
           <w:u w:val="single"/>
         </w:rPr>
@@ -1967,7 +1921,7 @@
           <w:rFonts w:ascii="Charis SIL Regular" w:hAnsi="Charis SIL Regular" w:eastAsia="Charis SIL Regular"/>
           <w:b w:val="0"/>
           <w:i w:val="0"/>
-          <w:color w:val="0066CC"/>
+          <w:color w:val="0000FF"/>
           <w:sz w:val="24"/>
           <w:u w:val="single"/>
         </w:rPr>
@@ -1985,7 +1939,7 @@
           <w:rFonts w:ascii="Charis SIL Regular" w:hAnsi="Charis SIL Regular" w:eastAsia="Charis SIL Regular"/>
           <w:b w:val="0"/>
           <w:i w:val="0"/>
-          <w:color w:val="0066CC"/>
+          <w:color w:val="0000FF"/>
           <w:sz w:val="24"/>
           <w:u w:val="single"/>
         </w:rPr>
@@ -1996,7 +1950,7 @@
           <w:rFonts w:ascii="Charis SIL Regular" w:hAnsi="Charis SIL Regular" w:eastAsia="Charis SIL Regular"/>
           <w:b w:val="0"/>
           <w:i w:val="0"/>
-          <w:color w:val="0066CC"/>
+          <w:color w:val="0000FF"/>
           <w:sz w:val="24"/>
           <w:u w:val="single"/>
         </w:rPr>
@@ -2014,7 +1968,7 @@
           <w:rFonts w:ascii="Charis SIL Regular" w:hAnsi="Charis SIL Regular" w:eastAsia="Charis SIL Regular"/>
           <w:b w:val="0"/>
           <w:i w:val="0"/>
-          <w:color w:val="0066CC"/>
+          <w:color w:val="0000FF"/>
           <w:sz w:val="24"/>
           <w:u w:val="single"/>
         </w:rPr>
@@ -2025,7 +1979,7 @@
           <w:rFonts w:ascii="Charis SIL Regular" w:hAnsi="Charis SIL Regular" w:eastAsia="Charis SIL Regular"/>
           <w:b w:val="0"/>
           <w:i w:val="0"/>
-          <w:color w:val="0066CC"/>
+          <w:color w:val="0000FF"/>
           <w:sz w:val="24"/>
           <w:u w:val="single"/>
         </w:rPr>
@@ -2077,7 +2031,7 @@
       </w:r>
       <w:r>
         <w:rPr>
-          <w:u w:val="single" w:color="0066cc"/>
+          <w:u w:val="single" w:color="0000ff"/>
           <w:rFonts w:ascii="Charis SIL Regular" w:hAnsi="Charis SIL Regular" w:eastAsia="Charis SIL Regular"/>
           <w:b w:val="0"/>
           <w:i w:val="0"/>
@@ -2095,7 +2049,7 @@
       </w:r>
       <w:r>
         <w:rPr>
-          <w:u w:val="single" w:color="0066cc"/>
+          <w:u w:val="single" w:color="0000ff"/>
           <w:rFonts w:ascii="Charis SIL Regular" w:hAnsi="Charis SIL Regular" w:eastAsia="Charis SIL Regular"/>
           <w:b w:val="0"/>
           <w:i w:val="0"/>
@@ -2113,7 +2067,7 @@
       </w:r>
       <w:r>
         <w:rPr>
-          <w:u w:val="single" w:color="0066cc"/>
+          <w:u w:val="single" w:color="0000ff"/>
           <w:rFonts w:ascii="Charis SIL Regular" w:hAnsi="Charis SIL Regular" w:eastAsia="Charis SIL Regular"/>
           <w:b w:val="0"/>
           <w:i w:val="0"/>
@@ -2154,15 +2108,16 @@
           <w:rFonts w:ascii="Charis SIL Regular" w:hAnsi="Charis SIL Regular" w:eastAsia="Charis SIL Regular"/>
           <w:b w:val="0"/>
           <w:i w:val="0"/>
-          <w:color w:val="0066CC"/>
+          <w:color w:val="0000FF"/>
           <w:sz w:val="24"/>
+          <w:u w:val="single"/>
         </w:rPr>
         <w:hyperlink r:id="rId22" w:history="1">
           <w:r>
             <w:rPr>
               <w:rStyle w:val="Hyperlink"/>
             </w:rPr>
-            <w:t>file</w:t>
+            <w:t>fil</w:t>
           </w:r>
         </w:hyperlink>
       </w:r>
@@ -2171,7 +2126,18 @@
           <w:rFonts w:ascii="Charis SIL Regular" w:hAnsi="Charis SIL Regular" w:eastAsia="Charis SIL Regular"/>
           <w:b w:val="0"/>
           <w:i w:val="0"/>
-          <w:color w:val="0066CC"/>
+          <w:color w:val="0000FF"/>
+          <w:sz w:val="24"/>
+          <w:u w:val="single"/>
+        </w:rPr>
+        <w:t>e</w:t>
+      </w:r>
+      <w:r>
+        <w:rPr>
+          <w:rFonts w:ascii="Charis SIL Regular" w:hAnsi="Charis SIL Regular" w:eastAsia="Charis SIL Regular"/>
+          <w:b w:val="0"/>
+          <w:i w:val="0"/>
+          <w:color w:val="0000FF"/>
           <w:sz w:val="24"/>
         </w:rPr>
         <w:t xml:space="preserve">s </w:t>
@@ -2191,7 +2157,7 @@
           <w:rFonts w:ascii="Charis SIL Regular" w:hAnsi="Charis SIL Regular" w:eastAsia="Charis SIL Regular"/>
           <w:b w:val="0"/>
           <w:i w:val="0"/>
-          <w:color w:val="0066CC"/>
+          <w:color w:val="0000FF"/>
           <w:sz w:val="24"/>
           <w:u w:val="single"/>
         </w:rPr>
@@ -2239,7 +2205,7 @@
           <w:rFonts w:ascii="Charis SIL Regular" w:hAnsi="Charis SIL Regular" w:eastAsia="Charis SIL Regular"/>
           <w:b w:val="0"/>
           <w:i w:val="0"/>
-          <w:color w:val="0066CC"/>
+          <w:color w:val="0000FF"/>
           <w:sz w:val="24"/>
           <w:u w:val="single"/>
         </w:rPr>
@@ -2257,7 +2223,7 @@
           <w:rFonts w:ascii="Charis SIL Regular" w:hAnsi="Charis SIL Regular" w:eastAsia="Charis SIL Regular"/>
           <w:b w:val="0"/>
           <w:i w:val="0"/>
-          <w:color w:val="0066CC"/>
+          <w:color w:val="0000FF"/>
           <w:sz w:val="24"/>
           <w:u w:val="single"/>
         </w:rPr>
@@ -2282,7 +2248,7 @@
       </w:r>
       <w:r>
         <w:rPr>
-          <w:u w:val="single" w:color="0066cc"/>
+          <w:u w:val="single" w:color="0000ff"/>
           <w:rFonts w:ascii="Charis SIL Regular" w:hAnsi="Charis SIL Regular" w:eastAsia="Charis SIL Regular"/>
           <w:b w:val="0"/>
           <w:i w:val="0"/>
@@ -2310,7 +2276,7 @@
       </w:r>
       <w:r>
         <w:rPr>
-          <w:u w:val="single" w:color="0066cc"/>
+          <w:u w:val="single" w:color="0000ff"/>
           <w:rFonts w:ascii="Charis SIL Regular" w:hAnsi="Charis SIL Regular" w:eastAsia="Charis SIL Regular"/>
           <w:b w:val="0"/>
           <w:i w:val="0"/>
@@ -2351,7 +2317,7 @@
           <w:rFonts w:ascii="Charis SIL Regular" w:hAnsi="Charis SIL Regular" w:eastAsia="Charis SIL Regular"/>
           <w:b w:val="0"/>
           <w:i w:val="0"/>
-          <w:color w:val="0066CC"/>
+          <w:color w:val="0000FF"/>
           <w:sz w:val="24"/>
           <w:u w:val="single"/>
         </w:rPr>
@@ -2369,7 +2335,7 @@
           <w:rFonts w:ascii="Charis SIL Regular" w:hAnsi="Charis SIL Regular" w:eastAsia="Charis SIL Regular"/>
           <w:b w:val="0"/>
           <w:i w:val="0"/>
-          <w:color w:val="0066CC"/>
+          <w:color w:val="0000FF"/>
           <w:sz w:val="24"/>
           <w:u w:val="single"/>
         </w:rPr>
@@ -2380,7 +2346,7 @@
           <w:rFonts w:ascii="Charis SIL Regular" w:hAnsi="Charis SIL Regular" w:eastAsia="Charis SIL Regular"/>
           <w:b w:val="0"/>
           <w:i w:val="0"/>
-          <w:color w:val="0066CC"/>
+          <w:color w:val="0000FF"/>
           <w:sz w:val="24"/>
           <w:u w:val="single"/>
         </w:rPr>
@@ -2408,7 +2374,7 @@
           <w:rFonts w:ascii="Charis SIL Regular" w:hAnsi="Charis SIL Regular" w:eastAsia="Charis SIL Regular"/>
           <w:b w:val="0"/>
           <w:i w:val="0"/>
-          <w:color w:val="0066CC"/>
+          <w:color w:val="0000FF"/>
           <w:sz w:val="24"/>
           <w:u w:val="single"/>
         </w:rPr>
@@ -2426,7 +2392,7 @@
           <w:rFonts w:ascii="Charis SIL Regular" w:hAnsi="Charis SIL Regular" w:eastAsia="Charis SIL Regular"/>
           <w:b w:val="0"/>
           <w:i w:val="0"/>
-          <w:color w:val="0066CC"/>
+          <w:color w:val="0000FF"/>
           <w:sz w:val="24"/>
           <w:u w:val="single"/>
         </w:rPr>
@@ -2437,7 +2403,7 @@
           <w:rFonts w:ascii="Charis SIL Regular" w:hAnsi="Charis SIL Regular" w:eastAsia="Charis SIL Regular"/>
           <w:b w:val="0"/>
           <w:i w:val="0"/>
-          <w:color w:val="0066CC"/>
+          <w:color w:val="0000FF"/>
           <w:sz w:val="24"/>
           <w:u w:val="single"/>
         </w:rPr>
@@ -2455,7 +2421,7 @@
           <w:rFonts w:ascii="Charis SIL Regular" w:hAnsi="Charis SIL Regular" w:eastAsia="Charis SIL Regular"/>
           <w:b w:val="0"/>
           <w:i w:val="0"/>
-          <w:color w:val="0066CC"/>
+          <w:color w:val="0000FF"/>
           <w:sz w:val="24"/>
           <w:u w:val="single"/>
         </w:rPr>
@@ -2466,7 +2432,7 @@
           <w:rFonts w:ascii="Charis SIL Regular" w:hAnsi="Charis SIL Regular" w:eastAsia="Charis SIL Regular"/>
           <w:b w:val="0"/>
           <w:i w:val="0"/>
-          <w:color w:val="0066CC"/>
+          <w:color w:val="0000FF"/>
           <w:sz w:val="24"/>
           <w:u w:val="single"/>
         </w:rPr>
@@ -2484,7 +2450,7 @@
           <w:rFonts w:ascii="Charis SIL Regular" w:hAnsi="Charis SIL Regular" w:eastAsia="Charis SIL Regular"/>
           <w:b w:val="0"/>
           <w:i w:val="0"/>
-          <w:color w:val="0066CC"/>
+          <w:color w:val="0000FF"/>
           <w:sz w:val="24"/>
           <w:u w:val="single"/>
         </w:rPr>
@@ -2495,7 +2461,7 @@
           <w:rFonts w:ascii="Charis SIL Regular" w:hAnsi="Charis SIL Regular" w:eastAsia="Charis SIL Regular"/>
           <w:b w:val="0"/>
           <w:i w:val="0"/>
-          <w:color w:val="0066CC"/>
+          <w:color w:val="0000FF"/>
           <w:sz w:val="24"/>
           <w:u w:val="single"/>
         </w:rPr>
@@ -2513,7 +2479,7 @@
           <w:rFonts w:ascii="Charis SIL Regular" w:hAnsi="Charis SIL Regular" w:eastAsia="Charis SIL Regular"/>
           <w:b w:val="0"/>
           <w:i w:val="0"/>
-          <w:color w:val="0066CC"/>
+          <w:color w:val="0000FF"/>
           <w:sz w:val="24"/>
           <w:u w:val="single"/>
         </w:rPr>
@@ -2538,7 +2504,7 @@
       </w:r>
       <w:r>
         <w:rPr>
-          <w:u w:val="single" w:color="0066cc"/>
+          <w:u w:val="single" w:color="0000ff"/>
           <w:rFonts w:ascii="Charis SIL Regular" w:hAnsi="Charis SIL Regular" w:eastAsia="Charis SIL Regular"/>
           <w:b w:val="0"/>
           <w:i w:val="0"/>
@@ -2556,7 +2522,7 @@
       </w:r>
       <w:r>
         <w:rPr>
-          <w:u w:val="single" w:color="0066cc"/>
+          <w:u w:val="single" w:color="0000ff"/>
           <w:rFonts w:ascii="Charis SIL Regular" w:hAnsi="Charis SIL Regular" w:eastAsia="Charis SIL Regular"/>
           <w:b w:val="0"/>
           <w:i w:val="0"/>
@@ -2574,7 +2540,7 @@
       </w:r>
       <w:r>
         <w:rPr>
-          <w:u w:val="single" w:color="0066cc"/>
+          <w:u w:val="single" w:color="0000ff"/>
           <w:rFonts w:ascii="Charis SIL Regular" w:hAnsi="Charis SIL Regular" w:eastAsia="Charis SIL Regular"/>
           <w:b w:val="0"/>
           <w:i w:val="0"/>
@@ -2602,7 +2568,7 @@
       </w:r>
       <w:r>
         <w:rPr>
-          <w:u w:val="single" w:color="0066cc"/>
+          <w:u w:val="single" w:color="0000ff"/>
           <w:rFonts w:ascii="Charis SIL Regular" w:hAnsi="Charis SIL Regular" w:eastAsia="Charis SIL Regular"/>
           <w:b w:val="0"/>
           <w:i w:val="0"/>
@@ -2643,7 +2609,7 @@
           <w:rFonts w:ascii="Charis SIL Regular" w:hAnsi="Charis SIL Regular" w:eastAsia="Charis SIL Regular"/>
           <w:b w:val="0"/>
           <w:i w:val="0"/>
-          <w:color w:val="0066CC"/>
+          <w:color w:val="0000FF"/>
           <w:sz w:val="24"/>
           <w:u w:val="single"/>
         </w:rPr>
@@ -2661,7 +2627,7 @@
           <w:rFonts w:ascii="Charis SIL Regular" w:hAnsi="Charis SIL Regular" w:eastAsia="Charis SIL Regular"/>
           <w:b w:val="0"/>
           <w:i w:val="0"/>
-          <w:color w:val="0066CC"/>
+          <w:color w:val="0000FF"/>
           <w:sz w:val="24"/>
           <w:u w:val="single"/>
         </w:rPr>
@@ -2672,7 +2638,7 @@
           <w:rFonts w:ascii="Charis SIL Regular" w:hAnsi="Charis SIL Regular" w:eastAsia="Charis SIL Regular"/>
           <w:b w:val="0"/>
           <w:i w:val="0"/>
-          <w:color w:val="0066CC"/>
+          <w:color w:val="0000FF"/>
           <w:sz w:val="24"/>
           <w:u w:val="single"/>
         </w:rPr>
@@ -2707,7 +2673,7 @@
       </w:r>
       <w:r>
         <w:rPr>
-          <w:u w:val="single" w:color="0066cc"/>
+          <w:u w:val="single" w:color="0000ff"/>
           <w:rFonts w:ascii="Charis SIL Regular" w:hAnsi="Charis SIL Regular" w:eastAsia="Charis SIL Regular"/>
           <w:b w:val="0"/>
           <w:i w:val="0"/>
@@ -2725,7 +2691,7 @@
       </w:r>
       <w:r>
         <w:rPr>
-          <w:u w:val="single" w:color="0066cc"/>
+          <w:u w:val="single" w:color="0000ff"/>
           <w:rFonts w:ascii="Charis SIL Regular" w:hAnsi="Charis SIL Regular" w:eastAsia="Charis SIL Regular"/>
           <w:b w:val="0"/>
           <w:i w:val="0"/>
@@ -2743,7 +2709,7 @@
       </w:r>
       <w:r>
         <w:rPr>
-          <w:u w:val="single" w:color="0066cc"/>
+          <w:u w:val="single" w:color="0000ff"/>
           <w:rFonts w:ascii="Charis SIL Regular" w:hAnsi="Charis SIL Regular" w:eastAsia="Charis SIL Regular"/>
           <w:b w:val="0"/>
           <w:i w:val="0"/>
@@ -2824,7 +2790,7 @@
           <w:rFonts w:ascii="Charis SIL Regular" w:hAnsi="Charis SIL Regular" w:eastAsia="Charis SIL Regular"/>
           <w:b w:val="0"/>
           <w:i w:val="0"/>
-          <w:color w:val="0066CC"/>
+          <w:color w:val="0000FF"/>
           <w:sz w:val="24"/>
           <w:u w:val="single"/>
         </w:rPr>
@@ -2842,7 +2808,7 @@
           <w:rFonts w:ascii="Charis SIL Regular" w:hAnsi="Charis SIL Regular" w:eastAsia="Charis SIL Regular"/>
           <w:b w:val="0"/>
           <w:i w:val="0"/>
-          <w:color w:val="0066CC"/>
+          <w:color w:val="0000FF"/>
           <w:sz w:val="24"/>
           <w:u w:val="single"/>
         </w:rPr>
@@ -2853,7 +2819,7 @@
           <w:rFonts w:ascii="Charis SIL Regular" w:hAnsi="Charis SIL Regular" w:eastAsia="Charis SIL Regular"/>
           <w:b w:val="0"/>
           <w:i w:val="0"/>
-          <w:color w:val="0066CC"/>
+          <w:color w:val="0000FF"/>
           <w:sz w:val="24"/>
           <w:u w:val="single"/>
         </w:rPr>
@@ -2871,7 +2837,7 @@
           <w:rFonts w:ascii="Charis SIL Regular" w:hAnsi="Charis SIL Regular" w:eastAsia="Charis SIL Regular"/>
           <w:b w:val="0"/>
           <w:i w:val="0"/>
-          <w:color w:val="0066CC"/>
+          <w:color w:val="0000FF"/>
           <w:sz w:val="24"/>
           <w:u w:val="single"/>
         </w:rPr>
@@ -2882,7 +2848,7 @@
           <w:rFonts w:ascii="Charis SIL Regular" w:hAnsi="Charis SIL Regular" w:eastAsia="Charis SIL Regular"/>
           <w:b w:val="0"/>
           <w:i w:val="0"/>
-          <w:color w:val="0066CC"/>
+          <w:color w:val="0000FF"/>
           <w:sz w:val="24"/>
           <w:u w:val="single"/>
         </w:rPr>
@@ -2907,43 +2873,18 @@
       </w:r>
       <w:r>
         <w:rPr>
-          <w:u w:val="single" w:color="0066cc"/>
+          <w:u w:val="single" w:color="0000ff"/>
           <w:rFonts w:ascii="Charis SIL Regular" w:hAnsi="Charis SIL Regular" w:eastAsia="Charis SIL Regular"/>
           <w:b w:val="0"/>
           <w:i w:val="0"/>
           <w:color w:val="000000"/>
           <w:sz w:val="24"/>
         </w:rPr>
-        <w:hyperlink r:id="rId26" w:history="1">
-          <w:r>
-            <w:rPr>
-              <w:rStyle w:val="Hyperlink"/>
-            </w:rPr>
-            <w:t>organise</w:t>
-          </w:r>
-        </w:hyperlink>
+        <w:t>organised by the</w:t>
       </w:r>
       <w:r>
         <w:rPr>
-          <w:u w:val="single" w:color="0066cc"/>
-          <w:rFonts w:ascii="Charis SIL Regular" w:hAnsi="Charis SIL Regular" w:eastAsia="Charis SIL Regular"/>
-          <w:b w:val="0"/>
-          <w:i w:val="0"/>
-          <w:color w:val="000000"/>
-          <w:sz w:val="24"/>
-        </w:rPr>
-        <w:hyperlink r:id="rId26" w:history="1">
-          <w:r>
-            <w:rPr>
-              <w:rStyle w:val="Hyperlink"/>
-            </w:rPr>
-            <w:t>d by the</w:t>
-          </w:r>
-        </w:hyperlink>
-      </w:r>
-      <w:r>
-        <w:rPr>
-          <w:u w:val="single" w:color="0066cc"/>
+          <w:u w:val="single" w:color="0000ff"/>
           <w:rFonts w:ascii="Charis SIL Regular" w:hAnsi="Charis SIL Regular" w:eastAsia="Charis SIL Regular"/>
           <w:b w:val="0"/>
           <w:i w:val="0"/>
@@ -3034,7 +2975,7 @@
           <w:rFonts w:ascii="Charis SIL Regular" w:hAnsi="Charis SIL Regular" w:eastAsia="Charis SIL Regular"/>
           <w:b w:val="0"/>
           <w:i w:val="0"/>
-          <w:color w:val="0066CC"/>
+          <w:color w:val="0000FF"/>
           <w:sz w:val="24"/>
           <w:u w:val="single"/>
         </w:rPr>
@@ -3045,7 +2986,7 @@
           <w:rFonts w:ascii="Charis SIL Regular" w:hAnsi="Charis SIL Regular" w:eastAsia="Charis SIL Regular"/>
           <w:b w:val="0"/>
           <w:i w:val="0"/>
-          <w:color w:val="0066CC"/>
+          <w:color w:val="0000FF"/>
           <w:sz w:val="24"/>
         </w:rPr>
         <w:t>s</w:t>
@@ -3068,7 +3009,7 @@
           <w:rFonts w:ascii="Charis SIL Regular" w:hAnsi="Charis SIL Regular" w:eastAsia="Charis SIL Regular"/>
           <w:b w:val="0"/>
           <w:i w:val="0"/>
-          <w:color w:val="0066CC"/>
+          <w:color w:val="0000FF"/>
           <w:sz w:val="24"/>
           <w:u w:val="single"/>
         </w:rPr>
@@ -3092,7 +3033,7 @@
           <w:rFonts w:ascii="Charis SIL Regular" w:hAnsi="Charis SIL Regular" w:eastAsia="Charis SIL Regular"/>
           <w:b w:val="0"/>
           <w:i w:val="0"/>
-          <w:color w:val="0066CC"/>
+          <w:color w:val="0000FF"/>
           <w:sz w:val="24"/>
           <w:u w:val="single"/>
         </w:rPr>
@@ -3103,7 +3044,7 @@
           <w:rFonts w:ascii="Charis SIL Regular" w:hAnsi="Charis SIL Regular" w:eastAsia="Charis SIL Regular"/>
           <w:b w:val="0"/>
           <w:i w:val="0"/>
-          <w:color w:val="0066CC"/>
+          <w:color w:val="0000FF"/>
           <w:sz w:val="24"/>
           <w:u w:val="single"/>
         </w:rPr>
@@ -3127,7 +3068,7 @@
           <w:rFonts w:ascii="Charis SIL Regular" w:hAnsi="Charis SIL Regular" w:eastAsia="Charis SIL Regular"/>
           <w:b w:val="0"/>
           <w:i w:val="0"/>
-          <w:color w:val="0066CC"/>
+          <w:color w:val="0000FF"/>
           <w:sz w:val="24"/>
           <w:u w:val="single"/>
         </w:rPr>
@@ -3138,7 +3079,7 @@
           <w:rFonts w:ascii="Charis SIL Regular" w:hAnsi="Charis SIL Regular" w:eastAsia="Charis SIL Regular"/>
           <w:b w:val="0"/>
           <w:i w:val="0"/>
-          <w:color w:val="0066CC"/>
+          <w:color w:val="0000FF"/>
           <w:sz w:val="24"/>
         </w:rPr>
         <w:t>s (KITLV)</w:t>
@@ -3158,7 +3099,7 @@
           <w:rFonts w:ascii="Charis SIL Regular" w:hAnsi="Charis SIL Regular" w:eastAsia="Charis SIL Regular"/>
           <w:b w:val="0"/>
           <w:i w:val="0"/>
-          <w:color w:val="0066CC"/>
+          <w:color w:val="0000FF"/>
           <w:sz w:val="24"/>
           <w:u w:val="single"/>
         </w:rPr>
@@ -3182,7 +3123,7 @@
           <w:rFonts w:ascii="Charis SIL Regular" w:hAnsi="Charis SIL Regular" w:eastAsia="Charis SIL Regular"/>
           <w:b w:val="0"/>
           <w:i w:val="0"/>
-          <w:color w:val="0066CC"/>
+          <w:color w:val="0000FF"/>
           <w:sz w:val="24"/>
           <w:u w:val="single"/>
         </w:rPr>
@@ -3293,7 +3234,7 @@
           <w:rFonts w:ascii="Charis SIL Regular" w:hAnsi="Charis SIL Regular" w:eastAsia="Charis SIL Regular"/>
           <w:b w:val="0"/>
           <w:i w:val="0"/>
-          <w:color w:val="0066CC"/>
+          <w:color w:val="0000FF"/>
           <w:sz w:val="24"/>
         </w:rPr>
         <w:hyperlink r:id="rId27" w:history="1">
@@ -3310,7 +3251,7 @@
           <w:rFonts w:ascii="Charis SIL Regular" w:hAnsi="Charis SIL Regular" w:eastAsia="Charis SIL Regular"/>
           <w:b w:val="0"/>
           <w:i w:val="0"/>
-          <w:color w:val="0066CC"/>
+          <w:color w:val="0000FF"/>
           <w:sz w:val="24"/>
         </w:rPr>
         <w:hyperlink r:id="rId27" w:history="1">
@@ -3459,7 +3400,7 @@
           <w:rFonts w:ascii="Charis SIL Regular" w:hAnsi="Charis SIL Regular" w:eastAsia="Charis SIL Regular"/>
           <w:b w:val="0"/>
           <w:i w:val="0"/>
-          <w:color w:val="0066CC"/>
+          <w:color w:val="0000FF"/>
           <w:sz w:val="24"/>
           <w:u w:val="single"/>
         </w:rPr>
@@ -3477,7 +3418,7 @@
           <w:rFonts w:ascii="Charis SIL Regular" w:hAnsi="Charis SIL Regular" w:eastAsia="Charis SIL Regular"/>
           <w:b w:val="0"/>
           <w:i w:val="0"/>
-          <w:color w:val="0066CC"/>
+          <w:color w:val="0000FF"/>
           <w:sz w:val="24"/>
           <w:u w:val="single"/>
         </w:rPr>
@@ -3608,7 +3549,7 @@
           <w:rFonts w:ascii="Charis SIL Regular" w:hAnsi="Charis SIL Regular" w:eastAsia="Charis SIL Regular"/>
           <w:b w:val="0"/>
           <w:i w:val="0"/>
-          <w:color w:val="0066CC"/>
+          <w:color w:val="0000FF"/>
           <w:sz w:val="24"/>
           <w:u w:val="single"/>
         </w:rPr>
@@ -3626,7 +3567,7 @@
           <w:rFonts w:ascii="Charis SIL Regular" w:hAnsi="Charis SIL Regular" w:eastAsia="Charis SIL Regular"/>
           <w:b w:val="0"/>
           <w:i w:val="0"/>
-          <w:color w:val="0066CC"/>
+          <w:color w:val="0000FF"/>
           <w:sz w:val="24"/>
           <w:u w:val="single"/>
         </w:rPr>
@@ -3644,7 +3585,7 @@
           <w:rFonts w:ascii="Charis SIL Regular" w:hAnsi="Charis SIL Regular" w:eastAsia="Charis SIL Regular"/>
           <w:b w:val="0"/>
           <w:i w:val="0"/>
-          <w:color w:val="0066CC"/>
+          <w:color w:val="0000FF"/>
           <w:sz w:val="24"/>
           <w:u w:val="single"/>
         </w:rPr>
@@ -3662,7 +3603,7 @@
           <w:rFonts w:ascii="Charis SIL Regular" w:hAnsi="Charis SIL Regular" w:eastAsia="Charis SIL Regular"/>
           <w:b w:val="0"/>
           <w:i w:val="0"/>
-          <w:color w:val="0066CC"/>
+          <w:color w:val="0000FF"/>
           <w:sz w:val="24"/>
           <w:u w:val="single"/>
         </w:rPr>
@@ -3680,7 +3621,7 @@
           <w:rFonts w:ascii="Charis SIL Regular" w:hAnsi="Charis SIL Regular" w:eastAsia="Charis SIL Regular"/>
           <w:b w:val="0"/>
           <w:i w:val="0"/>
-          <w:color w:val="0066CC"/>
+          <w:color w:val="0000FF"/>
           <w:sz w:val="24"/>
           <w:u w:val="single"/>
         </w:rPr>
@@ -3698,7 +3639,7 @@
           <w:rFonts w:ascii="Charis SIL Regular" w:hAnsi="Charis SIL Regular" w:eastAsia="Charis SIL Regular"/>
           <w:b w:val="0"/>
           <w:i w:val="0"/>
-          <w:color w:val="0066CC"/>
+          <w:color w:val="0000FF"/>
           <w:sz w:val="24"/>
           <w:u w:val="single"/>
         </w:rPr>
@@ -3796,7 +3737,7 @@
           <w:rFonts w:ascii="Charis SIL Regular" w:hAnsi="Charis SIL Regular" w:eastAsia="Charis SIL Regular"/>
           <w:b w:val="0"/>
           <w:i w:val="0"/>
-          <w:color w:val="0066CC"/>
+          <w:color w:val="0000FF"/>
           <w:sz w:val="24"/>
           <w:u w:val="single"/>
         </w:rPr>
@@ -3814,7 +3755,7 @@
           <w:rFonts w:ascii="Charis SIL Regular" w:hAnsi="Charis SIL Regular" w:eastAsia="Charis SIL Regular"/>
           <w:b w:val="0"/>
           <w:i w:val="0"/>
-          <w:color w:val="0066CC"/>
+          <w:color w:val="0000FF"/>
           <w:sz w:val="24"/>
           <w:u w:val="single"/>
         </w:rPr>
@@ -3832,7 +3773,7 @@
           <w:rFonts w:ascii="Charis SIL Regular" w:hAnsi="Charis SIL Regular" w:eastAsia="Charis SIL Regular"/>
           <w:b w:val="0"/>
           <w:i w:val="0"/>
-          <w:color w:val="0066CC"/>
+          <w:color w:val="0000FF"/>
           <w:sz w:val="24"/>
           <w:u w:val="single"/>
         </w:rPr>
@@ -3850,7 +3791,7 @@
           <w:rFonts w:ascii="Charis SIL Regular" w:hAnsi="Charis SIL Regular" w:eastAsia="Charis SIL Regular"/>
           <w:b w:val="0"/>
           <w:i w:val="0"/>
-          <w:color w:val="0066CC"/>
+          <w:color w:val="0000FF"/>
           <w:sz w:val="24"/>
           <w:u w:val="single"/>
         </w:rPr>
@@ -3868,7 +3809,7 @@
           <w:rFonts w:ascii="Charis SIL Regular" w:hAnsi="Charis SIL Regular" w:eastAsia="Charis SIL Regular"/>
           <w:b w:val="0"/>
           <w:i w:val="0"/>
-          <w:color w:val="0066CC"/>
+          <w:color w:val="0000FF"/>
           <w:sz w:val="24"/>
           <w:u w:val="single"/>
         </w:rPr>

--- a/EXPORTS/DOCX/published/niveau3/English/ZeeuwschGenootschap.docx
+++ b/EXPORTS/DOCX/published/niveau3/English/ZeeuwschGenootschap.docx
@@ -606,7 +606,25 @@
           <w:color w:val="000000"/>
           <w:sz w:val="24"/>
         </w:rPr>
-        <w:t xml:space="preserve">; maps, drawings and prints are held at the </w:t>
+        <w:t>; maps, drawings and prints are hel</w:t>
+      </w:r>
+      <w:r>
+        <w:rPr>
+          <w:u w:val="single" w:color="0000ff"/>
+          <w:rFonts w:ascii="Charis SIL Regular" w:hAnsi="Charis SIL Regular" w:eastAsia="Charis SIL Regular"/>
+          <w:b w:val="0"/>
+          <w:i w:val="0"/>
+          <w:color w:val="000000"/>
+          <w:sz w:val="24"/>
+        </w:rPr>
+        <w:hyperlink r:id="rId10" w:history="1">
+          <w:r>
+            <w:rPr>
+              <w:rStyle w:val="Hyperlink"/>
+            </w:rPr>
+            <w:t xml:space="preserve">d at the </w:t>
+          </w:r>
+        </w:hyperlink>
       </w:r>
       <w:r>
         <w:rPr>
@@ -617,7 +635,7 @@
           <w:sz w:val="24"/>
           <w:u w:val="single"/>
         </w:rPr>
-        <w:hyperlink r:id="rId12" w:history="1">
+        <w:hyperlink r:id="rId10" w:history="1">
           <w:r>
             <w:rPr>
               <w:rStyle w:val="Hyperlink"/>
@@ -635,7 +653,7 @@
           <w:sz w:val="24"/>
           <w:u w:val="single"/>
         </w:rPr>
-        <w:hyperlink r:id="rId10" w:history="1">
+        <w:hyperlink r:id="rId12" w:history="1">
           <w:r>
             <w:rPr>
               <w:rStyle w:val="Hyperlink"/>
@@ -681,14 +699,7 @@
           <w:color w:val="000000"/>
           <w:sz w:val="24"/>
         </w:rPr>
-        <w:hyperlink r:id="rId11" w:history="1">
-          <w:r>
-            <w:rPr>
-              <w:rStyle w:val="Hyperlink"/>
-            </w:rPr>
-            <w:t xml:space="preserve"> books a</w:t>
-          </w:r>
-        </w:hyperlink>
+        <w:t xml:space="preserve"> books a</w:t>
       </w:r>
       <w:r>
         <w:rPr>
@@ -1804,7 +1815,43 @@
           <w:color w:val="000000"/>
           <w:sz w:val="24"/>
         </w:rPr>
-        <w:t xml:space="preserve">, and the collection of </w:t>
+        <w:t xml:space="preserve">, and the </w:t>
+      </w:r>
+      <w:r>
+        <w:rPr>
+          <w:u w:val="single" w:color="0000ff"/>
+          <w:rFonts w:ascii="Charis SIL Regular" w:hAnsi="Charis SIL Regular" w:eastAsia="Charis SIL Regular"/>
+          <w:b w:val="0"/>
+          <w:i w:val="0"/>
+          <w:color w:val="000000"/>
+          <w:sz w:val="24"/>
+        </w:rPr>
+        <w:hyperlink r:id="rId18" w:history="1">
+          <w:r>
+            <w:rPr>
+              <w:rStyle w:val="Hyperlink"/>
+            </w:rPr>
+            <w:t>coll</w:t>
+          </w:r>
+        </w:hyperlink>
+      </w:r>
+      <w:r>
+        <w:rPr>
+          <w:u w:val="single" w:color="0000ff"/>
+          <w:rFonts w:ascii="Charis SIL Regular" w:hAnsi="Charis SIL Regular" w:eastAsia="Charis SIL Regular"/>
+          <w:b w:val="0"/>
+          <w:i w:val="0"/>
+          <w:color w:val="000000"/>
+          <w:sz w:val="24"/>
+        </w:rPr>
+        <w:hyperlink r:id="rId18" w:history="1">
+          <w:r>
+            <w:rPr>
+              <w:rStyle w:val="Hyperlink"/>
+            </w:rPr>
+            <w:t xml:space="preserve">ection of </w:t>
+          </w:r>
+        </w:hyperlink>
       </w:r>
       <w:r>
         <w:rPr>
@@ -2021,13 +2068,60 @@
       </w:r>
       <w:r>
         <w:rPr>
+          <w:u w:val="single" w:color="0000ff"/>
           <w:rFonts w:ascii="Charis SIL Regular" w:hAnsi="Charis SIL Regular" w:eastAsia="Charis SIL Regular"/>
           <w:b w:val="0"/>
           <w:i w:val="0"/>
           <w:color w:val="000000"/>
           <w:sz w:val="24"/>
         </w:rPr>
-        <w:t>separately. Detailed information is provided about the origin</w:t>
+        <w:hyperlink r:id="rId20" w:history="1">
+          <w:r>
+            <w:rPr>
+              <w:rStyle w:val="Hyperlink"/>
+            </w:rPr>
+            <w:t>separate</w:t>
+          </w:r>
+        </w:hyperlink>
+      </w:r>
+      <w:r>
+        <w:rPr>
+          <w:u w:val="single" w:color="0000ff"/>
+          <w:rFonts w:ascii="Charis SIL Regular" w:hAnsi="Charis SIL Regular" w:eastAsia="Charis SIL Regular"/>
+          <w:b w:val="0"/>
+          <w:i w:val="0"/>
+          <w:color w:val="000000"/>
+          <w:sz w:val="24"/>
+        </w:rPr>
+        <w:t>l</w:t>
+      </w:r>
+      <w:r>
+        <w:rPr>
+          <w:rFonts w:ascii="Charis SIL Regular" w:hAnsi="Charis SIL Regular" w:eastAsia="Charis SIL Regular"/>
+          <w:b w:val="0"/>
+          <w:i w:val="0"/>
+          <w:color w:val="000000"/>
+          <w:sz w:val="24"/>
+        </w:rPr>
+        <w:t>y. Detailed information is provided about th</w:t>
+      </w:r>
+      <w:r>
+        <w:rPr>
+          <w:u w:val="single" w:color="0000ff"/>
+          <w:rFonts w:ascii="Charis SIL Regular" w:hAnsi="Charis SIL Regular" w:eastAsia="Charis SIL Regular"/>
+          <w:b w:val="0"/>
+          <w:i w:val="0"/>
+          <w:color w:val="000000"/>
+          <w:sz w:val="24"/>
+        </w:rPr>
+        <w:hyperlink r:id="rId21" w:history="1">
+          <w:r>
+            <w:rPr>
+              <w:rStyle w:val="Hyperlink"/>
+            </w:rPr>
+            <w:t>e origin</w:t>
+          </w:r>
+        </w:hyperlink>
       </w:r>
       <w:r>
         <w:rPr>
@@ -2128,9 +2222,15 @@
           <w:i w:val="0"/>
           <w:color w:val="0000FF"/>
           <w:sz w:val="24"/>
-          <w:u w:val="single"/>
         </w:rPr>
-        <w:t>e</w:t>
+        <w:hyperlink r:id="rId22" w:history="1">
+          <w:r>
+            <w:rPr>
+              <w:rStyle w:val="Hyperlink"/>
+            </w:rPr>
+            <w:t>e</w:t>
+          </w:r>
+        </w:hyperlink>
       </w:r>
       <w:r>
         <w:rPr>
@@ -2880,7 +2980,32 @@
           <w:color w:val="000000"/>
           <w:sz w:val="24"/>
         </w:rPr>
-        <w:t>organised by the</w:t>
+        <w:hyperlink r:id="rId26" w:history="1">
+          <w:r>
+            <w:rPr>
+              <w:rStyle w:val="Hyperlink"/>
+            </w:rPr>
+            <w:t>organise</w:t>
+          </w:r>
+        </w:hyperlink>
+      </w:r>
+      <w:r>
+        <w:rPr>
+          <w:u w:val="single" w:color="0000ff"/>
+          <w:rFonts w:ascii="Charis SIL Regular" w:hAnsi="Charis SIL Regular" w:eastAsia="Charis SIL Regular"/>
+          <w:b w:val="0"/>
+          <w:i w:val="0"/>
+          <w:color w:val="000000"/>
+          <w:sz w:val="24"/>
+        </w:rPr>
+        <w:hyperlink r:id="rId26" w:history="1">
+          <w:r>
+            <w:rPr>
+              <w:rStyle w:val="Hyperlink"/>
+            </w:rPr>
+            <w:t>d by the</w:t>
+          </w:r>
+        </w:hyperlink>
       </w:r>
       <w:r>
         <w:rPr>

--- a/EXPORTS/DOCX/published/niveau3/English/ZeeuwschGenootschap.docx
+++ b/EXPORTS/DOCX/published/niveau3/English/ZeeuwschGenootschap.docx
@@ -606,25 +606,7 @@
           <w:color w:val="000000"/>
           <w:sz w:val="24"/>
         </w:rPr>
-        <w:t>; maps, drawings and prints are hel</w:t>
-      </w:r>
-      <w:r>
-        <w:rPr>
-          <w:u w:val="single" w:color="0000ff"/>
-          <w:rFonts w:ascii="Charis SIL Regular" w:hAnsi="Charis SIL Regular" w:eastAsia="Charis SIL Regular"/>
-          <w:b w:val="0"/>
-          <w:i w:val="0"/>
-          <w:color w:val="000000"/>
-          <w:sz w:val="24"/>
-        </w:rPr>
-        <w:hyperlink r:id="rId10" w:history="1">
-          <w:r>
-            <w:rPr>
-              <w:rStyle w:val="Hyperlink"/>
-            </w:rPr>
-            <w:t xml:space="preserve">d at the </w:t>
-          </w:r>
-        </w:hyperlink>
+        <w:t xml:space="preserve">; maps, drawings and prints are held at the </w:t>
       </w:r>
       <w:r>
         <w:rPr>
@@ -635,7 +617,7 @@
           <w:sz w:val="24"/>
           <w:u w:val="single"/>
         </w:rPr>
-        <w:hyperlink r:id="rId10" w:history="1">
+        <w:hyperlink r:id="rId12" w:history="1">
           <w:r>
             <w:rPr>
               <w:rStyle w:val="Hyperlink"/>
@@ -653,7 +635,7 @@
           <w:sz w:val="24"/>
           <w:u w:val="single"/>
         </w:rPr>
-        <w:hyperlink r:id="rId12" w:history="1">
+        <w:hyperlink r:id="rId10" w:history="1">
           <w:r>
             <w:rPr>
               <w:rStyle w:val="Hyperlink"/>
@@ -699,7 +681,14 @@
           <w:color w:val="000000"/>
           <w:sz w:val="24"/>
         </w:rPr>
-        <w:t xml:space="preserve"> books a</w:t>
+        <w:hyperlink r:id="rId11" w:history="1">
+          <w:r>
+            <w:rPr>
+              <w:rStyle w:val="Hyperlink"/>
+            </w:rPr>
+            <w:t xml:space="preserve"> books a</w:t>
+          </w:r>
+        </w:hyperlink>
       </w:r>
       <w:r>
         <w:rPr>
@@ -739,31 +728,13 @@
       </w:r>
       <w:r>
         <w:rPr>
-          <w:u w:val="single" w:color="0000ff"/>
           <w:rFonts w:ascii="Charis SIL Regular" w:hAnsi="Charis SIL Regular" w:eastAsia="Charis SIL Regular"/>
           <w:b w:val="0"/>
           <w:i w:val="0"/>
           <w:color w:val="000000"/>
           <w:sz w:val="24"/>
         </w:rPr>
-        <w:hyperlink r:id="rId11" w:history="1">
-          <w:r>
-            <w:rPr>
-              <w:rStyle w:val="Hyperlink"/>
-            </w:rPr>
-            <w:t>ripts can b</w:t>
-          </w:r>
-        </w:hyperlink>
-      </w:r>
-      <w:r>
-        <w:rPr>
-          <w:rFonts w:ascii="Charis SIL Regular" w:hAnsi="Charis SIL Regular" w:eastAsia="Charis SIL Regular"/>
-          <w:b w:val="0"/>
-          <w:i w:val="0"/>
-          <w:color w:val="000000"/>
-          <w:sz w:val="24"/>
-        </w:rPr>
-        <w:t xml:space="preserve">e found at the </w:t>
+        <w:t xml:space="preserve">ripts can be found at the </w:t>
       </w:r>
       <w:r>
         <w:rPr>
@@ -1826,32 +1797,7 @@
           <w:color w:val="000000"/>
           <w:sz w:val="24"/>
         </w:rPr>
-        <w:hyperlink r:id="rId18" w:history="1">
-          <w:r>
-            <w:rPr>
-              <w:rStyle w:val="Hyperlink"/>
-            </w:rPr>
-            <w:t>coll</w:t>
-          </w:r>
-        </w:hyperlink>
-      </w:r>
-      <w:r>
-        <w:rPr>
-          <w:u w:val="single" w:color="0000ff"/>
-          <w:rFonts w:ascii="Charis SIL Regular" w:hAnsi="Charis SIL Regular" w:eastAsia="Charis SIL Regular"/>
-          <w:b w:val="0"/>
-          <w:i w:val="0"/>
-          <w:color w:val="000000"/>
-          <w:sz w:val="24"/>
-        </w:rPr>
-        <w:hyperlink r:id="rId18" w:history="1">
-          <w:r>
-            <w:rPr>
-              <w:rStyle w:val="Hyperlink"/>
-            </w:rPr>
-            <w:t xml:space="preserve">ection of </w:t>
-          </w:r>
-        </w:hyperlink>
+        <w:t xml:space="preserve">collection of </w:t>
       </w:r>
       <w:r>
         <w:rPr>
@@ -1862,7 +1808,7 @@
           <w:sz w:val="24"/>
           <w:u w:val="single"/>
         </w:rPr>
-        <w:hyperlink r:id="rId18" w:history="1">
+        <w:hyperlink r:id="rId20" w:history="1">
           <w:r>
             <w:rPr>
               <w:rStyle w:val="Hyperlink"/>
@@ -1943,7 +1889,24 @@
           <w:color w:val="000000"/>
           <w:sz w:val="24"/>
         </w:rPr>
-        <w:t xml:space="preserve"> (who collected many objects on the former </w:t>
+        <w:t xml:space="preserve"> (who collected many objects on the form</w:t>
+      </w:r>
+      <w:r>
+        <w:rPr>
+          <w:rFonts w:ascii="Charis SIL Regular" w:hAnsi="Charis SIL Regular" w:eastAsia="Charis SIL Regular"/>
+          <w:b w:val="0"/>
+          <w:i w:val="0"/>
+          <w:color w:val="000000"/>
+          <w:sz w:val="24"/>
+        </w:rPr>
+        <w:hyperlink r:id="rId19" w:history="1">
+          <w:r>
+            <w:rPr>
+              <w:rStyle w:val="Hyperlink"/>
+            </w:rPr>
+            <w:t xml:space="preserve">er </w:t>
+          </w:r>
+        </w:hyperlink>
       </w:r>
       <w:r>
         <w:rPr>
@@ -2222,15 +2185,9 @@
           <w:i w:val="0"/>
           <w:color w:val="0000FF"/>
           <w:sz w:val="24"/>
+          <w:u w:val="single"/>
         </w:rPr>
-        <w:hyperlink r:id="rId22" w:history="1">
-          <w:r>
-            <w:rPr>
-              <w:rStyle w:val="Hyperlink"/>
-            </w:rPr>
-            <w:t>e</w:t>
-          </w:r>
-        </w:hyperlink>
+        <w:t>e</w:t>
       </w:r>
       <w:r>
         <w:rPr>
@@ -2344,35 +2301,7 @@
           <w:color w:val="000000"/>
           <w:sz w:val="24"/>
         </w:rPr>
-        <w:t>. The complete archive up to 1969 is available digitally and can no l</w:t>
-      </w:r>
-      <w:r>
-        <w:rPr>
-          <w:u w:val="single" w:color="0000ff"/>
-          <w:rFonts w:ascii="Charis SIL Regular" w:hAnsi="Charis SIL Regular" w:eastAsia="Charis SIL Regular"/>
-          <w:b w:val="0"/>
-          <w:i w:val="0"/>
-          <w:color w:val="000000"/>
-          <w:sz w:val="24"/>
-        </w:rPr>
-        <w:hyperlink r:id="rId12" w:history="1">
-          <w:r>
-            <w:rPr>
-              <w:rStyle w:val="Hyperlink"/>
-            </w:rPr>
-            <w:t>onger be</w:t>
-          </w:r>
-        </w:hyperlink>
-      </w:r>
-      <w:r>
-        <w:rPr>
-          <w:rFonts w:ascii="Charis SIL Regular" w:hAnsi="Charis SIL Regular" w:eastAsia="Charis SIL Regular"/>
-          <w:b w:val="0"/>
-          <w:i w:val="0"/>
-          <w:color w:val="000000"/>
-          <w:sz w:val="24"/>
-        </w:rPr>
-        <w:t xml:space="preserve"> viewed </w:t>
+        <w:t xml:space="preserve">. The complete archive up to 1969 is available digitally and can no longer be viewed </w:t>
       </w:r>
       <w:r>
         <w:rPr>

--- a/EXPORTS/DOCX/published/niveau3/English/ZeeuwschGenootschap.docx
+++ b/EXPORTS/DOCX/published/niveau3/English/ZeeuwschGenootschap.docx
@@ -728,13 +728,31 @@
       </w:r>
       <w:r>
         <w:rPr>
+          <w:u w:val="single" w:color="0000ff"/>
           <w:rFonts w:ascii="Charis SIL Regular" w:hAnsi="Charis SIL Regular" w:eastAsia="Charis SIL Regular"/>
           <w:b w:val="0"/>
           <w:i w:val="0"/>
           <w:color w:val="000000"/>
           <w:sz w:val="24"/>
         </w:rPr>
-        <w:t xml:space="preserve">ripts can be found at the </w:t>
+        <w:hyperlink r:id="rId11" w:history="1">
+          <w:r>
+            <w:rPr>
+              <w:rStyle w:val="Hyperlink"/>
+            </w:rPr>
+            <w:t>ripts can b</w:t>
+          </w:r>
+        </w:hyperlink>
+      </w:r>
+      <w:r>
+        <w:rPr>
+          <w:rFonts w:ascii="Charis SIL Regular" w:hAnsi="Charis SIL Regular" w:eastAsia="Charis SIL Regular"/>
+          <w:b w:val="0"/>
+          <w:i w:val="0"/>
+          <w:color w:val="000000"/>
+          <w:sz w:val="24"/>
+        </w:rPr>
+        <w:t xml:space="preserve">e found at the </w:t>
       </w:r>
       <w:r>
         <w:rPr>
@@ -1889,24 +1907,7 @@
           <w:color w:val="000000"/>
           <w:sz w:val="24"/>
         </w:rPr>
-        <w:t xml:space="preserve"> (who collected many objects on the form</w:t>
-      </w:r>
-      <w:r>
-        <w:rPr>
-          <w:rFonts w:ascii="Charis SIL Regular" w:hAnsi="Charis SIL Regular" w:eastAsia="Charis SIL Regular"/>
-          <w:b w:val="0"/>
-          <w:i w:val="0"/>
-          <w:color w:val="000000"/>
-          <w:sz w:val="24"/>
-        </w:rPr>
-        <w:hyperlink r:id="rId19" w:history="1">
-          <w:r>
-            <w:rPr>
-              <w:rStyle w:val="Hyperlink"/>
-            </w:rPr>
-            <w:t xml:space="preserve">er </w:t>
-          </w:r>
-        </w:hyperlink>
+        <w:t xml:space="preserve"> (who collected many objects on the former </w:t>
       </w:r>
       <w:r>
         <w:rPr>
@@ -2301,7 +2302,35 @@
           <w:color w:val="000000"/>
           <w:sz w:val="24"/>
         </w:rPr>
-        <w:t xml:space="preserve">. The complete archive up to 1969 is available digitally and can no longer be viewed </w:t>
+        <w:t>. The complete archive up to 1969 is available digitally and can no l</w:t>
+      </w:r>
+      <w:r>
+        <w:rPr>
+          <w:u w:val="single" w:color="0000ff"/>
+          <w:rFonts w:ascii="Charis SIL Regular" w:hAnsi="Charis SIL Regular" w:eastAsia="Charis SIL Regular"/>
+          <w:b w:val="0"/>
+          <w:i w:val="0"/>
+          <w:color w:val="000000"/>
+          <w:sz w:val="24"/>
+        </w:rPr>
+        <w:hyperlink r:id="rId12" w:history="1">
+          <w:r>
+            <w:rPr>
+              <w:rStyle w:val="Hyperlink"/>
+            </w:rPr>
+            <w:t>onger be</w:t>
+          </w:r>
+        </w:hyperlink>
+      </w:r>
+      <w:r>
+        <w:rPr>
+          <w:rFonts w:ascii="Charis SIL Regular" w:hAnsi="Charis SIL Regular" w:eastAsia="Charis SIL Regular"/>
+          <w:b w:val="0"/>
+          <w:i w:val="0"/>
+          <w:color w:val="000000"/>
+          <w:sz w:val="24"/>
+        </w:rPr>
+        <w:t xml:space="preserve"> viewed </w:t>
       </w:r>
       <w:r>
         <w:rPr>

--- a/EXPORTS/DOCX/published/niveau3/English/ZeeuwschGenootschap.docx
+++ b/EXPORTS/DOCX/published/niveau3/English/ZeeuwschGenootschap.docx
@@ -606,7 +606,25 @@
           <w:color w:val="000000"/>
           <w:sz w:val="24"/>
         </w:rPr>
-        <w:t xml:space="preserve">; maps, drawings and prints are held at the </w:t>
+        <w:t>; maps, drawings and prints are hel</w:t>
+      </w:r>
+      <w:r>
+        <w:rPr>
+          <w:u w:val="single" w:color="0000ff"/>
+          <w:rFonts w:ascii="Charis SIL Regular" w:hAnsi="Charis SIL Regular" w:eastAsia="Charis SIL Regular"/>
+          <w:b w:val="0"/>
+          <w:i w:val="0"/>
+          <w:color w:val="000000"/>
+          <w:sz w:val="24"/>
+        </w:rPr>
+        <w:hyperlink r:id="rId10" w:history="1">
+          <w:r>
+            <w:rPr>
+              <w:rStyle w:val="Hyperlink"/>
+            </w:rPr>
+            <w:t xml:space="preserve">d at the </w:t>
+          </w:r>
+        </w:hyperlink>
       </w:r>
       <w:r>
         <w:rPr>
@@ -635,7 +653,7 @@
           <w:sz w:val="24"/>
           <w:u w:val="single"/>
         </w:rPr>
-        <w:hyperlink r:id="rId10" w:history="1">
+        <w:hyperlink r:id="rId12" w:history="1">
           <w:r>
             <w:rPr>
               <w:rStyle w:val="Hyperlink"/>
@@ -728,31 +746,13 @@
       </w:r>
       <w:r>
         <w:rPr>
-          <w:u w:val="single" w:color="0000ff"/>
           <w:rFonts w:ascii="Charis SIL Regular" w:hAnsi="Charis SIL Regular" w:eastAsia="Charis SIL Regular"/>
           <w:b w:val="0"/>
           <w:i w:val="0"/>
           <w:color w:val="000000"/>
           <w:sz w:val="24"/>
         </w:rPr>
-        <w:hyperlink r:id="rId11" w:history="1">
-          <w:r>
-            <w:rPr>
-              <w:rStyle w:val="Hyperlink"/>
-            </w:rPr>
-            <w:t>ripts can b</w:t>
-          </w:r>
-        </w:hyperlink>
-      </w:r>
-      <w:r>
-        <w:rPr>
-          <w:rFonts w:ascii="Charis SIL Regular" w:hAnsi="Charis SIL Regular" w:eastAsia="Charis SIL Regular"/>
-          <w:b w:val="0"/>
-          <w:i w:val="0"/>
-          <w:color w:val="000000"/>
-          <w:sz w:val="24"/>
-        </w:rPr>
-        <w:t xml:space="preserve">e found at the </w:t>
+        <w:t xml:space="preserve">ripts can be found at the </w:t>
       </w:r>
       <w:r>
         <w:rPr>
@@ -1804,18 +1804,7 @@
           <w:color w:val="000000"/>
           <w:sz w:val="24"/>
         </w:rPr>
-        <w:t xml:space="preserve">, and the </w:t>
-      </w:r>
-      <w:r>
-        <w:rPr>
-          <w:u w:val="single" w:color="0000ff"/>
-          <w:rFonts w:ascii="Charis SIL Regular" w:hAnsi="Charis SIL Regular" w:eastAsia="Charis SIL Regular"/>
-          <w:b w:val="0"/>
-          <w:i w:val="0"/>
-          <w:color w:val="000000"/>
-          <w:sz w:val="24"/>
-        </w:rPr>
-        <w:t xml:space="preserve">collection of </w:t>
+        <w:t xml:space="preserve">, and the collection of </w:t>
       </w:r>
       <w:r>
         <w:rPr>
@@ -1826,7 +1815,7 @@
           <w:sz w:val="24"/>
           <w:u w:val="single"/>
         </w:rPr>
-        <w:hyperlink r:id="rId20" w:history="1">
+        <w:hyperlink r:id="rId18" w:history="1">
           <w:r>
             <w:rPr>
               <w:rStyle w:val="Hyperlink"/>
@@ -1918,7 +1907,7 @@
           <w:sz w:val="24"/>
           <w:u w:val="single"/>
         </w:rPr>
-        <w:hyperlink r:id="rId19" w:history="1">
+        <w:hyperlink r:id="rId21" w:history="1">
           <w:r>
             <w:rPr>
               <w:rStyle w:val="Hyperlink"/>

--- a/EXPORTS/DOCX/published/niveau3/English/ZeeuwschGenootschap.docx
+++ b/EXPORTS/DOCX/published/niveau3/English/ZeeuwschGenootschap.docx
@@ -610,7 +610,6 @@
       </w:r>
       <w:r>
         <w:rPr>
-          <w:u w:val="single" w:color="0000ff"/>
           <w:rFonts w:ascii="Charis SIL Regular" w:hAnsi="Charis SIL Regular" w:eastAsia="Charis SIL Regular"/>
           <w:b w:val="0"/>
           <w:i w:val="0"/>
@@ -746,13 +745,31 @@
       </w:r>
       <w:r>
         <w:rPr>
+          <w:u w:val="single" w:color="0000ff"/>
           <w:rFonts w:ascii="Charis SIL Regular" w:hAnsi="Charis SIL Regular" w:eastAsia="Charis SIL Regular"/>
           <w:b w:val="0"/>
           <w:i w:val="0"/>
           <w:color w:val="000000"/>
           <w:sz w:val="24"/>
         </w:rPr>
-        <w:t xml:space="preserve">ripts can be found at the </w:t>
+        <w:hyperlink r:id="rId11" w:history="1">
+          <w:r>
+            <w:rPr>
+              <w:rStyle w:val="Hyperlink"/>
+            </w:rPr>
+            <w:t>ripts can b</w:t>
+          </w:r>
+        </w:hyperlink>
+      </w:r>
+      <w:r>
+        <w:rPr>
+          <w:rFonts w:ascii="Charis SIL Regular" w:hAnsi="Charis SIL Regular" w:eastAsia="Charis SIL Regular"/>
+          <w:b w:val="0"/>
+          <w:i w:val="0"/>
+          <w:color w:val="000000"/>
+          <w:sz w:val="24"/>
+        </w:rPr>
+        <w:t xml:space="preserve">e found at the </w:t>
       </w:r>
       <w:r>
         <w:rPr>
@@ -1907,7 +1924,7 @@
           <w:sz w:val="24"/>
           <w:u w:val="single"/>
         </w:rPr>
-        <w:hyperlink r:id="rId21" w:history="1">
+        <w:hyperlink r:id="rId19" w:history="1">
           <w:r>
             <w:rPr>
               <w:rStyle w:val="Hyperlink"/>
@@ -2021,60 +2038,13 @@
       </w:r>
       <w:r>
         <w:rPr>
-          <w:u w:val="single" w:color="0000ff"/>
           <w:rFonts w:ascii="Charis SIL Regular" w:hAnsi="Charis SIL Regular" w:eastAsia="Charis SIL Regular"/>
           <w:b w:val="0"/>
           <w:i w:val="0"/>
           <w:color w:val="000000"/>
           <w:sz w:val="24"/>
         </w:rPr>
-        <w:hyperlink r:id="rId20" w:history="1">
-          <w:r>
-            <w:rPr>
-              <w:rStyle w:val="Hyperlink"/>
-            </w:rPr>
-            <w:t>separate</w:t>
-          </w:r>
-        </w:hyperlink>
-      </w:r>
-      <w:r>
-        <w:rPr>
-          <w:u w:val="single" w:color="0000ff"/>
-          <w:rFonts w:ascii="Charis SIL Regular" w:hAnsi="Charis SIL Regular" w:eastAsia="Charis SIL Regular"/>
-          <w:b w:val="0"/>
-          <w:i w:val="0"/>
-          <w:color w:val="000000"/>
-          <w:sz w:val="24"/>
-        </w:rPr>
-        <w:t>l</w:t>
-      </w:r>
-      <w:r>
-        <w:rPr>
-          <w:rFonts w:ascii="Charis SIL Regular" w:hAnsi="Charis SIL Regular" w:eastAsia="Charis SIL Regular"/>
-          <w:b w:val="0"/>
-          <w:i w:val="0"/>
-          <w:color w:val="000000"/>
-          <w:sz w:val="24"/>
-        </w:rPr>
-        <w:t>y. Detailed information is provided about th</w:t>
-      </w:r>
-      <w:r>
-        <w:rPr>
-          <w:u w:val="single" w:color="0000ff"/>
-          <w:rFonts w:ascii="Charis SIL Regular" w:hAnsi="Charis SIL Regular" w:eastAsia="Charis SIL Regular"/>
-          <w:b w:val="0"/>
-          <w:i w:val="0"/>
-          <w:color w:val="000000"/>
-          <w:sz w:val="24"/>
-        </w:rPr>
-        <w:hyperlink r:id="rId21" w:history="1">
-          <w:r>
-            <w:rPr>
-              <w:rStyle w:val="Hyperlink"/>
-            </w:rPr>
-            <w:t>e origin</w:t>
-          </w:r>
-        </w:hyperlink>
+        <w:t>separately. Detailed information is provided about the origin</w:t>
       </w:r>
       <w:r>
         <w:rPr>

--- a/EXPORTS/DOCX/published/niveau3/English/ZeeuwschGenootschap.docx
+++ b/EXPORTS/DOCX/published/niveau3/English/ZeeuwschGenootschap.docx
@@ -610,6 +610,7 @@
       </w:r>
       <w:r>
         <w:rPr>
+          <w:u w:val="single" w:color="0000ff"/>
           <w:rFonts w:ascii="Charis SIL Regular" w:hAnsi="Charis SIL Regular" w:eastAsia="Charis SIL Regular"/>
           <w:b w:val="0"/>
           <w:i w:val="0"/>
@@ -634,7 +635,7 @@
           <w:sz w:val="24"/>
           <w:u w:val="single"/>
         </w:rPr>
-        <w:hyperlink r:id="rId12" w:history="1">
+        <w:hyperlink r:id="rId10" w:history="1">
           <w:r>
             <w:rPr>
               <w:rStyle w:val="Hyperlink"/>
@@ -652,7 +653,7 @@
           <w:sz w:val="24"/>
           <w:u w:val="single"/>
         </w:rPr>
-        <w:hyperlink r:id="rId12" w:history="1">
+        <w:hyperlink r:id="rId10" w:history="1">
           <w:r>
             <w:rPr>
               <w:rStyle w:val="Hyperlink"/>
@@ -687,89 +688,7 @@
           <w:color w:val="000000"/>
           <w:sz w:val="24"/>
         </w:rPr>
-        <w:t>;</w:t>
-      </w:r>
-      <w:r>
-        <w:rPr>
-          <w:u w:val="single" w:color="0000ff"/>
-          <w:rFonts w:ascii="Charis SIL Regular" w:hAnsi="Charis SIL Regular" w:eastAsia="Charis SIL Regular"/>
-          <w:b w:val="0"/>
-          <w:i w:val="0"/>
-          <w:color w:val="000000"/>
-          <w:sz w:val="24"/>
-        </w:rPr>
-        <w:hyperlink r:id="rId11" w:history="1">
-          <w:r>
-            <w:rPr>
-              <w:rStyle w:val="Hyperlink"/>
-            </w:rPr>
-            <w:t xml:space="preserve"> books a</w:t>
-          </w:r>
-        </w:hyperlink>
-      </w:r>
-      <w:r>
-        <w:rPr>
-          <w:u w:val="single" w:color="0000ff"/>
-          <w:rFonts w:ascii="Charis SIL Regular" w:hAnsi="Charis SIL Regular" w:eastAsia="Charis SIL Regular"/>
-          <w:b w:val="0"/>
-          <w:i w:val="0"/>
-          <w:color w:val="000000"/>
-          <w:sz w:val="24"/>
-        </w:rPr>
-        <w:hyperlink r:id="rId11" w:history="1">
-          <w:r>
-            <w:rPr>
-              <w:rStyle w:val="Hyperlink"/>
-            </w:rPr>
-            <w:t>nd manus</w:t>
-          </w:r>
-        </w:hyperlink>
-      </w:r>
-      <w:r>
-        <w:rPr>
-          <w:u w:val="single" w:color="0000ff"/>
-          <w:rFonts w:ascii="Charis SIL Regular" w:hAnsi="Charis SIL Regular" w:eastAsia="Charis SIL Regular"/>
-          <w:b w:val="0"/>
-          <w:i w:val="0"/>
-          <w:color w:val="000000"/>
-          <w:sz w:val="24"/>
-        </w:rPr>
-        <w:hyperlink r:id="rId11" w:history="1">
-          <w:r>
-            <w:rPr>
-              <w:rStyle w:val="Hyperlink"/>
-            </w:rPr>
-            <w:t>c</w:t>
-          </w:r>
-        </w:hyperlink>
-      </w:r>
-      <w:r>
-        <w:rPr>
-          <w:u w:val="single" w:color="0000ff"/>
-          <w:rFonts w:ascii="Charis SIL Regular" w:hAnsi="Charis SIL Regular" w:eastAsia="Charis SIL Regular"/>
-          <w:b w:val="0"/>
-          <w:i w:val="0"/>
-          <w:color w:val="000000"/>
-          <w:sz w:val="24"/>
-        </w:rPr>
-        <w:hyperlink r:id="rId11" w:history="1">
-          <w:r>
-            <w:rPr>
-              <w:rStyle w:val="Hyperlink"/>
-            </w:rPr>
-            <w:t>ripts can b</w:t>
-          </w:r>
-        </w:hyperlink>
-      </w:r>
-      <w:r>
-        <w:rPr>
-          <w:rFonts w:ascii="Charis SIL Regular" w:hAnsi="Charis SIL Regular" w:eastAsia="Charis SIL Regular"/>
-          <w:b w:val="0"/>
-          <w:i w:val="0"/>
-          <w:color w:val="000000"/>
-          <w:sz w:val="24"/>
-        </w:rPr>
-        <w:t xml:space="preserve">e found at the </w:t>
+        <w:t xml:space="preserve">; books and manuscripts can be found at the </w:t>
       </w:r>
       <w:r>
         <w:rPr>
@@ -1821,7 +1740,43 @@
           <w:color w:val="000000"/>
           <w:sz w:val="24"/>
         </w:rPr>
-        <w:t xml:space="preserve">, and the collection of </w:t>
+        <w:t xml:space="preserve">, and the </w:t>
+      </w:r>
+      <w:r>
+        <w:rPr>
+          <w:u w:val="single" w:color="0000ff"/>
+          <w:rFonts w:ascii="Charis SIL Regular" w:hAnsi="Charis SIL Regular" w:eastAsia="Charis SIL Regular"/>
+          <w:b w:val="0"/>
+          <w:i w:val="0"/>
+          <w:color w:val="000000"/>
+          <w:sz w:val="24"/>
+        </w:rPr>
+        <w:hyperlink r:id="rId18" w:history="1">
+          <w:r>
+            <w:rPr>
+              <w:rStyle w:val="Hyperlink"/>
+            </w:rPr>
+            <w:t>coll</w:t>
+          </w:r>
+        </w:hyperlink>
+      </w:r>
+      <w:r>
+        <w:rPr>
+          <w:u w:val="single" w:color="0000ff"/>
+          <w:rFonts w:ascii="Charis SIL Regular" w:hAnsi="Charis SIL Regular" w:eastAsia="Charis SIL Regular"/>
+          <w:b w:val="0"/>
+          <w:i w:val="0"/>
+          <w:color w:val="000000"/>
+          <w:sz w:val="24"/>
+        </w:rPr>
+        <w:hyperlink r:id="rId18" w:history="1">
+          <w:r>
+            <w:rPr>
+              <w:rStyle w:val="Hyperlink"/>
+            </w:rPr>
+            <w:t xml:space="preserve">ection of </w:t>
+          </w:r>
+        </w:hyperlink>
       </w:r>
       <w:r>
         <w:rPr>
@@ -2038,13 +1993,60 @@
       </w:r>
       <w:r>
         <w:rPr>
+          <w:u w:val="single" w:color="0000ff"/>
           <w:rFonts w:ascii="Charis SIL Regular" w:hAnsi="Charis SIL Regular" w:eastAsia="Charis SIL Regular"/>
           <w:b w:val="0"/>
           <w:i w:val="0"/>
           <w:color w:val="000000"/>
           <w:sz w:val="24"/>
         </w:rPr>
-        <w:t>separately. Detailed information is provided about the origin</w:t>
+        <w:hyperlink r:id="rId20" w:history="1">
+          <w:r>
+            <w:rPr>
+              <w:rStyle w:val="Hyperlink"/>
+            </w:rPr>
+            <w:t>separate</w:t>
+          </w:r>
+        </w:hyperlink>
+      </w:r>
+      <w:r>
+        <w:rPr>
+          <w:u w:val="single" w:color="0000ff"/>
+          <w:rFonts w:ascii="Charis SIL Regular" w:hAnsi="Charis SIL Regular" w:eastAsia="Charis SIL Regular"/>
+          <w:b w:val="0"/>
+          <w:i w:val="0"/>
+          <w:color w:val="000000"/>
+          <w:sz w:val="24"/>
+        </w:rPr>
+        <w:t>l</w:t>
+      </w:r>
+      <w:r>
+        <w:rPr>
+          <w:rFonts w:ascii="Charis SIL Regular" w:hAnsi="Charis SIL Regular" w:eastAsia="Charis SIL Regular"/>
+          <w:b w:val="0"/>
+          <w:i w:val="0"/>
+          <w:color w:val="000000"/>
+          <w:sz w:val="24"/>
+        </w:rPr>
+        <w:t>y. Detailed information is provided about th</w:t>
+      </w:r>
+      <w:r>
+        <w:rPr>
+          <w:u w:val="single" w:color="0000ff"/>
+          <w:rFonts w:ascii="Charis SIL Regular" w:hAnsi="Charis SIL Regular" w:eastAsia="Charis SIL Regular"/>
+          <w:b w:val="0"/>
+          <w:i w:val="0"/>
+          <w:color w:val="000000"/>
+          <w:sz w:val="24"/>
+        </w:rPr>
+        <w:hyperlink r:id="rId21" w:history="1">
+          <w:r>
+            <w:rPr>
+              <w:rStyle w:val="Hyperlink"/>
+            </w:rPr>
+            <w:t>e origin</w:t>
+          </w:r>
+        </w:hyperlink>
       </w:r>
       <w:r>
         <w:rPr>
@@ -2145,9 +2147,15 @@
           <w:i w:val="0"/>
           <w:color w:val="0000FF"/>
           <w:sz w:val="24"/>
-          <w:u w:val="single"/>
         </w:rPr>
-        <w:t>e</w:t>
+        <w:hyperlink r:id="rId22" w:history="1">
+          <w:r>
+            <w:rPr>
+              <w:rStyle w:val="Hyperlink"/>
+            </w:rPr>
+            <w:t>e</w:t>
+          </w:r>
+        </w:hyperlink>
       </w:r>
       <w:r>
         <w:rPr>

--- a/EXPORTS/DOCX/published/niveau3/English/ZeeuwschGenootschap.docx
+++ b/EXPORTS/DOCX/published/niveau3/English/ZeeuwschGenootschap.docx
@@ -606,25 +606,7 @@
           <w:color w:val="000000"/>
           <w:sz w:val="24"/>
         </w:rPr>
-        <w:t>; maps, drawings and prints are hel</w:t>
-      </w:r>
-      <w:r>
-        <w:rPr>
-          <w:u w:val="single" w:color="0000ff"/>
-          <w:rFonts w:ascii="Charis SIL Regular" w:hAnsi="Charis SIL Regular" w:eastAsia="Charis SIL Regular"/>
-          <w:b w:val="0"/>
-          <w:i w:val="0"/>
-          <w:color w:val="000000"/>
-          <w:sz w:val="24"/>
-        </w:rPr>
-        <w:hyperlink r:id="rId10" w:history="1">
-          <w:r>
-            <w:rPr>
-              <w:rStyle w:val="Hyperlink"/>
-            </w:rPr>
-            <w:t xml:space="preserve">d at the </w:t>
-          </w:r>
-        </w:hyperlink>
+        <w:t xml:space="preserve">; maps, drawings and prints are held at the </w:t>
       </w:r>
       <w:r>
         <w:rPr>
@@ -635,7 +617,7 @@
           <w:sz w:val="24"/>
           <w:u w:val="single"/>
         </w:rPr>
-        <w:hyperlink r:id="rId10" w:history="1">
+        <w:hyperlink r:id="rId12" w:history="1">
           <w:r>
             <w:rPr>
               <w:rStyle w:val="Hyperlink"/>
@@ -688,7 +670,71 @@
           <w:color w:val="000000"/>
           <w:sz w:val="24"/>
         </w:rPr>
-        <w:t xml:space="preserve">; books and manuscripts can be found at the </w:t>
+        <w:t>;</w:t>
+      </w:r>
+      <w:r>
+        <w:rPr>
+          <w:u w:val="single" w:color="0000ff"/>
+          <w:rFonts w:ascii="Charis SIL Regular" w:hAnsi="Charis SIL Regular" w:eastAsia="Charis SIL Regular"/>
+          <w:b w:val="0"/>
+          <w:i w:val="0"/>
+          <w:color w:val="000000"/>
+          <w:sz w:val="24"/>
+        </w:rPr>
+        <w:hyperlink r:id="rId11" w:history="1">
+          <w:r>
+            <w:rPr>
+              <w:rStyle w:val="Hyperlink"/>
+            </w:rPr>
+            <w:t xml:space="preserve"> books a</w:t>
+          </w:r>
+        </w:hyperlink>
+      </w:r>
+      <w:r>
+        <w:rPr>
+          <w:u w:val="single" w:color="0000ff"/>
+          <w:rFonts w:ascii="Charis SIL Regular" w:hAnsi="Charis SIL Regular" w:eastAsia="Charis SIL Regular"/>
+          <w:b w:val="0"/>
+          <w:i w:val="0"/>
+          <w:color w:val="000000"/>
+          <w:sz w:val="24"/>
+        </w:rPr>
+        <w:hyperlink r:id="rId11" w:history="1">
+          <w:r>
+            <w:rPr>
+              <w:rStyle w:val="Hyperlink"/>
+            </w:rPr>
+            <w:t>nd manus</w:t>
+          </w:r>
+        </w:hyperlink>
+      </w:r>
+      <w:r>
+        <w:rPr>
+          <w:u w:val="single" w:color="0000ff"/>
+          <w:rFonts w:ascii="Charis SIL Regular" w:hAnsi="Charis SIL Regular" w:eastAsia="Charis SIL Regular"/>
+          <w:b w:val="0"/>
+          <w:i w:val="0"/>
+          <w:color w:val="000000"/>
+          <w:sz w:val="24"/>
+        </w:rPr>
+        <w:hyperlink r:id="rId11" w:history="1">
+          <w:r>
+            <w:rPr>
+              <w:rStyle w:val="Hyperlink"/>
+            </w:rPr>
+            <w:t>c</w:t>
+          </w:r>
+        </w:hyperlink>
+      </w:r>
+      <w:r>
+        <w:rPr>
+          <w:rFonts w:ascii="Charis SIL Regular" w:hAnsi="Charis SIL Regular" w:eastAsia="Charis SIL Regular"/>
+          <w:b w:val="0"/>
+          <w:i w:val="0"/>
+          <w:color w:val="000000"/>
+          <w:sz w:val="24"/>
+        </w:rPr>
+        <w:t xml:space="preserve">ripts can be found at the </w:t>
       </w:r>
       <w:r>
         <w:rPr>
@@ -1868,7 +1914,41 @@
           <w:color w:val="000000"/>
           <w:sz w:val="24"/>
         </w:rPr>
-        <w:t xml:space="preserve"> (who collected many objects on the former </w:t>
+        <w:t xml:space="preserve"> (who collected many object</w:t>
+      </w:r>
+      <w:r>
+        <w:rPr>
+          <w:rFonts w:ascii="Charis SIL Regular" w:hAnsi="Charis SIL Regular" w:eastAsia="Charis SIL Regular"/>
+          <w:b w:val="0"/>
+          <w:i w:val="0"/>
+          <w:color w:val="000000"/>
+          <w:sz w:val="24"/>
+        </w:rPr>
+        <w:hyperlink r:id="rId19" w:history="1">
+          <w:r>
+            <w:rPr>
+              <w:rStyle w:val="Hyperlink"/>
+            </w:rPr>
+            <w:t>s on the form</w:t>
+          </w:r>
+        </w:hyperlink>
+      </w:r>
+      <w:r>
+        <w:rPr>
+          <w:rFonts w:ascii="Charis SIL Regular" w:hAnsi="Charis SIL Regular" w:eastAsia="Charis SIL Regular"/>
+          <w:b w:val="0"/>
+          <w:i w:val="0"/>
+          <w:color w:val="000000"/>
+          <w:sz w:val="24"/>
+        </w:rPr>
+        <w:hyperlink r:id="rId19" w:history="1">
+          <w:r>
+            <w:rPr>
+              <w:rStyle w:val="Hyperlink"/>
+            </w:rPr>
+            <w:t xml:space="preserve">er </w:t>
+          </w:r>
+        </w:hyperlink>
       </w:r>
       <w:r>
         <w:rPr>

--- a/EXPORTS/DOCX/published/niveau3/English/ZeeuwschGenootschap.docx
+++ b/EXPORTS/DOCX/published/niveau3/English/ZeeuwschGenootschap.docx
@@ -606,7 +606,25 @@
           <w:color w:val="000000"/>
           <w:sz w:val="24"/>
         </w:rPr>
-        <w:t xml:space="preserve">; maps, drawings and prints are held at the </w:t>
+        <w:t>; maps, drawings and prints are hel</w:t>
+      </w:r>
+      <w:r>
+        <w:rPr>
+          <w:u w:val="single" w:color="0000ff"/>
+          <w:rFonts w:ascii="Charis SIL Regular" w:hAnsi="Charis SIL Regular" w:eastAsia="Charis SIL Regular"/>
+          <w:b w:val="0"/>
+          <w:i w:val="0"/>
+          <w:color w:val="000000"/>
+          <w:sz w:val="24"/>
+        </w:rPr>
+        <w:hyperlink r:id="rId10" w:history="1">
+          <w:r>
+            <w:rPr>
+              <w:rStyle w:val="Hyperlink"/>
+            </w:rPr>
+            <w:t xml:space="preserve">d at the </w:t>
+          </w:r>
+        </w:hyperlink>
       </w:r>
       <w:r>
         <w:rPr>
@@ -635,7 +653,7 @@
           <w:sz w:val="24"/>
           <w:u w:val="single"/>
         </w:rPr>
-        <w:hyperlink r:id="rId10" w:history="1">
+        <w:hyperlink r:id="rId12" w:history="1">
           <w:r>
             <w:rPr>
               <w:rStyle w:val="Hyperlink"/>
@@ -728,13 +746,31 @@
       </w:r>
       <w:r>
         <w:rPr>
+          <w:u w:val="single" w:color="0000ff"/>
           <w:rFonts w:ascii="Charis SIL Regular" w:hAnsi="Charis SIL Regular" w:eastAsia="Charis SIL Regular"/>
           <w:b w:val="0"/>
           <w:i w:val="0"/>
           <w:color w:val="000000"/>
           <w:sz w:val="24"/>
         </w:rPr>
-        <w:t xml:space="preserve">ripts can be found at the </w:t>
+        <w:hyperlink r:id="rId11" w:history="1">
+          <w:r>
+            <w:rPr>
+              <w:rStyle w:val="Hyperlink"/>
+            </w:rPr>
+            <w:t>ripts can b</w:t>
+          </w:r>
+        </w:hyperlink>
+      </w:r>
+      <w:r>
+        <w:rPr>
+          <w:rFonts w:ascii="Charis SIL Regular" w:hAnsi="Charis SIL Regular" w:eastAsia="Charis SIL Regular"/>
+          <w:b w:val="0"/>
+          <w:i w:val="0"/>
+          <w:color w:val="000000"/>
+          <w:sz w:val="24"/>
+        </w:rPr>
+        <w:t xml:space="preserve">e found at the </w:t>
       </w:r>
       <w:r>
         <w:rPr>
@@ -1786,43 +1822,7 @@
           <w:color w:val="000000"/>
           <w:sz w:val="24"/>
         </w:rPr>
-        <w:t xml:space="preserve">, and the </w:t>
-      </w:r>
-      <w:r>
-        <w:rPr>
-          <w:u w:val="single" w:color="0000ff"/>
-          <w:rFonts w:ascii="Charis SIL Regular" w:hAnsi="Charis SIL Regular" w:eastAsia="Charis SIL Regular"/>
-          <w:b w:val="0"/>
-          <w:i w:val="0"/>
-          <w:color w:val="000000"/>
-          <w:sz w:val="24"/>
-        </w:rPr>
-        <w:hyperlink r:id="rId18" w:history="1">
-          <w:r>
-            <w:rPr>
-              <w:rStyle w:val="Hyperlink"/>
-            </w:rPr>
-            <w:t>coll</w:t>
-          </w:r>
-        </w:hyperlink>
-      </w:r>
-      <w:r>
-        <w:rPr>
-          <w:u w:val="single" w:color="0000ff"/>
-          <w:rFonts w:ascii="Charis SIL Regular" w:hAnsi="Charis SIL Regular" w:eastAsia="Charis SIL Regular"/>
-          <w:b w:val="0"/>
-          <w:i w:val="0"/>
-          <w:color w:val="000000"/>
-          <w:sz w:val="24"/>
-        </w:rPr>
-        <w:hyperlink r:id="rId18" w:history="1">
-          <w:r>
-            <w:rPr>
-              <w:rStyle w:val="Hyperlink"/>
-            </w:rPr>
-            <w:t xml:space="preserve">ection of </w:t>
-          </w:r>
-        </w:hyperlink>
+        <w:t xml:space="preserve">, and the collection of </w:t>
       </w:r>
       <w:r>
         <w:rPr>
@@ -2227,15 +2227,9 @@
           <w:i w:val="0"/>
           <w:color w:val="0000FF"/>
           <w:sz w:val="24"/>
+          <w:u w:val="single"/>
         </w:rPr>
-        <w:hyperlink r:id="rId22" w:history="1">
-          <w:r>
-            <w:rPr>
-              <w:rStyle w:val="Hyperlink"/>
-            </w:rPr>
-            <w:t>e</w:t>
-          </w:r>
-        </w:hyperlink>
+        <w:t>e</w:t>
       </w:r>
       <w:r>
         <w:rPr>
@@ -2645,31 +2639,13 @@
       </w:r>
       <w:r>
         <w:rPr>
-          <w:u w:val="single" w:color="0000ff"/>
           <w:rFonts w:ascii="Charis SIL Regular" w:hAnsi="Charis SIL Regular" w:eastAsia="Charis SIL Regular"/>
           <w:b w:val="0"/>
           <w:i w:val="0"/>
           <w:color w:val="000000"/>
           <w:sz w:val="24"/>
         </w:rPr>
-        <w:hyperlink r:id="rId24" w:history="1">
-          <w:r>
-            <w:rPr>
-              <w:rStyle w:val="Hyperlink"/>
-            </w:rPr>
-            <w:t>ovenan</w:t>
-          </w:r>
-        </w:hyperlink>
-      </w:r>
-      <w:r>
-        <w:rPr>
-          <w:rFonts w:ascii="Charis SIL Regular" w:hAnsi="Charis SIL Regular" w:eastAsia="Charis SIL Regular"/>
-          <w:b w:val="0"/>
-          <w:i w:val="0"/>
-          <w:color w:val="000000"/>
-          <w:sz w:val="24"/>
-        </w:rPr>
-        <w:t>ce resear</w:t>
+        <w:t>ovenance resear</w:t>
       </w:r>
       <w:r>
         <w:rPr>
@@ -2978,21 +2954,13 @@
       </w:r>
       <w:r>
         <w:rPr>
-          <w:u w:val="single" w:color="0000ff"/>
           <w:rFonts w:ascii="Charis SIL Regular" w:hAnsi="Charis SIL Regular" w:eastAsia="Charis SIL Regular"/>
           <w:b w:val="0"/>
           <w:i w:val="0"/>
           <w:color w:val="000000"/>
           <w:sz w:val="24"/>
         </w:rPr>
-        <w:hyperlink r:id="rId26" w:history="1">
-          <w:r>
-            <w:rPr>
-              <w:rStyle w:val="Hyperlink"/>
-            </w:rPr>
-            <w:t>organise</w:t>
-          </w:r>
-        </w:hyperlink>
+        <w:t>organise</w:t>
       </w:r>
       <w:r>
         <w:rPr>

--- a/EXPORTS/DOCX/published/niveau3/English/ZeeuwschGenootschap.docx
+++ b/EXPORTS/DOCX/published/niveau3/English/ZeeuwschGenootschap.docx
@@ -653,7 +653,7 @@
           <w:sz w:val="24"/>
           <w:u w:val="single"/>
         </w:rPr>
-        <w:hyperlink r:id="rId12" w:history="1">
+        <w:hyperlink r:id="rId10" w:history="1">
           <w:r>
             <w:rPr>
               <w:rStyle w:val="Hyperlink"/>
@@ -1822,7 +1822,36 @@
           <w:color w:val="000000"/>
           <w:sz w:val="24"/>
         </w:rPr>
-        <w:t xml:space="preserve">, and the collection of </w:t>
+        <w:t xml:space="preserve">, and the </w:t>
+      </w:r>
+      <w:r>
+        <w:rPr>
+          <w:u w:val="single" w:color="0000ff"/>
+          <w:rFonts w:ascii="Charis SIL Regular" w:hAnsi="Charis SIL Regular" w:eastAsia="Charis SIL Regular"/>
+          <w:b w:val="0"/>
+          <w:i w:val="0"/>
+          <w:color w:val="000000"/>
+          <w:sz w:val="24"/>
+        </w:rPr>
+        <w:hyperlink r:id="rId18" w:history="1">
+          <w:r>
+            <w:rPr>
+              <w:rStyle w:val="Hyperlink"/>
+            </w:rPr>
+            <w:t>coll</w:t>
+          </w:r>
+        </w:hyperlink>
+      </w:r>
+      <w:r>
+        <w:rPr>
+          <w:u w:val="single" w:color="0000ff"/>
+          <w:rFonts w:ascii="Charis SIL Regular" w:hAnsi="Charis SIL Regular" w:eastAsia="Charis SIL Regular"/>
+          <w:b w:val="0"/>
+          <w:i w:val="0"/>
+          <w:color w:val="000000"/>
+          <w:sz w:val="24"/>
+        </w:rPr>
+        <w:t xml:space="preserve">ection of </w:t>
       </w:r>
       <w:r>
         <w:rPr>
@@ -1833,7 +1862,7 @@
           <w:sz w:val="24"/>
           <w:u w:val="single"/>
         </w:rPr>
-        <w:hyperlink r:id="rId18" w:history="1">
+        <w:hyperlink r:id="rId20" w:history="1">
           <w:r>
             <w:rPr>
               <w:rStyle w:val="Hyperlink"/>
@@ -1941,14 +1970,7 @@
           <w:color w:val="000000"/>
           <w:sz w:val="24"/>
         </w:rPr>
-        <w:hyperlink r:id="rId19" w:history="1">
-          <w:r>
-            <w:rPr>
-              <w:rStyle w:val="Hyperlink"/>
-            </w:rPr>
-            <w:t xml:space="preserve">er </w:t>
-          </w:r>
-        </w:hyperlink>
+        <w:t xml:space="preserve">er </w:t>
       </w:r>
       <w:r>
         <w:rPr>
@@ -1959,7 +1981,7 @@
           <w:sz w:val="24"/>
           <w:u w:val="single"/>
         </w:rPr>
-        <w:hyperlink r:id="rId19" w:history="1">
+        <w:hyperlink r:id="rId21" w:history="1">
           <w:r>
             <w:rPr>
               <w:rStyle w:val="Hyperlink"/>
@@ -2639,13 +2661,31 @@
       </w:r>
       <w:r>
         <w:rPr>
+          <w:u w:val="single" w:color="0000ff"/>
           <w:rFonts w:ascii="Charis SIL Regular" w:hAnsi="Charis SIL Regular" w:eastAsia="Charis SIL Regular"/>
           <w:b w:val="0"/>
           <w:i w:val="0"/>
           <w:color w:val="000000"/>
           <w:sz w:val="24"/>
         </w:rPr>
-        <w:t>ovenance resear</w:t>
+        <w:hyperlink r:id="rId24" w:history="1">
+          <w:r>
+            <w:rPr>
+              <w:rStyle w:val="Hyperlink"/>
+            </w:rPr>
+            <w:t>ovenan</w:t>
+          </w:r>
+        </w:hyperlink>
+      </w:r>
+      <w:r>
+        <w:rPr>
+          <w:rFonts w:ascii="Charis SIL Regular" w:hAnsi="Charis SIL Regular" w:eastAsia="Charis SIL Regular"/>
+          <w:b w:val="0"/>
+          <w:i w:val="0"/>
+          <w:color w:val="000000"/>
+          <w:sz w:val="24"/>
+        </w:rPr>
+        <w:t>ce resear</w:t>
       </w:r>
       <w:r>
         <w:rPr>
@@ -2954,13 +2994,21 @@
       </w:r>
       <w:r>
         <w:rPr>
+          <w:u w:val="single" w:color="0000ff"/>
           <w:rFonts w:ascii="Charis SIL Regular" w:hAnsi="Charis SIL Regular" w:eastAsia="Charis SIL Regular"/>
           <w:b w:val="0"/>
           <w:i w:val="0"/>
           <w:color w:val="000000"/>
           <w:sz w:val="24"/>
         </w:rPr>
-        <w:t>organise</w:t>
+        <w:hyperlink r:id="rId26" w:history="1">
+          <w:r>
+            <w:rPr>
+              <w:rStyle w:val="Hyperlink"/>
+            </w:rPr>
+            <w:t>organise</w:t>
+          </w:r>
+        </w:hyperlink>
       </w:r>
       <w:r>
         <w:rPr>

--- a/EXPORTS/DOCX/published/niveau3/English/ZeeuwschGenootschap.docx
+++ b/EXPORTS/DOCX/published/niveau3/English/ZeeuwschGenootschap.docx
@@ -606,25 +606,7 @@
           <w:color w:val="000000"/>
           <w:sz w:val="24"/>
         </w:rPr>
-        <w:t>; maps, drawings and prints are hel</w:t>
-      </w:r>
-      <w:r>
-        <w:rPr>
-          <w:u w:val="single" w:color="0000ff"/>
-          <w:rFonts w:ascii="Charis SIL Regular" w:hAnsi="Charis SIL Regular" w:eastAsia="Charis SIL Regular"/>
-          <w:b w:val="0"/>
-          <w:i w:val="0"/>
-          <w:color w:val="000000"/>
-          <w:sz w:val="24"/>
-        </w:rPr>
-        <w:hyperlink r:id="rId10" w:history="1">
-          <w:r>
-            <w:rPr>
-              <w:rStyle w:val="Hyperlink"/>
-            </w:rPr>
-            <w:t xml:space="preserve">d at the </w:t>
-          </w:r>
-        </w:hyperlink>
+        <w:t xml:space="preserve">; maps, drawings and prints are held at the </w:t>
       </w:r>
       <w:r>
         <w:rPr>
@@ -653,7 +635,7 @@
           <w:sz w:val="24"/>
           <w:u w:val="single"/>
         </w:rPr>
-        <w:hyperlink r:id="rId10" w:history="1">
+        <w:hyperlink r:id="rId12" w:history="1">
           <w:r>
             <w:rPr>
               <w:rStyle w:val="Hyperlink"/>
@@ -1833,25 +1815,7 @@
           <w:color w:val="000000"/>
           <w:sz w:val="24"/>
         </w:rPr>
-        <w:hyperlink r:id="rId18" w:history="1">
-          <w:r>
-            <w:rPr>
-              <w:rStyle w:val="Hyperlink"/>
-            </w:rPr>
-            <w:t>coll</w:t>
-          </w:r>
-        </w:hyperlink>
-      </w:r>
-      <w:r>
-        <w:rPr>
-          <w:u w:val="single" w:color="0000ff"/>
-          <w:rFonts w:ascii="Charis SIL Regular" w:hAnsi="Charis SIL Regular" w:eastAsia="Charis SIL Regular"/>
-          <w:b w:val="0"/>
-          <w:i w:val="0"/>
-          <w:color w:val="000000"/>
-          <w:sz w:val="24"/>
-        </w:rPr>
-        <w:t xml:space="preserve">ection of </w:t>
+        <w:t xml:space="preserve">collection of </w:t>
       </w:r>
       <w:r>
         <w:rPr>
@@ -1943,34 +1907,7 @@
           <w:color w:val="000000"/>
           <w:sz w:val="24"/>
         </w:rPr>
-        <w:t xml:space="preserve"> (who collected many object</w:t>
-      </w:r>
-      <w:r>
-        <w:rPr>
-          <w:rFonts w:ascii="Charis SIL Regular" w:hAnsi="Charis SIL Regular" w:eastAsia="Charis SIL Regular"/>
-          <w:b w:val="0"/>
-          <w:i w:val="0"/>
-          <w:color w:val="000000"/>
-          <w:sz w:val="24"/>
-        </w:rPr>
-        <w:hyperlink r:id="rId19" w:history="1">
-          <w:r>
-            <w:rPr>
-              <w:rStyle w:val="Hyperlink"/>
-            </w:rPr>
-            <w:t>s on the form</w:t>
-          </w:r>
-        </w:hyperlink>
-      </w:r>
-      <w:r>
-        <w:rPr>
-          <w:rFonts w:ascii="Charis SIL Regular" w:hAnsi="Charis SIL Regular" w:eastAsia="Charis SIL Regular"/>
-          <w:b w:val="0"/>
-          <w:i w:val="0"/>
-          <w:color w:val="000000"/>
-          <w:sz w:val="24"/>
-        </w:rPr>
-        <w:t xml:space="preserve">er </w:t>
+        <w:t xml:space="preserve"> (who collected many objects on the former </w:t>
       </w:r>
       <w:r>
         <w:rPr>
@@ -1981,7 +1918,7 @@
           <w:sz w:val="24"/>
           <w:u w:val="single"/>
         </w:rPr>
-        <w:hyperlink r:id="rId21" w:history="1">
+        <w:hyperlink r:id="rId19" w:history="1">
           <w:r>
             <w:rPr>
               <w:rStyle w:val="Hyperlink"/>
@@ -2365,35 +2302,7 @@
           <w:color w:val="000000"/>
           <w:sz w:val="24"/>
         </w:rPr>
-        <w:t>. The complete archive up to 1969 is available digitally and can no l</w:t>
-      </w:r>
-      <w:r>
-        <w:rPr>
-          <w:u w:val="single" w:color="0000ff"/>
-          <w:rFonts w:ascii="Charis SIL Regular" w:hAnsi="Charis SIL Regular" w:eastAsia="Charis SIL Regular"/>
-          <w:b w:val="0"/>
-          <w:i w:val="0"/>
-          <w:color w:val="000000"/>
-          <w:sz w:val="24"/>
-        </w:rPr>
-        <w:hyperlink r:id="rId12" w:history="1">
-          <w:r>
-            <w:rPr>
-              <w:rStyle w:val="Hyperlink"/>
-            </w:rPr>
-            <w:t>onger be</w:t>
-          </w:r>
-        </w:hyperlink>
-      </w:r>
-      <w:r>
-        <w:rPr>
-          <w:rFonts w:ascii="Charis SIL Regular" w:hAnsi="Charis SIL Regular" w:eastAsia="Charis SIL Regular"/>
-          <w:b w:val="0"/>
-          <w:i w:val="0"/>
-          <w:color w:val="000000"/>
-          <w:sz w:val="24"/>
-        </w:rPr>
-        <w:t xml:space="preserve"> viewed </w:t>
+        <w:t xml:space="preserve">. The complete archive up to 1969 is available digitally and can no longer be viewed </w:t>
       </w:r>
       <w:r>
         <w:rPr>

--- a/EXPORTS/DOCX/published/niveau3/English/ZeeuwschGenootschap.docx
+++ b/EXPORTS/DOCX/published/niveau3/English/ZeeuwschGenootschap.docx
@@ -606,7 +606,25 @@
           <w:color w:val="000000"/>
           <w:sz w:val="24"/>
         </w:rPr>
-        <w:t xml:space="preserve">; maps, drawings and prints are held at the </w:t>
+        <w:t>; maps, drawings and prints are hel</w:t>
+      </w:r>
+      <w:r>
+        <w:rPr>
+          <w:u w:val="single" w:color="0000ff"/>
+          <w:rFonts w:ascii="Charis SIL Regular" w:hAnsi="Charis SIL Regular" w:eastAsia="Charis SIL Regular"/>
+          <w:b w:val="0"/>
+          <w:i w:val="0"/>
+          <w:color w:val="000000"/>
+          <w:sz w:val="24"/>
+        </w:rPr>
+        <w:hyperlink r:id="rId10" w:history="1">
+          <w:r>
+            <w:rPr>
+              <w:rStyle w:val="Hyperlink"/>
+            </w:rPr>
+            <w:t xml:space="preserve">d at the </w:t>
+          </w:r>
+        </w:hyperlink>
       </w:r>
       <w:r>
         <w:rPr>
@@ -670,25 +688,7 @@
           <w:color w:val="000000"/>
           <w:sz w:val="24"/>
         </w:rPr>
-        <w:t>;</w:t>
-      </w:r>
-      <w:r>
-        <w:rPr>
-          <w:u w:val="single" w:color="0000ff"/>
-          <w:rFonts w:ascii="Charis SIL Regular" w:hAnsi="Charis SIL Regular" w:eastAsia="Charis SIL Regular"/>
-          <w:b w:val="0"/>
-          <w:i w:val="0"/>
-          <w:color w:val="000000"/>
-          <w:sz w:val="24"/>
-        </w:rPr>
-        <w:hyperlink r:id="rId11" w:history="1">
-          <w:r>
-            <w:rPr>
-              <w:rStyle w:val="Hyperlink"/>
-            </w:rPr>
-            <w:t xml:space="preserve"> books a</w:t>
-          </w:r>
-        </w:hyperlink>
+        <w:t>; books a</w:t>
       </w:r>
       <w:r>
         <w:rPr>
@@ -1815,7 +1815,32 @@
           <w:color w:val="000000"/>
           <w:sz w:val="24"/>
         </w:rPr>
-        <w:t xml:space="preserve">collection of </w:t>
+        <w:hyperlink r:id="rId18" w:history="1">
+          <w:r>
+            <w:rPr>
+              <w:rStyle w:val="Hyperlink"/>
+            </w:rPr>
+            <w:t>coll</w:t>
+          </w:r>
+        </w:hyperlink>
+      </w:r>
+      <w:r>
+        <w:rPr>
+          <w:u w:val="single" w:color="0000ff"/>
+          <w:rFonts w:ascii="Charis SIL Regular" w:hAnsi="Charis SIL Regular" w:eastAsia="Charis SIL Regular"/>
+          <w:b w:val="0"/>
+          <w:i w:val="0"/>
+          <w:color w:val="000000"/>
+          <w:sz w:val="24"/>
+        </w:rPr>
+        <w:hyperlink r:id="rId18" w:history="1">
+          <w:r>
+            <w:rPr>
+              <w:rStyle w:val="Hyperlink"/>
+            </w:rPr>
+            <w:t xml:space="preserve">ection of </w:t>
+          </w:r>
+        </w:hyperlink>
       </w:r>
       <w:r>
         <w:rPr>
@@ -1826,7 +1851,7 @@
           <w:sz w:val="24"/>
           <w:u w:val="single"/>
         </w:rPr>
-        <w:hyperlink r:id="rId20" w:history="1">
+        <w:hyperlink r:id="rId18" w:history="1">
           <w:r>
             <w:rPr>
               <w:rStyle w:val="Hyperlink"/>
@@ -1918,7 +1943,7 @@
           <w:sz w:val="24"/>
           <w:u w:val="single"/>
         </w:rPr>
-        <w:hyperlink r:id="rId19" w:history="1">
+        <w:hyperlink r:id="rId21" w:history="1">
           <w:r>
             <w:rPr>
               <w:rStyle w:val="Hyperlink"/>
@@ -2186,9 +2211,15 @@
           <w:i w:val="0"/>
           <w:color w:val="0000FF"/>
           <w:sz w:val="24"/>
-          <w:u w:val="single"/>
         </w:rPr>
-        <w:t>e</w:t>
+        <w:hyperlink r:id="rId22" w:history="1">
+          <w:r>
+            <w:rPr>
+              <w:rStyle w:val="Hyperlink"/>
+            </w:rPr>
+            <w:t>e</w:t>
+          </w:r>
+        </w:hyperlink>
       </w:r>
       <w:r>
         <w:rPr>
@@ -2302,7 +2333,35 @@
           <w:color w:val="000000"/>
           <w:sz w:val="24"/>
         </w:rPr>
-        <w:t xml:space="preserve">. The complete archive up to 1969 is available digitally and can no longer be viewed </w:t>
+        <w:t>. The complete archive up to 1969 is available digitally and can no l</w:t>
+      </w:r>
+      <w:r>
+        <w:rPr>
+          <w:u w:val="single" w:color="0000ff"/>
+          <w:rFonts w:ascii="Charis SIL Regular" w:hAnsi="Charis SIL Regular" w:eastAsia="Charis SIL Regular"/>
+          <w:b w:val="0"/>
+          <w:i w:val="0"/>
+          <w:color w:val="000000"/>
+          <w:sz w:val="24"/>
+        </w:rPr>
+        <w:hyperlink r:id="rId12" w:history="1">
+          <w:r>
+            <w:rPr>
+              <w:rStyle w:val="Hyperlink"/>
+            </w:rPr>
+            <w:t>onger be</w:t>
+          </w:r>
+        </w:hyperlink>
+      </w:r>
+      <w:r>
+        <w:rPr>
+          <w:rFonts w:ascii="Charis SIL Regular" w:hAnsi="Charis SIL Regular" w:eastAsia="Charis SIL Regular"/>
+          <w:b w:val="0"/>
+          <w:i w:val="0"/>
+          <w:color w:val="000000"/>
+          <w:sz w:val="24"/>
+        </w:rPr>
+        <w:t xml:space="preserve"> viewed </w:t>
       </w:r>
       <w:r>
         <w:rPr>

--- a/EXPORTS/DOCX/published/niveau3/English/ZeeuwschGenootschap.docx
+++ b/EXPORTS/DOCX/published/niveau3/English/ZeeuwschGenootschap.docx
@@ -610,7 +610,6 @@
       </w:r>
       <w:r>
         <w:rPr>
-          <w:u w:val="single" w:color="0000ff"/>
           <w:rFonts w:ascii="Charis SIL Regular" w:hAnsi="Charis SIL Regular" w:eastAsia="Charis SIL Regular"/>
           <w:b w:val="0"/>
           <w:i w:val="0"/>
@@ -688,71 +687,7 @@
           <w:color w:val="000000"/>
           <w:sz w:val="24"/>
         </w:rPr>
-        <w:t>; books a</w:t>
-      </w:r>
-      <w:r>
-        <w:rPr>
-          <w:u w:val="single" w:color="0000ff"/>
-          <w:rFonts w:ascii="Charis SIL Regular" w:hAnsi="Charis SIL Regular" w:eastAsia="Charis SIL Regular"/>
-          <w:b w:val="0"/>
-          <w:i w:val="0"/>
-          <w:color w:val="000000"/>
-          <w:sz w:val="24"/>
-        </w:rPr>
-        <w:hyperlink r:id="rId11" w:history="1">
-          <w:r>
-            <w:rPr>
-              <w:rStyle w:val="Hyperlink"/>
-            </w:rPr>
-            <w:t>nd manus</w:t>
-          </w:r>
-        </w:hyperlink>
-      </w:r>
-      <w:r>
-        <w:rPr>
-          <w:u w:val="single" w:color="0000ff"/>
-          <w:rFonts w:ascii="Charis SIL Regular" w:hAnsi="Charis SIL Regular" w:eastAsia="Charis SIL Regular"/>
-          <w:b w:val="0"/>
-          <w:i w:val="0"/>
-          <w:color w:val="000000"/>
-          <w:sz w:val="24"/>
-        </w:rPr>
-        <w:hyperlink r:id="rId11" w:history="1">
-          <w:r>
-            <w:rPr>
-              <w:rStyle w:val="Hyperlink"/>
-            </w:rPr>
-            <w:t>c</w:t>
-          </w:r>
-        </w:hyperlink>
-      </w:r>
-      <w:r>
-        <w:rPr>
-          <w:u w:val="single" w:color="0000ff"/>
-          <w:rFonts w:ascii="Charis SIL Regular" w:hAnsi="Charis SIL Regular" w:eastAsia="Charis SIL Regular"/>
-          <w:b w:val="0"/>
-          <w:i w:val="0"/>
-          <w:color w:val="000000"/>
-          <w:sz w:val="24"/>
-        </w:rPr>
-        <w:hyperlink r:id="rId11" w:history="1">
-          <w:r>
-            <w:rPr>
-              <w:rStyle w:val="Hyperlink"/>
-            </w:rPr>
-            <w:t>ripts can b</w:t>
-          </w:r>
-        </w:hyperlink>
-      </w:r>
-      <w:r>
-        <w:rPr>
-          <w:rFonts w:ascii="Charis SIL Regular" w:hAnsi="Charis SIL Regular" w:eastAsia="Charis SIL Regular"/>
-          <w:b w:val="0"/>
-          <w:i w:val="0"/>
-          <w:color w:val="000000"/>
-          <w:sz w:val="24"/>
-        </w:rPr>
-        <w:t xml:space="preserve">e found at the </w:t>
+        <w:t xml:space="preserve">; books and manuscripts can be found at the </w:t>
       </w:r>
       <w:r>
         <w:rPr>
@@ -1943,7 +1878,7 @@
           <w:sz w:val="24"/>
           <w:u w:val="single"/>
         </w:rPr>
-        <w:hyperlink r:id="rId21" w:history="1">
+        <w:hyperlink r:id="rId19" w:history="1">
           <w:r>
             <w:rPr>
               <w:rStyle w:val="Hyperlink"/>

--- a/EXPORTS/DOCX/published/niveau3/English/ZeeuwschGenootschap.docx
+++ b/EXPORTS/DOCX/published/niveau3/English/ZeeuwschGenootschap.docx
@@ -610,20 +610,14 @@
       </w:r>
       <w:r>
         <w:rPr>
+          <w:u w:val="single" w:color="0000ff"/>
           <w:rFonts w:ascii="Charis SIL Regular" w:hAnsi="Charis SIL Regular" w:eastAsia="Charis SIL Regular"/>
           <w:b w:val="0"/>
           <w:i w:val="0"/>
           <w:color w:val="000000"/>
           <w:sz w:val="24"/>
         </w:rPr>
-        <w:hyperlink r:id="rId10" w:history="1">
-          <w:r>
-            <w:rPr>
-              <w:rStyle w:val="Hyperlink"/>
-            </w:rPr>
-            <w:t xml:space="preserve">d at the </w:t>
-          </w:r>
-        </w:hyperlink>
+        <w:t xml:space="preserve">d at the </w:t>
       </w:r>
       <w:r>
         <w:rPr>
@@ -634,7 +628,7 @@
           <w:sz w:val="24"/>
           <w:u w:val="single"/>
         </w:rPr>
-        <w:hyperlink r:id="rId12" w:history="1">
+        <w:hyperlink r:id="rId10" w:history="1">
           <w:r>
             <w:rPr>
               <w:rStyle w:val="Hyperlink"/>
@@ -687,7 +681,82 @@
           <w:color w:val="000000"/>
           <w:sz w:val="24"/>
         </w:rPr>
-        <w:t xml:space="preserve">; books and manuscripts can be found at the </w:t>
+        <w:t>;</w:t>
+      </w:r>
+      <w:r>
+        <w:rPr>
+          <w:u w:val="single" w:color="0000ff"/>
+          <w:rFonts w:ascii="Charis SIL Regular" w:hAnsi="Charis SIL Regular" w:eastAsia="Charis SIL Regular"/>
+          <w:b w:val="0"/>
+          <w:i w:val="0"/>
+          <w:color w:val="000000"/>
+          <w:sz w:val="24"/>
+        </w:rPr>
+        <w:t xml:space="preserve"> books a</w:t>
+      </w:r>
+      <w:r>
+        <w:rPr>
+          <w:u w:val="single" w:color="0000ff"/>
+          <w:rFonts w:ascii="Charis SIL Regular" w:hAnsi="Charis SIL Regular" w:eastAsia="Charis SIL Regular"/>
+          <w:b w:val="0"/>
+          <w:i w:val="0"/>
+          <w:color w:val="000000"/>
+          <w:sz w:val="24"/>
+        </w:rPr>
+        <w:hyperlink r:id="rId11" w:history="1">
+          <w:r>
+            <w:rPr>
+              <w:rStyle w:val="Hyperlink"/>
+            </w:rPr>
+            <w:t>nd manus</w:t>
+          </w:r>
+        </w:hyperlink>
+      </w:r>
+      <w:r>
+        <w:rPr>
+          <w:u w:val="single" w:color="0000ff"/>
+          <w:rFonts w:ascii="Charis SIL Regular" w:hAnsi="Charis SIL Regular" w:eastAsia="Charis SIL Regular"/>
+          <w:b w:val="0"/>
+          <w:i w:val="0"/>
+          <w:color w:val="000000"/>
+          <w:sz w:val="24"/>
+        </w:rPr>
+        <w:hyperlink r:id="rId11" w:history="1">
+          <w:r>
+            <w:rPr>
+              <w:rStyle w:val="Hyperlink"/>
+            </w:rPr>
+            <w:t>c</w:t>
+          </w:r>
+        </w:hyperlink>
+      </w:r>
+      <w:r>
+        <w:rPr>
+          <w:u w:val="single" w:color="0000ff"/>
+          <w:rFonts w:ascii="Charis SIL Regular" w:hAnsi="Charis SIL Regular" w:eastAsia="Charis SIL Regular"/>
+          <w:b w:val="0"/>
+          <w:i w:val="0"/>
+          <w:color w:val="000000"/>
+          <w:sz w:val="24"/>
+        </w:rPr>
+        <w:hyperlink r:id="rId11" w:history="1">
+          <w:r>
+            <w:rPr>
+              <w:rStyle w:val="Hyperlink"/>
+            </w:rPr>
+            <w:t>ripts can b</w:t>
+          </w:r>
+        </w:hyperlink>
+      </w:r>
+      <w:r>
+        <w:rPr>
+          <w:rFonts w:ascii="Charis SIL Regular" w:hAnsi="Charis SIL Regular" w:eastAsia="Charis SIL Regular"/>
+          <w:b w:val="0"/>
+          <w:i w:val="0"/>
+          <w:color w:val="000000"/>
+          <w:sz w:val="24"/>
+        </w:rPr>
+        <w:t xml:space="preserve">e found at the </w:t>
       </w:r>
       <w:r>
         <w:rPr>
@@ -1739,43 +1808,7 @@
           <w:color w:val="000000"/>
           <w:sz w:val="24"/>
         </w:rPr>
-        <w:t xml:space="preserve">, and the </w:t>
-      </w:r>
-      <w:r>
-        <w:rPr>
-          <w:u w:val="single" w:color="0000ff"/>
-          <w:rFonts w:ascii="Charis SIL Regular" w:hAnsi="Charis SIL Regular" w:eastAsia="Charis SIL Regular"/>
-          <w:b w:val="0"/>
-          <w:i w:val="0"/>
-          <w:color w:val="000000"/>
-          <w:sz w:val="24"/>
-        </w:rPr>
-        <w:hyperlink r:id="rId18" w:history="1">
-          <w:r>
-            <w:rPr>
-              <w:rStyle w:val="Hyperlink"/>
-            </w:rPr>
-            <w:t>coll</w:t>
-          </w:r>
-        </w:hyperlink>
-      </w:r>
-      <w:r>
-        <w:rPr>
-          <w:u w:val="single" w:color="0000ff"/>
-          <w:rFonts w:ascii="Charis SIL Regular" w:hAnsi="Charis SIL Regular" w:eastAsia="Charis SIL Regular"/>
-          <w:b w:val="0"/>
-          <w:i w:val="0"/>
-          <w:color w:val="000000"/>
-          <w:sz w:val="24"/>
-        </w:rPr>
-        <w:hyperlink r:id="rId18" w:history="1">
-          <w:r>
-            <w:rPr>
-              <w:rStyle w:val="Hyperlink"/>
-            </w:rPr>
-            <w:t xml:space="preserve">ection of </w:t>
-          </w:r>
-        </w:hyperlink>
+        <w:t xml:space="preserve">, and the collection of </w:t>
       </w:r>
       <w:r>
         <w:rPr>
@@ -1878,7 +1911,7 @@
           <w:sz w:val="24"/>
           <w:u w:val="single"/>
         </w:rPr>
-        <w:hyperlink r:id="rId19" w:history="1">
+        <w:hyperlink r:id="rId21" w:history="1">
           <w:r>
             <w:rPr>
               <w:rStyle w:val="Hyperlink"/>
@@ -2146,15 +2179,9 @@
           <w:i w:val="0"/>
           <w:color w:val="0000FF"/>
           <w:sz w:val="24"/>
+          <w:u w:val="single"/>
         </w:rPr>
-        <w:hyperlink r:id="rId22" w:history="1">
-          <w:r>
-            <w:rPr>
-              <w:rStyle w:val="Hyperlink"/>
-            </w:rPr>
-            <w:t>e</w:t>
-          </w:r>
-        </w:hyperlink>
+        <w:t>e</w:t>
       </w:r>
       <w:r>
         <w:rPr>
@@ -2524,71 +2551,7 @@
           <w:color w:val="000000"/>
           <w:sz w:val="24"/>
         </w:rPr>
-        <w:t xml:space="preserve"> containing interestin</w:t>
-      </w:r>
-      <w:r>
-        <w:rPr>
-          <w:u w:val="single" w:color="0000ff"/>
-          <w:rFonts w:ascii="Charis SIL Regular" w:hAnsi="Charis SIL Regular" w:eastAsia="Charis SIL Regular"/>
-          <w:b w:val="0"/>
-          <w:i w:val="0"/>
-          <w:color w:val="000000"/>
-          <w:sz w:val="24"/>
-        </w:rPr>
-        <w:hyperlink r:id="rId24" w:history="1">
-          <w:r>
-            <w:rPr>
-              <w:rStyle w:val="Hyperlink"/>
-            </w:rPr>
-            <w:t>g material for p</w:t>
-          </w:r>
-        </w:hyperlink>
-      </w:r>
-      <w:r>
-        <w:rPr>
-          <w:u w:val="single" w:color="0000ff"/>
-          <w:rFonts w:ascii="Charis SIL Regular" w:hAnsi="Charis SIL Regular" w:eastAsia="Charis SIL Regular"/>
-          <w:b w:val="0"/>
-          <w:i w:val="0"/>
-          <w:color w:val="000000"/>
-          <w:sz w:val="24"/>
-        </w:rPr>
-        <w:hyperlink r:id="rId24" w:history="1">
-          <w:r>
-            <w:rPr>
-              <w:rStyle w:val="Hyperlink"/>
-            </w:rPr>
-            <w:t>r</w:t>
-          </w:r>
-        </w:hyperlink>
-      </w:r>
-      <w:r>
-        <w:rPr>
-          <w:u w:val="single" w:color="0000ff"/>
-          <w:rFonts w:ascii="Charis SIL Regular" w:hAnsi="Charis SIL Regular" w:eastAsia="Charis SIL Regular"/>
-          <w:b w:val="0"/>
-          <w:i w:val="0"/>
-          <w:color w:val="000000"/>
-          <w:sz w:val="24"/>
-        </w:rPr>
-        <w:hyperlink r:id="rId24" w:history="1">
-          <w:r>
-            <w:rPr>
-              <w:rStyle w:val="Hyperlink"/>
-            </w:rPr>
-            <w:t>ovenan</w:t>
-          </w:r>
-        </w:hyperlink>
-      </w:r>
-      <w:r>
-        <w:rPr>
-          <w:rFonts w:ascii="Charis SIL Regular" w:hAnsi="Charis SIL Regular" w:eastAsia="Charis SIL Regular"/>
-          <w:b w:val="0"/>
-          <w:i w:val="0"/>
-          <w:color w:val="000000"/>
-          <w:sz w:val="24"/>
-        </w:rPr>
-        <w:t>ce resear</w:t>
+        <w:t xml:space="preserve"> containing interesting material for provenance resear</w:t>
       </w:r>
       <w:r>
         <w:rPr>
@@ -2904,14 +2867,7 @@
           <w:color w:val="000000"/>
           <w:sz w:val="24"/>
         </w:rPr>
-        <w:hyperlink r:id="rId26" w:history="1">
-          <w:r>
-            <w:rPr>
-              <w:rStyle w:val="Hyperlink"/>
-            </w:rPr>
-            <w:t>organise</w:t>
-          </w:r>
-        </w:hyperlink>
+        <w:t>organise</w:t>
       </w:r>
       <w:r>
         <w:rPr>

--- a/EXPORTS/DOCX/published/niveau3/English/ZeeuwschGenootschap.docx
+++ b/EXPORTS/DOCX/published/niveau3/English/ZeeuwschGenootschap.docx
@@ -610,14 +610,20 @@
       </w:r>
       <w:r>
         <w:rPr>
-          <w:u w:val="single" w:color="0000ff"/>
           <w:rFonts w:ascii="Charis SIL Regular" w:hAnsi="Charis SIL Regular" w:eastAsia="Charis SIL Regular"/>
           <w:b w:val="0"/>
           <w:i w:val="0"/>
           <w:color w:val="000000"/>
           <w:sz w:val="24"/>
         </w:rPr>
-        <w:t xml:space="preserve">d at the </w:t>
+        <w:hyperlink r:id="rId10" w:history="1">
+          <w:r>
+            <w:rPr>
+              <w:rStyle w:val="Hyperlink"/>
+            </w:rPr>
+            <w:t xml:space="preserve">d at the </w:t>
+          </w:r>
+        </w:hyperlink>
       </w:r>
       <w:r>
         <w:rPr>
@@ -646,7 +652,7 @@
           <w:sz w:val="24"/>
           <w:u w:val="single"/>
         </w:rPr>
-        <w:hyperlink r:id="rId12" w:history="1">
+        <w:hyperlink r:id="rId10" w:history="1">
           <w:r>
             <w:rPr>
               <w:rStyle w:val="Hyperlink"/>
@@ -692,7 +698,14 @@
           <w:color w:val="000000"/>
           <w:sz w:val="24"/>
         </w:rPr>
-        <w:t xml:space="preserve"> books a</w:t>
+        <w:hyperlink r:id="rId11" w:history="1">
+          <w:r>
+            <w:rPr>
+              <w:rStyle w:val="Hyperlink"/>
+            </w:rPr>
+            <w:t xml:space="preserve"> books a</w:t>
+          </w:r>
+        </w:hyperlink>
       </w:r>
       <w:r>
         <w:rPr>
@@ -732,31 +745,13 @@
       </w:r>
       <w:r>
         <w:rPr>
-          <w:u w:val="single" w:color="0000ff"/>
           <w:rFonts w:ascii="Charis SIL Regular" w:hAnsi="Charis SIL Regular" w:eastAsia="Charis SIL Regular"/>
           <w:b w:val="0"/>
           <w:i w:val="0"/>
           <w:color w:val="000000"/>
           <w:sz w:val="24"/>
         </w:rPr>
-        <w:hyperlink r:id="rId11" w:history="1">
-          <w:r>
-            <w:rPr>
-              <w:rStyle w:val="Hyperlink"/>
-            </w:rPr>
-            <w:t>ripts can b</w:t>
-          </w:r>
-        </w:hyperlink>
-      </w:r>
-      <w:r>
-        <w:rPr>
-          <w:rFonts w:ascii="Charis SIL Regular" w:hAnsi="Charis SIL Regular" w:eastAsia="Charis SIL Regular"/>
-          <w:b w:val="0"/>
-          <w:i w:val="0"/>
-          <w:color w:val="000000"/>
-          <w:sz w:val="24"/>
-        </w:rPr>
-        <w:t xml:space="preserve">e found at the </w:t>
+        <w:t xml:space="preserve">ripts can be found at the </w:t>
       </w:r>
       <w:r>
         <w:rPr>
@@ -1808,7 +1803,35 @@
           <w:color w:val="000000"/>
           <w:sz w:val="24"/>
         </w:rPr>
-        <w:t xml:space="preserve">, and the collection of </w:t>
+        <w:t xml:space="preserve">, and the </w:t>
+      </w:r>
+      <w:r>
+        <w:rPr>
+          <w:u w:val="single" w:color="0000ff"/>
+          <w:rFonts w:ascii="Charis SIL Regular" w:hAnsi="Charis SIL Regular" w:eastAsia="Charis SIL Regular"/>
+          <w:b w:val="0"/>
+          <w:i w:val="0"/>
+          <w:color w:val="000000"/>
+          <w:sz w:val="24"/>
+        </w:rPr>
+        <w:hyperlink r:id="rId18" w:history="1">
+          <w:r>
+            <w:rPr>
+              <w:rStyle w:val="Hyperlink"/>
+            </w:rPr>
+            <w:t>coll</w:t>
+          </w:r>
+        </w:hyperlink>
+      </w:r>
+      <w:r>
+        <w:rPr>
+          <w:rFonts w:ascii="Charis SIL Regular" w:hAnsi="Charis SIL Regular" w:eastAsia="Charis SIL Regular"/>
+          <w:b w:val="0"/>
+          <w:i w:val="0"/>
+          <w:color w:val="000000"/>
+          <w:sz w:val="24"/>
+        </w:rPr>
+        <w:t xml:space="preserve">ection of </w:t>
       </w:r>
       <w:r>
         <w:rPr>
@@ -1900,7 +1923,34 @@
           <w:color w:val="000000"/>
           <w:sz w:val="24"/>
         </w:rPr>
-        <w:t xml:space="preserve"> (who collected many objects on the former </w:t>
+        <w:t xml:space="preserve"> (who collected many object</w:t>
+      </w:r>
+      <w:r>
+        <w:rPr>
+          <w:rFonts w:ascii="Charis SIL Regular" w:hAnsi="Charis SIL Regular" w:eastAsia="Charis SIL Regular"/>
+          <w:b w:val="0"/>
+          <w:i w:val="0"/>
+          <w:color w:val="000000"/>
+          <w:sz w:val="24"/>
+        </w:rPr>
+        <w:hyperlink r:id="rId19" w:history="1">
+          <w:r>
+            <w:rPr>
+              <w:rStyle w:val="Hyperlink"/>
+            </w:rPr>
+            <w:t>s on the form</w:t>
+          </w:r>
+        </w:hyperlink>
+      </w:r>
+      <w:r>
+        <w:rPr>
+          <w:rFonts w:ascii="Charis SIL Regular" w:hAnsi="Charis SIL Regular" w:eastAsia="Charis SIL Regular"/>
+          <w:b w:val="0"/>
+          <w:i w:val="0"/>
+          <w:color w:val="000000"/>
+          <w:sz w:val="24"/>
+        </w:rPr>
+        <w:t xml:space="preserve">er </w:t>
       </w:r>
       <w:r>
         <w:rPr>
@@ -1911,7 +1961,7 @@
           <w:sz w:val="24"/>
           <w:u w:val="single"/>
         </w:rPr>
-        <w:hyperlink r:id="rId21" w:history="1">
+        <w:hyperlink r:id="rId19" w:history="1">
           <w:r>
             <w:rPr>
               <w:rStyle w:val="Hyperlink"/>
@@ -2551,7 +2601,71 @@
           <w:color w:val="000000"/>
           <w:sz w:val="24"/>
         </w:rPr>
-        <w:t xml:space="preserve"> containing interesting material for provenance resear</w:t>
+        <w:t xml:space="preserve"> containing interestin</w:t>
+      </w:r>
+      <w:r>
+        <w:rPr>
+          <w:u w:val="single" w:color="0000ff"/>
+          <w:rFonts w:ascii="Charis SIL Regular" w:hAnsi="Charis SIL Regular" w:eastAsia="Charis SIL Regular"/>
+          <w:b w:val="0"/>
+          <w:i w:val="0"/>
+          <w:color w:val="000000"/>
+          <w:sz w:val="24"/>
+        </w:rPr>
+        <w:hyperlink r:id="rId24" w:history="1">
+          <w:r>
+            <w:rPr>
+              <w:rStyle w:val="Hyperlink"/>
+            </w:rPr>
+            <w:t>g material for p</w:t>
+          </w:r>
+        </w:hyperlink>
+      </w:r>
+      <w:r>
+        <w:rPr>
+          <w:u w:val="single" w:color="0000ff"/>
+          <w:rFonts w:ascii="Charis SIL Regular" w:hAnsi="Charis SIL Regular" w:eastAsia="Charis SIL Regular"/>
+          <w:b w:val="0"/>
+          <w:i w:val="0"/>
+          <w:color w:val="000000"/>
+          <w:sz w:val="24"/>
+        </w:rPr>
+        <w:hyperlink r:id="rId24" w:history="1">
+          <w:r>
+            <w:rPr>
+              <w:rStyle w:val="Hyperlink"/>
+            </w:rPr>
+            <w:t>r</w:t>
+          </w:r>
+        </w:hyperlink>
+      </w:r>
+      <w:r>
+        <w:rPr>
+          <w:u w:val="single" w:color="0000ff"/>
+          <w:rFonts w:ascii="Charis SIL Regular" w:hAnsi="Charis SIL Regular" w:eastAsia="Charis SIL Regular"/>
+          <w:b w:val="0"/>
+          <w:i w:val="0"/>
+          <w:color w:val="000000"/>
+          <w:sz w:val="24"/>
+        </w:rPr>
+        <w:hyperlink r:id="rId24" w:history="1">
+          <w:r>
+            <w:rPr>
+              <w:rStyle w:val="Hyperlink"/>
+            </w:rPr>
+            <w:t>ovenan</w:t>
+          </w:r>
+        </w:hyperlink>
+      </w:r>
+      <w:r>
+        <w:rPr>
+          <w:rFonts w:ascii="Charis SIL Regular" w:hAnsi="Charis SIL Regular" w:eastAsia="Charis SIL Regular"/>
+          <w:b w:val="0"/>
+          <w:i w:val="0"/>
+          <w:color w:val="000000"/>
+          <w:sz w:val="24"/>
+        </w:rPr>
+        <w:t>ce resear</w:t>
       </w:r>
       <w:r>
         <w:rPr>
@@ -2867,7 +2981,14 @@
           <w:color w:val="000000"/>
           <w:sz w:val="24"/>
         </w:rPr>
-        <w:t>organise</w:t>
+        <w:hyperlink r:id="rId26" w:history="1">
+          <w:r>
+            <w:rPr>
+              <w:rStyle w:val="Hyperlink"/>
+            </w:rPr>
+            <w:t>organise</w:t>
+          </w:r>
+        </w:hyperlink>
       </w:r>
       <w:r>
         <w:rPr>

--- a/EXPORTS/DOCX/published/niveau3/English/ZeeuwschGenootschap.docx
+++ b/EXPORTS/DOCX/published/niveau3/English/ZeeuwschGenootschap.docx
@@ -1803,35 +1803,7 @@
           <w:color w:val="000000"/>
           <w:sz w:val="24"/>
         </w:rPr>
-        <w:t xml:space="preserve">, and the </w:t>
-      </w:r>
-      <w:r>
-        <w:rPr>
-          <w:u w:val="single" w:color="0000ff"/>
-          <w:rFonts w:ascii="Charis SIL Regular" w:hAnsi="Charis SIL Regular" w:eastAsia="Charis SIL Regular"/>
-          <w:b w:val="0"/>
-          <w:i w:val="0"/>
-          <w:color w:val="000000"/>
-          <w:sz w:val="24"/>
-        </w:rPr>
-        <w:hyperlink r:id="rId18" w:history="1">
-          <w:r>
-            <w:rPr>
-              <w:rStyle w:val="Hyperlink"/>
-            </w:rPr>
-            <w:t>coll</w:t>
-          </w:r>
-        </w:hyperlink>
-      </w:r>
-      <w:r>
-        <w:rPr>
-          <w:rFonts w:ascii="Charis SIL Regular" w:hAnsi="Charis SIL Regular" w:eastAsia="Charis SIL Regular"/>
-          <w:b w:val="0"/>
-          <w:i w:val="0"/>
-          <w:color w:val="000000"/>
-          <w:sz w:val="24"/>
-        </w:rPr>
-        <w:t xml:space="preserve">ection of </w:t>
+        <w:t xml:space="preserve">, and the collection of </w:t>
       </w:r>
       <w:r>
         <w:rPr>
@@ -1923,34 +1895,7 @@
           <w:color w:val="000000"/>
           <w:sz w:val="24"/>
         </w:rPr>
-        <w:t xml:space="preserve"> (who collected many object</w:t>
-      </w:r>
-      <w:r>
-        <w:rPr>
-          <w:rFonts w:ascii="Charis SIL Regular" w:hAnsi="Charis SIL Regular" w:eastAsia="Charis SIL Regular"/>
-          <w:b w:val="0"/>
-          <w:i w:val="0"/>
-          <w:color w:val="000000"/>
-          <w:sz w:val="24"/>
-        </w:rPr>
-        <w:hyperlink r:id="rId19" w:history="1">
-          <w:r>
-            <w:rPr>
-              <w:rStyle w:val="Hyperlink"/>
-            </w:rPr>
-            <w:t>s on the form</w:t>
-          </w:r>
-        </w:hyperlink>
-      </w:r>
-      <w:r>
-        <w:rPr>
-          <w:rFonts w:ascii="Charis SIL Regular" w:hAnsi="Charis SIL Regular" w:eastAsia="Charis SIL Regular"/>
-          <w:b w:val="0"/>
-          <w:i w:val="0"/>
-          <w:color w:val="000000"/>
-          <w:sz w:val="24"/>
-        </w:rPr>
-        <w:t xml:space="preserve">er </w:t>
+        <w:t xml:space="preserve"> (who collected many objects on the former </w:t>
       </w:r>
       <w:r>
         <w:rPr>
@@ -2229,9 +2174,15 @@
           <w:i w:val="0"/>
           <w:color w:val="0000FF"/>
           <w:sz w:val="24"/>
-          <w:u w:val="single"/>
         </w:rPr>
-        <w:t>e</w:t>
+        <w:hyperlink r:id="rId22" w:history="1">
+          <w:r>
+            <w:rPr>
+              <w:rStyle w:val="Hyperlink"/>
+            </w:rPr>
+            <w:t>e</w:t>
+          </w:r>
+        </w:hyperlink>
       </w:r>
       <w:r>
         <w:rPr>

--- a/EXPORTS/DOCX/published/niveau3/English/ZeeuwschGenootschap.docx
+++ b/EXPORTS/DOCX/published/niveau3/English/ZeeuwschGenootschap.docx
@@ -610,6 +610,7 @@
       </w:r>
       <w:r>
         <w:rPr>
+          <w:u w:val="single" w:color="0000ff"/>
           <w:rFonts w:ascii="Charis SIL Regular" w:hAnsi="Charis SIL Regular" w:eastAsia="Charis SIL Regular"/>
           <w:b w:val="0"/>
           <w:i w:val="0"/>
@@ -634,7 +635,7 @@
           <w:sz w:val="24"/>
           <w:u w:val="single"/>
         </w:rPr>
-        <w:hyperlink r:id="rId10" w:history="1">
+        <w:hyperlink r:id="rId12" w:history="1">
           <w:r>
             <w:rPr>
               <w:rStyle w:val="Hyperlink"/>
@@ -652,7 +653,7 @@
           <w:sz w:val="24"/>
           <w:u w:val="single"/>
         </w:rPr>
-        <w:hyperlink r:id="rId10" w:history="1">
+        <w:hyperlink r:id="rId12" w:history="1">
           <w:r>
             <w:rPr>
               <w:rStyle w:val="Hyperlink"/>
@@ -1803,7 +1804,43 @@
           <w:color w:val="000000"/>
           <w:sz w:val="24"/>
         </w:rPr>
-        <w:t xml:space="preserve">, and the collection of </w:t>
+        <w:t xml:space="preserve">, and the </w:t>
+      </w:r>
+      <w:r>
+        <w:rPr>
+          <w:u w:val="single" w:color="0000ff"/>
+          <w:rFonts w:ascii="Charis SIL Regular" w:hAnsi="Charis SIL Regular" w:eastAsia="Charis SIL Regular"/>
+          <w:b w:val="0"/>
+          <w:i w:val="0"/>
+          <w:color w:val="000000"/>
+          <w:sz w:val="24"/>
+        </w:rPr>
+        <w:hyperlink r:id="rId18" w:history="1">
+          <w:r>
+            <w:rPr>
+              <w:rStyle w:val="Hyperlink"/>
+            </w:rPr>
+            <w:t>coll</w:t>
+          </w:r>
+        </w:hyperlink>
+      </w:r>
+      <w:r>
+        <w:rPr>
+          <w:u w:val="single" w:color="0000ff"/>
+          <w:rFonts w:ascii="Charis SIL Regular" w:hAnsi="Charis SIL Regular" w:eastAsia="Charis SIL Regular"/>
+          <w:b w:val="0"/>
+          <w:i w:val="0"/>
+          <w:color w:val="000000"/>
+          <w:sz w:val="24"/>
+        </w:rPr>
+        <w:hyperlink r:id="rId18" w:history="1">
+          <w:r>
+            <w:rPr>
+              <w:rStyle w:val="Hyperlink"/>
+            </w:rPr>
+            <w:t xml:space="preserve">ection of </w:t>
+          </w:r>
+        </w:hyperlink>
       </w:r>
       <w:r>
         <w:rPr>
@@ -1906,7 +1943,7 @@
           <w:sz w:val="24"/>
           <w:u w:val="single"/>
         </w:rPr>
-        <w:hyperlink r:id="rId19" w:history="1">
+        <w:hyperlink r:id="rId21" w:history="1">
           <w:r>
             <w:rPr>
               <w:rStyle w:val="Hyperlink"/>
@@ -2925,39 +2962,13 @@
       </w:r>
       <w:r>
         <w:rPr>
-          <w:u w:val="single" w:color="0000ff"/>
           <w:rFonts w:ascii="Charis SIL Regular" w:hAnsi="Charis SIL Regular" w:eastAsia="Charis SIL Regular"/>
           <w:b w:val="0"/>
           <w:i w:val="0"/>
           <w:color w:val="000000"/>
           <w:sz w:val="24"/>
         </w:rPr>
-        <w:hyperlink r:id="rId26" w:history="1">
-          <w:r>
-            <w:rPr>
-              <w:rStyle w:val="Hyperlink"/>
-            </w:rPr>
-            <w:t>organise</w:t>
-          </w:r>
-        </w:hyperlink>
-      </w:r>
-      <w:r>
-        <w:rPr>
-          <w:u w:val="single" w:color="0000ff"/>
-          <w:rFonts w:ascii="Charis SIL Regular" w:hAnsi="Charis SIL Regular" w:eastAsia="Charis SIL Regular"/>
-          <w:b w:val="0"/>
-          <w:i w:val="0"/>
-          <w:color w:val="000000"/>
-          <w:sz w:val="24"/>
-        </w:rPr>
-        <w:hyperlink r:id="rId26" w:history="1">
-          <w:r>
-            <w:rPr>
-              <w:rStyle w:val="Hyperlink"/>
-            </w:rPr>
-            <w:t>d by the</w:t>
-          </w:r>
-        </w:hyperlink>
+        <w:t>organised by the</w:t>
       </w:r>
       <w:r>
         <w:rPr>

--- a/EXPORTS/DOCX/published/niveau3/English/ZeeuwschGenootschap.docx
+++ b/EXPORTS/DOCX/published/niveau3/English/ZeeuwschGenootschap.docx
@@ -1804,43 +1804,7 @@
           <w:color w:val="000000"/>
           <w:sz w:val="24"/>
         </w:rPr>
-        <w:t xml:space="preserve">, and the </w:t>
-      </w:r>
-      <w:r>
-        <w:rPr>
-          <w:u w:val="single" w:color="0000ff"/>
-          <w:rFonts w:ascii="Charis SIL Regular" w:hAnsi="Charis SIL Regular" w:eastAsia="Charis SIL Regular"/>
-          <w:b w:val="0"/>
-          <w:i w:val="0"/>
-          <w:color w:val="000000"/>
-          <w:sz w:val="24"/>
-        </w:rPr>
-        <w:hyperlink r:id="rId18" w:history="1">
-          <w:r>
-            <w:rPr>
-              <w:rStyle w:val="Hyperlink"/>
-            </w:rPr>
-            <w:t>coll</w:t>
-          </w:r>
-        </w:hyperlink>
-      </w:r>
-      <w:r>
-        <w:rPr>
-          <w:u w:val="single" w:color="0000ff"/>
-          <w:rFonts w:ascii="Charis SIL Regular" w:hAnsi="Charis SIL Regular" w:eastAsia="Charis SIL Regular"/>
-          <w:b w:val="0"/>
-          <w:i w:val="0"/>
-          <w:color w:val="000000"/>
-          <w:sz w:val="24"/>
-        </w:rPr>
-        <w:hyperlink r:id="rId18" w:history="1">
-          <w:r>
-            <w:rPr>
-              <w:rStyle w:val="Hyperlink"/>
-            </w:rPr>
-            <w:t xml:space="preserve">ection of </w:t>
-          </w:r>
-        </w:hyperlink>
+        <w:t xml:space="preserve">, and the collection of </w:t>
       </w:r>
       <w:r>
         <w:rPr>
@@ -1943,7 +1907,7 @@
           <w:sz w:val="24"/>
           <w:u w:val="single"/>
         </w:rPr>
-        <w:hyperlink r:id="rId21" w:history="1">
+        <w:hyperlink r:id="rId19" w:history="1">
           <w:r>
             <w:rPr>
               <w:rStyle w:val="Hyperlink"/>
@@ -2057,60 +2021,13 @@
       </w:r>
       <w:r>
         <w:rPr>
-          <w:u w:val="single" w:color="0000ff"/>
           <w:rFonts w:ascii="Charis SIL Regular" w:hAnsi="Charis SIL Regular" w:eastAsia="Charis SIL Regular"/>
           <w:b w:val="0"/>
           <w:i w:val="0"/>
           <w:color w:val="000000"/>
           <w:sz w:val="24"/>
         </w:rPr>
-        <w:hyperlink r:id="rId20" w:history="1">
-          <w:r>
-            <w:rPr>
-              <w:rStyle w:val="Hyperlink"/>
-            </w:rPr>
-            <w:t>separate</w:t>
-          </w:r>
-        </w:hyperlink>
-      </w:r>
-      <w:r>
-        <w:rPr>
-          <w:u w:val="single" w:color="0000ff"/>
-          <w:rFonts w:ascii="Charis SIL Regular" w:hAnsi="Charis SIL Regular" w:eastAsia="Charis SIL Regular"/>
-          <w:b w:val="0"/>
-          <w:i w:val="0"/>
-          <w:color w:val="000000"/>
-          <w:sz w:val="24"/>
-        </w:rPr>
-        <w:t>l</w:t>
-      </w:r>
-      <w:r>
-        <w:rPr>
-          <w:rFonts w:ascii="Charis SIL Regular" w:hAnsi="Charis SIL Regular" w:eastAsia="Charis SIL Regular"/>
-          <w:b w:val="0"/>
-          <w:i w:val="0"/>
-          <w:color w:val="000000"/>
-          <w:sz w:val="24"/>
-        </w:rPr>
-        <w:t>y. Detailed information is provided about th</w:t>
-      </w:r>
-      <w:r>
-        <w:rPr>
-          <w:u w:val="single" w:color="0000ff"/>
-          <w:rFonts w:ascii="Charis SIL Regular" w:hAnsi="Charis SIL Regular" w:eastAsia="Charis SIL Regular"/>
-          <w:b w:val="0"/>
-          <w:i w:val="0"/>
-          <w:color w:val="000000"/>
-          <w:sz w:val="24"/>
-        </w:rPr>
-        <w:hyperlink r:id="rId21" w:history="1">
-          <w:r>
-            <w:rPr>
-              <w:rStyle w:val="Hyperlink"/>
-            </w:rPr>
-            <w:t>e origin</w:t>
-          </w:r>
-        </w:hyperlink>
+        <w:t>separately. Detailed information is provided about the origin</w:t>
       </w:r>
       <w:r>
         <w:rPr>
@@ -2211,15 +2128,9 @@
           <w:i w:val="0"/>
           <w:color w:val="0000FF"/>
           <w:sz w:val="24"/>
+          <w:u w:val="single"/>
         </w:rPr>
-        <w:hyperlink r:id="rId22" w:history="1">
-          <w:r>
-            <w:rPr>
-              <w:rStyle w:val="Hyperlink"/>
-            </w:rPr>
-            <w:t>e</w:t>
-          </w:r>
-        </w:hyperlink>
+        <w:t>e</w:t>
       </w:r>
       <w:r>
         <w:rPr>
@@ -2962,13 +2873,39 @@
       </w:r>
       <w:r>
         <w:rPr>
+          <w:u w:val="single" w:color="0000ff"/>
           <w:rFonts w:ascii="Charis SIL Regular" w:hAnsi="Charis SIL Regular" w:eastAsia="Charis SIL Regular"/>
           <w:b w:val="0"/>
           <w:i w:val="0"/>
           <w:color w:val="000000"/>
           <w:sz w:val="24"/>
         </w:rPr>
-        <w:t>organised by the</w:t>
+        <w:hyperlink r:id="rId26" w:history="1">
+          <w:r>
+            <w:rPr>
+              <w:rStyle w:val="Hyperlink"/>
+            </w:rPr>
+            <w:t>organise</w:t>
+          </w:r>
+        </w:hyperlink>
+      </w:r>
+      <w:r>
+        <w:rPr>
+          <w:u w:val="single" w:color="0000ff"/>
+          <w:rFonts w:ascii="Charis SIL Regular" w:hAnsi="Charis SIL Regular" w:eastAsia="Charis SIL Regular"/>
+          <w:b w:val="0"/>
+          <w:i w:val="0"/>
+          <w:color w:val="000000"/>
+          <w:sz w:val="24"/>
+        </w:rPr>
+        <w:hyperlink r:id="rId26" w:history="1">
+          <w:r>
+            <w:rPr>
+              <w:rStyle w:val="Hyperlink"/>
+            </w:rPr>
+            <w:t>d by the</w:t>
+          </w:r>
+        </w:hyperlink>
       </w:r>
       <w:r>
         <w:rPr>

--- a/EXPORTS/DOCX/published/niveau3/English/ZeeuwschGenootschap.docx
+++ b/EXPORTS/DOCX/published/niveau3/English/ZeeuwschGenootschap.docx
@@ -610,7 +610,6 @@
       </w:r>
       <w:r>
         <w:rPr>
-          <w:u w:val="single" w:color="0000ff"/>
           <w:rFonts w:ascii="Charis SIL Regular" w:hAnsi="Charis SIL Regular" w:eastAsia="Charis SIL Regular"/>
           <w:b w:val="0"/>
           <w:i w:val="0"/>
@@ -635,7 +634,7 @@
           <w:sz w:val="24"/>
           <w:u w:val="single"/>
         </w:rPr>
-        <w:hyperlink r:id="rId12" w:history="1">
+        <w:hyperlink r:id="rId10" w:history="1">
           <w:r>
             <w:rPr>
               <w:rStyle w:val="Hyperlink"/>
@@ -653,7 +652,7 @@
           <w:sz w:val="24"/>
           <w:u w:val="single"/>
         </w:rPr>
-        <w:hyperlink r:id="rId12" w:history="1">
+        <w:hyperlink r:id="rId10" w:history="1">
           <w:r>
             <w:rPr>
               <w:rStyle w:val="Hyperlink"/>
@@ -1804,7 +1803,42 @@
           <w:color w:val="000000"/>
           <w:sz w:val="24"/>
         </w:rPr>
-        <w:t xml:space="preserve">, and the collection of </w:t>
+        <w:t xml:space="preserve">, and the </w:t>
+      </w:r>
+      <w:r>
+        <w:rPr>
+          <w:u w:val="single" w:color="0000ff"/>
+          <w:rFonts w:ascii="Charis SIL Regular" w:hAnsi="Charis SIL Regular" w:eastAsia="Charis SIL Regular"/>
+          <w:b w:val="0"/>
+          <w:i w:val="0"/>
+          <w:color w:val="000000"/>
+          <w:sz w:val="24"/>
+        </w:rPr>
+        <w:hyperlink r:id="rId18" w:history="1">
+          <w:r>
+            <w:rPr>
+              <w:rStyle w:val="Hyperlink"/>
+            </w:rPr>
+            <w:t>coll</w:t>
+          </w:r>
+        </w:hyperlink>
+      </w:r>
+      <w:r>
+        <w:rPr>
+          <w:rFonts w:ascii="Charis SIL Regular" w:hAnsi="Charis SIL Regular" w:eastAsia="Charis SIL Regular"/>
+          <w:b w:val="0"/>
+          <w:i w:val="0"/>
+          <w:color w:val="000000"/>
+          <w:sz w:val="24"/>
+        </w:rPr>
+        <w:hyperlink r:id="rId18" w:history="1">
+          <w:r>
+            <w:rPr>
+              <w:rStyle w:val="Hyperlink"/>
+            </w:rPr>
+            <w:t xml:space="preserve">ection of </w:t>
+          </w:r>
+        </w:hyperlink>
       </w:r>
       <w:r>
         <w:rPr>
@@ -1896,7 +1930,41 @@
           <w:color w:val="000000"/>
           <w:sz w:val="24"/>
         </w:rPr>
-        <w:t xml:space="preserve"> (who collected many objects on the former </w:t>
+        <w:t xml:space="preserve"> (who collected many object</w:t>
+      </w:r>
+      <w:r>
+        <w:rPr>
+          <w:rFonts w:ascii="Charis SIL Regular" w:hAnsi="Charis SIL Regular" w:eastAsia="Charis SIL Regular"/>
+          <w:b w:val="0"/>
+          <w:i w:val="0"/>
+          <w:color w:val="000000"/>
+          <w:sz w:val="24"/>
+        </w:rPr>
+        <w:hyperlink r:id="rId19" w:history="1">
+          <w:r>
+            <w:rPr>
+              <w:rStyle w:val="Hyperlink"/>
+            </w:rPr>
+            <w:t>s on the form</w:t>
+          </w:r>
+        </w:hyperlink>
+      </w:r>
+      <w:r>
+        <w:rPr>
+          <w:rFonts w:ascii="Charis SIL Regular" w:hAnsi="Charis SIL Regular" w:eastAsia="Charis SIL Regular"/>
+          <w:b w:val="0"/>
+          <w:i w:val="0"/>
+          <w:color w:val="000000"/>
+          <w:sz w:val="24"/>
+        </w:rPr>
+        <w:hyperlink r:id="rId19" w:history="1">
+          <w:r>
+            <w:rPr>
+              <w:rStyle w:val="Hyperlink"/>
+            </w:rPr>
+            <w:t xml:space="preserve">er </w:t>
+          </w:r>
+        </w:hyperlink>
       </w:r>
       <w:r>
         <w:rPr>
@@ -2021,13 +2089,60 @@
       </w:r>
       <w:r>
         <w:rPr>
+          <w:u w:val="single" w:color="0000ff"/>
           <w:rFonts w:ascii="Charis SIL Regular" w:hAnsi="Charis SIL Regular" w:eastAsia="Charis SIL Regular"/>
           <w:b w:val="0"/>
           <w:i w:val="0"/>
           <w:color w:val="000000"/>
           <w:sz w:val="24"/>
         </w:rPr>
-        <w:t>separately. Detailed information is provided about the origin</w:t>
+        <w:hyperlink r:id="rId20" w:history="1">
+          <w:r>
+            <w:rPr>
+              <w:rStyle w:val="Hyperlink"/>
+            </w:rPr>
+            <w:t>separate</w:t>
+          </w:r>
+        </w:hyperlink>
+      </w:r>
+      <w:r>
+        <w:rPr>
+          <w:u w:val="single" w:color="0000ff"/>
+          <w:rFonts w:ascii="Charis SIL Regular" w:hAnsi="Charis SIL Regular" w:eastAsia="Charis SIL Regular"/>
+          <w:b w:val="0"/>
+          <w:i w:val="0"/>
+          <w:color w:val="000000"/>
+          <w:sz w:val="24"/>
+        </w:rPr>
+        <w:t>l</w:t>
+      </w:r>
+      <w:r>
+        <w:rPr>
+          <w:rFonts w:ascii="Charis SIL Regular" w:hAnsi="Charis SIL Regular" w:eastAsia="Charis SIL Regular"/>
+          <w:b w:val="0"/>
+          <w:i w:val="0"/>
+          <w:color w:val="000000"/>
+          <w:sz w:val="24"/>
+        </w:rPr>
+        <w:t>y. Detailed information is provided about th</w:t>
+      </w:r>
+      <w:r>
+        <w:rPr>
+          <w:u w:val="single" w:color="0000ff"/>
+          <w:rFonts w:ascii="Charis SIL Regular" w:hAnsi="Charis SIL Regular" w:eastAsia="Charis SIL Regular"/>
+          <w:b w:val="0"/>
+          <w:i w:val="0"/>
+          <w:color w:val="000000"/>
+          <w:sz w:val="24"/>
+        </w:rPr>
+        <w:hyperlink r:id="rId21" w:history="1">
+          <w:r>
+            <w:rPr>
+              <w:rStyle w:val="Hyperlink"/>
+            </w:rPr>
+            <w:t>e origin</w:t>
+          </w:r>
+        </w:hyperlink>
       </w:r>
       <w:r>
         <w:rPr>
@@ -2128,9 +2243,15 @@
           <w:i w:val="0"/>
           <w:color w:val="0000FF"/>
           <w:sz w:val="24"/>
-          <w:u w:val="single"/>
         </w:rPr>
-        <w:t>e</w:t>
+        <w:hyperlink r:id="rId22" w:history="1">
+          <w:r>
+            <w:rPr>
+              <w:rStyle w:val="Hyperlink"/>
+            </w:rPr>
+            <w:t>e</w:t>
+          </w:r>
+        </w:hyperlink>
       </w:r>
       <w:r>
         <w:rPr>

--- a/EXPORTS/DOCX/published/niveau3/English/ZeeuwschGenootschap.docx
+++ b/EXPORTS/DOCX/published/niveau3/English/ZeeuwschGenootschap.docx
@@ -745,13 +745,31 @@
       </w:r>
       <w:r>
         <w:rPr>
+          <w:u w:val="single" w:color="0000ff"/>
           <w:rFonts w:ascii="Charis SIL Regular" w:hAnsi="Charis SIL Regular" w:eastAsia="Charis SIL Regular"/>
           <w:b w:val="0"/>
           <w:i w:val="0"/>
           <w:color w:val="000000"/>
           <w:sz w:val="24"/>
         </w:rPr>
-        <w:t xml:space="preserve">ripts can be found at the </w:t>
+        <w:hyperlink r:id="rId11" w:history="1">
+          <w:r>
+            <w:rPr>
+              <w:rStyle w:val="Hyperlink"/>
+            </w:rPr>
+            <w:t>ripts can b</w:t>
+          </w:r>
+        </w:hyperlink>
+      </w:r>
+      <w:r>
+        <w:rPr>
+          <w:rFonts w:ascii="Charis SIL Regular" w:hAnsi="Charis SIL Regular" w:eastAsia="Charis SIL Regular"/>
+          <w:b w:val="0"/>
+          <w:i w:val="0"/>
+          <w:color w:val="000000"/>
+          <w:sz w:val="24"/>
+        </w:rPr>
+        <w:t xml:space="preserve">e found at the </w:t>
       </w:r>
       <w:r>
         <w:rPr>
@@ -1825,6 +1843,7 @@
       </w:r>
       <w:r>
         <w:rPr>
+          <w:u w:val="single" w:color="0000ff"/>
           <w:rFonts w:ascii="Charis SIL Regular" w:hAnsi="Charis SIL Regular" w:eastAsia="Charis SIL Regular"/>
           <w:b w:val="0"/>
           <w:i w:val="0"/>
@@ -2243,15 +2262,9 @@
           <w:i w:val="0"/>
           <w:color w:val="0000FF"/>
           <w:sz w:val="24"/>
+          <w:u w:val="single"/>
         </w:rPr>
-        <w:hyperlink r:id="rId22" w:history="1">
-          <w:r>
-            <w:rPr>
-              <w:rStyle w:val="Hyperlink"/>
-            </w:rPr>
-            <w:t>e</w:t>
-          </w:r>
-        </w:hyperlink>
+        <w:t>e</w:t>
       </w:r>
       <w:r>
         <w:rPr>

--- a/EXPORTS/DOCX/published/niveau3/English/ZeeuwschGenootschap.docx
+++ b/EXPORTS/DOCX/published/niveau3/English/ZeeuwschGenootschap.docx
@@ -745,31 +745,13 @@
       </w:r>
       <w:r>
         <w:rPr>
-          <w:u w:val="single" w:color="0000ff"/>
           <w:rFonts w:ascii="Charis SIL Regular" w:hAnsi="Charis SIL Regular" w:eastAsia="Charis SIL Regular"/>
           <w:b w:val="0"/>
           <w:i w:val="0"/>
           <w:color w:val="000000"/>
           <w:sz w:val="24"/>
         </w:rPr>
-        <w:hyperlink r:id="rId11" w:history="1">
-          <w:r>
-            <w:rPr>
-              <w:rStyle w:val="Hyperlink"/>
-            </w:rPr>
-            <w:t>ripts can b</w:t>
-          </w:r>
-        </w:hyperlink>
-      </w:r>
-      <w:r>
-        <w:rPr>
-          <w:rFonts w:ascii="Charis SIL Regular" w:hAnsi="Charis SIL Regular" w:eastAsia="Charis SIL Regular"/>
-          <w:b w:val="0"/>
-          <w:i w:val="0"/>
-          <w:color w:val="000000"/>
-          <w:sz w:val="24"/>
-        </w:rPr>
-        <w:t xml:space="preserve">e found at the </w:t>
+        <w:t xml:space="preserve">ripts can be found at the </w:t>
       </w:r>
       <w:r>
         <w:rPr>
@@ -1949,41 +1931,7 @@
           <w:color w:val="000000"/>
           <w:sz w:val="24"/>
         </w:rPr>
-        <w:t xml:space="preserve"> (who collected many object</w:t>
-      </w:r>
-      <w:r>
-        <w:rPr>
-          <w:rFonts w:ascii="Charis SIL Regular" w:hAnsi="Charis SIL Regular" w:eastAsia="Charis SIL Regular"/>
-          <w:b w:val="0"/>
-          <w:i w:val="0"/>
-          <w:color w:val="000000"/>
-          <w:sz w:val="24"/>
-        </w:rPr>
-        <w:hyperlink r:id="rId19" w:history="1">
-          <w:r>
-            <w:rPr>
-              <w:rStyle w:val="Hyperlink"/>
-            </w:rPr>
-            <w:t>s on the form</w:t>
-          </w:r>
-        </w:hyperlink>
-      </w:r>
-      <w:r>
-        <w:rPr>
-          <w:rFonts w:ascii="Charis SIL Regular" w:hAnsi="Charis SIL Regular" w:eastAsia="Charis SIL Regular"/>
-          <w:b w:val="0"/>
-          <w:i w:val="0"/>
-          <w:color w:val="000000"/>
-          <w:sz w:val="24"/>
-        </w:rPr>
-        <w:hyperlink r:id="rId19" w:history="1">
-          <w:r>
-            <w:rPr>
-              <w:rStyle w:val="Hyperlink"/>
-            </w:rPr>
-            <w:t xml:space="preserve">er </w:t>
-          </w:r>
-        </w:hyperlink>
+        <w:t xml:space="preserve"> (who collected many objects on the former </w:t>
       </w:r>
       <w:r>
         <w:rPr>

--- a/EXPORTS/DOCX/published/niveau3/English/ZeeuwschGenootschap.docx
+++ b/EXPORTS/DOCX/published/niveau3/English/ZeeuwschGenootschap.docx
@@ -610,20 +610,14 @@
       </w:r>
       <w:r>
         <w:rPr>
+          <w:u w:val="single" w:color="0000ff"/>
           <w:rFonts w:ascii="Charis SIL Regular" w:hAnsi="Charis SIL Regular" w:eastAsia="Charis SIL Regular"/>
           <w:b w:val="0"/>
           <w:i w:val="0"/>
           <w:color w:val="000000"/>
           <w:sz w:val="24"/>
         </w:rPr>
-        <w:hyperlink r:id="rId10" w:history="1">
-          <w:r>
-            <w:rPr>
-              <w:rStyle w:val="Hyperlink"/>
-            </w:rPr>
-            <w:t xml:space="preserve">d at the </w:t>
-          </w:r>
-        </w:hyperlink>
+        <w:t xml:space="preserve">d at the </w:t>
       </w:r>
       <w:r>
         <w:rPr>
@@ -745,13 +739,31 @@
       </w:r>
       <w:r>
         <w:rPr>
+          <w:u w:val="single" w:color="0000ff"/>
           <w:rFonts w:ascii="Charis SIL Regular" w:hAnsi="Charis SIL Regular" w:eastAsia="Charis SIL Regular"/>
           <w:b w:val="0"/>
           <w:i w:val="0"/>
           <w:color w:val="000000"/>
           <w:sz w:val="24"/>
         </w:rPr>
-        <w:t xml:space="preserve">ripts can be found at the </w:t>
+        <w:hyperlink r:id="rId11" w:history="1">
+          <w:r>
+            <w:rPr>
+              <w:rStyle w:val="Hyperlink"/>
+            </w:rPr>
+            <w:t>ripts can b</w:t>
+          </w:r>
+        </w:hyperlink>
+      </w:r>
+      <w:r>
+        <w:rPr>
+          <w:rFonts w:ascii="Charis SIL Regular" w:hAnsi="Charis SIL Regular" w:eastAsia="Charis SIL Regular"/>
+          <w:b w:val="0"/>
+          <w:i w:val="0"/>
+          <w:color w:val="000000"/>
+          <w:sz w:val="24"/>
+        </w:rPr>
+        <w:t xml:space="preserve">e found at the </w:t>
       </w:r>
       <w:r>
         <w:rPr>
@@ -1814,32 +1826,7 @@
           <w:color w:val="000000"/>
           <w:sz w:val="24"/>
         </w:rPr>
-        <w:hyperlink r:id="rId18" w:history="1">
-          <w:r>
-            <w:rPr>
-              <w:rStyle w:val="Hyperlink"/>
-            </w:rPr>
-            <w:t>coll</w:t>
-          </w:r>
-        </w:hyperlink>
-      </w:r>
-      <w:r>
-        <w:rPr>
-          <w:u w:val="single" w:color="0000ff"/>
-          <w:rFonts w:ascii="Charis SIL Regular" w:hAnsi="Charis SIL Regular" w:eastAsia="Charis SIL Regular"/>
-          <w:b w:val="0"/>
-          <w:i w:val="0"/>
-          <w:color w:val="000000"/>
-          <w:sz w:val="24"/>
-        </w:rPr>
-        <w:hyperlink r:id="rId18" w:history="1">
-          <w:r>
-            <w:rPr>
-              <w:rStyle w:val="Hyperlink"/>
-            </w:rPr>
-            <w:t xml:space="preserve">ection of </w:t>
-          </w:r>
-        </w:hyperlink>
+        <w:t xml:space="preserve">collection of </w:t>
       </w:r>
       <w:r>
         <w:rPr>
@@ -1850,7 +1837,7 @@
           <w:sz w:val="24"/>
           <w:u w:val="single"/>
         </w:rPr>
-        <w:hyperlink r:id="rId18" w:history="1">
+        <w:hyperlink r:id="rId20" w:history="1">
           <w:r>
             <w:rPr>
               <w:rStyle w:val="Hyperlink"/>
@@ -1931,7 +1918,24 @@
           <w:color w:val="000000"/>
           <w:sz w:val="24"/>
         </w:rPr>
-        <w:t xml:space="preserve"> (who collected many objects on the former </w:t>
+        <w:t xml:space="preserve"> (who collected many objects on the form</w:t>
+      </w:r>
+      <w:r>
+        <w:rPr>
+          <w:rFonts w:ascii="Charis SIL Regular" w:hAnsi="Charis SIL Regular" w:eastAsia="Charis SIL Regular"/>
+          <w:b w:val="0"/>
+          <w:i w:val="0"/>
+          <w:color w:val="000000"/>
+          <w:sz w:val="24"/>
+        </w:rPr>
+        <w:hyperlink r:id="rId19" w:history="1">
+          <w:r>
+            <w:rPr>
+              <w:rStyle w:val="Hyperlink"/>
+            </w:rPr>
+            <w:t xml:space="preserve">er </w:t>
+          </w:r>
+        </w:hyperlink>
       </w:r>
       <w:r>
         <w:rPr>

--- a/EXPORTS/DOCX/published/niveau3/English/ZeeuwschGenootschap.docx
+++ b/EXPORTS/DOCX/published/niveau3/English/ZeeuwschGenootschap.docx
@@ -610,14 +610,20 @@
       </w:r>
       <w:r>
         <w:rPr>
-          <w:u w:val="single" w:color="0000ff"/>
           <w:rFonts w:ascii="Charis SIL Regular" w:hAnsi="Charis SIL Regular" w:eastAsia="Charis SIL Regular"/>
           <w:b w:val="0"/>
           <w:i w:val="0"/>
           <w:color w:val="000000"/>
           <w:sz w:val="24"/>
         </w:rPr>
-        <w:t xml:space="preserve">d at the </w:t>
+        <w:hyperlink r:id="rId10" w:history="1">
+          <w:r>
+            <w:rPr>
+              <w:rStyle w:val="Hyperlink"/>
+            </w:rPr>
+            <w:t xml:space="preserve">d at the </w:t>
+          </w:r>
+        </w:hyperlink>
       </w:r>
       <w:r>
         <w:rPr>
@@ -739,31 +745,13 @@
       </w:r>
       <w:r>
         <w:rPr>
-          <w:u w:val="single" w:color="0000ff"/>
           <w:rFonts w:ascii="Charis SIL Regular" w:hAnsi="Charis SIL Regular" w:eastAsia="Charis SIL Regular"/>
           <w:b w:val="0"/>
           <w:i w:val="0"/>
           <w:color w:val="000000"/>
           <w:sz w:val="24"/>
         </w:rPr>
-        <w:hyperlink r:id="rId11" w:history="1">
-          <w:r>
-            <w:rPr>
-              <w:rStyle w:val="Hyperlink"/>
-            </w:rPr>
-            <w:t>ripts can b</w:t>
-          </w:r>
-        </w:hyperlink>
-      </w:r>
-      <w:r>
-        <w:rPr>
-          <w:rFonts w:ascii="Charis SIL Regular" w:hAnsi="Charis SIL Regular" w:eastAsia="Charis SIL Regular"/>
-          <w:b w:val="0"/>
-          <w:i w:val="0"/>
-          <w:color w:val="000000"/>
-          <w:sz w:val="24"/>
-        </w:rPr>
-        <w:t xml:space="preserve">e found at the </w:t>
+        <w:t xml:space="preserve">ripts can be found at the </w:t>
       </w:r>
       <w:r>
         <w:rPr>
@@ -1815,18 +1803,7 @@
           <w:color w:val="000000"/>
           <w:sz w:val="24"/>
         </w:rPr>
-        <w:t xml:space="preserve">, and the </w:t>
-      </w:r>
-      <w:r>
-        <w:rPr>
-          <w:u w:val="single" w:color="0000ff"/>
-          <w:rFonts w:ascii="Charis SIL Regular" w:hAnsi="Charis SIL Regular" w:eastAsia="Charis SIL Regular"/>
-          <w:b w:val="0"/>
-          <w:i w:val="0"/>
-          <w:color w:val="000000"/>
-          <w:sz w:val="24"/>
-        </w:rPr>
-        <w:t xml:space="preserve">collection of </w:t>
+        <w:t xml:space="preserve">, and the collection of </w:t>
       </w:r>
       <w:r>
         <w:rPr>
@@ -1837,7 +1814,7 @@
           <w:sz w:val="24"/>
           <w:u w:val="single"/>
         </w:rPr>
-        <w:hyperlink r:id="rId20" w:history="1">
+        <w:hyperlink r:id="rId18" w:history="1">
           <w:r>
             <w:rPr>
               <w:rStyle w:val="Hyperlink"/>
@@ -1918,24 +1895,7 @@
           <w:color w:val="000000"/>
           <w:sz w:val="24"/>
         </w:rPr>
-        <w:t xml:space="preserve"> (who collected many objects on the form</w:t>
-      </w:r>
-      <w:r>
-        <w:rPr>
-          <w:rFonts w:ascii="Charis SIL Regular" w:hAnsi="Charis SIL Regular" w:eastAsia="Charis SIL Regular"/>
-          <w:b w:val="0"/>
-          <w:i w:val="0"/>
-          <w:color w:val="000000"/>
-          <w:sz w:val="24"/>
-        </w:rPr>
-        <w:hyperlink r:id="rId19" w:history="1">
-          <w:r>
-            <w:rPr>
-              <w:rStyle w:val="Hyperlink"/>
-            </w:rPr>
-            <w:t xml:space="preserve">er </w:t>
-          </w:r>
-        </w:hyperlink>
+        <w:t xml:space="preserve"> (who collected many objects on the former </w:t>
       </w:r>
       <w:r>
         <w:rPr>
@@ -1946,7 +1906,7 @@
           <w:sz w:val="24"/>
           <w:u w:val="single"/>
         </w:rPr>
-        <w:hyperlink r:id="rId19" w:history="1">
+        <w:hyperlink r:id="rId21" w:history="1">
           <w:r>
             <w:rPr>
               <w:rStyle w:val="Hyperlink"/>
@@ -2959,21 +2919,13 @@
       </w:r>
       <w:r>
         <w:rPr>
-          <w:u w:val="single" w:color="0000ff"/>
           <w:rFonts w:ascii="Charis SIL Regular" w:hAnsi="Charis SIL Regular" w:eastAsia="Charis SIL Regular"/>
           <w:b w:val="0"/>
           <w:i w:val="0"/>
           <w:color w:val="000000"/>
           <w:sz w:val="24"/>
         </w:rPr>
-        <w:hyperlink r:id="rId26" w:history="1">
-          <w:r>
-            <w:rPr>
-              <w:rStyle w:val="Hyperlink"/>
-            </w:rPr>
-            <w:t>organise</w:t>
-          </w:r>
-        </w:hyperlink>
+        <w:t>organise</w:t>
       </w:r>
       <w:r>
         <w:rPr>

--- a/EXPORTS/DOCX/published/niveau3/English/ZeeuwschGenootschap.docx
+++ b/EXPORTS/DOCX/published/niveau3/English/ZeeuwschGenootschap.docx
@@ -610,6 +610,7 @@
       </w:r>
       <w:r>
         <w:rPr>
+          <w:u w:val="single" w:color="0000ff"/>
           <w:rFonts w:ascii="Charis SIL Regular" w:hAnsi="Charis SIL Regular" w:eastAsia="Charis SIL Regular"/>
           <w:b w:val="0"/>
           <w:i w:val="0"/>
@@ -634,7 +635,7 @@
           <w:sz w:val="24"/>
           <w:u w:val="single"/>
         </w:rPr>
-        <w:hyperlink r:id="rId10" w:history="1">
+        <w:hyperlink r:id="rId12" w:history="1">
           <w:r>
             <w:rPr>
               <w:rStyle w:val="Hyperlink"/>
@@ -652,7 +653,7 @@
           <w:sz w:val="24"/>
           <w:u w:val="single"/>
         </w:rPr>
-        <w:hyperlink r:id="rId10" w:history="1">
+        <w:hyperlink r:id="rId12" w:history="1">
           <w:r>
             <w:rPr>
               <w:rStyle w:val="Hyperlink"/>
@@ -1814,7 +1815,7 @@
           <w:sz w:val="24"/>
           <w:u w:val="single"/>
         </w:rPr>
-        <w:hyperlink r:id="rId18" w:history="1">
+        <w:hyperlink r:id="rId20" w:history="1">
           <w:r>
             <w:rPr>
               <w:rStyle w:val="Hyperlink"/>
@@ -1895,7 +1896,41 @@
           <w:color w:val="000000"/>
           <w:sz w:val="24"/>
         </w:rPr>
-        <w:t xml:space="preserve"> (who collected many objects on the former </w:t>
+        <w:t xml:space="preserve"> (who collected many object</w:t>
+      </w:r>
+      <w:r>
+        <w:rPr>
+          <w:rFonts w:ascii="Charis SIL Regular" w:hAnsi="Charis SIL Regular" w:eastAsia="Charis SIL Regular"/>
+          <w:b w:val="0"/>
+          <w:i w:val="0"/>
+          <w:color w:val="000000"/>
+          <w:sz w:val="24"/>
+        </w:rPr>
+        <w:hyperlink r:id="rId19" w:history="1">
+          <w:r>
+            <w:rPr>
+              <w:rStyle w:val="Hyperlink"/>
+            </w:rPr>
+            <w:t>s on the form</w:t>
+          </w:r>
+        </w:hyperlink>
+      </w:r>
+      <w:r>
+        <w:rPr>
+          <w:rFonts w:ascii="Charis SIL Regular" w:hAnsi="Charis SIL Regular" w:eastAsia="Charis SIL Regular"/>
+          <w:b w:val="0"/>
+          <w:i w:val="0"/>
+          <w:color w:val="000000"/>
+          <w:sz w:val="24"/>
+        </w:rPr>
+        <w:hyperlink r:id="rId19" w:history="1">
+          <w:r>
+            <w:rPr>
+              <w:rStyle w:val="Hyperlink"/>
+            </w:rPr>
+            <w:t xml:space="preserve">er </w:t>
+          </w:r>
+        </w:hyperlink>
       </w:r>
       <w:r>
         <w:rPr>
@@ -1906,7 +1941,7 @@
           <w:sz w:val="24"/>
           <w:u w:val="single"/>
         </w:rPr>
-        <w:hyperlink r:id="rId21" w:history="1">
+        <w:hyperlink r:id="rId19" w:history="1">
           <w:r>
             <w:rPr>
               <w:rStyle w:val="Hyperlink"/>
@@ -2290,35 +2325,7 @@
           <w:color w:val="000000"/>
           <w:sz w:val="24"/>
         </w:rPr>
-        <w:t>. The complete archive up to 1969 is available digitally and can no l</w:t>
-      </w:r>
-      <w:r>
-        <w:rPr>
-          <w:u w:val="single" w:color="0000ff"/>
-          <w:rFonts w:ascii="Charis SIL Regular" w:hAnsi="Charis SIL Regular" w:eastAsia="Charis SIL Regular"/>
-          <w:b w:val="0"/>
-          <w:i w:val="0"/>
-          <w:color w:val="000000"/>
-          <w:sz w:val="24"/>
-        </w:rPr>
-        <w:hyperlink r:id="rId12" w:history="1">
-          <w:r>
-            <w:rPr>
-              <w:rStyle w:val="Hyperlink"/>
-            </w:rPr>
-            <w:t>onger be</w:t>
-          </w:r>
-        </w:hyperlink>
-      </w:r>
-      <w:r>
-        <w:rPr>
-          <w:rFonts w:ascii="Charis SIL Regular" w:hAnsi="Charis SIL Regular" w:eastAsia="Charis SIL Regular"/>
-          <w:b w:val="0"/>
-          <w:i w:val="0"/>
-          <w:color w:val="000000"/>
-          <w:sz w:val="24"/>
-        </w:rPr>
-        <w:t xml:space="preserve"> viewed </w:t>
+        <w:t xml:space="preserve">. The complete archive up to 1969 is available digitally and can no longer be viewed </w:t>
       </w:r>
       <w:r>
         <w:rPr>
@@ -2919,13 +2926,21 @@
       </w:r>
       <w:r>
         <w:rPr>
+          <w:u w:val="single" w:color="0000ff"/>
           <w:rFonts w:ascii="Charis SIL Regular" w:hAnsi="Charis SIL Regular" w:eastAsia="Charis SIL Regular"/>
           <w:b w:val="0"/>
           <w:i w:val="0"/>
           <w:color w:val="000000"/>
           <w:sz w:val="24"/>
         </w:rPr>
-        <w:t>organise</w:t>
+        <w:hyperlink r:id="rId26" w:history="1">
+          <w:r>
+            <w:rPr>
+              <w:rStyle w:val="Hyperlink"/>
+            </w:rPr>
+            <w:t>organise</w:t>
+          </w:r>
+        </w:hyperlink>
       </w:r>
       <w:r>
         <w:rPr>

--- a/EXPORTS/DOCX/published/niveau3/English/ZeeuwschGenootschap.docx
+++ b/EXPORTS/DOCX/published/niveau3/English/ZeeuwschGenootschap.docx
@@ -606,25 +606,7 @@
           <w:color w:val="000000"/>
           <w:sz w:val="24"/>
         </w:rPr>
-        <w:t>; maps, drawings and prints are hel</w:t>
-      </w:r>
-      <w:r>
-        <w:rPr>
-          <w:u w:val="single" w:color="0000ff"/>
-          <w:rFonts w:ascii="Charis SIL Regular" w:hAnsi="Charis SIL Regular" w:eastAsia="Charis SIL Regular"/>
-          <w:b w:val="0"/>
-          <w:i w:val="0"/>
-          <w:color w:val="000000"/>
-          <w:sz w:val="24"/>
-        </w:rPr>
-        <w:hyperlink r:id="rId10" w:history="1">
-          <w:r>
-            <w:rPr>
-              <w:rStyle w:val="Hyperlink"/>
-            </w:rPr>
-            <w:t xml:space="preserve">d at the </w:t>
-          </w:r>
-        </w:hyperlink>
+        <w:t xml:space="preserve">; maps, drawings and prints are held at the </w:t>
       </w:r>
       <w:r>
         <w:rPr>
@@ -2325,7 +2307,35 @@
           <w:color w:val="000000"/>
           <w:sz w:val="24"/>
         </w:rPr>
-        <w:t xml:space="preserve">. The complete archive up to 1969 is available digitally and can no longer be viewed </w:t>
+        <w:t>. The complete archive up to 1969 is available digitally and can no l</w:t>
+      </w:r>
+      <w:r>
+        <w:rPr>
+          <w:u w:val="single" w:color="0000ff"/>
+          <w:rFonts w:ascii="Charis SIL Regular" w:hAnsi="Charis SIL Regular" w:eastAsia="Charis SIL Regular"/>
+          <w:b w:val="0"/>
+          <w:i w:val="0"/>
+          <w:color w:val="000000"/>
+          <w:sz w:val="24"/>
+        </w:rPr>
+        <w:hyperlink r:id="rId12" w:history="1">
+          <w:r>
+            <w:rPr>
+              <w:rStyle w:val="Hyperlink"/>
+            </w:rPr>
+            <w:t>onger be</w:t>
+          </w:r>
+        </w:hyperlink>
+      </w:r>
+      <w:r>
+        <w:rPr>
+          <w:rFonts w:ascii="Charis SIL Regular" w:hAnsi="Charis SIL Regular" w:eastAsia="Charis SIL Regular"/>
+          <w:b w:val="0"/>
+          <w:i w:val="0"/>
+          <w:color w:val="000000"/>
+          <w:sz w:val="24"/>
+        </w:rPr>
+        <w:t xml:space="preserve"> viewed </w:t>
       </w:r>
       <w:r>
         <w:rPr>

--- a/EXPORTS/DOCX/published/niveau3/English/ZeeuwschGenootschap.docx
+++ b/EXPORTS/DOCX/published/niveau3/English/ZeeuwschGenootschap.docx
@@ -606,7 +606,24 @@
           <w:color w:val="000000"/>
           <w:sz w:val="24"/>
         </w:rPr>
-        <w:t xml:space="preserve">; maps, drawings and prints are held at the </w:t>
+        <w:t>; maps, drawings and prints are hel</w:t>
+      </w:r>
+      <w:r>
+        <w:rPr>
+          <w:rFonts w:ascii="Charis SIL Regular" w:hAnsi="Charis SIL Regular" w:eastAsia="Charis SIL Regular"/>
+          <w:b w:val="0"/>
+          <w:i w:val="0"/>
+          <w:color w:val="000000"/>
+          <w:sz w:val="24"/>
+        </w:rPr>
+        <w:hyperlink r:id="rId10" w:history="1">
+          <w:r>
+            <w:rPr>
+              <w:rStyle w:val="Hyperlink"/>
+            </w:rPr>
+            <w:t xml:space="preserve">d at the </w:t>
+          </w:r>
+        </w:hyperlink>
       </w:r>
       <w:r>
         <w:rPr>
@@ -617,7 +634,7 @@
           <w:sz w:val="24"/>
           <w:u w:val="single"/>
         </w:rPr>
-        <w:hyperlink r:id="rId12" w:history="1">
+        <w:hyperlink r:id="rId10" w:history="1">
           <w:r>
             <w:rPr>
               <w:rStyle w:val="Hyperlink"/>
@@ -635,7 +652,7 @@
           <w:sz w:val="24"/>
           <w:u w:val="single"/>
         </w:rPr>
-        <w:hyperlink r:id="rId12" w:history="1">
+        <w:hyperlink r:id="rId10" w:history="1">
           <w:r>
             <w:rPr>
               <w:rStyle w:val="Hyperlink"/>
@@ -1786,7 +1803,43 @@
           <w:color w:val="000000"/>
           <w:sz w:val="24"/>
         </w:rPr>
-        <w:t xml:space="preserve">, and the collection of </w:t>
+        <w:t xml:space="preserve">, and the </w:t>
+      </w:r>
+      <w:r>
+        <w:rPr>
+          <w:u w:val="single" w:color="0000ff"/>
+          <w:rFonts w:ascii="Charis SIL Regular" w:hAnsi="Charis SIL Regular" w:eastAsia="Charis SIL Regular"/>
+          <w:b w:val="0"/>
+          <w:i w:val="0"/>
+          <w:color w:val="000000"/>
+          <w:sz w:val="24"/>
+        </w:rPr>
+        <w:hyperlink r:id="rId18" w:history="1">
+          <w:r>
+            <w:rPr>
+              <w:rStyle w:val="Hyperlink"/>
+            </w:rPr>
+            <w:t>coll</w:t>
+          </w:r>
+        </w:hyperlink>
+      </w:r>
+      <w:r>
+        <w:rPr>
+          <w:u w:val="single" w:color="0000ff"/>
+          <w:rFonts w:ascii="Charis SIL Regular" w:hAnsi="Charis SIL Regular" w:eastAsia="Charis SIL Regular"/>
+          <w:b w:val="0"/>
+          <w:i w:val="0"/>
+          <w:color w:val="000000"/>
+          <w:sz w:val="24"/>
+        </w:rPr>
+        <w:hyperlink r:id="rId18" w:history="1">
+          <w:r>
+            <w:rPr>
+              <w:rStyle w:val="Hyperlink"/>
+            </w:rPr>
+            <w:t xml:space="preserve">ection of </w:t>
+          </w:r>
+        </w:hyperlink>
       </w:r>
       <w:r>
         <w:rPr>
@@ -1797,7 +1850,7 @@
           <w:sz w:val="24"/>
           <w:u w:val="single"/>
         </w:rPr>
-        <w:hyperlink r:id="rId20" w:history="1">
+        <w:hyperlink r:id="rId18" w:history="1">
           <w:r>
             <w:rPr>
               <w:rStyle w:val="Hyperlink"/>
@@ -1878,41 +1931,7 @@
           <w:color w:val="000000"/>
           <w:sz w:val="24"/>
         </w:rPr>
-        <w:t xml:space="preserve"> (who collected many object</w:t>
-      </w:r>
-      <w:r>
-        <w:rPr>
-          <w:rFonts w:ascii="Charis SIL Regular" w:hAnsi="Charis SIL Regular" w:eastAsia="Charis SIL Regular"/>
-          <w:b w:val="0"/>
-          <w:i w:val="0"/>
-          <w:color w:val="000000"/>
-          <w:sz w:val="24"/>
-        </w:rPr>
-        <w:hyperlink r:id="rId19" w:history="1">
-          <w:r>
-            <w:rPr>
-              <w:rStyle w:val="Hyperlink"/>
-            </w:rPr>
-            <w:t>s on the form</w:t>
-          </w:r>
-        </w:hyperlink>
-      </w:r>
-      <w:r>
-        <w:rPr>
-          <w:rFonts w:ascii="Charis SIL Regular" w:hAnsi="Charis SIL Regular" w:eastAsia="Charis SIL Regular"/>
-          <w:b w:val="0"/>
-          <w:i w:val="0"/>
-          <w:color w:val="000000"/>
-          <w:sz w:val="24"/>
-        </w:rPr>
-        <w:hyperlink r:id="rId19" w:history="1">
-          <w:r>
-            <w:rPr>
-              <w:rStyle w:val="Hyperlink"/>
-            </w:rPr>
-            <w:t xml:space="preserve">er </w:t>
-          </w:r>
-        </w:hyperlink>
+        <w:t xml:space="preserve"> (who collected many objects on the former </w:t>
       </w:r>
       <w:r>
         <w:rPr>
@@ -1923,7 +1942,7 @@
           <w:sz w:val="24"/>
           <w:u w:val="single"/>
         </w:rPr>
-        <w:hyperlink r:id="rId19" w:history="1">
+        <w:hyperlink r:id="rId21" w:history="1">
           <w:r>
             <w:rPr>
               <w:rStyle w:val="Hyperlink"/>
@@ -2191,9 +2210,15 @@
           <w:i w:val="0"/>
           <w:color w:val="0000FF"/>
           <w:sz w:val="24"/>
-          <w:u w:val="single"/>
         </w:rPr>
-        <w:t>e</w:t>
+        <w:hyperlink r:id="rId22" w:history="1">
+          <w:r>
+            <w:rPr>
+              <w:rStyle w:val="Hyperlink"/>
+            </w:rPr>
+            <w:t>e</w:t>
+          </w:r>
+        </w:hyperlink>
       </w:r>
       <w:r>
         <w:rPr>
@@ -2936,21 +2961,13 @@
       </w:r>
       <w:r>
         <w:rPr>
-          <w:u w:val="single" w:color="0000ff"/>
           <w:rFonts w:ascii="Charis SIL Regular" w:hAnsi="Charis SIL Regular" w:eastAsia="Charis SIL Regular"/>
           <w:b w:val="0"/>
           <w:i w:val="0"/>
           <w:color w:val="000000"/>
           <w:sz w:val="24"/>
         </w:rPr>
-        <w:hyperlink r:id="rId26" w:history="1">
-          <w:r>
-            <w:rPr>
-              <w:rStyle w:val="Hyperlink"/>
-            </w:rPr>
-            <w:t>organise</w:t>
-          </w:r>
-        </w:hyperlink>
+        <w:t>organise</w:t>
       </w:r>
       <w:r>
         <w:rPr>

--- a/EXPORTS/DOCX/published/niveau3/English/ZeeuwschGenootschap.docx
+++ b/EXPORTS/DOCX/published/niveau3/English/ZeeuwschGenootschap.docx
@@ -745,13 +745,31 @@
       </w:r>
       <w:r>
         <w:rPr>
+          <w:u w:val="single" w:color="0000ff"/>
           <w:rFonts w:ascii="Charis SIL Regular" w:hAnsi="Charis SIL Regular" w:eastAsia="Charis SIL Regular"/>
           <w:b w:val="0"/>
           <w:i w:val="0"/>
           <w:color w:val="000000"/>
           <w:sz w:val="24"/>
         </w:rPr>
-        <w:t xml:space="preserve">ripts can be found at the </w:t>
+        <w:hyperlink r:id="rId11" w:history="1">
+          <w:r>
+            <w:rPr>
+              <w:rStyle w:val="Hyperlink"/>
+            </w:rPr>
+            <w:t>ripts can b</w:t>
+          </w:r>
+        </w:hyperlink>
+      </w:r>
+      <w:r>
+        <w:rPr>
+          <w:rFonts w:ascii="Charis SIL Regular" w:hAnsi="Charis SIL Regular" w:eastAsia="Charis SIL Regular"/>
+          <w:b w:val="0"/>
+          <w:i w:val="0"/>
+          <w:color w:val="000000"/>
+          <w:sz w:val="24"/>
+        </w:rPr>
+        <w:t xml:space="preserve">e found at the </w:t>
       </w:r>
       <w:r>
         <w:rPr>
@@ -1931,7 +1949,41 @@
           <w:color w:val="000000"/>
           <w:sz w:val="24"/>
         </w:rPr>
-        <w:t xml:space="preserve"> (who collected many objects on the former </w:t>
+        <w:t xml:space="preserve"> (who collected many object</w:t>
+      </w:r>
+      <w:r>
+        <w:rPr>
+          <w:rFonts w:ascii="Charis SIL Regular" w:hAnsi="Charis SIL Regular" w:eastAsia="Charis SIL Regular"/>
+          <w:b w:val="0"/>
+          <w:i w:val="0"/>
+          <w:color w:val="000000"/>
+          <w:sz w:val="24"/>
+        </w:rPr>
+        <w:hyperlink r:id="rId19" w:history="1">
+          <w:r>
+            <w:rPr>
+              <w:rStyle w:val="Hyperlink"/>
+            </w:rPr>
+            <w:t>s on the form</w:t>
+          </w:r>
+        </w:hyperlink>
+      </w:r>
+      <w:r>
+        <w:rPr>
+          <w:rFonts w:ascii="Charis SIL Regular" w:hAnsi="Charis SIL Regular" w:eastAsia="Charis SIL Regular"/>
+          <w:b w:val="0"/>
+          <w:i w:val="0"/>
+          <w:color w:val="000000"/>
+          <w:sz w:val="24"/>
+        </w:rPr>
+        <w:hyperlink r:id="rId19" w:history="1">
+          <w:r>
+            <w:rPr>
+              <w:rStyle w:val="Hyperlink"/>
+            </w:rPr>
+            <w:t xml:space="preserve">er </w:t>
+          </w:r>
+        </w:hyperlink>
       </w:r>
       <w:r>
         <w:rPr>
@@ -2102,7 +2154,14 @@
           <w:color w:val="000000"/>
           <w:sz w:val="24"/>
         </w:rPr>
-        <w:t>e origin</w:t>
+        <w:hyperlink r:id="rId21" w:history="1">
+          <w:r>
+            <w:rPr>
+              <w:rStyle w:val="Hyperlink"/>
+            </w:rPr>
+            <w:t>e origin</w:t>
+          </w:r>
+        </w:hyperlink>
       </w:r>
       <w:r>
         <w:rPr>

--- a/EXPORTS/DOCX/published/niveau3/English/ZeeuwschGenootschap.docx
+++ b/EXPORTS/DOCX/published/niveau3/English/ZeeuwschGenootschap.docx
@@ -634,7 +634,7 @@
           <w:sz w:val="24"/>
           <w:u w:val="single"/>
         </w:rPr>
-        <w:hyperlink r:id="rId10" w:history="1">
+        <w:hyperlink r:id="rId12" w:history="1">
           <w:r>
             <w:rPr>
               <w:rStyle w:val="Hyperlink"/>
@@ -652,7 +652,7 @@
           <w:sz w:val="24"/>
           <w:u w:val="single"/>
         </w:rPr>
-        <w:hyperlink r:id="rId10" w:history="1">
+        <w:hyperlink r:id="rId12" w:history="1">
           <w:r>
             <w:rPr>
               <w:rStyle w:val="Hyperlink"/>
@@ -745,31 +745,13 @@
       </w:r>
       <w:r>
         <w:rPr>
-          <w:u w:val="single" w:color="0000ff"/>
           <w:rFonts w:ascii="Charis SIL Regular" w:hAnsi="Charis SIL Regular" w:eastAsia="Charis SIL Regular"/>
           <w:b w:val="0"/>
           <w:i w:val="0"/>
           <w:color w:val="000000"/>
           <w:sz w:val="24"/>
         </w:rPr>
-        <w:hyperlink r:id="rId11" w:history="1">
-          <w:r>
-            <w:rPr>
-              <w:rStyle w:val="Hyperlink"/>
-            </w:rPr>
-            <w:t>ripts can b</w:t>
-          </w:r>
-        </w:hyperlink>
-      </w:r>
-      <w:r>
-        <w:rPr>
-          <w:rFonts w:ascii="Charis SIL Regular" w:hAnsi="Charis SIL Regular" w:eastAsia="Charis SIL Regular"/>
-          <w:b w:val="0"/>
-          <w:i w:val="0"/>
-          <w:color w:val="000000"/>
-          <w:sz w:val="24"/>
-        </w:rPr>
-        <w:t xml:space="preserve">e found at the </w:t>
+        <w:t xml:space="preserve">ripts can be found at the </w:t>
       </w:r>
       <w:r>
         <w:rPr>
@@ -1850,14 +1832,7 @@
           <w:color w:val="000000"/>
           <w:sz w:val="24"/>
         </w:rPr>
-        <w:hyperlink r:id="rId18" w:history="1">
-          <w:r>
-            <w:rPr>
-              <w:rStyle w:val="Hyperlink"/>
-            </w:rPr>
-            <w:t xml:space="preserve">ection of </w:t>
-          </w:r>
-        </w:hyperlink>
+        <w:t xml:space="preserve">ection of </w:t>
       </w:r>
       <w:r>
         <w:rPr>
@@ -1868,7 +1843,7 @@
           <w:sz w:val="24"/>
           <w:u w:val="single"/>
         </w:rPr>
-        <w:hyperlink r:id="rId18" w:history="1">
+        <w:hyperlink r:id="rId20" w:history="1">
           <w:r>
             <w:rPr>
               <w:rStyle w:val="Hyperlink"/>
@@ -1976,14 +1951,7 @@
           <w:color w:val="000000"/>
           <w:sz w:val="24"/>
         </w:rPr>
-        <w:hyperlink r:id="rId19" w:history="1">
-          <w:r>
-            <w:rPr>
-              <w:rStyle w:val="Hyperlink"/>
-            </w:rPr>
-            <w:t xml:space="preserve">er </w:t>
-          </w:r>
-        </w:hyperlink>
+        <w:t xml:space="preserve">er </w:t>
       </w:r>
       <w:r>
         <w:rPr>
@@ -1994,7 +1962,7 @@
           <w:sz w:val="24"/>
           <w:u w:val="single"/>
         </w:rPr>
-        <w:hyperlink r:id="rId19" w:history="1">
+        <w:hyperlink r:id="rId21" w:history="1">
           <w:r>
             <w:rPr>
               <w:rStyle w:val="Hyperlink"/>
@@ -2262,15 +2230,9 @@
           <w:i w:val="0"/>
           <w:color w:val="0000FF"/>
           <w:sz w:val="24"/>
+          <w:u w:val="single"/>
         </w:rPr>
-        <w:hyperlink r:id="rId22" w:history="1">
-          <w:r>
-            <w:rPr>
-              <w:rStyle w:val="Hyperlink"/>
-            </w:rPr>
-            <w:t>e</w:t>
-          </w:r>
-        </w:hyperlink>
+        <w:t>e</w:t>
       </w:r>
       <w:r>
         <w:rPr>
@@ -3013,21 +2975,13 @@
       </w:r>
       <w:r>
         <w:rPr>
-          <w:u w:val="single" w:color="0000ff"/>
           <w:rFonts w:ascii="Charis SIL Regular" w:hAnsi="Charis SIL Regular" w:eastAsia="Charis SIL Regular"/>
           <w:b w:val="0"/>
           <w:i w:val="0"/>
           <w:color w:val="000000"/>
           <w:sz w:val="24"/>
         </w:rPr>
-        <w:hyperlink r:id="rId26" w:history="1">
-          <w:r>
-            <w:rPr>
-              <w:rStyle w:val="Hyperlink"/>
-            </w:rPr>
-            <w:t>organise</w:t>
-          </w:r>
-        </w:hyperlink>
+        <w:t>organise</w:t>
       </w:r>
       <w:r>
         <w:rPr>

--- a/EXPORTS/DOCX/published/niveau3/English/ZeeuwschGenootschap.docx
+++ b/EXPORTS/DOCX/published/niveau3/English/ZeeuwschGenootschap.docx
@@ -634,7 +634,7 @@
           <w:sz w:val="24"/>
           <w:u w:val="single"/>
         </w:rPr>
-        <w:hyperlink r:id="rId12" w:history="1">
+        <w:hyperlink r:id="rId10" w:history="1">
           <w:r>
             <w:rPr>
               <w:rStyle w:val="Hyperlink"/>
@@ -652,7 +652,7 @@
           <w:sz w:val="24"/>
           <w:u w:val="single"/>
         </w:rPr>
-        <w:hyperlink r:id="rId12" w:history="1">
+        <w:hyperlink r:id="rId10" w:history="1">
           <w:r>
             <w:rPr>
               <w:rStyle w:val="Hyperlink"/>
@@ -1803,36 +1803,7 @@
           <w:color w:val="000000"/>
           <w:sz w:val="24"/>
         </w:rPr>
-        <w:t xml:space="preserve">, and the </w:t>
-      </w:r>
-      <w:r>
-        <w:rPr>
-          <w:u w:val="single" w:color="0000ff"/>
-          <w:rFonts w:ascii="Charis SIL Regular" w:hAnsi="Charis SIL Regular" w:eastAsia="Charis SIL Regular"/>
-          <w:b w:val="0"/>
-          <w:i w:val="0"/>
-          <w:color w:val="000000"/>
-          <w:sz w:val="24"/>
-        </w:rPr>
-        <w:hyperlink r:id="rId18" w:history="1">
-          <w:r>
-            <w:rPr>
-              <w:rStyle w:val="Hyperlink"/>
-            </w:rPr>
-            <w:t>coll</w:t>
-          </w:r>
-        </w:hyperlink>
-      </w:r>
-      <w:r>
-        <w:rPr>
-          <w:u w:val="single" w:color="0000ff"/>
-          <w:rFonts w:ascii="Charis SIL Regular" w:hAnsi="Charis SIL Regular" w:eastAsia="Charis SIL Regular"/>
-          <w:b w:val="0"/>
-          <w:i w:val="0"/>
-          <w:color w:val="000000"/>
-          <w:sz w:val="24"/>
-        </w:rPr>
-        <w:t xml:space="preserve">ection of </w:t>
+        <w:t xml:space="preserve">, and the collection of </w:t>
       </w:r>
       <w:r>
         <w:rPr>
@@ -1843,7 +1814,7 @@
           <w:sz w:val="24"/>
           <w:u w:val="single"/>
         </w:rPr>
-        <w:hyperlink r:id="rId20" w:history="1">
+        <w:hyperlink r:id="rId18" w:history="1">
           <w:r>
             <w:rPr>
               <w:rStyle w:val="Hyperlink"/>
@@ -1924,34 +1895,7 @@
           <w:color w:val="000000"/>
           <w:sz w:val="24"/>
         </w:rPr>
-        <w:t xml:space="preserve"> (who collected many object</w:t>
-      </w:r>
-      <w:r>
-        <w:rPr>
-          <w:rFonts w:ascii="Charis SIL Regular" w:hAnsi="Charis SIL Regular" w:eastAsia="Charis SIL Regular"/>
-          <w:b w:val="0"/>
-          <w:i w:val="0"/>
-          <w:color w:val="000000"/>
-          <w:sz w:val="24"/>
-        </w:rPr>
-        <w:hyperlink r:id="rId19" w:history="1">
-          <w:r>
-            <w:rPr>
-              <w:rStyle w:val="Hyperlink"/>
-            </w:rPr>
-            <w:t>s on the form</w:t>
-          </w:r>
-        </w:hyperlink>
-      </w:r>
-      <w:r>
-        <w:rPr>
-          <w:rFonts w:ascii="Charis SIL Regular" w:hAnsi="Charis SIL Regular" w:eastAsia="Charis SIL Regular"/>
-          <w:b w:val="0"/>
-          <w:i w:val="0"/>
-          <w:color w:val="000000"/>
-          <w:sz w:val="24"/>
-        </w:rPr>
-        <w:t xml:space="preserve">er </w:t>
+        <w:t xml:space="preserve"> (who collected many objects on the former </w:t>
       </w:r>
       <w:r>
         <w:rPr>
@@ -1962,7 +1906,7 @@
           <w:sz w:val="24"/>
           <w:u w:val="single"/>
         </w:rPr>
-        <w:hyperlink r:id="rId21" w:history="1">
+        <w:hyperlink r:id="rId19" w:history="1">
           <w:r>
             <w:rPr>
               <w:rStyle w:val="Hyperlink"/>
@@ -2230,9 +2174,15 @@
           <w:i w:val="0"/>
           <w:color w:val="0000FF"/>
           <w:sz w:val="24"/>
-          <w:u w:val="single"/>
         </w:rPr>
-        <w:t>e</w:t>
+        <w:hyperlink r:id="rId22" w:history="1">
+          <w:r>
+            <w:rPr>
+              <w:rStyle w:val="Hyperlink"/>
+            </w:rPr>
+            <w:t>e</w:t>
+          </w:r>
+        </w:hyperlink>
       </w:r>
       <w:r>
         <w:rPr>
@@ -2975,13 +2925,21 @@
       </w:r>
       <w:r>
         <w:rPr>
+          <w:u w:val="single" w:color="0000ff"/>
           <w:rFonts w:ascii="Charis SIL Regular" w:hAnsi="Charis SIL Regular" w:eastAsia="Charis SIL Regular"/>
           <w:b w:val="0"/>
           <w:i w:val="0"/>
           <w:color w:val="000000"/>
           <w:sz w:val="24"/>
         </w:rPr>
-        <w:t>organise</w:t>
+        <w:hyperlink r:id="rId26" w:history="1">
+          <w:r>
+            <w:rPr>
+              <w:rStyle w:val="Hyperlink"/>
+            </w:rPr>
+            <w:t>organise</w:t>
+          </w:r>
+        </w:hyperlink>
       </w:r>
       <w:r>
         <w:rPr>

--- a/EXPORTS/DOCX/published/niveau3/English/ZeeuwschGenootschap.docx
+++ b/EXPORTS/DOCX/published/niveau3/English/ZeeuwschGenootschap.docx
@@ -606,24 +606,7 @@
           <w:color w:val="000000"/>
           <w:sz w:val="24"/>
         </w:rPr>
-        <w:t>; maps, drawings and prints are hel</w:t>
-      </w:r>
-      <w:r>
-        <w:rPr>
-          <w:rFonts w:ascii="Charis SIL Regular" w:hAnsi="Charis SIL Regular" w:eastAsia="Charis SIL Regular"/>
-          <w:b w:val="0"/>
-          <w:i w:val="0"/>
-          <w:color w:val="000000"/>
-          <w:sz w:val="24"/>
-        </w:rPr>
-        <w:hyperlink r:id="rId10" w:history="1">
-          <w:r>
-            <w:rPr>
-              <w:rStyle w:val="Hyperlink"/>
-            </w:rPr>
-            <w:t xml:space="preserve">d at the </w:t>
-          </w:r>
-        </w:hyperlink>
+        <w:t xml:space="preserve">; maps, drawings and prints are held at the </w:t>
       </w:r>
       <w:r>
         <w:rPr>
@@ -634,7 +617,7 @@
           <w:sz w:val="24"/>
           <w:u w:val="single"/>
         </w:rPr>
-        <w:hyperlink r:id="rId10" w:history="1">
+        <w:hyperlink r:id="rId12" w:history="1">
           <w:r>
             <w:rPr>
               <w:rStyle w:val="Hyperlink"/>
@@ -698,14 +681,7 @@
           <w:color w:val="000000"/>
           <w:sz w:val="24"/>
         </w:rPr>
-        <w:hyperlink r:id="rId11" w:history="1">
-          <w:r>
-            <w:rPr>
-              <w:rStyle w:val="Hyperlink"/>
-            </w:rPr>
-            <w:t xml:space="preserve"> books a</w:t>
-          </w:r>
-        </w:hyperlink>
+        <w:t xml:space="preserve"> books a</w:t>
       </w:r>
       <w:r>
         <w:rPr>
@@ -745,13 +721,31 @@
       </w:r>
       <w:r>
         <w:rPr>
+          <w:u w:val="single" w:color="0000ff"/>
           <w:rFonts w:ascii="Charis SIL Regular" w:hAnsi="Charis SIL Regular" w:eastAsia="Charis SIL Regular"/>
           <w:b w:val="0"/>
           <w:i w:val="0"/>
           <w:color w:val="000000"/>
           <w:sz w:val="24"/>
         </w:rPr>
-        <w:t xml:space="preserve">ripts can be found at the </w:t>
+        <w:hyperlink r:id="rId11" w:history="1">
+          <w:r>
+            <w:rPr>
+              <w:rStyle w:val="Hyperlink"/>
+            </w:rPr>
+            <w:t>ripts can b</w:t>
+          </w:r>
+        </w:hyperlink>
+      </w:r>
+      <w:r>
+        <w:rPr>
+          <w:rFonts w:ascii="Charis SIL Regular" w:hAnsi="Charis SIL Regular" w:eastAsia="Charis SIL Regular"/>
+          <w:b w:val="0"/>
+          <w:i w:val="0"/>
+          <w:color w:val="000000"/>
+          <w:sz w:val="24"/>
+        </w:rPr>
+        <w:t xml:space="preserve">e found at the </w:t>
       </w:r>
       <w:r>
         <w:rPr>
@@ -1814,7 +1808,7 @@
           <w:sz w:val="24"/>
           <w:u w:val="single"/>
         </w:rPr>
-        <w:hyperlink r:id="rId18" w:history="1">
+        <w:hyperlink r:id="rId20" w:history="1">
           <w:r>
             <w:rPr>
               <w:rStyle w:val="Hyperlink"/>
@@ -1895,7 +1889,24 @@
           <w:color w:val="000000"/>
           <w:sz w:val="24"/>
         </w:rPr>
-        <w:t xml:space="preserve"> (who collected many objects on the former </w:t>
+        <w:t xml:space="preserve"> (who collected many objects on the form</w:t>
+      </w:r>
+      <w:r>
+        <w:rPr>
+          <w:rFonts w:ascii="Charis SIL Regular" w:hAnsi="Charis SIL Regular" w:eastAsia="Charis SIL Regular"/>
+          <w:b w:val="0"/>
+          <w:i w:val="0"/>
+          <w:color w:val="000000"/>
+          <w:sz w:val="24"/>
+        </w:rPr>
+        <w:hyperlink r:id="rId19" w:history="1">
+          <w:r>
+            <w:rPr>
+              <w:rStyle w:val="Hyperlink"/>
+            </w:rPr>
+            <w:t xml:space="preserve">er </w:t>
+          </w:r>
+        </w:hyperlink>
       </w:r>
       <w:r>
         <w:rPr>

--- a/EXPORTS/DOCX/published/niveau3/English/ZeeuwschGenootschap.docx
+++ b/EXPORTS/DOCX/published/niveau3/English/ZeeuwschGenootschap.docx
@@ -617,7 +617,7 @@
           <w:sz w:val="24"/>
           <w:u w:val="single"/>
         </w:rPr>
-        <w:hyperlink r:id="rId12" w:history="1">
+        <w:hyperlink r:id="rId10" w:history="1">
           <w:r>
             <w:rPr>
               <w:rStyle w:val="Hyperlink"/>
@@ -670,82 +670,7 @@
           <w:color w:val="000000"/>
           <w:sz w:val="24"/>
         </w:rPr>
-        <w:t>;</w:t>
-      </w:r>
-      <w:r>
-        <w:rPr>
-          <w:u w:val="single" w:color="0000ff"/>
-          <w:rFonts w:ascii="Charis SIL Regular" w:hAnsi="Charis SIL Regular" w:eastAsia="Charis SIL Regular"/>
-          <w:b w:val="0"/>
-          <w:i w:val="0"/>
-          <w:color w:val="000000"/>
-          <w:sz w:val="24"/>
-        </w:rPr>
-        <w:t xml:space="preserve"> books a</w:t>
-      </w:r>
-      <w:r>
-        <w:rPr>
-          <w:u w:val="single" w:color="0000ff"/>
-          <w:rFonts w:ascii="Charis SIL Regular" w:hAnsi="Charis SIL Regular" w:eastAsia="Charis SIL Regular"/>
-          <w:b w:val="0"/>
-          <w:i w:val="0"/>
-          <w:color w:val="000000"/>
-          <w:sz w:val="24"/>
-        </w:rPr>
-        <w:hyperlink r:id="rId11" w:history="1">
-          <w:r>
-            <w:rPr>
-              <w:rStyle w:val="Hyperlink"/>
-            </w:rPr>
-            <w:t>nd manus</w:t>
-          </w:r>
-        </w:hyperlink>
-      </w:r>
-      <w:r>
-        <w:rPr>
-          <w:u w:val="single" w:color="0000ff"/>
-          <w:rFonts w:ascii="Charis SIL Regular" w:hAnsi="Charis SIL Regular" w:eastAsia="Charis SIL Regular"/>
-          <w:b w:val="0"/>
-          <w:i w:val="0"/>
-          <w:color w:val="000000"/>
-          <w:sz w:val="24"/>
-        </w:rPr>
-        <w:hyperlink r:id="rId11" w:history="1">
-          <w:r>
-            <w:rPr>
-              <w:rStyle w:val="Hyperlink"/>
-            </w:rPr>
-            <w:t>c</w:t>
-          </w:r>
-        </w:hyperlink>
-      </w:r>
-      <w:r>
-        <w:rPr>
-          <w:u w:val="single" w:color="0000ff"/>
-          <w:rFonts w:ascii="Charis SIL Regular" w:hAnsi="Charis SIL Regular" w:eastAsia="Charis SIL Regular"/>
-          <w:b w:val="0"/>
-          <w:i w:val="0"/>
-          <w:color w:val="000000"/>
-          <w:sz w:val="24"/>
-        </w:rPr>
-        <w:hyperlink r:id="rId11" w:history="1">
-          <w:r>
-            <w:rPr>
-              <w:rStyle w:val="Hyperlink"/>
-            </w:rPr>
-            <w:t>ripts can b</w:t>
-          </w:r>
-        </w:hyperlink>
-      </w:r>
-      <w:r>
-        <w:rPr>
-          <w:rFonts w:ascii="Charis SIL Regular" w:hAnsi="Charis SIL Regular" w:eastAsia="Charis SIL Regular"/>
-          <w:b w:val="0"/>
-          <w:i w:val="0"/>
-          <w:color w:val="000000"/>
-          <w:sz w:val="24"/>
-        </w:rPr>
-        <w:t xml:space="preserve">e found at the </w:t>
+        <w:t xml:space="preserve">; books and manuscripts can be found at the </w:t>
       </w:r>
       <w:r>
         <w:rPr>
@@ -1808,7 +1733,7 @@
           <w:sz w:val="24"/>
           <w:u w:val="single"/>
         </w:rPr>
-        <w:hyperlink r:id="rId20" w:history="1">
+        <w:hyperlink r:id="rId18" w:history="1">
           <w:r>
             <w:rPr>
               <w:rStyle w:val="Hyperlink"/>
@@ -1889,24 +1814,7 @@
           <w:color w:val="000000"/>
           <w:sz w:val="24"/>
         </w:rPr>
-        <w:t xml:space="preserve"> (who collected many objects on the form</w:t>
-      </w:r>
-      <w:r>
-        <w:rPr>
-          <w:rFonts w:ascii="Charis SIL Regular" w:hAnsi="Charis SIL Regular" w:eastAsia="Charis SIL Regular"/>
-          <w:b w:val="0"/>
-          <w:i w:val="0"/>
-          <w:color w:val="000000"/>
-          <w:sz w:val="24"/>
-        </w:rPr>
-        <w:hyperlink r:id="rId19" w:history="1">
-          <w:r>
-            <w:rPr>
-              <w:rStyle w:val="Hyperlink"/>
-            </w:rPr>
-            <w:t xml:space="preserve">er </w:t>
-          </w:r>
-        </w:hyperlink>
+        <w:t xml:space="preserve"> (who collected many objects on the former </w:t>
       </w:r>
       <w:r>
         <w:rPr>
@@ -1917,7 +1825,7 @@
           <w:sz w:val="24"/>
           <w:u w:val="single"/>
         </w:rPr>
-        <w:hyperlink r:id="rId19" w:history="1">
+        <w:hyperlink r:id="rId21" w:history="1">
           <w:r>
             <w:rPr>
               <w:rStyle w:val="Hyperlink"/>
@@ -2185,15 +2093,9 @@
           <w:i w:val="0"/>
           <w:color w:val="0000FF"/>
           <w:sz w:val="24"/>
+          <w:u w:val="single"/>
         </w:rPr>
-        <w:hyperlink r:id="rId22" w:history="1">
-          <w:r>
-            <w:rPr>
-              <w:rStyle w:val="Hyperlink"/>
-            </w:rPr>
-            <w:t>e</w:t>
-          </w:r>
-        </w:hyperlink>
+        <w:t>e</w:t>
       </w:r>
       <w:r>
         <w:rPr>
@@ -2936,39 +2838,13 @@
       </w:r>
       <w:r>
         <w:rPr>
-          <w:u w:val="single" w:color="0000ff"/>
           <w:rFonts w:ascii="Charis SIL Regular" w:hAnsi="Charis SIL Regular" w:eastAsia="Charis SIL Regular"/>
           <w:b w:val="0"/>
           <w:i w:val="0"/>
           <w:color w:val="000000"/>
           <w:sz w:val="24"/>
         </w:rPr>
-        <w:hyperlink r:id="rId26" w:history="1">
-          <w:r>
-            <w:rPr>
-              <w:rStyle w:val="Hyperlink"/>
-            </w:rPr>
-            <w:t>organise</w:t>
-          </w:r>
-        </w:hyperlink>
-      </w:r>
-      <w:r>
-        <w:rPr>
-          <w:u w:val="single" w:color="0000ff"/>
-          <w:rFonts w:ascii="Charis SIL Regular" w:hAnsi="Charis SIL Regular" w:eastAsia="Charis SIL Regular"/>
-          <w:b w:val="0"/>
-          <w:i w:val="0"/>
-          <w:color w:val="000000"/>
-          <w:sz w:val="24"/>
-        </w:rPr>
-        <w:hyperlink r:id="rId26" w:history="1">
-          <w:r>
-            <w:rPr>
-              <w:rStyle w:val="Hyperlink"/>
-            </w:rPr>
-            <w:t>d by the</w:t>
-          </w:r>
-        </w:hyperlink>
+        <w:t>organised by the</w:t>
       </w:r>
       <w:r>
         <w:rPr>

--- a/EXPORTS/DOCX/published/niveau3/English/ZeeuwschGenootschap.docx
+++ b/EXPORTS/DOCX/published/niveau3/English/ZeeuwschGenootschap.docx
@@ -606,7 +606,24 @@
           <w:color w:val="000000"/>
           <w:sz w:val="24"/>
         </w:rPr>
-        <w:t xml:space="preserve">; maps, drawings and prints are held at the </w:t>
+        <w:t>; maps, drawings and prints are hel</w:t>
+      </w:r>
+      <w:r>
+        <w:rPr>
+          <w:rFonts w:ascii="Charis SIL Regular" w:hAnsi="Charis SIL Regular" w:eastAsia="Charis SIL Regular"/>
+          <w:b w:val="0"/>
+          <w:i w:val="0"/>
+          <w:color w:val="000000"/>
+          <w:sz w:val="24"/>
+        </w:rPr>
+        <w:hyperlink r:id="rId10" w:history="1">
+          <w:r>
+            <w:rPr>
+              <w:rStyle w:val="Hyperlink"/>
+            </w:rPr>
+            <w:t xml:space="preserve">d at the </w:t>
+          </w:r>
+        </w:hyperlink>
       </w:r>
       <w:r>
         <w:rPr>
@@ -617,7 +634,7 @@
           <w:sz w:val="24"/>
           <w:u w:val="single"/>
         </w:rPr>
-        <w:hyperlink r:id="rId10" w:history="1">
+        <w:hyperlink r:id="rId12" w:history="1">
           <w:r>
             <w:rPr>
               <w:rStyle w:val="Hyperlink"/>
@@ -635,7 +652,7 @@
           <w:sz w:val="24"/>
           <w:u w:val="single"/>
         </w:rPr>
-        <w:hyperlink r:id="rId10" w:history="1">
+        <w:hyperlink r:id="rId12" w:history="1">
           <w:r>
             <w:rPr>
               <w:rStyle w:val="Hyperlink"/>
@@ -670,7 +687,89 @@
           <w:color w:val="000000"/>
           <w:sz w:val="24"/>
         </w:rPr>
-        <w:t xml:space="preserve">; books and manuscripts can be found at the </w:t>
+        <w:t>;</w:t>
+      </w:r>
+      <w:r>
+        <w:rPr>
+          <w:u w:val="single" w:color="0000ff"/>
+          <w:rFonts w:ascii="Charis SIL Regular" w:hAnsi="Charis SIL Regular" w:eastAsia="Charis SIL Regular"/>
+          <w:b w:val="0"/>
+          <w:i w:val="0"/>
+          <w:color w:val="000000"/>
+          <w:sz w:val="24"/>
+        </w:rPr>
+        <w:hyperlink r:id="rId11" w:history="1">
+          <w:r>
+            <w:rPr>
+              <w:rStyle w:val="Hyperlink"/>
+            </w:rPr>
+            <w:t xml:space="preserve"> books a</w:t>
+          </w:r>
+        </w:hyperlink>
+      </w:r>
+      <w:r>
+        <w:rPr>
+          <w:u w:val="single" w:color="0000ff"/>
+          <w:rFonts w:ascii="Charis SIL Regular" w:hAnsi="Charis SIL Regular" w:eastAsia="Charis SIL Regular"/>
+          <w:b w:val="0"/>
+          <w:i w:val="0"/>
+          <w:color w:val="000000"/>
+          <w:sz w:val="24"/>
+        </w:rPr>
+        <w:hyperlink r:id="rId11" w:history="1">
+          <w:r>
+            <w:rPr>
+              <w:rStyle w:val="Hyperlink"/>
+            </w:rPr>
+            <w:t>nd manus</w:t>
+          </w:r>
+        </w:hyperlink>
+      </w:r>
+      <w:r>
+        <w:rPr>
+          <w:u w:val="single" w:color="0000ff"/>
+          <w:rFonts w:ascii="Charis SIL Regular" w:hAnsi="Charis SIL Regular" w:eastAsia="Charis SIL Regular"/>
+          <w:b w:val="0"/>
+          <w:i w:val="0"/>
+          <w:color w:val="000000"/>
+          <w:sz w:val="24"/>
+        </w:rPr>
+        <w:hyperlink r:id="rId11" w:history="1">
+          <w:r>
+            <w:rPr>
+              <w:rStyle w:val="Hyperlink"/>
+            </w:rPr>
+            <w:t>c</w:t>
+          </w:r>
+        </w:hyperlink>
+      </w:r>
+      <w:r>
+        <w:rPr>
+          <w:u w:val="single" w:color="0000ff"/>
+          <w:rFonts w:ascii="Charis SIL Regular" w:hAnsi="Charis SIL Regular" w:eastAsia="Charis SIL Regular"/>
+          <w:b w:val="0"/>
+          <w:i w:val="0"/>
+          <w:color w:val="000000"/>
+          <w:sz w:val="24"/>
+        </w:rPr>
+        <w:hyperlink r:id="rId11" w:history="1">
+          <w:r>
+            <w:rPr>
+              <w:rStyle w:val="Hyperlink"/>
+            </w:rPr>
+            <w:t>ripts can b</w:t>
+          </w:r>
+        </w:hyperlink>
+      </w:r>
+      <w:r>
+        <w:rPr>
+          <w:rFonts w:ascii="Charis SIL Regular" w:hAnsi="Charis SIL Regular" w:eastAsia="Charis SIL Regular"/>
+          <w:b w:val="0"/>
+          <w:i w:val="0"/>
+          <w:color w:val="000000"/>
+          <w:sz w:val="24"/>
+        </w:rPr>
+        <w:t xml:space="preserve">e found at the </w:t>
       </w:r>
       <w:r>
         <w:rPr>

--- a/EXPORTS/DOCX/published/niveau3/English/ZeeuwschGenootschap.docx
+++ b/EXPORTS/DOCX/published/niveau3/English/ZeeuwschGenootschap.docx
@@ -610,6 +610,7 @@
       </w:r>
       <w:r>
         <w:rPr>
+          <w:u w:val="single" w:color="0000ff"/>
           <w:rFonts w:ascii="Charis SIL Regular" w:hAnsi="Charis SIL Regular" w:eastAsia="Charis SIL Regular"/>
           <w:b w:val="0"/>
           <w:i w:val="0"/>
@@ -745,31 +746,13 @@
       </w:r>
       <w:r>
         <w:rPr>
-          <w:u w:val="single" w:color="0000ff"/>
           <w:rFonts w:ascii="Charis SIL Regular" w:hAnsi="Charis SIL Regular" w:eastAsia="Charis SIL Regular"/>
           <w:b w:val="0"/>
           <w:i w:val="0"/>
           <w:color w:val="000000"/>
           <w:sz w:val="24"/>
         </w:rPr>
-        <w:hyperlink r:id="rId11" w:history="1">
-          <w:r>
-            <w:rPr>
-              <w:rStyle w:val="Hyperlink"/>
-            </w:rPr>
-            <w:t>ripts can b</w:t>
-          </w:r>
-        </w:hyperlink>
-      </w:r>
-      <w:r>
-        <w:rPr>
-          <w:rFonts w:ascii="Charis SIL Regular" w:hAnsi="Charis SIL Regular" w:eastAsia="Charis SIL Regular"/>
-          <w:b w:val="0"/>
-          <w:i w:val="0"/>
-          <w:color w:val="000000"/>
-          <w:sz w:val="24"/>
-        </w:rPr>
-        <w:t xml:space="preserve">e found at the </w:t>
+        <w:t xml:space="preserve">ripts can be found at the </w:t>
       </w:r>
       <w:r>
         <w:rPr>
@@ -1924,7 +1907,7 @@
           <w:sz w:val="24"/>
           <w:u w:val="single"/>
         </w:rPr>
-        <w:hyperlink r:id="rId21" w:history="1">
+        <w:hyperlink r:id="rId19" w:history="1">
           <w:r>
             <w:rPr>
               <w:rStyle w:val="Hyperlink"/>
@@ -2038,21 +2021,13 @@
       </w:r>
       <w:r>
         <w:rPr>
-          <w:u w:val="single" w:color="0000ff"/>
           <w:rFonts w:ascii="Charis SIL Regular" w:hAnsi="Charis SIL Regular" w:eastAsia="Charis SIL Regular"/>
           <w:b w:val="0"/>
           <w:i w:val="0"/>
           <w:color w:val="000000"/>
           <w:sz w:val="24"/>
         </w:rPr>
-        <w:hyperlink r:id="rId20" w:history="1">
-          <w:r>
-            <w:rPr>
-              <w:rStyle w:val="Hyperlink"/>
-            </w:rPr>
-            <w:t>separate</w:t>
-          </w:r>
-        </w:hyperlink>
+        <w:t>separately. Detailed information is provided about th</w:t>
       </w:r>
       <w:r>
         <w:rPr>
@@ -2063,35 +2038,7 @@
           <w:color w:val="000000"/>
           <w:sz w:val="24"/>
         </w:rPr>
-        <w:t>l</w:t>
-      </w:r>
-      <w:r>
-        <w:rPr>
-          <w:rFonts w:ascii="Charis SIL Regular" w:hAnsi="Charis SIL Regular" w:eastAsia="Charis SIL Regular"/>
-          <w:b w:val="0"/>
-          <w:i w:val="0"/>
-          <w:color w:val="000000"/>
-          <w:sz w:val="24"/>
-        </w:rPr>
-        <w:t>y. Detailed information is provided about th</w:t>
-      </w:r>
-      <w:r>
-        <w:rPr>
-          <w:u w:val="single" w:color="0000ff"/>
-          <w:rFonts w:ascii="Charis SIL Regular" w:hAnsi="Charis SIL Regular" w:eastAsia="Charis SIL Regular"/>
-          <w:b w:val="0"/>
-          <w:i w:val="0"/>
-          <w:color w:val="000000"/>
-          <w:sz w:val="24"/>
-        </w:rPr>
-        <w:hyperlink r:id="rId21" w:history="1">
-          <w:r>
-            <w:rPr>
-              <w:rStyle w:val="Hyperlink"/>
-            </w:rPr>
-            <w:t>e origin</w:t>
-          </w:r>
-        </w:hyperlink>
+        <w:t>e origin</w:t>
       </w:r>
       <w:r>
         <w:rPr>
@@ -2937,13 +2884,39 @@
       </w:r>
       <w:r>
         <w:rPr>
+          <w:u w:val="single" w:color="0000ff"/>
           <w:rFonts w:ascii="Charis SIL Regular" w:hAnsi="Charis SIL Regular" w:eastAsia="Charis SIL Regular"/>
           <w:b w:val="0"/>
           <w:i w:val="0"/>
           <w:color w:val="000000"/>
           <w:sz w:val="24"/>
         </w:rPr>
-        <w:t>organised by the</w:t>
+        <w:hyperlink r:id="rId26" w:history="1">
+          <w:r>
+            <w:rPr>
+              <w:rStyle w:val="Hyperlink"/>
+            </w:rPr>
+            <w:t>organise</w:t>
+          </w:r>
+        </w:hyperlink>
+      </w:r>
+      <w:r>
+        <w:rPr>
+          <w:u w:val="single" w:color="0000ff"/>
+          <w:rFonts w:ascii="Charis SIL Regular" w:hAnsi="Charis SIL Regular" w:eastAsia="Charis SIL Regular"/>
+          <w:b w:val="0"/>
+          <w:i w:val="0"/>
+          <w:color w:val="000000"/>
+          <w:sz w:val="24"/>
+        </w:rPr>
+        <w:hyperlink r:id="rId26" w:history="1">
+          <w:r>
+            <w:rPr>
+              <w:rStyle w:val="Hyperlink"/>
+            </w:rPr>
+            <w:t>d by the</w:t>
+          </w:r>
+        </w:hyperlink>
       </w:r>
       <w:r>
         <w:rPr>

--- a/EXPORTS/DOCX/published/niveau3/English/ZeeuwschGenootschap.docx
+++ b/EXPORTS/DOCX/published/niveau3/English/ZeeuwschGenootschap.docx
@@ -606,25 +606,7 @@
           <w:color w:val="000000"/>
           <w:sz w:val="24"/>
         </w:rPr>
-        <w:t>; maps, drawings and prints are hel</w:t>
-      </w:r>
-      <w:r>
-        <w:rPr>
-          <w:u w:val="single" w:color="0000ff"/>
-          <w:rFonts w:ascii="Charis SIL Regular" w:hAnsi="Charis SIL Regular" w:eastAsia="Charis SIL Regular"/>
-          <w:b w:val="0"/>
-          <w:i w:val="0"/>
-          <w:color w:val="000000"/>
-          <w:sz w:val="24"/>
-        </w:rPr>
-        <w:hyperlink r:id="rId10" w:history="1">
-          <w:r>
-            <w:rPr>
-              <w:rStyle w:val="Hyperlink"/>
-            </w:rPr>
-            <w:t xml:space="preserve">d at the </w:t>
-          </w:r>
-        </w:hyperlink>
+        <w:t xml:space="preserve">; maps, drawings and prints are held at the </w:t>
       </w:r>
       <w:r>
         <w:rPr>
@@ -1804,7 +1786,42 @@
           <w:color w:val="000000"/>
           <w:sz w:val="24"/>
         </w:rPr>
-        <w:t xml:space="preserve">, and the collection of </w:t>
+        <w:t xml:space="preserve">, and the </w:t>
+      </w:r>
+      <w:r>
+        <w:rPr>
+          <w:u w:val="single" w:color="0000ff"/>
+          <w:rFonts w:ascii="Charis SIL Regular" w:hAnsi="Charis SIL Regular" w:eastAsia="Charis SIL Regular"/>
+          <w:b w:val="0"/>
+          <w:i w:val="0"/>
+          <w:color w:val="000000"/>
+          <w:sz w:val="24"/>
+        </w:rPr>
+        <w:hyperlink r:id="rId18" w:history="1">
+          <w:r>
+            <w:rPr>
+              <w:rStyle w:val="Hyperlink"/>
+            </w:rPr>
+            <w:t>coll</w:t>
+          </w:r>
+        </w:hyperlink>
+      </w:r>
+      <w:r>
+        <w:rPr>
+          <w:rFonts w:ascii="Charis SIL Regular" w:hAnsi="Charis SIL Regular" w:eastAsia="Charis SIL Regular"/>
+          <w:b w:val="0"/>
+          <w:i w:val="0"/>
+          <w:color w:val="000000"/>
+          <w:sz w:val="24"/>
+        </w:rPr>
+        <w:hyperlink r:id="rId18" w:history="1">
+          <w:r>
+            <w:rPr>
+              <w:rStyle w:val="Hyperlink"/>
+            </w:rPr>
+            <w:t xml:space="preserve">ection of </w:t>
+          </w:r>
+        </w:hyperlink>
       </w:r>
       <w:r>
         <w:rPr>
@@ -1896,7 +1913,41 @@
           <w:color w:val="000000"/>
           <w:sz w:val="24"/>
         </w:rPr>
-        <w:t xml:space="preserve"> (who collected many objects on the former </w:t>
+        <w:t xml:space="preserve"> (who collected many object</w:t>
+      </w:r>
+      <w:r>
+        <w:rPr>
+          <w:rFonts w:ascii="Charis SIL Regular" w:hAnsi="Charis SIL Regular" w:eastAsia="Charis SIL Regular"/>
+          <w:b w:val="0"/>
+          <w:i w:val="0"/>
+          <w:color w:val="000000"/>
+          <w:sz w:val="24"/>
+        </w:rPr>
+        <w:hyperlink r:id="rId19" w:history="1">
+          <w:r>
+            <w:rPr>
+              <w:rStyle w:val="Hyperlink"/>
+            </w:rPr>
+            <w:t>s on the form</w:t>
+          </w:r>
+        </w:hyperlink>
+      </w:r>
+      <w:r>
+        <w:rPr>
+          <w:rFonts w:ascii="Charis SIL Regular" w:hAnsi="Charis SIL Regular" w:eastAsia="Charis SIL Regular"/>
+          <w:b w:val="0"/>
+          <w:i w:val="0"/>
+          <w:color w:val="000000"/>
+          <w:sz w:val="24"/>
+        </w:rPr>
+        <w:hyperlink r:id="rId19" w:history="1">
+          <w:r>
+            <w:rPr>
+              <w:rStyle w:val="Hyperlink"/>
+            </w:rPr>
+            <w:t xml:space="preserve">er </w:t>
+          </w:r>
+        </w:hyperlink>
       </w:r>
       <w:r>
         <w:rPr>
@@ -2021,13 +2072,21 @@
       </w:r>
       <w:r>
         <w:rPr>
+          <w:u w:val="single" w:color="0000ff"/>
           <w:rFonts w:ascii="Charis SIL Regular" w:hAnsi="Charis SIL Regular" w:eastAsia="Charis SIL Regular"/>
           <w:b w:val="0"/>
           <w:i w:val="0"/>
           <w:color w:val="000000"/>
           <w:sz w:val="24"/>
         </w:rPr>
-        <w:t>separately. Detailed information is provided about th</w:t>
+        <w:hyperlink r:id="rId20" w:history="1">
+          <w:r>
+            <w:rPr>
+              <w:rStyle w:val="Hyperlink"/>
+            </w:rPr>
+            <w:t>separate</w:t>
+          </w:r>
+        </w:hyperlink>
       </w:r>
       <w:r>
         <w:rPr>
@@ -2038,7 +2097,35 @@
           <w:color w:val="000000"/>
           <w:sz w:val="24"/>
         </w:rPr>
-        <w:t>e origin</w:t>
+        <w:t>l</w:t>
+      </w:r>
+      <w:r>
+        <w:rPr>
+          <w:rFonts w:ascii="Charis SIL Regular" w:hAnsi="Charis SIL Regular" w:eastAsia="Charis SIL Regular"/>
+          <w:b w:val="0"/>
+          <w:i w:val="0"/>
+          <w:color w:val="000000"/>
+          <w:sz w:val="24"/>
+        </w:rPr>
+        <w:t>y. Detailed information is provided about th</w:t>
+      </w:r>
+      <w:r>
+        <w:rPr>
+          <w:u w:val="single" w:color="0000ff"/>
+          <w:rFonts w:ascii="Charis SIL Regular" w:hAnsi="Charis SIL Regular" w:eastAsia="Charis SIL Regular"/>
+          <w:b w:val="0"/>
+          <w:i w:val="0"/>
+          <w:color w:val="000000"/>
+          <w:sz w:val="24"/>
+        </w:rPr>
+        <w:hyperlink r:id="rId21" w:history="1">
+          <w:r>
+            <w:rPr>
+              <w:rStyle w:val="Hyperlink"/>
+            </w:rPr>
+            <w:t>e origin</w:t>
+          </w:r>
+        </w:hyperlink>
       </w:r>
       <w:r>
         <w:rPr>

--- a/EXPORTS/DOCX/published/niveau3/English/ZeeuwschGenootschap.docx
+++ b/EXPORTS/DOCX/published/niveau3/English/ZeeuwschGenootschap.docx
@@ -606,7 +606,18 @@
           <w:color w:val="000000"/>
           <w:sz w:val="24"/>
         </w:rPr>
-        <w:t xml:space="preserve">; maps, drawings and prints are held at the </w:t>
+        <w:t>; maps, drawings and prints are hel</w:t>
+      </w:r>
+      <w:r>
+        <w:rPr>
+          <w:u w:val="single" w:color="0000ff"/>
+          <w:rFonts w:ascii="Charis SIL Regular" w:hAnsi="Charis SIL Regular" w:eastAsia="Charis SIL Regular"/>
+          <w:b w:val="0"/>
+          <w:i w:val="0"/>
+          <w:color w:val="000000"/>
+          <w:sz w:val="24"/>
+        </w:rPr>
+        <w:t xml:space="preserve">d at the </w:t>
       </w:r>
       <w:r>
         <w:rPr>
@@ -617,7 +628,7 @@
           <w:sz w:val="24"/>
           <w:u w:val="single"/>
         </w:rPr>
-        <w:hyperlink r:id="rId12" w:history="1">
+        <w:hyperlink r:id="rId10" w:history="1">
           <w:r>
             <w:rPr>
               <w:rStyle w:val="Hyperlink"/>
@@ -635,7 +646,7 @@
           <w:sz w:val="24"/>
           <w:u w:val="single"/>
         </w:rPr>
-        <w:hyperlink r:id="rId12" w:history="1">
+        <w:hyperlink r:id="rId10" w:history="1">
           <w:r>
             <w:rPr>
               <w:rStyle w:val="Hyperlink"/>
@@ -728,13 +739,31 @@
       </w:r>
       <w:r>
         <w:rPr>
+          <w:u w:val="single" w:color="0000ff"/>
           <w:rFonts w:ascii="Charis SIL Regular" w:hAnsi="Charis SIL Regular" w:eastAsia="Charis SIL Regular"/>
           <w:b w:val="0"/>
           <w:i w:val="0"/>
           <w:color w:val="000000"/>
           <w:sz w:val="24"/>
         </w:rPr>
-        <w:t xml:space="preserve">ripts can be found at the </w:t>
+        <w:hyperlink r:id="rId11" w:history="1">
+          <w:r>
+            <w:rPr>
+              <w:rStyle w:val="Hyperlink"/>
+            </w:rPr>
+            <w:t>ripts can b</w:t>
+          </w:r>
+        </w:hyperlink>
+      </w:r>
+      <w:r>
+        <w:rPr>
+          <w:rFonts w:ascii="Charis SIL Regular" w:hAnsi="Charis SIL Regular" w:eastAsia="Charis SIL Regular"/>
+          <w:b w:val="0"/>
+          <w:i w:val="0"/>
+          <w:color w:val="000000"/>
+          <w:sz w:val="24"/>
+        </w:rPr>
+        <w:t xml:space="preserve">e found at the </w:t>
       </w:r>
       <w:r>
         <w:rPr>
@@ -802,14 +831,7 @@
           <w:color w:val="000000"/>
           <w:sz w:val="24"/>
         </w:rPr>
-        <w:hyperlink r:id="rId12" w:history="1">
-          <w:r>
-            <w:rPr>
-              <w:rStyle w:val="Hyperlink"/>
-            </w:rPr>
-            <w:t>ssils, sh</w:t>
-          </w:r>
-        </w:hyperlink>
+        <w:t>ssils, sh</w:t>
       </w:r>
       <w:r>
         <w:rPr>
@@ -1786,42 +1808,7 @@
           <w:color w:val="000000"/>
           <w:sz w:val="24"/>
         </w:rPr>
-        <w:t xml:space="preserve">, and the </w:t>
-      </w:r>
-      <w:r>
-        <w:rPr>
-          <w:u w:val="single" w:color="0000ff"/>
-          <w:rFonts w:ascii="Charis SIL Regular" w:hAnsi="Charis SIL Regular" w:eastAsia="Charis SIL Regular"/>
-          <w:b w:val="0"/>
-          <w:i w:val="0"/>
-          <w:color w:val="000000"/>
-          <w:sz w:val="24"/>
-        </w:rPr>
-        <w:hyperlink r:id="rId18" w:history="1">
-          <w:r>
-            <w:rPr>
-              <w:rStyle w:val="Hyperlink"/>
-            </w:rPr>
-            <w:t>coll</w:t>
-          </w:r>
-        </w:hyperlink>
-      </w:r>
-      <w:r>
-        <w:rPr>
-          <w:rFonts w:ascii="Charis SIL Regular" w:hAnsi="Charis SIL Regular" w:eastAsia="Charis SIL Regular"/>
-          <w:b w:val="0"/>
-          <w:i w:val="0"/>
-          <w:color w:val="000000"/>
-          <w:sz w:val="24"/>
-        </w:rPr>
-        <w:hyperlink r:id="rId18" w:history="1">
-          <w:r>
-            <w:rPr>
-              <w:rStyle w:val="Hyperlink"/>
-            </w:rPr>
-            <w:t xml:space="preserve">ection of </w:t>
-          </w:r>
-        </w:hyperlink>
+        <w:t xml:space="preserve">, and the collection of </w:t>
       </w:r>
       <w:r>
         <w:rPr>
@@ -1913,41 +1900,7 @@
           <w:color w:val="000000"/>
           <w:sz w:val="24"/>
         </w:rPr>
-        <w:t xml:space="preserve"> (who collected many object</w:t>
-      </w:r>
-      <w:r>
-        <w:rPr>
-          <w:rFonts w:ascii="Charis SIL Regular" w:hAnsi="Charis SIL Regular" w:eastAsia="Charis SIL Regular"/>
-          <w:b w:val="0"/>
-          <w:i w:val="0"/>
-          <w:color w:val="000000"/>
-          <w:sz w:val="24"/>
-        </w:rPr>
-        <w:hyperlink r:id="rId19" w:history="1">
-          <w:r>
-            <w:rPr>
-              <w:rStyle w:val="Hyperlink"/>
-            </w:rPr>
-            <w:t>s on the form</w:t>
-          </w:r>
-        </w:hyperlink>
-      </w:r>
-      <w:r>
-        <w:rPr>
-          <w:rFonts w:ascii="Charis SIL Regular" w:hAnsi="Charis SIL Regular" w:eastAsia="Charis SIL Regular"/>
-          <w:b w:val="0"/>
-          <w:i w:val="0"/>
-          <w:color w:val="000000"/>
-          <w:sz w:val="24"/>
-        </w:rPr>
-        <w:hyperlink r:id="rId19" w:history="1">
-          <w:r>
-            <w:rPr>
-              <w:rStyle w:val="Hyperlink"/>
-            </w:rPr>
-            <w:t xml:space="preserve">er </w:t>
-          </w:r>
-        </w:hyperlink>
+        <w:t xml:space="preserve"> (who collected many objects on the former </w:t>
       </w:r>
       <w:r>
         <w:rPr>
@@ -1958,7 +1911,7 @@
           <w:sz w:val="24"/>
           <w:u w:val="single"/>
         </w:rPr>
-        <w:hyperlink r:id="rId19" w:history="1">
+        <w:hyperlink r:id="rId21" w:history="1">
           <w:r>
             <w:rPr>
               <w:rStyle w:val="Hyperlink"/>
@@ -2971,39 +2924,13 @@
       </w:r>
       <w:r>
         <w:rPr>
-          <w:u w:val="single" w:color="0000ff"/>
           <w:rFonts w:ascii="Charis SIL Regular" w:hAnsi="Charis SIL Regular" w:eastAsia="Charis SIL Regular"/>
           <w:b w:val="0"/>
           <w:i w:val="0"/>
           <w:color w:val="000000"/>
           <w:sz w:val="24"/>
         </w:rPr>
-        <w:hyperlink r:id="rId26" w:history="1">
-          <w:r>
-            <w:rPr>
-              <w:rStyle w:val="Hyperlink"/>
-            </w:rPr>
-            <w:t>organise</w:t>
-          </w:r>
-        </w:hyperlink>
-      </w:r>
-      <w:r>
-        <w:rPr>
-          <w:u w:val="single" w:color="0000ff"/>
-          <w:rFonts w:ascii="Charis SIL Regular" w:hAnsi="Charis SIL Regular" w:eastAsia="Charis SIL Regular"/>
-          <w:b w:val="0"/>
-          <w:i w:val="0"/>
-          <w:color w:val="000000"/>
-          <w:sz w:val="24"/>
-        </w:rPr>
-        <w:hyperlink r:id="rId26" w:history="1">
-          <w:r>
-            <w:rPr>
-              <w:rStyle w:val="Hyperlink"/>
-            </w:rPr>
-            <w:t>d by the</w:t>
-          </w:r>
-        </w:hyperlink>
+        <w:t>organised by the</w:t>
       </w:r>
       <w:r>
         <w:rPr>

--- a/EXPORTS/DOCX/published/niveau3/English/ZeeuwschGenootschap.docx
+++ b/EXPORTS/DOCX/published/niveau3/English/ZeeuwschGenootschap.docx
@@ -606,18 +606,7 @@
           <w:color w:val="000000"/>
           <w:sz w:val="24"/>
         </w:rPr>
-        <w:t>; maps, drawings and prints are hel</w:t>
-      </w:r>
-      <w:r>
-        <w:rPr>
-          <w:u w:val="single" w:color="0000ff"/>
-          <w:rFonts w:ascii="Charis SIL Regular" w:hAnsi="Charis SIL Regular" w:eastAsia="Charis SIL Regular"/>
-          <w:b w:val="0"/>
-          <w:i w:val="0"/>
-          <w:color w:val="000000"/>
-          <w:sz w:val="24"/>
-        </w:rPr>
-        <w:t xml:space="preserve">d at the </w:t>
+        <w:t xml:space="preserve">; maps, drawings and prints are held at the </w:t>
       </w:r>
       <w:r>
         <w:rPr>
@@ -628,7 +617,7 @@
           <w:sz w:val="24"/>
           <w:u w:val="single"/>
         </w:rPr>
-        <w:hyperlink r:id="rId10" w:history="1">
+        <w:hyperlink r:id="rId12" w:history="1">
           <w:r>
             <w:rPr>
               <w:rStyle w:val="Hyperlink"/>
@@ -646,7 +635,7 @@
           <w:sz w:val="24"/>
           <w:u w:val="single"/>
         </w:rPr>
-        <w:hyperlink r:id="rId10" w:history="1">
+        <w:hyperlink r:id="rId12" w:history="1">
           <w:r>
             <w:rPr>
               <w:rStyle w:val="Hyperlink"/>
@@ -739,31 +728,13 @@
       </w:r>
       <w:r>
         <w:rPr>
-          <w:u w:val="single" w:color="0000ff"/>
           <w:rFonts w:ascii="Charis SIL Regular" w:hAnsi="Charis SIL Regular" w:eastAsia="Charis SIL Regular"/>
           <w:b w:val="0"/>
           <w:i w:val="0"/>
           <w:color w:val="000000"/>
           <w:sz w:val="24"/>
         </w:rPr>
-        <w:hyperlink r:id="rId11" w:history="1">
-          <w:r>
-            <w:rPr>
-              <w:rStyle w:val="Hyperlink"/>
-            </w:rPr>
-            <w:t>ripts can b</w:t>
-          </w:r>
-        </w:hyperlink>
-      </w:r>
-      <w:r>
-        <w:rPr>
-          <w:rFonts w:ascii="Charis SIL Regular" w:hAnsi="Charis SIL Regular" w:eastAsia="Charis SIL Regular"/>
-          <w:b w:val="0"/>
-          <w:i w:val="0"/>
-          <w:color w:val="000000"/>
-          <w:sz w:val="24"/>
-        </w:rPr>
-        <w:t xml:space="preserve">e found at the </w:t>
+        <w:t xml:space="preserve">ripts can be found at the </w:t>
       </w:r>
       <w:r>
         <w:rPr>
@@ -831,7 +802,14 @@
           <w:color w:val="000000"/>
           <w:sz w:val="24"/>
         </w:rPr>
-        <w:t>ssils, sh</w:t>
+        <w:hyperlink r:id="rId12" w:history="1">
+          <w:r>
+            <w:rPr>
+              <w:rStyle w:val="Hyperlink"/>
+            </w:rPr>
+            <w:t>ssils, sh</w:t>
+          </w:r>
+        </w:hyperlink>
       </w:r>
       <w:r>
         <w:rPr>
@@ -1808,7 +1786,43 @@
           <w:color w:val="000000"/>
           <w:sz w:val="24"/>
         </w:rPr>
-        <w:t xml:space="preserve">, and the collection of </w:t>
+        <w:t xml:space="preserve">, and the </w:t>
+      </w:r>
+      <w:r>
+        <w:rPr>
+          <w:u w:val="single" w:color="0000ff"/>
+          <w:rFonts w:ascii="Charis SIL Regular" w:hAnsi="Charis SIL Regular" w:eastAsia="Charis SIL Regular"/>
+          <w:b w:val="0"/>
+          <w:i w:val="0"/>
+          <w:color w:val="000000"/>
+          <w:sz w:val="24"/>
+        </w:rPr>
+        <w:hyperlink r:id="rId18" w:history="1">
+          <w:r>
+            <w:rPr>
+              <w:rStyle w:val="Hyperlink"/>
+            </w:rPr>
+            <w:t>coll</w:t>
+          </w:r>
+        </w:hyperlink>
+      </w:r>
+      <w:r>
+        <w:rPr>
+          <w:u w:val="single" w:color="0000ff"/>
+          <w:rFonts w:ascii="Charis SIL Regular" w:hAnsi="Charis SIL Regular" w:eastAsia="Charis SIL Regular"/>
+          <w:b w:val="0"/>
+          <w:i w:val="0"/>
+          <w:color w:val="000000"/>
+          <w:sz w:val="24"/>
+        </w:rPr>
+        <w:hyperlink r:id="rId18" w:history="1">
+          <w:r>
+            <w:rPr>
+              <w:rStyle w:val="Hyperlink"/>
+            </w:rPr>
+            <w:t xml:space="preserve">ection of </w:t>
+          </w:r>
+        </w:hyperlink>
       </w:r>
       <w:r>
         <w:rPr>
@@ -1900,7 +1914,34 @@
           <w:color w:val="000000"/>
           <w:sz w:val="24"/>
         </w:rPr>
-        <w:t xml:space="preserve"> (who collected many objects on the former </w:t>
+        <w:t xml:space="preserve"> (who collected many object</w:t>
+      </w:r>
+      <w:r>
+        <w:rPr>
+          <w:rFonts w:ascii="Charis SIL Regular" w:hAnsi="Charis SIL Regular" w:eastAsia="Charis SIL Regular"/>
+          <w:b w:val="0"/>
+          <w:i w:val="0"/>
+          <w:color w:val="000000"/>
+          <w:sz w:val="24"/>
+        </w:rPr>
+        <w:hyperlink r:id="rId19" w:history="1">
+          <w:r>
+            <w:rPr>
+              <w:rStyle w:val="Hyperlink"/>
+            </w:rPr>
+            <w:t>s on the form</w:t>
+          </w:r>
+        </w:hyperlink>
+      </w:r>
+      <w:r>
+        <w:rPr>
+          <w:rFonts w:ascii="Charis SIL Regular" w:hAnsi="Charis SIL Regular" w:eastAsia="Charis SIL Regular"/>
+          <w:b w:val="0"/>
+          <w:i w:val="0"/>
+          <w:color w:val="000000"/>
+          <w:sz w:val="24"/>
+        </w:rPr>
+        <w:t xml:space="preserve">er </w:t>
       </w:r>
       <w:r>
         <w:rPr>
@@ -1911,7 +1952,7 @@
           <w:sz w:val="24"/>
           <w:u w:val="single"/>
         </w:rPr>
-        <w:hyperlink r:id="rId21" w:history="1">
+        <w:hyperlink r:id="rId19" w:history="1">
           <w:r>
             <w:rPr>
               <w:rStyle w:val="Hyperlink"/>
@@ -2924,13 +2965,39 @@
       </w:r>
       <w:r>
         <w:rPr>
+          <w:u w:val="single" w:color="0000ff"/>
           <w:rFonts w:ascii="Charis SIL Regular" w:hAnsi="Charis SIL Regular" w:eastAsia="Charis SIL Regular"/>
           <w:b w:val="0"/>
           <w:i w:val="0"/>
           <w:color w:val="000000"/>
           <w:sz w:val="24"/>
         </w:rPr>
-        <w:t>organised by the</w:t>
+        <w:hyperlink r:id="rId26" w:history="1">
+          <w:r>
+            <w:rPr>
+              <w:rStyle w:val="Hyperlink"/>
+            </w:rPr>
+            <w:t>organise</w:t>
+          </w:r>
+        </w:hyperlink>
+      </w:r>
+      <w:r>
+        <w:rPr>
+          <w:u w:val="single" w:color="0000ff"/>
+          <w:rFonts w:ascii="Charis SIL Regular" w:hAnsi="Charis SIL Regular" w:eastAsia="Charis SIL Regular"/>
+          <w:b w:val="0"/>
+          <w:i w:val="0"/>
+          <w:color w:val="000000"/>
+          <w:sz w:val="24"/>
+        </w:rPr>
+        <w:hyperlink r:id="rId26" w:history="1">
+          <w:r>
+            <w:rPr>
+              <w:rStyle w:val="Hyperlink"/>
+            </w:rPr>
+            <w:t>d by the</w:t>
+          </w:r>
+        </w:hyperlink>
       </w:r>
       <w:r>
         <w:rPr>

--- a/EXPORTS/DOCX/published/niveau3/English/ZeeuwschGenootschap.docx
+++ b/EXPORTS/DOCX/published/niveau3/English/ZeeuwschGenootschap.docx
@@ -617,7 +617,7 @@
           <w:sz w:val="24"/>
           <w:u w:val="single"/>
         </w:rPr>
-        <w:hyperlink r:id="rId12" w:history="1">
+        <w:hyperlink r:id="rId10" w:history="1">
           <w:r>
             <w:rPr>
               <w:rStyle w:val="Hyperlink"/>
@@ -635,7 +635,7 @@
           <w:sz w:val="24"/>
           <w:u w:val="single"/>
         </w:rPr>
-        <w:hyperlink r:id="rId12" w:history="1">
+        <w:hyperlink r:id="rId10" w:history="1">
           <w:r>
             <w:rPr>
               <w:rStyle w:val="Hyperlink"/>
@@ -1914,34 +1914,7 @@
           <w:color w:val="000000"/>
           <w:sz w:val="24"/>
         </w:rPr>
-        <w:t xml:space="preserve"> (who collected many object</w:t>
-      </w:r>
-      <w:r>
-        <w:rPr>
-          <w:rFonts w:ascii="Charis SIL Regular" w:hAnsi="Charis SIL Regular" w:eastAsia="Charis SIL Regular"/>
-          <w:b w:val="0"/>
-          <w:i w:val="0"/>
-          <w:color w:val="000000"/>
-          <w:sz w:val="24"/>
-        </w:rPr>
-        <w:hyperlink r:id="rId19" w:history="1">
-          <w:r>
-            <w:rPr>
-              <w:rStyle w:val="Hyperlink"/>
-            </w:rPr>
-            <w:t>s on the form</w:t>
-          </w:r>
-        </w:hyperlink>
-      </w:r>
-      <w:r>
-        <w:rPr>
-          <w:rFonts w:ascii="Charis SIL Regular" w:hAnsi="Charis SIL Regular" w:eastAsia="Charis SIL Regular"/>
-          <w:b w:val="0"/>
-          <w:i w:val="0"/>
-          <w:color w:val="000000"/>
-          <w:sz w:val="24"/>
-        </w:rPr>
-        <w:t xml:space="preserve">er </w:t>
+        <w:t xml:space="preserve"> (who collected many objects on the former </w:t>
       </w:r>
       <w:r>
         <w:rPr>
@@ -2220,9 +2193,15 @@
           <w:i w:val="0"/>
           <w:color w:val="0000FF"/>
           <w:sz w:val="24"/>
-          <w:u w:val="single"/>
         </w:rPr>
-        <w:t>e</w:t>
+        <w:hyperlink r:id="rId22" w:history="1">
+          <w:r>
+            <w:rPr>
+              <w:rStyle w:val="Hyperlink"/>
+            </w:rPr>
+            <w:t>e</w:t>
+          </w:r>
+        </w:hyperlink>
       </w:r>
       <w:r>
         <w:rPr>

--- a/EXPORTS/DOCX/published/niveau3/English/ZeeuwschGenootschap.docx
+++ b/EXPORTS/DOCX/published/niveau3/English/ZeeuwschGenootschap.docx
@@ -710,31 +710,13 @@
       </w:r>
       <w:r>
         <w:rPr>
-          <w:u w:val="single" w:color="0000ff"/>
           <w:rFonts w:ascii="Charis SIL Regular" w:hAnsi="Charis SIL Regular" w:eastAsia="Charis SIL Regular"/>
           <w:b w:val="0"/>
           <w:i w:val="0"/>
           <w:color w:val="000000"/>
           <w:sz w:val="24"/>
         </w:rPr>
-        <w:hyperlink r:id="rId11" w:history="1">
-          <w:r>
-            <w:rPr>
-              <w:rStyle w:val="Hyperlink"/>
-            </w:rPr>
-            <w:t>c</w:t>
-          </w:r>
-        </w:hyperlink>
-      </w:r>
-      <w:r>
-        <w:rPr>
-          <w:rFonts w:ascii="Charis SIL Regular" w:hAnsi="Charis SIL Regular" w:eastAsia="Charis SIL Regular"/>
-          <w:b w:val="0"/>
-          <w:i w:val="0"/>
-          <w:color w:val="000000"/>
-          <w:sz w:val="24"/>
-        </w:rPr>
-        <w:t xml:space="preserve">ripts can be found at the </w:t>
+        <w:t xml:space="preserve">cripts can be found at the </w:t>
       </w:r>
       <w:r>
         <w:rPr>
@@ -1786,43 +1768,7 @@
           <w:color w:val="000000"/>
           <w:sz w:val="24"/>
         </w:rPr>
-        <w:t xml:space="preserve">, and the </w:t>
-      </w:r>
-      <w:r>
-        <w:rPr>
-          <w:u w:val="single" w:color="0000ff"/>
-          <w:rFonts w:ascii="Charis SIL Regular" w:hAnsi="Charis SIL Regular" w:eastAsia="Charis SIL Regular"/>
-          <w:b w:val="0"/>
-          <w:i w:val="0"/>
-          <w:color w:val="000000"/>
-          <w:sz w:val="24"/>
-        </w:rPr>
-        <w:hyperlink r:id="rId18" w:history="1">
-          <w:r>
-            <w:rPr>
-              <w:rStyle w:val="Hyperlink"/>
-            </w:rPr>
-            <w:t>coll</w:t>
-          </w:r>
-        </w:hyperlink>
-      </w:r>
-      <w:r>
-        <w:rPr>
-          <w:u w:val="single" w:color="0000ff"/>
-          <w:rFonts w:ascii="Charis SIL Regular" w:hAnsi="Charis SIL Regular" w:eastAsia="Charis SIL Regular"/>
-          <w:b w:val="0"/>
-          <w:i w:val="0"/>
-          <w:color w:val="000000"/>
-          <w:sz w:val="24"/>
-        </w:rPr>
-        <w:hyperlink r:id="rId18" w:history="1">
-          <w:r>
-            <w:rPr>
-              <w:rStyle w:val="Hyperlink"/>
-            </w:rPr>
-            <w:t xml:space="preserve">ection of </w:t>
-          </w:r>
-        </w:hyperlink>
+        <w:t xml:space="preserve">, and the collection of </w:t>
       </w:r>
       <w:r>
         <w:rPr>
@@ -1925,7 +1871,7 @@
           <w:sz w:val="24"/>
           <w:u w:val="single"/>
         </w:rPr>
-        <w:hyperlink r:id="rId19" w:history="1">
+        <w:hyperlink r:id="rId21" w:history="1">
           <w:r>
             <w:rPr>
               <w:rStyle w:val="Hyperlink"/>
@@ -2193,15 +2139,9 @@
           <w:i w:val="0"/>
           <w:color w:val="0000FF"/>
           <w:sz w:val="24"/>
+          <w:u w:val="single"/>
         </w:rPr>
-        <w:hyperlink r:id="rId22" w:history="1">
-          <w:r>
-            <w:rPr>
-              <w:rStyle w:val="Hyperlink"/>
-            </w:rPr>
-            <w:t>e</w:t>
-          </w:r>
-        </w:hyperlink>
+        <w:t>e</w:t>
       </w:r>
       <w:r>
         <w:rPr>
@@ -2944,39 +2884,13 @@
       </w:r>
       <w:r>
         <w:rPr>
-          <w:u w:val="single" w:color="0000ff"/>
           <w:rFonts w:ascii="Charis SIL Regular" w:hAnsi="Charis SIL Regular" w:eastAsia="Charis SIL Regular"/>
           <w:b w:val="0"/>
           <w:i w:val="0"/>
           <w:color w:val="000000"/>
           <w:sz w:val="24"/>
         </w:rPr>
-        <w:hyperlink r:id="rId26" w:history="1">
-          <w:r>
-            <w:rPr>
-              <w:rStyle w:val="Hyperlink"/>
-            </w:rPr>
-            <w:t>organise</w:t>
-          </w:r>
-        </w:hyperlink>
-      </w:r>
-      <w:r>
-        <w:rPr>
-          <w:u w:val="single" w:color="0000ff"/>
-          <w:rFonts w:ascii="Charis SIL Regular" w:hAnsi="Charis SIL Regular" w:eastAsia="Charis SIL Regular"/>
-          <w:b w:val="0"/>
-          <w:i w:val="0"/>
-          <w:color w:val="000000"/>
-          <w:sz w:val="24"/>
-        </w:rPr>
-        <w:hyperlink r:id="rId26" w:history="1">
-          <w:r>
-            <w:rPr>
-              <w:rStyle w:val="Hyperlink"/>
-            </w:rPr>
-            <w:t>d by the</w:t>
-          </w:r>
-        </w:hyperlink>
+        <w:t>organised by the</w:t>
       </w:r>
       <w:r>
         <w:rPr>

--- a/EXPORTS/DOCX/published/niveau3/English/ZeeuwschGenootschap.docx
+++ b/EXPORTS/DOCX/published/niveau3/English/ZeeuwschGenootschap.docx
@@ -606,7 +606,24 @@
           <w:color w:val="000000"/>
           <w:sz w:val="24"/>
         </w:rPr>
-        <w:t xml:space="preserve">; maps, drawings and prints are held at the </w:t>
+        <w:t>; maps, drawings and prints are hel</w:t>
+      </w:r>
+      <w:r>
+        <w:rPr>
+          <w:rFonts w:ascii="Charis SIL Regular" w:hAnsi="Charis SIL Regular" w:eastAsia="Charis SIL Regular"/>
+          <w:b w:val="0"/>
+          <w:i w:val="0"/>
+          <w:color w:val="000000"/>
+          <w:sz w:val="24"/>
+        </w:rPr>
+        <w:hyperlink r:id="rId10" w:history="1">
+          <w:r>
+            <w:rPr>
+              <w:rStyle w:val="Hyperlink"/>
+            </w:rPr>
+            <w:t xml:space="preserve">d at the </w:t>
+          </w:r>
+        </w:hyperlink>
       </w:r>
       <w:r>
         <w:rPr>
@@ -617,7 +634,7 @@
           <w:sz w:val="24"/>
           <w:u w:val="single"/>
         </w:rPr>
-        <w:hyperlink r:id="rId10" w:history="1">
+        <w:hyperlink r:id="rId12" w:history="1">
           <w:r>
             <w:rPr>
               <w:rStyle w:val="Hyperlink"/>
@@ -635,7 +652,7 @@
           <w:sz w:val="24"/>
           <w:u w:val="single"/>
         </w:rPr>
-        <w:hyperlink r:id="rId10" w:history="1">
+        <w:hyperlink r:id="rId12" w:history="1">
           <w:r>
             <w:rPr>
               <w:rStyle w:val="Hyperlink"/>
@@ -670,53 +687,7 @@
           <w:color w:val="000000"/>
           <w:sz w:val="24"/>
         </w:rPr>
-        <w:t>;</w:t>
-      </w:r>
-      <w:r>
-        <w:rPr>
-          <w:u w:val="single" w:color="0000ff"/>
-          <w:rFonts w:ascii="Charis SIL Regular" w:hAnsi="Charis SIL Regular" w:eastAsia="Charis SIL Regular"/>
-          <w:b w:val="0"/>
-          <w:i w:val="0"/>
-          <w:color w:val="000000"/>
-          <w:sz w:val="24"/>
-        </w:rPr>
-        <w:hyperlink r:id="rId11" w:history="1">
-          <w:r>
-            <w:rPr>
-              <w:rStyle w:val="Hyperlink"/>
-            </w:rPr>
-            <w:t xml:space="preserve"> books a</w:t>
-          </w:r>
-        </w:hyperlink>
-      </w:r>
-      <w:r>
-        <w:rPr>
-          <w:u w:val="single" w:color="0000ff"/>
-          <w:rFonts w:ascii="Charis SIL Regular" w:hAnsi="Charis SIL Regular" w:eastAsia="Charis SIL Regular"/>
-          <w:b w:val="0"/>
-          <w:i w:val="0"/>
-          <w:color w:val="000000"/>
-          <w:sz w:val="24"/>
-        </w:rPr>
-        <w:hyperlink r:id="rId11" w:history="1">
-          <w:r>
-            <w:rPr>
-              <w:rStyle w:val="Hyperlink"/>
-            </w:rPr>
-            <w:t>nd manus</w:t>
-          </w:r>
-        </w:hyperlink>
-      </w:r>
-      <w:r>
-        <w:rPr>
-          <w:rFonts w:ascii="Charis SIL Regular" w:hAnsi="Charis SIL Regular" w:eastAsia="Charis SIL Regular"/>
-          <w:b w:val="0"/>
-          <w:i w:val="0"/>
-          <w:color w:val="000000"/>
-          <w:sz w:val="24"/>
-        </w:rPr>
-        <w:t xml:space="preserve">cripts can be found at the </w:t>
+        <w:t xml:space="preserve">; books and manuscripts can be found at the </w:t>
       </w:r>
       <w:r>
         <w:rPr>
@@ -1768,7 +1739,43 @@
           <w:color w:val="000000"/>
           <w:sz w:val="24"/>
         </w:rPr>
-        <w:t xml:space="preserve">, and the collection of </w:t>
+        <w:t xml:space="preserve">, and the </w:t>
+      </w:r>
+      <w:r>
+        <w:rPr>
+          <w:u w:val="single" w:color="0000ff"/>
+          <w:rFonts w:ascii="Charis SIL Regular" w:hAnsi="Charis SIL Regular" w:eastAsia="Charis SIL Regular"/>
+          <w:b w:val="0"/>
+          <w:i w:val="0"/>
+          <w:color w:val="000000"/>
+          <w:sz w:val="24"/>
+        </w:rPr>
+        <w:hyperlink r:id="rId18" w:history="1">
+          <w:r>
+            <w:rPr>
+              <w:rStyle w:val="Hyperlink"/>
+            </w:rPr>
+            <w:t>coll</w:t>
+          </w:r>
+        </w:hyperlink>
+      </w:r>
+      <w:r>
+        <w:rPr>
+          <w:u w:val="single" w:color="0000ff"/>
+          <w:rFonts w:ascii="Charis SIL Regular" w:hAnsi="Charis SIL Regular" w:eastAsia="Charis SIL Regular"/>
+          <w:b w:val="0"/>
+          <w:i w:val="0"/>
+          <w:color w:val="000000"/>
+          <w:sz w:val="24"/>
+        </w:rPr>
+        <w:hyperlink r:id="rId18" w:history="1">
+          <w:r>
+            <w:rPr>
+              <w:rStyle w:val="Hyperlink"/>
+            </w:rPr>
+            <w:t xml:space="preserve">ection of </w:t>
+          </w:r>
+        </w:hyperlink>
       </w:r>
       <w:r>
         <w:rPr>
@@ -1860,7 +1867,41 @@
           <w:color w:val="000000"/>
           <w:sz w:val="24"/>
         </w:rPr>
-        <w:t xml:space="preserve"> (who collected many objects on the former </w:t>
+        <w:t xml:space="preserve"> (who collected many object</w:t>
+      </w:r>
+      <w:r>
+        <w:rPr>
+          <w:rFonts w:ascii="Charis SIL Regular" w:hAnsi="Charis SIL Regular" w:eastAsia="Charis SIL Regular"/>
+          <w:b w:val="0"/>
+          <w:i w:val="0"/>
+          <w:color w:val="000000"/>
+          <w:sz w:val="24"/>
+        </w:rPr>
+        <w:hyperlink r:id="rId19" w:history="1">
+          <w:r>
+            <w:rPr>
+              <w:rStyle w:val="Hyperlink"/>
+            </w:rPr>
+            <w:t>s on the form</w:t>
+          </w:r>
+        </w:hyperlink>
+      </w:r>
+      <w:r>
+        <w:rPr>
+          <w:rFonts w:ascii="Charis SIL Regular" w:hAnsi="Charis SIL Regular" w:eastAsia="Charis SIL Regular"/>
+          <w:b w:val="0"/>
+          <w:i w:val="0"/>
+          <w:color w:val="000000"/>
+          <w:sz w:val="24"/>
+        </w:rPr>
+        <w:hyperlink r:id="rId19" w:history="1">
+          <w:r>
+            <w:rPr>
+              <w:rStyle w:val="Hyperlink"/>
+            </w:rPr>
+            <w:t xml:space="preserve">er </w:t>
+          </w:r>
+        </w:hyperlink>
       </w:r>
       <w:r>
         <w:rPr>
@@ -1871,7 +1912,7 @@
           <w:sz w:val="24"/>
           <w:u w:val="single"/>
         </w:rPr>
-        <w:hyperlink r:id="rId21" w:history="1">
+        <w:hyperlink r:id="rId19" w:history="1">
           <w:r>
             <w:rPr>
               <w:rStyle w:val="Hyperlink"/>
@@ -2884,13 +2925,39 @@
       </w:r>
       <w:r>
         <w:rPr>
+          <w:u w:val="single" w:color="0000ff"/>
           <w:rFonts w:ascii="Charis SIL Regular" w:hAnsi="Charis SIL Regular" w:eastAsia="Charis SIL Regular"/>
           <w:b w:val="0"/>
           <w:i w:val="0"/>
           <w:color w:val="000000"/>
           <w:sz w:val="24"/>
         </w:rPr>
-        <w:t>organised by the</w:t>
+        <w:hyperlink r:id="rId26" w:history="1">
+          <w:r>
+            <w:rPr>
+              <w:rStyle w:val="Hyperlink"/>
+            </w:rPr>
+            <w:t>organise</w:t>
+          </w:r>
+        </w:hyperlink>
+      </w:r>
+      <w:r>
+        <w:rPr>
+          <w:u w:val="single" w:color="0000ff"/>
+          <w:rFonts w:ascii="Charis SIL Regular" w:hAnsi="Charis SIL Regular" w:eastAsia="Charis SIL Regular"/>
+          <w:b w:val="0"/>
+          <w:i w:val="0"/>
+          <w:color w:val="000000"/>
+          <w:sz w:val="24"/>
+        </w:rPr>
+        <w:hyperlink r:id="rId26" w:history="1">
+          <w:r>
+            <w:rPr>
+              <w:rStyle w:val="Hyperlink"/>
+            </w:rPr>
+            <w:t>d by the</w:t>
+          </w:r>
+        </w:hyperlink>
       </w:r>
       <w:r>
         <w:rPr>

--- a/EXPORTS/DOCX/published/niveau3/English/ZeeuwschGenootschap.docx
+++ b/EXPORTS/DOCX/published/niveau3/English/ZeeuwschGenootschap.docx
@@ -634,7 +634,7 @@
           <w:sz w:val="24"/>
           <w:u w:val="single"/>
         </w:rPr>
-        <w:hyperlink r:id="rId12" w:history="1">
+        <w:hyperlink r:id="rId10" w:history="1">
           <w:r>
             <w:rPr>
               <w:rStyle w:val="Hyperlink"/>
@@ -652,7 +652,7 @@
           <w:sz w:val="24"/>
           <w:u w:val="single"/>
         </w:rPr>
-        <w:hyperlink r:id="rId12" w:history="1">
+        <w:hyperlink r:id="rId10" w:history="1">
           <w:r>
             <w:rPr>
               <w:rStyle w:val="Hyperlink"/>
@@ -687,7 +687,71 @@
           <w:color w:val="000000"/>
           <w:sz w:val="24"/>
         </w:rPr>
-        <w:t xml:space="preserve">; books and manuscripts can be found at the </w:t>
+        <w:t>;</w:t>
+      </w:r>
+      <w:r>
+        <w:rPr>
+          <w:u w:val="single" w:color="0000ff"/>
+          <w:rFonts w:ascii="Charis SIL Regular" w:hAnsi="Charis SIL Regular" w:eastAsia="Charis SIL Regular"/>
+          <w:b w:val="0"/>
+          <w:i w:val="0"/>
+          <w:color w:val="000000"/>
+          <w:sz w:val="24"/>
+        </w:rPr>
+        <w:hyperlink r:id="rId11" w:history="1">
+          <w:r>
+            <w:rPr>
+              <w:rStyle w:val="Hyperlink"/>
+            </w:rPr>
+            <w:t xml:space="preserve"> books a</w:t>
+          </w:r>
+        </w:hyperlink>
+      </w:r>
+      <w:r>
+        <w:rPr>
+          <w:u w:val="single" w:color="0000ff"/>
+          <w:rFonts w:ascii="Charis SIL Regular" w:hAnsi="Charis SIL Regular" w:eastAsia="Charis SIL Regular"/>
+          <w:b w:val="0"/>
+          <w:i w:val="0"/>
+          <w:color w:val="000000"/>
+          <w:sz w:val="24"/>
+        </w:rPr>
+        <w:hyperlink r:id="rId11" w:history="1">
+          <w:r>
+            <w:rPr>
+              <w:rStyle w:val="Hyperlink"/>
+            </w:rPr>
+            <w:t>nd manus</w:t>
+          </w:r>
+        </w:hyperlink>
+      </w:r>
+      <w:r>
+        <w:rPr>
+          <w:u w:val="single" w:color="0000ff"/>
+          <w:rFonts w:ascii="Charis SIL Regular" w:hAnsi="Charis SIL Regular" w:eastAsia="Charis SIL Regular"/>
+          <w:b w:val="0"/>
+          <w:i w:val="0"/>
+          <w:color w:val="000000"/>
+          <w:sz w:val="24"/>
+        </w:rPr>
+        <w:hyperlink r:id="rId11" w:history="1">
+          <w:r>
+            <w:rPr>
+              <w:rStyle w:val="Hyperlink"/>
+            </w:rPr>
+            <w:t>c</w:t>
+          </w:r>
+        </w:hyperlink>
+      </w:r>
+      <w:r>
+        <w:rPr>
+          <w:rFonts w:ascii="Charis SIL Regular" w:hAnsi="Charis SIL Regular" w:eastAsia="Charis SIL Regular"/>
+          <w:b w:val="0"/>
+          <w:i w:val="0"/>
+          <w:color w:val="000000"/>
+          <w:sz w:val="24"/>
+        </w:rPr>
+        <w:t xml:space="preserve">ripts can be found at the </w:t>
       </w:r>
       <w:r>
         <w:rPr>
@@ -1867,41 +1931,7 @@
           <w:color w:val="000000"/>
           <w:sz w:val="24"/>
         </w:rPr>
-        <w:t xml:space="preserve"> (who collected many object</w:t>
-      </w:r>
-      <w:r>
-        <w:rPr>
-          <w:rFonts w:ascii="Charis SIL Regular" w:hAnsi="Charis SIL Regular" w:eastAsia="Charis SIL Regular"/>
-          <w:b w:val="0"/>
-          <w:i w:val="0"/>
-          <w:color w:val="000000"/>
-          <w:sz w:val="24"/>
-        </w:rPr>
-        <w:hyperlink r:id="rId19" w:history="1">
-          <w:r>
-            <w:rPr>
-              <w:rStyle w:val="Hyperlink"/>
-            </w:rPr>
-            <w:t>s on the form</w:t>
-          </w:r>
-        </w:hyperlink>
-      </w:r>
-      <w:r>
-        <w:rPr>
-          <w:rFonts w:ascii="Charis SIL Regular" w:hAnsi="Charis SIL Regular" w:eastAsia="Charis SIL Regular"/>
-          <w:b w:val="0"/>
-          <w:i w:val="0"/>
-          <w:color w:val="000000"/>
-          <w:sz w:val="24"/>
-        </w:rPr>
-        <w:hyperlink r:id="rId19" w:history="1">
-          <w:r>
-            <w:rPr>
-              <w:rStyle w:val="Hyperlink"/>
-            </w:rPr>
-            <w:t xml:space="preserve">er </w:t>
-          </w:r>
-        </w:hyperlink>
+        <w:t xml:space="preserve"> (who collected many objects on the former </w:t>
       </w:r>
       <w:r>
         <w:rPr>
@@ -2180,9 +2210,15 @@
           <w:i w:val="0"/>
           <w:color w:val="0000FF"/>
           <w:sz w:val="24"/>
-          <w:u w:val="single"/>
         </w:rPr>
-        <w:t>e</w:t>
+        <w:hyperlink r:id="rId22" w:history="1">
+          <w:r>
+            <w:rPr>
+              <w:rStyle w:val="Hyperlink"/>
+            </w:rPr>
+            <w:t>e</w:t>
+          </w:r>
+        </w:hyperlink>
       </w:r>
       <w:r>
         <w:rPr>

--- a/EXPORTS/DOCX/published/niveau3/English/ZeeuwschGenootschap.docx
+++ b/EXPORTS/DOCX/published/niveau3/English/ZeeuwschGenootschap.docx
@@ -606,24 +606,7 @@
           <w:color w:val="000000"/>
           <w:sz w:val="24"/>
         </w:rPr>
-        <w:t>; maps, drawings and prints are hel</w:t>
-      </w:r>
-      <w:r>
-        <w:rPr>
-          <w:rFonts w:ascii="Charis SIL Regular" w:hAnsi="Charis SIL Regular" w:eastAsia="Charis SIL Regular"/>
-          <w:b w:val="0"/>
-          <w:i w:val="0"/>
-          <w:color w:val="000000"/>
-          <w:sz w:val="24"/>
-        </w:rPr>
-        <w:hyperlink r:id="rId10" w:history="1">
-          <w:r>
-            <w:rPr>
-              <w:rStyle w:val="Hyperlink"/>
-            </w:rPr>
-            <w:t xml:space="preserve">d at the </w:t>
-          </w:r>
-        </w:hyperlink>
+        <w:t xml:space="preserve">; maps, drawings and prints are held at the </w:t>
       </w:r>
       <w:r>
         <w:rPr>
@@ -634,7 +617,7 @@
           <w:sz w:val="24"/>
           <w:u w:val="single"/>
         </w:rPr>
-        <w:hyperlink r:id="rId10" w:history="1">
+        <w:hyperlink r:id="rId12" w:history="1">
           <w:r>
             <w:rPr>
               <w:rStyle w:val="Hyperlink"/>
@@ -1803,43 +1786,7 @@
           <w:color w:val="000000"/>
           <w:sz w:val="24"/>
         </w:rPr>
-        <w:t xml:space="preserve">, and the </w:t>
-      </w:r>
-      <w:r>
-        <w:rPr>
-          <w:u w:val="single" w:color="0000ff"/>
-          <w:rFonts w:ascii="Charis SIL Regular" w:hAnsi="Charis SIL Regular" w:eastAsia="Charis SIL Regular"/>
-          <w:b w:val="0"/>
-          <w:i w:val="0"/>
-          <w:color w:val="000000"/>
-          <w:sz w:val="24"/>
-        </w:rPr>
-        <w:hyperlink r:id="rId18" w:history="1">
-          <w:r>
-            <w:rPr>
-              <w:rStyle w:val="Hyperlink"/>
-            </w:rPr>
-            <w:t>coll</w:t>
-          </w:r>
-        </w:hyperlink>
-      </w:r>
-      <w:r>
-        <w:rPr>
-          <w:u w:val="single" w:color="0000ff"/>
-          <w:rFonts w:ascii="Charis SIL Regular" w:hAnsi="Charis SIL Regular" w:eastAsia="Charis SIL Regular"/>
-          <w:b w:val="0"/>
-          <w:i w:val="0"/>
-          <w:color w:val="000000"/>
-          <w:sz w:val="24"/>
-        </w:rPr>
-        <w:hyperlink r:id="rId18" w:history="1">
-          <w:r>
-            <w:rPr>
-              <w:rStyle w:val="Hyperlink"/>
-            </w:rPr>
-            <w:t xml:space="preserve">ection of </w:t>
-          </w:r>
-        </w:hyperlink>
+        <w:t xml:space="preserve">, and the collection of </w:t>
       </w:r>
       <w:r>
         <w:rPr>
@@ -1942,7 +1889,7 @@
           <w:sz w:val="24"/>
           <w:u w:val="single"/>
         </w:rPr>
-        <w:hyperlink r:id="rId19" w:history="1">
+        <w:hyperlink r:id="rId21" w:history="1">
           <w:r>
             <w:rPr>
               <w:rStyle w:val="Hyperlink"/>
@@ -2210,15 +2157,9 @@
           <w:i w:val="0"/>
           <w:color w:val="0000FF"/>
           <w:sz w:val="24"/>
+          <w:u w:val="single"/>
         </w:rPr>
-        <w:hyperlink r:id="rId22" w:history="1">
-          <w:r>
-            <w:rPr>
-              <w:rStyle w:val="Hyperlink"/>
-            </w:rPr>
-            <w:t>e</w:t>
-          </w:r>
-        </w:hyperlink>
+        <w:t>e</w:t>
       </w:r>
       <w:r>
         <w:rPr>

--- a/EXPORTS/DOCX/published/niveau3/English/ZeeuwschGenootschap.docx
+++ b/EXPORTS/DOCX/published/niveau3/English/ZeeuwschGenootschap.docx
@@ -635,7 +635,7 @@
           <w:sz w:val="24"/>
           <w:u w:val="single"/>
         </w:rPr>
-        <w:hyperlink r:id="rId10" w:history="1">
+        <w:hyperlink r:id="rId12" w:history="1">
           <w:r>
             <w:rPr>
               <w:rStyle w:val="Hyperlink"/>
@@ -670,25 +670,7 @@
           <w:color w:val="000000"/>
           <w:sz w:val="24"/>
         </w:rPr>
-        <w:t>;</w:t>
-      </w:r>
-      <w:r>
-        <w:rPr>
-          <w:u w:val="single" w:color="0000ff"/>
-          <w:rFonts w:ascii="Charis SIL Regular" w:hAnsi="Charis SIL Regular" w:eastAsia="Charis SIL Regular"/>
-          <w:b w:val="0"/>
-          <w:i w:val="0"/>
-          <w:color w:val="000000"/>
-          <w:sz w:val="24"/>
-        </w:rPr>
-        <w:hyperlink r:id="rId11" w:history="1">
-          <w:r>
-            <w:rPr>
-              <w:rStyle w:val="Hyperlink"/>
-            </w:rPr>
-            <w:t xml:space="preserve"> books a</w:t>
-          </w:r>
-        </w:hyperlink>
+        <w:t>; books a</w:t>
       </w:r>
       <w:r>
         <w:rPr>
@@ -728,13 +710,31 @@
       </w:r>
       <w:r>
         <w:rPr>
+          <w:u w:val="single" w:color="0000ff"/>
           <w:rFonts w:ascii="Charis SIL Regular" w:hAnsi="Charis SIL Regular" w:eastAsia="Charis SIL Regular"/>
           <w:b w:val="0"/>
           <w:i w:val="0"/>
           <w:color w:val="000000"/>
           <w:sz w:val="24"/>
         </w:rPr>
-        <w:t xml:space="preserve">ripts can be found at the </w:t>
+        <w:hyperlink r:id="rId11" w:history="1">
+          <w:r>
+            <w:rPr>
+              <w:rStyle w:val="Hyperlink"/>
+            </w:rPr>
+            <w:t>ripts can b</w:t>
+          </w:r>
+        </w:hyperlink>
+      </w:r>
+      <w:r>
+        <w:rPr>
+          <w:rFonts w:ascii="Charis SIL Regular" w:hAnsi="Charis SIL Regular" w:eastAsia="Charis SIL Regular"/>
+          <w:b w:val="0"/>
+          <w:i w:val="0"/>
+          <w:color w:val="000000"/>
+          <w:sz w:val="24"/>
+        </w:rPr>
+        <w:t xml:space="preserve">e found at the </w:t>
       </w:r>
       <w:r>
         <w:rPr>
@@ -1786,7 +1786,43 @@
           <w:color w:val="000000"/>
           <w:sz w:val="24"/>
         </w:rPr>
-        <w:t xml:space="preserve">, and the collection of </w:t>
+        <w:t xml:space="preserve">, and the </w:t>
+      </w:r>
+      <w:r>
+        <w:rPr>
+          <w:u w:val="single" w:color="0000ff"/>
+          <w:rFonts w:ascii="Charis SIL Regular" w:hAnsi="Charis SIL Regular" w:eastAsia="Charis SIL Regular"/>
+          <w:b w:val="0"/>
+          <w:i w:val="0"/>
+          <w:color w:val="000000"/>
+          <w:sz w:val="24"/>
+        </w:rPr>
+        <w:hyperlink r:id="rId18" w:history="1">
+          <w:r>
+            <w:rPr>
+              <w:rStyle w:val="Hyperlink"/>
+            </w:rPr>
+            <w:t>coll</w:t>
+          </w:r>
+        </w:hyperlink>
+      </w:r>
+      <w:r>
+        <w:rPr>
+          <w:u w:val="single" w:color="0000ff"/>
+          <w:rFonts w:ascii="Charis SIL Regular" w:hAnsi="Charis SIL Regular" w:eastAsia="Charis SIL Regular"/>
+          <w:b w:val="0"/>
+          <w:i w:val="0"/>
+          <w:color w:val="000000"/>
+          <w:sz w:val="24"/>
+        </w:rPr>
+        <w:hyperlink r:id="rId18" w:history="1">
+          <w:r>
+            <w:rPr>
+              <w:rStyle w:val="Hyperlink"/>
+            </w:rPr>
+            <w:t xml:space="preserve">ection of </w:t>
+          </w:r>
+        </w:hyperlink>
       </w:r>
       <w:r>
         <w:rPr>
@@ -1889,7 +1925,7 @@
           <w:sz w:val="24"/>
           <w:u w:val="single"/>
         </w:rPr>
-        <w:hyperlink r:id="rId21" w:history="1">
+        <w:hyperlink r:id="rId19" w:history="1">
           <w:r>
             <w:rPr>
               <w:rStyle w:val="Hyperlink"/>

--- a/EXPORTS/DOCX/published/niveau3/English/ZeeuwschGenootschap.docx
+++ b/EXPORTS/DOCX/published/niveau3/English/ZeeuwschGenootschap.docx
@@ -606,7 +606,25 @@
           <w:color w:val="000000"/>
           <w:sz w:val="24"/>
         </w:rPr>
-        <w:t xml:space="preserve">; maps, drawings and prints are held at the </w:t>
+        <w:t>; maps, drawings and prints are hel</w:t>
+      </w:r>
+      <w:r>
+        <w:rPr>
+          <w:u w:val="single" w:color="0000ff"/>
+          <w:rFonts w:ascii="Charis SIL Regular" w:hAnsi="Charis SIL Regular" w:eastAsia="Charis SIL Regular"/>
+          <w:b w:val="0"/>
+          <w:i w:val="0"/>
+          <w:color w:val="000000"/>
+          <w:sz w:val="24"/>
+        </w:rPr>
+        <w:hyperlink r:id="rId10" w:history="1">
+          <w:r>
+            <w:rPr>
+              <w:rStyle w:val="Hyperlink"/>
+            </w:rPr>
+            <w:t xml:space="preserve">d at the </w:t>
+          </w:r>
+        </w:hyperlink>
       </w:r>
       <w:r>
         <w:rPr>
@@ -617,7 +635,7 @@
           <w:sz w:val="24"/>
           <w:u w:val="single"/>
         </w:rPr>
-        <w:hyperlink r:id="rId12" w:history="1">
+        <w:hyperlink r:id="rId10" w:history="1">
           <w:r>
             <w:rPr>
               <w:rStyle w:val="Hyperlink"/>
@@ -635,7 +653,7 @@
           <w:sz w:val="24"/>
           <w:u w:val="single"/>
         </w:rPr>
-        <w:hyperlink r:id="rId12" w:history="1">
+        <w:hyperlink r:id="rId10" w:history="1">
           <w:r>
             <w:rPr>
               <w:rStyle w:val="Hyperlink"/>
@@ -670,71 +688,7 @@
           <w:color w:val="000000"/>
           <w:sz w:val="24"/>
         </w:rPr>
-        <w:t>; books a</w:t>
-      </w:r>
-      <w:r>
-        <w:rPr>
-          <w:u w:val="single" w:color="0000ff"/>
-          <w:rFonts w:ascii="Charis SIL Regular" w:hAnsi="Charis SIL Regular" w:eastAsia="Charis SIL Regular"/>
-          <w:b w:val="0"/>
-          <w:i w:val="0"/>
-          <w:color w:val="000000"/>
-          <w:sz w:val="24"/>
-        </w:rPr>
-        <w:hyperlink r:id="rId11" w:history="1">
-          <w:r>
-            <w:rPr>
-              <w:rStyle w:val="Hyperlink"/>
-            </w:rPr>
-            <w:t>nd manus</w:t>
-          </w:r>
-        </w:hyperlink>
-      </w:r>
-      <w:r>
-        <w:rPr>
-          <w:u w:val="single" w:color="0000ff"/>
-          <w:rFonts w:ascii="Charis SIL Regular" w:hAnsi="Charis SIL Regular" w:eastAsia="Charis SIL Regular"/>
-          <w:b w:val="0"/>
-          <w:i w:val="0"/>
-          <w:color w:val="000000"/>
-          <w:sz w:val="24"/>
-        </w:rPr>
-        <w:hyperlink r:id="rId11" w:history="1">
-          <w:r>
-            <w:rPr>
-              <w:rStyle w:val="Hyperlink"/>
-            </w:rPr>
-            <w:t>c</w:t>
-          </w:r>
-        </w:hyperlink>
-      </w:r>
-      <w:r>
-        <w:rPr>
-          <w:u w:val="single" w:color="0000ff"/>
-          <w:rFonts w:ascii="Charis SIL Regular" w:hAnsi="Charis SIL Regular" w:eastAsia="Charis SIL Regular"/>
-          <w:b w:val="0"/>
-          <w:i w:val="0"/>
-          <w:color w:val="000000"/>
-          <w:sz w:val="24"/>
-        </w:rPr>
-        <w:hyperlink r:id="rId11" w:history="1">
-          <w:r>
-            <w:rPr>
-              <w:rStyle w:val="Hyperlink"/>
-            </w:rPr>
-            <w:t>ripts can b</w:t>
-          </w:r>
-        </w:hyperlink>
-      </w:r>
-      <w:r>
-        <w:rPr>
-          <w:rFonts w:ascii="Charis SIL Regular" w:hAnsi="Charis SIL Regular" w:eastAsia="Charis SIL Regular"/>
-          <w:b w:val="0"/>
-          <w:i w:val="0"/>
-          <w:color w:val="000000"/>
-          <w:sz w:val="24"/>
-        </w:rPr>
-        <w:t xml:space="preserve">e found at the </w:t>
+        <w:t xml:space="preserve">; books and manuscripts can be found at the </w:t>
       </w:r>
       <w:r>
         <w:rPr>
@@ -1808,7 +1762,6 @@
       </w:r>
       <w:r>
         <w:rPr>
-          <w:u w:val="single" w:color="0000ff"/>
           <w:rFonts w:ascii="Charis SIL Regular" w:hAnsi="Charis SIL Regular" w:eastAsia="Charis SIL Regular"/>
           <w:b w:val="0"/>
           <w:i w:val="0"/>
@@ -1914,7 +1867,34 @@
           <w:color w:val="000000"/>
           <w:sz w:val="24"/>
         </w:rPr>
-        <w:t xml:space="preserve"> (who collected many objects on the former </w:t>
+        <w:t xml:space="preserve"> (who collected many object</w:t>
+      </w:r>
+      <w:r>
+        <w:rPr>
+          <w:rFonts w:ascii="Charis SIL Regular" w:hAnsi="Charis SIL Regular" w:eastAsia="Charis SIL Regular"/>
+          <w:b w:val="0"/>
+          <w:i w:val="0"/>
+          <w:color w:val="000000"/>
+          <w:sz w:val="24"/>
+        </w:rPr>
+        <w:hyperlink r:id="rId19" w:history="1">
+          <w:r>
+            <w:rPr>
+              <w:rStyle w:val="Hyperlink"/>
+            </w:rPr>
+            <w:t>s on the form</w:t>
+          </w:r>
+        </w:hyperlink>
+      </w:r>
+      <w:r>
+        <w:rPr>
+          <w:rFonts w:ascii="Charis SIL Regular" w:hAnsi="Charis SIL Regular" w:eastAsia="Charis SIL Regular"/>
+          <w:b w:val="0"/>
+          <w:i w:val="0"/>
+          <w:color w:val="000000"/>
+          <w:sz w:val="24"/>
+        </w:rPr>
+        <w:t xml:space="preserve">er </w:t>
       </w:r>
       <w:r>
         <w:rPr>
@@ -1925,7 +1905,7 @@
           <w:sz w:val="24"/>
           <w:u w:val="single"/>
         </w:rPr>
-        <w:hyperlink r:id="rId19" w:history="1">
+        <w:hyperlink r:id="rId21" w:history="1">
           <w:r>
             <w:rPr>
               <w:rStyle w:val="Hyperlink"/>
@@ -2309,35 +2289,7 @@
           <w:color w:val="000000"/>
           <w:sz w:val="24"/>
         </w:rPr>
-        <w:t>. The complete archive up to 1969 is available digitally and can no l</w:t>
-      </w:r>
-      <w:r>
-        <w:rPr>
-          <w:u w:val="single" w:color="0000ff"/>
-          <w:rFonts w:ascii="Charis SIL Regular" w:hAnsi="Charis SIL Regular" w:eastAsia="Charis SIL Regular"/>
-          <w:b w:val="0"/>
-          <w:i w:val="0"/>
-          <w:color w:val="000000"/>
-          <w:sz w:val="24"/>
-        </w:rPr>
-        <w:hyperlink r:id="rId12" w:history="1">
-          <w:r>
-            <w:rPr>
-              <w:rStyle w:val="Hyperlink"/>
-            </w:rPr>
-            <w:t>onger be</w:t>
-          </w:r>
-        </w:hyperlink>
-      </w:r>
-      <w:r>
-        <w:rPr>
-          <w:rFonts w:ascii="Charis SIL Regular" w:hAnsi="Charis SIL Regular" w:eastAsia="Charis SIL Regular"/>
-          <w:b w:val="0"/>
-          <w:i w:val="0"/>
-          <w:color w:val="000000"/>
-          <w:sz w:val="24"/>
-        </w:rPr>
-        <w:t xml:space="preserve"> viewed </w:t>
+        <w:t xml:space="preserve">. The complete archive up to 1969 is available digitally and can no longer be viewed </w:t>
       </w:r>
       <w:r>
         <w:rPr>
@@ -2945,14 +2897,7 @@
           <w:color w:val="000000"/>
           <w:sz w:val="24"/>
         </w:rPr>
-        <w:hyperlink r:id="rId26" w:history="1">
-          <w:r>
-            <w:rPr>
-              <w:rStyle w:val="Hyperlink"/>
-            </w:rPr>
-            <w:t>organise</w:t>
-          </w:r>
-        </w:hyperlink>
+        <w:t>organise</w:t>
       </w:r>
       <w:r>
         <w:rPr>

--- a/EXPORTS/DOCX/published/niveau3/English/ZeeuwschGenootschap.docx
+++ b/EXPORTS/DOCX/published/niveau3/English/ZeeuwschGenootschap.docx
@@ -688,7 +688,89 @@
           <w:color w:val="000000"/>
           <w:sz w:val="24"/>
         </w:rPr>
-        <w:t xml:space="preserve">; books and manuscripts can be found at the </w:t>
+        <w:t>;</w:t>
+      </w:r>
+      <w:r>
+        <w:rPr>
+          <w:u w:val="single" w:color="0000ff"/>
+          <w:rFonts w:ascii="Charis SIL Regular" w:hAnsi="Charis SIL Regular" w:eastAsia="Charis SIL Regular"/>
+          <w:b w:val="0"/>
+          <w:i w:val="0"/>
+          <w:color w:val="000000"/>
+          <w:sz w:val="24"/>
+        </w:rPr>
+        <w:hyperlink r:id="rId11" w:history="1">
+          <w:r>
+            <w:rPr>
+              <w:rStyle w:val="Hyperlink"/>
+            </w:rPr>
+            <w:t xml:space="preserve"> books a</w:t>
+          </w:r>
+        </w:hyperlink>
+      </w:r>
+      <w:r>
+        <w:rPr>
+          <w:u w:val="single" w:color="0000ff"/>
+          <w:rFonts w:ascii="Charis SIL Regular" w:hAnsi="Charis SIL Regular" w:eastAsia="Charis SIL Regular"/>
+          <w:b w:val="0"/>
+          <w:i w:val="0"/>
+          <w:color w:val="000000"/>
+          <w:sz w:val="24"/>
+        </w:rPr>
+        <w:hyperlink r:id="rId11" w:history="1">
+          <w:r>
+            <w:rPr>
+              <w:rStyle w:val="Hyperlink"/>
+            </w:rPr>
+            <w:t>nd manus</w:t>
+          </w:r>
+        </w:hyperlink>
+      </w:r>
+      <w:r>
+        <w:rPr>
+          <w:u w:val="single" w:color="0000ff"/>
+          <w:rFonts w:ascii="Charis SIL Regular" w:hAnsi="Charis SIL Regular" w:eastAsia="Charis SIL Regular"/>
+          <w:b w:val="0"/>
+          <w:i w:val="0"/>
+          <w:color w:val="000000"/>
+          <w:sz w:val="24"/>
+        </w:rPr>
+        <w:hyperlink r:id="rId11" w:history="1">
+          <w:r>
+            <w:rPr>
+              <w:rStyle w:val="Hyperlink"/>
+            </w:rPr>
+            <w:t>c</w:t>
+          </w:r>
+        </w:hyperlink>
+      </w:r>
+      <w:r>
+        <w:rPr>
+          <w:u w:val="single" w:color="0000ff"/>
+          <w:rFonts w:ascii="Charis SIL Regular" w:hAnsi="Charis SIL Regular" w:eastAsia="Charis SIL Regular"/>
+          <w:b w:val="0"/>
+          <w:i w:val="0"/>
+          <w:color w:val="000000"/>
+          <w:sz w:val="24"/>
+        </w:rPr>
+        <w:hyperlink r:id="rId11" w:history="1">
+          <w:r>
+            <w:rPr>
+              <w:rStyle w:val="Hyperlink"/>
+            </w:rPr>
+            <w:t>ripts can b</w:t>
+          </w:r>
+        </w:hyperlink>
+      </w:r>
+      <w:r>
+        <w:rPr>
+          <w:rFonts w:ascii="Charis SIL Regular" w:hAnsi="Charis SIL Regular" w:eastAsia="Charis SIL Regular"/>
+          <w:b w:val="0"/>
+          <w:i w:val="0"/>
+          <w:color w:val="000000"/>
+          <w:sz w:val="24"/>
+        </w:rPr>
+        <w:t xml:space="preserve">e found at the </w:t>
       </w:r>
       <w:r>
         <w:rPr>
@@ -1740,42 +1822,7 @@
           <w:color w:val="000000"/>
           <w:sz w:val="24"/>
         </w:rPr>
-        <w:t xml:space="preserve">, and the </w:t>
-      </w:r>
-      <w:r>
-        <w:rPr>
-          <w:u w:val="single" w:color="0000ff"/>
-          <w:rFonts w:ascii="Charis SIL Regular" w:hAnsi="Charis SIL Regular" w:eastAsia="Charis SIL Regular"/>
-          <w:b w:val="0"/>
-          <w:i w:val="0"/>
-          <w:color w:val="000000"/>
-          <w:sz w:val="24"/>
-        </w:rPr>
-        <w:hyperlink r:id="rId18" w:history="1">
-          <w:r>
-            <w:rPr>
-              <w:rStyle w:val="Hyperlink"/>
-            </w:rPr>
-            <w:t>coll</w:t>
-          </w:r>
-        </w:hyperlink>
-      </w:r>
-      <w:r>
-        <w:rPr>
-          <w:rFonts w:ascii="Charis SIL Regular" w:hAnsi="Charis SIL Regular" w:eastAsia="Charis SIL Regular"/>
-          <w:b w:val="0"/>
-          <w:i w:val="0"/>
-          <w:color w:val="000000"/>
-          <w:sz w:val="24"/>
-        </w:rPr>
-        <w:hyperlink r:id="rId18" w:history="1">
-          <w:r>
-            <w:rPr>
-              <w:rStyle w:val="Hyperlink"/>
-            </w:rPr>
-            <w:t xml:space="preserve">ection of </w:t>
-          </w:r>
-        </w:hyperlink>
+        <w:t xml:space="preserve">, and the collection of </w:t>
       </w:r>
       <w:r>
         <w:rPr>
@@ -1867,34 +1914,7 @@
           <w:color w:val="000000"/>
           <w:sz w:val="24"/>
         </w:rPr>
-        <w:t xml:space="preserve"> (who collected many object</w:t>
-      </w:r>
-      <w:r>
-        <w:rPr>
-          <w:rFonts w:ascii="Charis SIL Regular" w:hAnsi="Charis SIL Regular" w:eastAsia="Charis SIL Regular"/>
-          <w:b w:val="0"/>
-          <w:i w:val="0"/>
-          <w:color w:val="000000"/>
-          <w:sz w:val="24"/>
-        </w:rPr>
-        <w:hyperlink r:id="rId19" w:history="1">
-          <w:r>
-            <w:rPr>
-              <w:rStyle w:val="Hyperlink"/>
-            </w:rPr>
-            <w:t>s on the form</w:t>
-          </w:r>
-        </w:hyperlink>
-      </w:r>
-      <w:r>
-        <w:rPr>
-          <w:rFonts w:ascii="Charis SIL Regular" w:hAnsi="Charis SIL Regular" w:eastAsia="Charis SIL Regular"/>
-          <w:b w:val="0"/>
-          <w:i w:val="0"/>
-          <w:color w:val="000000"/>
-          <w:sz w:val="24"/>
-        </w:rPr>
-        <w:t xml:space="preserve">er </w:t>
+        <w:t xml:space="preserve"> (who collected many objects on the former </w:t>
       </w:r>
       <w:r>
         <w:rPr>
@@ -2289,7 +2309,35 @@
           <w:color w:val="000000"/>
           <w:sz w:val="24"/>
         </w:rPr>
-        <w:t xml:space="preserve">. The complete archive up to 1969 is available digitally and can no longer be viewed </w:t>
+        <w:t>. The complete archive up to 1969 is available digitally and can no l</w:t>
+      </w:r>
+      <w:r>
+        <w:rPr>
+          <w:u w:val="single" w:color="0000ff"/>
+          <w:rFonts w:ascii="Charis SIL Regular" w:hAnsi="Charis SIL Regular" w:eastAsia="Charis SIL Regular"/>
+          <w:b w:val="0"/>
+          <w:i w:val="0"/>
+          <w:color w:val="000000"/>
+          <w:sz w:val="24"/>
+        </w:rPr>
+        <w:hyperlink r:id="rId12" w:history="1">
+          <w:r>
+            <w:rPr>
+              <w:rStyle w:val="Hyperlink"/>
+            </w:rPr>
+            <w:t>onger be</w:t>
+          </w:r>
+        </w:hyperlink>
+      </w:r>
+      <w:r>
+        <w:rPr>
+          <w:rFonts w:ascii="Charis SIL Regular" w:hAnsi="Charis SIL Regular" w:eastAsia="Charis SIL Regular"/>
+          <w:b w:val="0"/>
+          <w:i w:val="0"/>
+          <w:color w:val="000000"/>
+          <w:sz w:val="24"/>
+        </w:rPr>
+        <w:t xml:space="preserve"> viewed </w:t>
       </w:r>
       <w:r>
         <w:rPr>
@@ -2897,7 +2945,14 @@
           <w:color w:val="000000"/>
           <w:sz w:val="24"/>
         </w:rPr>
-        <w:t>organise</w:t>
+        <w:hyperlink r:id="rId26" w:history="1">
+          <w:r>
+            <w:rPr>
+              <w:rStyle w:val="Hyperlink"/>
+            </w:rPr>
+            <w:t>organise</w:t>
+          </w:r>
+        </w:hyperlink>
       </w:r>
       <w:r>
         <w:rPr>

--- a/EXPORTS/DOCX/published/niveau3/English/ZeeuwschGenootschap.docx
+++ b/EXPORTS/DOCX/published/niveau3/English/ZeeuwschGenootschap.docx
@@ -610,7 +610,6 @@
       </w:r>
       <w:r>
         <w:rPr>
-          <w:u w:val="single" w:color="0000ff"/>
           <w:rFonts w:ascii="Charis SIL Regular" w:hAnsi="Charis SIL Regular" w:eastAsia="Charis SIL Regular"/>
           <w:b w:val="0"/>
           <w:i w:val="0"/>
@@ -635,7 +634,7 @@
           <w:sz w:val="24"/>
           <w:u w:val="single"/>
         </w:rPr>
-        <w:hyperlink r:id="rId10" w:history="1">
+        <w:hyperlink r:id="rId12" w:history="1">
           <w:r>
             <w:rPr>
               <w:rStyle w:val="Hyperlink"/>
@@ -653,7 +652,7 @@
           <w:sz w:val="24"/>
           <w:u w:val="single"/>
         </w:rPr>
-        <w:hyperlink r:id="rId10" w:history="1">
+        <w:hyperlink r:id="rId12" w:history="1">
           <w:r>
             <w:rPr>
               <w:rStyle w:val="Hyperlink"/>
@@ -688,89 +687,7 @@
           <w:color w:val="000000"/>
           <w:sz w:val="24"/>
         </w:rPr>
-        <w:t>;</w:t>
-      </w:r>
-      <w:r>
-        <w:rPr>
-          <w:u w:val="single" w:color="0000ff"/>
-          <w:rFonts w:ascii="Charis SIL Regular" w:hAnsi="Charis SIL Regular" w:eastAsia="Charis SIL Regular"/>
-          <w:b w:val="0"/>
-          <w:i w:val="0"/>
-          <w:color w:val="000000"/>
-          <w:sz w:val="24"/>
-        </w:rPr>
-        <w:hyperlink r:id="rId11" w:history="1">
-          <w:r>
-            <w:rPr>
-              <w:rStyle w:val="Hyperlink"/>
-            </w:rPr>
-            <w:t xml:space="preserve"> books a</w:t>
-          </w:r>
-        </w:hyperlink>
-      </w:r>
-      <w:r>
-        <w:rPr>
-          <w:u w:val="single" w:color="0000ff"/>
-          <w:rFonts w:ascii="Charis SIL Regular" w:hAnsi="Charis SIL Regular" w:eastAsia="Charis SIL Regular"/>
-          <w:b w:val="0"/>
-          <w:i w:val="0"/>
-          <w:color w:val="000000"/>
-          <w:sz w:val="24"/>
-        </w:rPr>
-        <w:hyperlink r:id="rId11" w:history="1">
-          <w:r>
-            <w:rPr>
-              <w:rStyle w:val="Hyperlink"/>
-            </w:rPr>
-            <w:t>nd manus</w:t>
-          </w:r>
-        </w:hyperlink>
-      </w:r>
-      <w:r>
-        <w:rPr>
-          <w:u w:val="single" w:color="0000ff"/>
-          <w:rFonts w:ascii="Charis SIL Regular" w:hAnsi="Charis SIL Regular" w:eastAsia="Charis SIL Regular"/>
-          <w:b w:val="0"/>
-          <w:i w:val="0"/>
-          <w:color w:val="000000"/>
-          <w:sz w:val="24"/>
-        </w:rPr>
-        <w:hyperlink r:id="rId11" w:history="1">
-          <w:r>
-            <w:rPr>
-              <w:rStyle w:val="Hyperlink"/>
-            </w:rPr>
-            <w:t>c</w:t>
-          </w:r>
-        </w:hyperlink>
-      </w:r>
-      <w:r>
-        <w:rPr>
-          <w:u w:val="single" w:color="0000ff"/>
-          <w:rFonts w:ascii="Charis SIL Regular" w:hAnsi="Charis SIL Regular" w:eastAsia="Charis SIL Regular"/>
-          <w:b w:val="0"/>
-          <w:i w:val="0"/>
-          <w:color w:val="000000"/>
-          <w:sz w:val="24"/>
-        </w:rPr>
-        <w:hyperlink r:id="rId11" w:history="1">
-          <w:r>
-            <w:rPr>
-              <w:rStyle w:val="Hyperlink"/>
-            </w:rPr>
-            <w:t>ripts can b</w:t>
-          </w:r>
-        </w:hyperlink>
-      </w:r>
-      <w:r>
-        <w:rPr>
-          <w:rFonts w:ascii="Charis SIL Regular" w:hAnsi="Charis SIL Regular" w:eastAsia="Charis SIL Regular"/>
-          <w:b w:val="0"/>
-          <w:i w:val="0"/>
-          <w:color w:val="000000"/>
-          <w:sz w:val="24"/>
-        </w:rPr>
-        <w:t xml:space="preserve">e found at the </w:t>
+        <w:t xml:space="preserve">; books and manuscripts can be found at the </w:t>
       </w:r>
       <w:r>
         <w:rPr>
@@ -1822,7 +1739,43 @@
           <w:color w:val="000000"/>
           <w:sz w:val="24"/>
         </w:rPr>
-        <w:t xml:space="preserve">, and the collection of </w:t>
+        <w:t xml:space="preserve">, and the </w:t>
+      </w:r>
+      <w:r>
+        <w:rPr>
+          <w:u w:val="single" w:color="0000ff"/>
+          <w:rFonts w:ascii="Charis SIL Regular" w:hAnsi="Charis SIL Regular" w:eastAsia="Charis SIL Regular"/>
+          <w:b w:val="0"/>
+          <w:i w:val="0"/>
+          <w:color w:val="000000"/>
+          <w:sz w:val="24"/>
+        </w:rPr>
+        <w:hyperlink r:id="rId18" w:history="1">
+          <w:r>
+            <w:rPr>
+              <w:rStyle w:val="Hyperlink"/>
+            </w:rPr>
+            <w:t>coll</w:t>
+          </w:r>
+        </w:hyperlink>
+      </w:r>
+      <w:r>
+        <w:rPr>
+          <w:u w:val="single" w:color="0000ff"/>
+          <w:rFonts w:ascii="Charis SIL Regular" w:hAnsi="Charis SIL Regular" w:eastAsia="Charis SIL Regular"/>
+          <w:b w:val="0"/>
+          <w:i w:val="0"/>
+          <w:color w:val="000000"/>
+          <w:sz w:val="24"/>
+        </w:rPr>
+        <w:hyperlink r:id="rId18" w:history="1">
+          <w:r>
+            <w:rPr>
+              <w:rStyle w:val="Hyperlink"/>
+            </w:rPr>
+            <w:t xml:space="preserve">ection of </w:t>
+          </w:r>
+        </w:hyperlink>
       </w:r>
       <w:r>
         <w:rPr>
@@ -1925,7 +1878,7 @@
           <w:sz w:val="24"/>
           <w:u w:val="single"/>
         </w:rPr>
-        <w:hyperlink r:id="rId21" w:history="1">
+        <w:hyperlink r:id="rId19" w:history="1">
           <w:r>
             <w:rPr>
               <w:rStyle w:val="Hyperlink"/>

--- a/EXPORTS/DOCX/published/niveau3/English/ZeeuwschGenootschap.docx
+++ b/EXPORTS/DOCX/published/niveau3/English/ZeeuwschGenootschap.docx
@@ -610,6 +610,7 @@
       </w:r>
       <w:r>
         <w:rPr>
+          <w:u w:val="single" w:color="0000ff"/>
           <w:rFonts w:ascii="Charis SIL Regular" w:hAnsi="Charis SIL Regular" w:eastAsia="Charis SIL Regular"/>
           <w:b w:val="0"/>
           <w:i w:val="0"/>
@@ -634,7 +635,7 @@
           <w:sz w:val="24"/>
           <w:u w:val="single"/>
         </w:rPr>
-        <w:hyperlink r:id="rId12" w:history="1">
+        <w:hyperlink r:id="rId10" w:history="1">
           <w:r>
             <w:rPr>
               <w:rStyle w:val="Hyperlink"/>
@@ -652,7 +653,7 @@
           <w:sz w:val="24"/>
           <w:u w:val="single"/>
         </w:rPr>
-        <w:hyperlink r:id="rId12" w:history="1">
+        <w:hyperlink r:id="rId10" w:history="1">
           <w:r>
             <w:rPr>
               <w:rStyle w:val="Hyperlink"/>
@@ -1786,7 +1787,7 @@
           <w:sz w:val="24"/>
           <w:u w:val="single"/>
         </w:rPr>
-        <w:hyperlink r:id="rId18" w:history="1">
+        <w:hyperlink r:id="rId20" w:history="1">
           <w:r>
             <w:rPr>
               <w:rStyle w:val="Hyperlink"/>
@@ -1878,7 +1879,7 @@
           <w:sz w:val="24"/>
           <w:u w:val="single"/>
         </w:rPr>
-        <w:hyperlink r:id="rId19" w:history="1">
+        <w:hyperlink r:id="rId21" w:history="1">
           <w:r>
             <w:rPr>
               <w:rStyle w:val="Hyperlink"/>
@@ -2146,9 +2147,15 @@
           <w:i w:val="0"/>
           <w:color w:val="0000FF"/>
           <w:sz w:val="24"/>
-          <w:u w:val="single"/>
         </w:rPr>
-        <w:t>e</w:t>
+        <w:hyperlink r:id="rId22" w:history="1">
+          <w:r>
+            <w:rPr>
+              <w:rStyle w:val="Hyperlink"/>
+            </w:rPr>
+            <w:t>e</w:t>
+          </w:r>
+        </w:hyperlink>
       </w:r>
       <w:r>
         <w:rPr>

--- a/EXPORTS/DOCX/published/niveau3/English/ZeeuwschGenootschap.docx
+++ b/EXPORTS/DOCX/published/niveau3/English/ZeeuwschGenootschap.docx
@@ -610,7 +610,6 @@
       </w:r>
       <w:r>
         <w:rPr>
-          <w:u w:val="single" w:color="0000ff"/>
           <w:rFonts w:ascii="Charis SIL Regular" w:hAnsi="Charis SIL Regular" w:eastAsia="Charis SIL Regular"/>
           <w:b w:val="0"/>
           <w:i w:val="0"/>
@@ -635,7 +634,7 @@
           <w:sz w:val="24"/>
           <w:u w:val="single"/>
         </w:rPr>
-        <w:hyperlink r:id="rId10" w:history="1">
+        <w:hyperlink r:id="rId12" w:history="1">
           <w:r>
             <w:rPr>
               <w:rStyle w:val="Hyperlink"/>
@@ -653,7 +652,7 @@
           <w:sz w:val="24"/>
           <w:u w:val="single"/>
         </w:rPr>
-        <w:hyperlink r:id="rId10" w:history="1">
+        <w:hyperlink r:id="rId12" w:history="1">
           <w:r>
             <w:rPr>
               <w:rStyle w:val="Hyperlink"/>
@@ -688,7 +687,89 @@
           <w:color w:val="000000"/>
           <w:sz w:val="24"/>
         </w:rPr>
-        <w:t xml:space="preserve">; books and manuscripts can be found at the </w:t>
+        <w:t>;</w:t>
+      </w:r>
+      <w:r>
+        <w:rPr>
+          <w:u w:val="single" w:color="0000ff"/>
+          <w:rFonts w:ascii="Charis SIL Regular" w:hAnsi="Charis SIL Regular" w:eastAsia="Charis SIL Regular"/>
+          <w:b w:val="0"/>
+          <w:i w:val="0"/>
+          <w:color w:val="000000"/>
+          <w:sz w:val="24"/>
+        </w:rPr>
+        <w:hyperlink r:id="rId11" w:history="1">
+          <w:r>
+            <w:rPr>
+              <w:rStyle w:val="Hyperlink"/>
+            </w:rPr>
+            <w:t xml:space="preserve"> books a</w:t>
+          </w:r>
+        </w:hyperlink>
+      </w:r>
+      <w:r>
+        <w:rPr>
+          <w:u w:val="single" w:color="0000ff"/>
+          <w:rFonts w:ascii="Charis SIL Regular" w:hAnsi="Charis SIL Regular" w:eastAsia="Charis SIL Regular"/>
+          <w:b w:val="0"/>
+          <w:i w:val="0"/>
+          <w:color w:val="000000"/>
+          <w:sz w:val="24"/>
+        </w:rPr>
+        <w:hyperlink r:id="rId11" w:history="1">
+          <w:r>
+            <w:rPr>
+              <w:rStyle w:val="Hyperlink"/>
+            </w:rPr>
+            <w:t>nd manus</w:t>
+          </w:r>
+        </w:hyperlink>
+      </w:r>
+      <w:r>
+        <w:rPr>
+          <w:u w:val="single" w:color="0000ff"/>
+          <w:rFonts w:ascii="Charis SIL Regular" w:hAnsi="Charis SIL Regular" w:eastAsia="Charis SIL Regular"/>
+          <w:b w:val="0"/>
+          <w:i w:val="0"/>
+          <w:color w:val="000000"/>
+          <w:sz w:val="24"/>
+        </w:rPr>
+        <w:hyperlink r:id="rId11" w:history="1">
+          <w:r>
+            <w:rPr>
+              <w:rStyle w:val="Hyperlink"/>
+            </w:rPr>
+            <w:t>c</w:t>
+          </w:r>
+        </w:hyperlink>
+      </w:r>
+      <w:r>
+        <w:rPr>
+          <w:u w:val="single" w:color="0000ff"/>
+          <w:rFonts w:ascii="Charis SIL Regular" w:hAnsi="Charis SIL Regular" w:eastAsia="Charis SIL Regular"/>
+          <w:b w:val="0"/>
+          <w:i w:val="0"/>
+          <w:color w:val="000000"/>
+          <w:sz w:val="24"/>
+        </w:rPr>
+        <w:hyperlink r:id="rId11" w:history="1">
+          <w:r>
+            <w:rPr>
+              <w:rStyle w:val="Hyperlink"/>
+            </w:rPr>
+            <w:t>ripts can b</w:t>
+          </w:r>
+        </w:hyperlink>
+      </w:r>
+      <w:r>
+        <w:rPr>
+          <w:rFonts w:ascii="Charis SIL Regular" w:hAnsi="Charis SIL Regular" w:eastAsia="Charis SIL Regular"/>
+          <w:b w:val="0"/>
+          <w:i w:val="0"/>
+          <w:color w:val="000000"/>
+          <w:sz w:val="24"/>
+        </w:rPr>
+        <w:t xml:space="preserve">e found at the </w:t>
       </w:r>
       <w:r>
         <w:rPr>
@@ -1787,7 +1868,7 @@
           <w:sz w:val="24"/>
           <w:u w:val="single"/>
         </w:rPr>
-        <w:hyperlink r:id="rId20" w:history="1">
+        <w:hyperlink r:id="rId18" w:history="1">
           <w:r>
             <w:rPr>
               <w:rStyle w:val="Hyperlink"/>
@@ -1868,7 +1949,34 @@
           <w:color w:val="000000"/>
           <w:sz w:val="24"/>
         </w:rPr>
-        <w:t xml:space="preserve"> (who collected many objects on the former </w:t>
+        <w:t xml:space="preserve"> (who collected many object</w:t>
+      </w:r>
+      <w:r>
+        <w:rPr>
+          <w:rFonts w:ascii="Charis SIL Regular" w:hAnsi="Charis SIL Regular" w:eastAsia="Charis SIL Regular"/>
+          <w:b w:val="0"/>
+          <w:i w:val="0"/>
+          <w:color w:val="000000"/>
+          <w:sz w:val="24"/>
+        </w:rPr>
+        <w:hyperlink r:id="rId19" w:history="1">
+          <w:r>
+            <w:rPr>
+              <w:rStyle w:val="Hyperlink"/>
+            </w:rPr>
+            <w:t>s on the form</w:t>
+          </w:r>
+        </w:hyperlink>
+      </w:r>
+      <w:r>
+        <w:rPr>
+          <w:rFonts w:ascii="Charis SIL Regular" w:hAnsi="Charis SIL Regular" w:eastAsia="Charis SIL Regular"/>
+          <w:b w:val="0"/>
+          <w:i w:val="0"/>
+          <w:color w:val="000000"/>
+          <w:sz w:val="24"/>
+        </w:rPr>
+        <w:t xml:space="preserve">er </w:t>
       </w:r>
       <w:r>
         <w:rPr>
@@ -1879,7 +1987,7 @@
           <w:sz w:val="24"/>
           <w:u w:val="single"/>
         </w:rPr>
-        <w:hyperlink r:id="rId21" w:history="1">
+        <w:hyperlink r:id="rId19" w:history="1">
           <w:r>
             <w:rPr>
               <w:rStyle w:val="Hyperlink"/>

--- a/EXPORTS/DOCX/published/niveau3/English/ZeeuwschGenootschap.docx
+++ b/EXPORTS/DOCX/published/niveau3/English/ZeeuwschGenootschap.docx
@@ -610,6 +610,7 @@
       </w:r>
       <w:r>
         <w:rPr>
+          <w:u w:val="single" w:color="0000ff"/>
           <w:rFonts w:ascii="Charis SIL Regular" w:hAnsi="Charis SIL Regular" w:eastAsia="Charis SIL Regular"/>
           <w:b w:val="0"/>
           <w:i w:val="0"/>
@@ -745,31 +746,13 @@
       </w:r>
       <w:r>
         <w:rPr>
-          <w:u w:val="single" w:color="0000ff"/>
           <w:rFonts w:ascii="Charis SIL Regular" w:hAnsi="Charis SIL Regular" w:eastAsia="Charis SIL Regular"/>
           <w:b w:val="0"/>
           <w:i w:val="0"/>
           <w:color w:val="000000"/>
           <w:sz w:val="24"/>
         </w:rPr>
-        <w:hyperlink r:id="rId11" w:history="1">
-          <w:r>
-            <w:rPr>
-              <w:rStyle w:val="Hyperlink"/>
-            </w:rPr>
-            <w:t>ripts can b</w:t>
-          </w:r>
-        </w:hyperlink>
-      </w:r>
-      <w:r>
-        <w:rPr>
-          <w:rFonts w:ascii="Charis SIL Regular" w:hAnsi="Charis SIL Regular" w:eastAsia="Charis SIL Regular"/>
-          <w:b w:val="0"/>
-          <w:i w:val="0"/>
-          <w:color w:val="000000"/>
-          <w:sz w:val="24"/>
-        </w:rPr>
-        <w:t xml:space="preserve">e found at the </w:t>
+        <w:t xml:space="preserve">ripts can be found at the </w:t>
       </w:r>
       <w:r>
         <w:rPr>
@@ -1832,32 +1815,7 @@
           <w:color w:val="000000"/>
           <w:sz w:val="24"/>
         </w:rPr>
-        <w:hyperlink r:id="rId18" w:history="1">
-          <w:r>
-            <w:rPr>
-              <w:rStyle w:val="Hyperlink"/>
-            </w:rPr>
-            <w:t>coll</w:t>
-          </w:r>
-        </w:hyperlink>
-      </w:r>
-      <w:r>
-        <w:rPr>
-          <w:u w:val="single" w:color="0000ff"/>
-          <w:rFonts w:ascii="Charis SIL Regular" w:hAnsi="Charis SIL Regular" w:eastAsia="Charis SIL Regular"/>
-          <w:b w:val="0"/>
-          <w:i w:val="0"/>
-          <w:color w:val="000000"/>
-          <w:sz w:val="24"/>
-        </w:rPr>
-        <w:hyperlink r:id="rId18" w:history="1">
-          <w:r>
-            <w:rPr>
-              <w:rStyle w:val="Hyperlink"/>
-            </w:rPr>
-            <w:t xml:space="preserve">ection of </w:t>
-          </w:r>
-        </w:hyperlink>
+        <w:t xml:space="preserve">collection of </w:t>
       </w:r>
       <w:r>
         <w:rPr>
@@ -1868,7 +1826,7 @@
           <w:sz w:val="24"/>
           <w:u w:val="single"/>
         </w:rPr>
-        <w:hyperlink r:id="rId18" w:history="1">
+        <w:hyperlink r:id="rId20" w:history="1">
           <w:r>
             <w:rPr>
               <w:rStyle w:val="Hyperlink"/>
@@ -1976,7 +1934,14 @@
           <w:color w:val="000000"/>
           <w:sz w:val="24"/>
         </w:rPr>
-        <w:t xml:space="preserve">er </w:t>
+        <w:hyperlink r:id="rId19" w:history="1">
+          <w:r>
+            <w:rPr>
+              <w:rStyle w:val="Hyperlink"/>
+            </w:rPr>
+            <w:t xml:space="preserve">er </w:t>
+          </w:r>
+        </w:hyperlink>
       </w:r>
       <w:r>
         <w:rPr>
@@ -2255,15 +2220,9 @@
           <w:i w:val="0"/>
           <w:color w:val="0000FF"/>
           <w:sz w:val="24"/>
+          <w:u w:val="single"/>
         </w:rPr>
-        <w:hyperlink r:id="rId22" w:history="1">
-          <w:r>
-            <w:rPr>
-              <w:rStyle w:val="Hyperlink"/>
-            </w:rPr>
-            <w:t>e</w:t>
-          </w:r>
-        </w:hyperlink>
+        <w:t>e</w:t>
       </w:r>
       <w:r>
         <w:rPr>

--- a/EXPORTS/DOCX/published/niveau3/English/ZeeuwschGenootschap.docx
+++ b/EXPORTS/DOCX/published/niveau3/English/ZeeuwschGenootschap.docx
@@ -610,7 +610,6 @@
       </w:r>
       <w:r>
         <w:rPr>
-          <w:u w:val="single" w:color="0000ff"/>
           <w:rFonts w:ascii="Charis SIL Regular" w:hAnsi="Charis SIL Regular" w:eastAsia="Charis SIL Regular"/>
           <w:b w:val="0"/>
           <w:i w:val="0"/>
@@ -635,7 +634,7 @@
           <w:sz w:val="24"/>
           <w:u w:val="single"/>
         </w:rPr>
-        <w:hyperlink r:id="rId12" w:history="1">
+        <w:hyperlink r:id="rId10" w:history="1">
           <w:r>
             <w:rPr>
               <w:rStyle w:val="Hyperlink"/>
@@ -653,7 +652,7 @@
           <w:sz w:val="24"/>
           <w:u w:val="single"/>
         </w:rPr>
-        <w:hyperlink r:id="rId12" w:history="1">
+        <w:hyperlink r:id="rId10" w:history="1">
           <w:r>
             <w:rPr>
               <w:rStyle w:val="Hyperlink"/>
@@ -1815,7 +1814,24 @@
           <w:color w:val="000000"/>
           <w:sz w:val="24"/>
         </w:rPr>
-        <w:t xml:space="preserve">collection of </w:t>
+        <w:hyperlink r:id="rId18" w:history="1">
+          <w:r>
+            <w:rPr>
+              <w:rStyle w:val="Hyperlink"/>
+            </w:rPr>
+            <w:t>coll</w:t>
+          </w:r>
+        </w:hyperlink>
+      </w:r>
+      <w:r>
+        <w:rPr>
+          <w:rFonts w:ascii="Charis SIL Regular" w:hAnsi="Charis SIL Regular" w:eastAsia="Charis SIL Regular"/>
+          <w:b w:val="0"/>
+          <w:i w:val="0"/>
+          <w:color w:val="000000"/>
+          <w:sz w:val="24"/>
+        </w:rPr>
+        <w:t xml:space="preserve">ection of </w:t>
       </w:r>
       <w:r>
         <w:rPr>
@@ -1826,7 +1842,7 @@
           <w:sz w:val="24"/>
           <w:u w:val="single"/>
         </w:rPr>
-        <w:hyperlink r:id="rId20" w:history="1">
+        <w:hyperlink r:id="rId18" w:history="1">
           <w:r>
             <w:rPr>
               <w:rStyle w:val="Hyperlink"/>
@@ -1934,14 +1950,7 @@
           <w:color w:val="000000"/>
           <w:sz w:val="24"/>
         </w:rPr>
-        <w:hyperlink r:id="rId19" w:history="1">
-          <w:r>
-            <w:rPr>
-              <w:rStyle w:val="Hyperlink"/>
-            </w:rPr>
-            <w:t xml:space="preserve">er </w:t>
-          </w:r>
-        </w:hyperlink>
+        <w:t xml:space="preserve">er </w:t>
       </w:r>
       <w:r>
         <w:rPr>
@@ -2220,9 +2229,15 @@
           <w:i w:val="0"/>
           <w:color w:val="0000FF"/>
           <w:sz w:val="24"/>
-          <w:u w:val="single"/>
         </w:rPr>
-        <w:t>e</w:t>
+        <w:hyperlink r:id="rId22" w:history="1">
+          <w:r>
+            <w:rPr>
+              <w:rStyle w:val="Hyperlink"/>
+            </w:rPr>
+            <w:t>e</w:t>
+          </w:r>
+        </w:hyperlink>
       </w:r>
       <w:r>
         <w:rPr>

--- a/EXPORTS/DOCX/published/niveau3/English/ZeeuwschGenootschap.docx
+++ b/EXPORTS/DOCX/published/niveau3/English/ZeeuwschGenootschap.docx
@@ -610,6 +610,7 @@
       </w:r>
       <w:r>
         <w:rPr>
+          <w:u w:val="single" w:color="0000ff"/>
           <w:rFonts w:ascii="Charis SIL Regular" w:hAnsi="Charis SIL Regular" w:eastAsia="Charis SIL Regular"/>
           <w:b w:val="0"/>
           <w:i w:val="0"/>
@@ -634,7 +635,7 @@
           <w:sz w:val="24"/>
           <w:u w:val="single"/>
         </w:rPr>
-        <w:hyperlink r:id="rId10" w:history="1">
+        <w:hyperlink r:id="rId12" w:history="1">
           <w:r>
             <w:rPr>
               <w:rStyle w:val="Hyperlink"/>
@@ -652,7 +653,7 @@
           <w:sz w:val="24"/>
           <w:u w:val="single"/>
         </w:rPr>
-        <w:hyperlink r:id="rId10" w:history="1">
+        <w:hyperlink r:id="rId12" w:history="1">
           <w:r>
             <w:rPr>
               <w:rStyle w:val="Hyperlink"/>
@@ -1803,35 +1804,7 @@
           <w:color w:val="000000"/>
           <w:sz w:val="24"/>
         </w:rPr>
-        <w:t xml:space="preserve">, and the </w:t>
-      </w:r>
-      <w:r>
-        <w:rPr>
-          <w:u w:val="single" w:color="0000ff"/>
-          <w:rFonts w:ascii="Charis SIL Regular" w:hAnsi="Charis SIL Regular" w:eastAsia="Charis SIL Regular"/>
-          <w:b w:val="0"/>
-          <w:i w:val="0"/>
-          <w:color w:val="000000"/>
-          <w:sz w:val="24"/>
-        </w:rPr>
-        <w:hyperlink r:id="rId18" w:history="1">
-          <w:r>
-            <w:rPr>
-              <w:rStyle w:val="Hyperlink"/>
-            </w:rPr>
-            <w:t>coll</w:t>
-          </w:r>
-        </w:hyperlink>
-      </w:r>
-      <w:r>
-        <w:rPr>
-          <w:rFonts w:ascii="Charis SIL Regular" w:hAnsi="Charis SIL Regular" w:eastAsia="Charis SIL Regular"/>
-          <w:b w:val="0"/>
-          <w:i w:val="0"/>
-          <w:color w:val="000000"/>
-          <w:sz w:val="24"/>
-        </w:rPr>
-        <w:t xml:space="preserve">ection of </w:t>
+        <w:t xml:space="preserve">, and the collection of </w:t>
       </w:r>
       <w:r>
         <w:rPr>
@@ -1842,7 +1815,7 @@
           <w:sz w:val="24"/>
           <w:u w:val="single"/>
         </w:rPr>
-        <w:hyperlink r:id="rId18" w:history="1">
+        <w:hyperlink r:id="rId20" w:history="1">
           <w:r>
             <w:rPr>
               <w:rStyle w:val="Hyperlink"/>
@@ -1923,7 +1896,7 @@
           <w:color w:val="000000"/>
           <w:sz w:val="24"/>
         </w:rPr>
-        <w:t xml:space="preserve"> (who collected many object</w:t>
+        <w:t xml:space="preserve"> (who collected many objects on the form</w:t>
       </w:r>
       <w:r>
         <w:rPr>
@@ -1938,19 +1911,9 @@
             <w:rPr>
               <w:rStyle w:val="Hyperlink"/>
             </w:rPr>
-            <w:t>s on the form</w:t>
+            <w:t xml:space="preserve">er </w:t>
           </w:r>
         </w:hyperlink>
-      </w:r>
-      <w:r>
-        <w:rPr>
-          <w:rFonts w:ascii="Charis SIL Regular" w:hAnsi="Charis SIL Regular" w:eastAsia="Charis SIL Regular"/>
-          <w:b w:val="0"/>
-          <w:i w:val="0"/>
-          <w:color w:val="000000"/>
-          <w:sz w:val="24"/>
-        </w:rPr>
-        <w:t xml:space="preserve">er </w:t>
       </w:r>
       <w:r>
         <w:rPr>
@@ -2229,15 +2192,9 @@
           <w:i w:val="0"/>
           <w:color w:val="0000FF"/>
           <w:sz w:val="24"/>
+          <w:u w:val="single"/>
         </w:rPr>
-        <w:hyperlink r:id="rId22" w:history="1">
-          <w:r>
-            <w:rPr>
-              <w:rStyle w:val="Hyperlink"/>
-            </w:rPr>
-            <w:t>e</w:t>
-          </w:r>
-        </w:hyperlink>
+        <w:t>e</w:t>
       </w:r>
       <w:r>
         <w:rPr>

--- a/EXPORTS/DOCX/published/niveau3/English/ZeeuwschGenootschap.docx
+++ b/EXPORTS/DOCX/published/niveau3/English/ZeeuwschGenootschap.docx
@@ -610,7 +610,6 @@
       </w:r>
       <w:r>
         <w:rPr>
-          <w:u w:val="single" w:color="0000ff"/>
           <w:rFonts w:ascii="Charis SIL Regular" w:hAnsi="Charis SIL Regular" w:eastAsia="Charis SIL Regular"/>
           <w:b w:val="0"/>
           <w:i w:val="0"/>
@@ -746,13 +745,31 @@
       </w:r>
       <w:r>
         <w:rPr>
+          <w:u w:val="single" w:color="0000ff"/>
           <w:rFonts w:ascii="Charis SIL Regular" w:hAnsi="Charis SIL Regular" w:eastAsia="Charis SIL Regular"/>
           <w:b w:val="0"/>
           <w:i w:val="0"/>
           <w:color w:val="000000"/>
           <w:sz w:val="24"/>
         </w:rPr>
-        <w:t xml:space="preserve">ripts can be found at the </w:t>
+        <w:hyperlink r:id="rId11" w:history="1">
+          <w:r>
+            <w:rPr>
+              <w:rStyle w:val="Hyperlink"/>
+            </w:rPr>
+            <w:t>ripts can b</w:t>
+          </w:r>
+        </w:hyperlink>
+      </w:r>
+      <w:r>
+        <w:rPr>
+          <w:rFonts w:ascii="Charis SIL Regular" w:hAnsi="Charis SIL Regular" w:eastAsia="Charis SIL Regular"/>
+          <w:b w:val="0"/>
+          <w:i w:val="0"/>
+          <w:color w:val="000000"/>
+          <w:sz w:val="24"/>
+        </w:rPr>
+        <w:t xml:space="preserve">e found at the </w:t>
       </w:r>
       <w:r>
         <w:rPr>
@@ -1804,7 +1821,36 @@
           <w:color w:val="000000"/>
           <w:sz w:val="24"/>
         </w:rPr>
-        <w:t xml:space="preserve">, and the collection of </w:t>
+        <w:t xml:space="preserve">, and the </w:t>
+      </w:r>
+      <w:r>
+        <w:rPr>
+          <w:u w:val="single" w:color="0000ff"/>
+          <w:rFonts w:ascii="Charis SIL Regular" w:hAnsi="Charis SIL Regular" w:eastAsia="Charis SIL Regular"/>
+          <w:b w:val="0"/>
+          <w:i w:val="0"/>
+          <w:color w:val="000000"/>
+          <w:sz w:val="24"/>
+        </w:rPr>
+        <w:hyperlink r:id="rId18" w:history="1">
+          <w:r>
+            <w:rPr>
+              <w:rStyle w:val="Hyperlink"/>
+            </w:rPr>
+            <w:t>coll</w:t>
+          </w:r>
+        </w:hyperlink>
+      </w:r>
+      <w:r>
+        <w:rPr>
+          <w:u w:val="single" w:color="0000ff"/>
+          <w:rFonts w:ascii="Charis SIL Regular" w:hAnsi="Charis SIL Regular" w:eastAsia="Charis SIL Regular"/>
+          <w:b w:val="0"/>
+          <w:i w:val="0"/>
+          <w:color w:val="000000"/>
+          <w:sz w:val="24"/>
+        </w:rPr>
+        <w:t xml:space="preserve">ection of </w:t>
       </w:r>
       <w:r>
         <w:rPr>
@@ -1815,7 +1861,7 @@
           <w:sz w:val="24"/>
           <w:u w:val="single"/>
         </w:rPr>
-        <w:hyperlink r:id="rId20" w:history="1">
+        <w:hyperlink r:id="rId18" w:history="1">
           <w:r>
             <w:rPr>
               <w:rStyle w:val="Hyperlink"/>
@@ -1896,7 +1942,7 @@
           <w:color w:val="000000"/>
           <w:sz w:val="24"/>
         </w:rPr>
-        <w:t xml:space="preserve"> (who collected many objects on the form</w:t>
+        <w:t xml:space="preserve"> (who collected many object</w:t>
       </w:r>
       <w:r>
         <w:rPr>
@@ -1911,9 +1957,19 @@
             <w:rPr>
               <w:rStyle w:val="Hyperlink"/>
             </w:rPr>
-            <w:t xml:space="preserve">er </w:t>
+            <w:t>s on the form</w:t>
           </w:r>
         </w:hyperlink>
+      </w:r>
+      <w:r>
+        <w:rPr>
+          <w:rFonts w:ascii="Charis SIL Regular" w:hAnsi="Charis SIL Regular" w:eastAsia="Charis SIL Regular"/>
+          <w:b w:val="0"/>
+          <w:i w:val="0"/>
+          <w:color w:val="000000"/>
+          <w:sz w:val="24"/>
+        </w:rPr>
+        <w:t xml:space="preserve">er </w:t>
       </w:r>
       <w:r>
         <w:rPr>
@@ -1924,7 +1980,7 @@
           <w:sz w:val="24"/>
           <w:u w:val="single"/>
         </w:rPr>
-        <w:hyperlink r:id="rId19" w:history="1">
+        <w:hyperlink r:id="rId21" w:history="1">
           <w:r>
             <w:rPr>
               <w:rStyle w:val="Hyperlink"/>
@@ -2937,21 +2993,13 @@
       </w:r>
       <w:r>
         <w:rPr>
-          <w:u w:val="single" w:color="0000ff"/>
           <w:rFonts w:ascii="Charis SIL Regular" w:hAnsi="Charis SIL Regular" w:eastAsia="Charis SIL Regular"/>
           <w:b w:val="0"/>
           <w:i w:val="0"/>
           <w:color w:val="000000"/>
           <w:sz w:val="24"/>
         </w:rPr>
-        <w:hyperlink r:id="rId26" w:history="1">
-          <w:r>
-            <w:rPr>
-              <w:rStyle w:val="Hyperlink"/>
-            </w:rPr>
-            <w:t>organise</w:t>
-          </w:r>
-        </w:hyperlink>
+        <w:t>organise</w:t>
       </w:r>
       <w:r>
         <w:rPr>

--- a/EXPORTS/DOCX/published/niveau3/English/ZeeuwschGenootschap.docx
+++ b/EXPORTS/DOCX/published/niveau3/English/ZeeuwschGenootschap.docx
@@ -610,6 +610,7 @@
       </w:r>
       <w:r>
         <w:rPr>
+          <w:u w:val="single" w:color="0000ff"/>
           <w:rFonts w:ascii="Charis SIL Regular" w:hAnsi="Charis SIL Regular" w:eastAsia="Charis SIL Regular"/>
           <w:b w:val="0"/>
           <w:i w:val="0"/>
@@ -745,31 +746,13 @@
       </w:r>
       <w:r>
         <w:rPr>
-          <w:u w:val="single" w:color="0000ff"/>
           <w:rFonts w:ascii="Charis SIL Regular" w:hAnsi="Charis SIL Regular" w:eastAsia="Charis SIL Regular"/>
           <w:b w:val="0"/>
           <w:i w:val="0"/>
           <w:color w:val="000000"/>
           <w:sz w:val="24"/>
         </w:rPr>
-        <w:hyperlink r:id="rId11" w:history="1">
-          <w:r>
-            <w:rPr>
-              <w:rStyle w:val="Hyperlink"/>
-            </w:rPr>
-            <w:t>ripts can b</w:t>
-          </w:r>
-        </w:hyperlink>
-      </w:r>
-      <w:r>
-        <w:rPr>
-          <w:rFonts w:ascii="Charis SIL Regular" w:hAnsi="Charis SIL Regular" w:eastAsia="Charis SIL Regular"/>
-          <w:b w:val="0"/>
-          <w:i w:val="0"/>
-          <w:color w:val="000000"/>
-          <w:sz w:val="24"/>
-        </w:rPr>
-        <w:t xml:space="preserve">e found at the </w:t>
+        <w:t xml:space="preserve">ripts can be found at the </w:t>
       </w:r>
       <w:r>
         <w:rPr>
@@ -1821,36 +1804,7 @@
           <w:color w:val="000000"/>
           <w:sz w:val="24"/>
         </w:rPr>
-        <w:t xml:space="preserve">, and the </w:t>
-      </w:r>
-      <w:r>
-        <w:rPr>
-          <w:u w:val="single" w:color="0000ff"/>
-          <w:rFonts w:ascii="Charis SIL Regular" w:hAnsi="Charis SIL Regular" w:eastAsia="Charis SIL Regular"/>
-          <w:b w:val="0"/>
-          <w:i w:val="0"/>
-          <w:color w:val="000000"/>
-          <w:sz w:val="24"/>
-        </w:rPr>
-        <w:hyperlink r:id="rId18" w:history="1">
-          <w:r>
-            <w:rPr>
-              <w:rStyle w:val="Hyperlink"/>
-            </w:rPr>
-            <w:t>coll</w:t>
-          </w:r>
-        </w:hyperlink>
-      </w:r>
-      <w:r>
-        <w:rPr>
-          <w:u w:val="single" w:color="0000ff"/>
-          <w:rFonts w:ascii="Charis SIL Regular" w:hAnsi="Charis SIL Regular" w:eastAsia="Charis SIL Regular"/>
-          <w:b w:val="0"/>
-          <w:i w:val="0"/>
-          <w:color w:val="000000"/>
-          <w:sz w:val="24"/>
-        </w:rPr>
-        <w:t xml:space="preserve">ection of </w:t>
+        <w:t xml:space="preserve">, and the collection of </w:t>
       </w:r>
       <w:r>
         <w:rPr>
@@ -1861,7 +1815,7 @@
           <w:sz w:val="24"/>
           <w:u w:val="single"/>
         </w:rPr>
-        <w:hyperlink r:id="rId18" w:history="1">
+        <w:hyperlink r:id="rId20" w:history="1">
           <w:r>
             <w:rPr>
               <w:rStyle w:val="Hyperlink"/>
@@ -1942,34 +1896,7 @@
           <w:color w:val="000000"/>
           <w:sz w:val="24"/>
         </w:rPr>
-        <w:t xml:space="preserve"> (who collected many object</w:t>
-      </w:r>
-      <w:r>
-        <w:rPr>
-          <w:rFonts w:ascii="Charis SIL Regular" w:hAnsi="Charis SIL Regular" w:eastAsia="Charis SIL Regular"/>
-          <w:b w:val="0"/>
-          <w:i w:val="0"/>
-          <w:color w:val="000000"/>
-          <w:sz w:val="24"/>
-        </w:rPr>
-        <w:hyperlink r:id="rId19" w:history="1">
-          <w:r>
-            <w:rPr>
-              <w:rStyle w:val="Hyperlink"/>
-            </w:rPr>
-            <w:t>s on the form</w:t>
-          </w:r>
-        </w:hyperlink>
-      </w:r>
-      <w:r>
-        <w:rPr>
-          <w:rFonts w:ascii="Charis SIL Regular" w:hAnsi="Charis SIL Regular" w:eastAsia="Charis SIL Regular"/>
-          <w:b w:val="0"/>
-          <w:i w:val="0"/>
-          <w:color w:val="000000"/>
-          <w:sz w:val="24"/>
-        </w:rPr>
-        <w:t xml:space="preserve">er </w:t>
+        <w:t xml:space="preserve"> (who collected many objects on the former </w:t>
       </w:r>
       <w:r>
         <w:rPr>
@@ -2248,9 +2175,15 @@
           <w:i w:val="0"/>
           <w:color w:val="0000FF"/>
           <w:sz w:val="24"/>
-          <w:u w:val="single"/>
         </w:rPr>
-        <w:t>e</w:t>
+        <w:hyperlink r:id="rId22" w:history="1">
+          <w:r>
+            <w:rPr>
+              <w:rStyle w:val="Hyperlink"/>
+            </w:rPr>
+            <w:t>e</w:t>
+          </w:r>
+        </w:hyperlink>
       </w:r>
       <w:r>
         <w:rPr>
@@ -2993,13 +2926,21 @@
       </w:r>
       <w:r>
         <w:rPr>
+          <w:u w:val="single" w:color="0000ff"/>
           <w:rFonts w:ascii="Charis SIL Regular" w:hAnsi="Charis SIL Regular" w:eastAsia="Charis SIL Regular"/>
           <w:b w:val="0"/>
           <w:i w:val="0"/>
           <w:color w:val="000000"/>
           <w:sz w:val="24"/>
         </w:rPr>
-        <w:t>organise</w:t>
+        <w:hyperlink r:id="rId26" w:history="1">
+          <w:r>
+            <w:rPr>
+              <w:rStyle w:val="Hyperlink"/>
+            </w:rPr>
+            <w:t>organise</w:t>
+          </w:r>
+        </w:hyperlink>
       </w:r>
       <w:r>
         <w:rPr>

--- a/EXPORTS/DOCX/published/niveau3/English/ZeeuwschGenootschap.docx
+++ b/EXPORTS/DOCX/published/niveau3/English/ZeeuwschGenootschap.docx
@@ -1815,7 +1815,7 @@
           <w:sz w:val="24"/>
           <w:u w:val="single"/>
         </w:rPr>
-        <w:hyperlink r:id="rId20" w:history="1">
+        <w:hyperlink r:id="rId18" w:history="1">
           <w:r>
             <w:rPr>
               <w:rStyle w:val="Hyperlink"/>
@@ -2175,15 +2175,9 @@
           <w:i w:val="0"/>
           <w:color w:val="0000FF"/>
           <w:sz w:val="24"/>
+          <w:u w:val="single"/>
         </w:rPr>
-        <w:hyperlink r:id="rId22" w:history="1">
-          <w:r>
-            <w:rPr>
-              <w:rStyle w:val="Hyperlink"/>
-            </w:rPr>
-            <w:t>e</w:t>
-          </w:r>
-        </w:hyperlink>
+        <w:t>e</w:t>
       </w:r>
       <w:r>
         <w:rPr>

--- a/EXPORTS/DOCX/published/niveau3/English/ZeeuwschGenootschap.docx
+++ b/EXPORTS/DOCX/published/niveau3/English/ZeeuwschGenootschap.docx
@@ -617,14 +617,7 @@
           <w:color w:val="000000"/>
           <w:sz w:val="24"/>
         </w:rPr>
-        <w:hyperlink r:id="rId10" w:history="1">
-          <w:r>
-            <w:rPr>
-              <w:rStyle w:val="Hyperlink"/>
-            </w:rPr>
-            <w:t xml:space="preserve">d at the </w:t>
-          </w:r>
-        </w:hyperlink>
+        <w:t xml:space="preserve">d at the </w:t>
       </w:r>
       <w:r>
         <w:rPr>
@@ -635,7 +628,7 @@
           <w:sz w:val="24"/>
           <w:u w:val="single"/>
         </w:rPr>
-        <w:hyperlink r:id="rId12" w:history="1">
+        <w:hyperlink r:id="rId10" w:history="1">
           <w:r>
             <w:rPr>
               <w:rStyle w:val="Hyperlink"/>
@@ -653,7 +646,7 @@
           <w:sz w:val="24"/>
           <w:u w:val="single"/>
         </w:rPr>
-        <w:hyperlink r:id="rId12" w:history="1">
+        <w:hyperlink r:id="rId10" w:history="1">
           <w:r>
             <w:rPr>
               <w:rStyle w:val="Hyperlink"/>
@@ -688,71 +681,7 @@
           <w:color w:val="000000"/>
           <w:sz w:val="24"/>
         </w:rPr>
-        <w:t>;</w:t>
-      </w:r>
-      <w:r>
-        <w:rPr>
-          <w:u w:val="single" w:color="0000ff"/>
-          <w:rFonts w:ascii="Charis SIL Regular" w:hAnsi="Charis SIL Regular" w:eastAsia="Charis SIL Regular"/>
-          <w:b w:val="0"/>
-          <w:i w:val="0"/>
-          <w:color w:val="000000"/>
-          <w:sz w:val="24"/>
-        </w:rPr>
-        <w:hyperlink r:id="rId11" w:history="1">
-          <w:r>
-            <w:rPr>
-              <w:rStyle w:val="Hyperlink"/>
-            </w:rPr>
-            <w:t xml:space="preserve"> books a</w:t>
-          </w:r>
-        </w:hyperlink>
-      </w:r>
-      <w:r>
-        <w:rPr>
-          <w:u w:val="single" w:color="0000ff"/>
-          <w:rFonts w:ascii="Charis SIL Regular" w:hAnsi="Charis SIL Regular" w:eastAsia="Charis SIL Regular"/>
-          <w:b w:val="0"/>
-          <w:i w:val="0"/>
-          <w:color w:val="000000"/>
-          <w:sz w:val="24"/>
-        </w:rPr>
-        <w:hyperlink r:id="rId11" w:history="1">
-          <w:r>
-            <w:rPr>
-              <w:rStyle w:val="Hyperlink"/>
-            </w:rPr>
-            <w:t>nd manus</w:t>
-          </w:r>
-        </w:hyperlink>
-      </w:r>
-      <w:r>
-        <w:rPr>
-          <w:u w:val="single" w:color="0000ff"/>
-          <w:rFonts w:ascii="Charis SIL Regular" w:hAnsi="Charis SIL Regular" w:eastAsia="Charis SIL Regular"/>
-          <w:b w:val="0"/>
-          <w:i w:val="0"/>
-          <w:color w:val="000000"/>
-          <w:sz w:val="24"/>
-        </w:rPr>
-        <w:hyperlink r:id="rId11" w:history="1">
-          <w:r>
-            <w:rPr>
-              <w:rStyle w:val="Hyperlink"/>
-            </w:rPr>
-            <w:t>c</w:t>
-          </w:r>
-        </w:hyperlink>
-      </w:r>
-      <w:r>
-        <w:rPr>
-          <w:rFonts w:ascii="Charis SIL Regular" w:hAnsi="Charis SIL Regular" w:eastAsia="Charis SIL Regular"/>
-          <w:b w:val="0"/>
-          <w:i w:val="0"/>
-          <w:color w:val="000000"/>
-          <w:sz w:val="24"/>
-        </w:rPr>
-        <w:t xml:space="preserve">ripts can be found at the </w:t>
+        <w:t xml:space="preserve">; books and manuscripts can be found at the </w:t>
       </w:r>
       <w:r>
         <w:rPr>
@@ -1804,7 +1733,35 @@
           <w:color w:val="000000"/>
           <w:sz w:val="24"/>
         </w:rPr>
-        <w:t xml:space="preserve">, and the collection of </w:t>
+        <w:t xml:space="preserve">, and the </w:t>
+      </w:r>
+      <w:r>
+        <w:rPr>
+          <w:u w:val="single" w:color="0000ff"/>
+          <w:rFonts w:ascii="Charis SIL Regular" w:hAnsi="Charis SIL Regular" w:eastAsia="Charis SIL Regular"/>
+          <w:b w:val="0"/>
+          <w:i w:val="0"/>
+          <w:color w:val="000000"/>
+          <w:sz w:val="24"/>
+        </w:rPr>
+        <w:hyperlink r:id="rId18" w:history="1">
+          <w:r>
+            <w:rPr>
+              <w:rStyle w:val="Hyperlink"/>
+            </w:rPr>
+            <w:t>coll</w:t>
+          </w:r>
+        </w:hyperlink>
+      </w:r>
+      <w:r>
+        <w:rPr>
+          <w:rFonts w:ascii="Charis SIL Regular" w:hAnsi="Charis SIL Regular" w:eastAsia="Charis SIL Regular"/>
+          <w:b w:val="0"/>
+          <w:i w:val="0"/>
+          <w:color w:val="000000"/>
+          <w:sz w:val="24"/>
+        </w:rPr>
+        <w:t xml:space="preserve">ection of </w:t>
       </w:r>
       <w:r>
         <w:rPr>
@@ -1896,7 +1853,34 @@
           <w:color w:val="000000"/>
           <w:sz w:val="24"/>
         </w:rPr>
-        <w:t xml:space="preserve"> (who collected many objects on the former </w:t>
+        <w:t xml:space="preserve"> (who collected many object</w:t>
+      </w:r>
+      <w:r>
+        <w:rPr>
+          <w:rFonts w:ascii="Charis SIL Regular" w:hAnsi="Charis SIL Regular" w:eastAsia="Charis SIL Regular"/>
+          <w:b w:val="0"/>
+          <w:i w:val="0"/>
+          <w:color w:val="000000"/>
+          <w:sz w:val="24"/>
+        </w:rPr>
+        <w:hyperlink r:id="rId19" w:history="1">
+          <w:r>
+            <w:rPr>
+              <w:rStyle w:val="Hyperlink"/>
+            </w:rPr>
+            <w:t>s on the form</w:t>
+          </w:r>
+        </w:hyperlink>
+      </w:r>
+      <w:r>
+        <w:rPr>
+          <w:rFonts w:ascii="Charis SIL Regular" w:hAnsi="Charis SIL Regular" w:eastAsia="Charis SIL Regular"/>
+          <w:b w:val="0"/>
+          <w:i w:val="0"/>
+          <w:color w:val="000000"/>
+          <w:sz w:val="24"/>
+        </w:rPr>
+        <w:t xml:space="preserve">er </w:t>
       </w:r>
       <w:r>
         <w:rPr>
@@ -1907,7 +1891,7 @@
           <w:sz w:val="24"/>
           <w:u w:val="single"/>
         </w:rPr>
-        <w:hyperlink r:id="rId21" w:history="1">
+        <w:hyperlink r:id="rId19" w:history="1">
           <w:r>
             <w:rPr>
               <w:rStyle w:val="Hyperlink"/>

--- a/EXPORTS/DOCX/published/niveau3/English/ZeeuwschGenootschap.docx
+++ b/EXPORTS/DOCX/published/niveau3/English/ZeeuwschGenootschap.docx
@@ -610,7 +610,6 @@
       </w:r>
       <w:r>
         <w:rPr>
-          <w:u w:val="single" w:color="0000ff"/>
           <w:rFonts w:ascii="Charis SIL Regular" w:hAnsi="Charis SIL Regular" w:eastAsia="Charis SIL Regular"/>
           <w:b w:val="0"/>
           <w:i w:val="0"/>
@@ -635,7 +634,7 @@
           <w:sz w:val="24"/>
           <w:u w:val="single"/>
         </w:rPr>
-        <w:hyperlink r:id="rId12" w:history="1">
+        <w:hyperlink r:id="rId10" w:history="1">
           <w:r>
             <w:rPr>
               <w:rStyle w:val="Hyperlink"/>
@@ -653,7 +652,7 @@
           <w:sz w:val="24"/>
           <w:u w:val="single"/>
         </w:rPr>
-        <w:hyperlink r:id="rId12" w:history="1">
+        <w:hyperlink r:id="rId10" w:history="1">
           <w:r>
             <w:rPr>
               <w:rStyle w:val="Hyperlink"/>
@@ -710,49 +709,13 @@
       </w:r>
       <w:r>
         <w:rPr>
-          <w:u w:val="single" w:color="0000ff"/>
           <w:rFonts w:ascii="Charis SIL Regular" w:hAnsi="Charis SIL Regular" w:eastAsia="Charis SIL Regular"/>
           <w:b w:val="0"/>
           <w:i w:val="0"/>
           <w:color w:val="000000"/>
           <w:sz w:val="24"/>
         </w:rPr>
-        <w:hyperlink r:id="rId11" w:history="1">
-          <w:r>
-            <w:rPr>
-              <w:rStyle w:val="Hyperlink"/>
-            </w:rPr>
-            <w:t>nd manus</w:t>
-          </w:r>
-        </w:hyperlink>
-      </w:r>
-      <w:r>
-        <w:rPr>
-          <w:u w:val="single" w:color="0000ff"/>
-          <w:rFonts w:ascii="Charis SIL Regular" w:hAnsi="Charis SIL Regular" w:eastAsia="Charis SIL Regular"/>
-          <w:b w:val="0"/>
-          <w:i w:val="0"/>
-          <w:color w:val="000000"/>
-          <w:sz w:val="24"/>
-        </w:rPr>
-        <w:hyperlink r:id="rId11" w:history="1">
-          <w:r>
-            <w:rPr>
-              <w:rStyle w:val="Hyperlink"/>
-            </w:rPr>
-            <w:t>c</w:t>
-          </w:r>
-        </w:hyperlink>
-      </w:r>
-      <w:r>
-        <w:rPr>
-          <w:rFonts w:ascii="Charis SIL Regular" w:hAnsi="Charis SIL Regular" w:eastAsia="Charis SIL Regular"/>
-          <w:b w:val="0"/>
-          <w:i w:val="0"/>
-          <w:color w:val="000000"/>
-          <w:sz w:val="24"/>
-        </w:rPr>
-        <w:t xml:space="preserve">ripts can be found at the </w:t>
+        <w:t xml:space="preserve">nd manuscripts can be found at the </w:t>
       </w:r>
       <w:r>
         <w:rPr>
@@ -1826,13 +1789,21 @@
       </w:r>
       <w:r>
         <w:rPr>
+          <w:u w:val="single" w:color="0000ff"/>
           <w:rFonts w:ascii="Charis SIL Regular" w:hAnsi="Charis SIL Regular" w:eastAsia="Charis SIL Regular"/>
           <w:b w:val="0"/>
           <w:i w:val="0"/>
           <w:color w:val="000000"/>
           <w:sz w:val="24"/>
         </w:rPr>
-        <w:t xml:space="preserve">ection of </w:t>
+        <w:hyperlink r:id="rId18" w:history="1">
+          <w:r>
+            <w:rPr>
+              <w:rStyle w:val="Hyperlink"/>
+            </w:rPr>
+            <w:t xml:space="preserve">ection of </w:t>
+          </w:r>
+        </w:hyperlink>
       </w:r>
       <w:r>
         <w:rPr>
@@ -1924,34 +1895,7 @@
           <w:color w:val="000000"/>
           <w:sz w:val="24"/>
         </w:rPr>
-        <w:t xml:space="preserve"> (who collected many object</w:t>
-      </w:r>
-      <w:r>
-        <w:rPr>
-          <w:rFonts w:ascii="Charis SIL Regular" w:hAnsi="Charis SIL Regular" w:eastAsia="Charis SIL Regular"/>
-          <w:b w:val="0"/>
-          <w:i w:val="0"/>
-          <w:color w:val="000000"/>
-          <w:sz w:val="24"/>
-        </w:rPr>
-        <w:hyperlink r:id="rId19" w:history="1">
-          <w:r>
-            <w:rPr>
-              <w:rStyle w:val="Hyperlink"/>
-            </w:rPr>
-            <w:t>s on the form</w:t>
-          </w:r>
-        </w:hyperlink>
-      </w:r>
-      <w:r>
-        <w:rPr>
-          <w:rFonts w:ascii="Charis SIL Regular" w:hAnsi="Charis SIL Regular" w:eastAsia="Charis SIL Regular"/>
-          <w:b w:val="0"/>
-          <w:i w:val="0"/>
-          <w:color w:val="000000"/>
-          <w:sz w:val="24"/>
-        </w:rPr>
-        <w:t xml:space="preserve">er </w:t>
+        <w:t xml:space="preserve"> (who collected many objects on the former </w:t>
       </w:r>
       <w:r>
         <w:rPr>

--- a/EXPORTS/DOCX/published/niveau3/English/ZeeuwschGenootschap.docx
+++ b/EXPORTS/DOCX/published/niveau3/English/ZeeuwschGenootschap.docx
@@ -634,7 +634,7 @@
           <w:sz w:val="24"/>
           <w:u w:val="single"/>
         </w:rPr>
-        <w:hyperlink r:id="rId10" w:history="1">
+        <w:hyperlink r:id="rId12" w:history="1">
           <w:r>
             <w:rPr>
               <w:rStyle w:val="Hyperlink"/>
@@ -652,7 +652,7 @@
           <w:sz w:val="24"/>
           <w:u w:val="single"/>
         </w:rPr>
-        <w:hyperlink r:id="rId10" w:history="1">
+        <w:hyperlink r:id="rId12" w:history="1">
           <w:r>
             <w:rPr>
               <w:rStyle w:val="Hyperlink"/>
@@ -2174,9 +2174,15 @@
           <w:i w:val="0"/>
           <w:color w:val="0000FF"/>
           <w:sz w:val="24"/>
-          <w:u w:val="single"/>
         </w:rPr>
-        <w:t>e</w:t>
+        <w:hyperlink r:id="rId22" w:history="1">
+          <w:r>
+            <w:rPr>
+              <w:rStyle w:val="Hyperlink"/>
+            </w:rPr>
+            <w:t>e</w:t>
+          </w:r>
+        </w:hyperlink>
       </w:r>
       <w:r>
         <w:rPr>
@@ -2546,7 +2552,71 @@
           <w:color w:val="000000"/>
           <w:sz w:val="24"/>
         </w:rPr>
-        <w:t xml:space="preserve"> containing interesting material for provenance resear</w:t>
+        <w:t xml:space="preserve"> containing interestin</w:t>
+      </w:r>
+      <w:r>
+        <w:rPr>
+          <w:u w:val="single" w:color="0000ff"/>
+          <w:rFonts w:ascii="Charis SIL Regular" w:hAnsi="Charis SIL Regular" w:eastAsia="Charis SIL Regular"/>
+          <w:b w:val="0"/>
+          <w:i w:val="0"/>
+          <w:color w:val="000000"/>
+          <w:sz w:val="24"/>
+        </w:rPr>
+        <w:hyperlink r:id="rId24" w:history="1">
+          <w:r>
+            <w:rPr>
+              <w:rStyle w:val="Hyperlink"/>
+            </w:rPr>
+            <w:t>g material for p</w:t>
+          </w:r>
+        </w:hyperlink>
+      </w:r>
+      <w:r>
+        <w:rPr>
+          <w:u w:val="single" w:color="0000ff"/>
+          <w:rFonts w:ascii="Charis SIL Regular" w:hAnsi="Charis SIL Regular" w:eastAsia="Charis SIL Regular"/>
+          <w:b w:val="0"/>
+          <w:i w:val="0"/>
+          <w:color w:val="000000"/>
+          <w:sz w:val="24"/>
+        </w:rPr>
+        <w:hyperlink r:id="rId24" w:history="1">
+          <w:r>
+            <w:rPr>
+              <w:rStyle w:val="Hyperlink"/>
+            </w:rPr>
+            <w:t>r</w:t>
+          </w:r>
+        </w:hyperlink>
+      </w:r>
+      <w:r>
+        <w:rPr>
+          <w:u w:val="single" w:color="0000ff"/>
+          <w:rFonts w:ascii="Charis SIL Regular" w:hAnsi="Charis SIL Regular" w:eastAsia="Charis SIL Regular"/>
+          <w:b w:val="0"/>
+          <w:i w:val="0"/>
+          <w:color w:val="000000"/>
+          <w:sz w:val="24"/>
+        </w:rPr>
+        <w:hyperlink r:id="rId24" w:history="1">
+          <w:r>
+            <w:rPr>
+              <w:rStyle w:val="Hyperlink"/>
+            </w:rPr>
+            <w:t>ovenan</w:t>
+          </w:r>
+        </w:hyperlink>
+      </w:r>
+      <w:r>
+        <w:rPr>
+          <w:rFonts w:ascii="Charis SIL Regular" w:hAnsi="Charis SIL Regular" w:eastAsia="Charis SIL Regular"/>
+          <w:b w:val="0"/>
+          <w:i w:val="0"/>
+          <w:color w:val="000000"/>
+          <w:sz w:val="24"/>
+        </w:rPr>
+        <w:t>ce resear</w:t>
       </w:r>
       <w:r>
         <w:rPr>
@@ -2861,25 +2931,7 @@
           <w:color w:val="000000"/>
           <w:sz w:val="24"/>
         </w:rPr>
-        <w:t>organise</w:t>
-      </w:r>
-      <w:r>
-        <w:rPr>
-          <w:u w:val="single" w:color="0000ff"/>
-          <w:rFonts w:ascii="Charis SIL Regular" w:hAnsi="Charis SIL Regular" w:eastAsia="Charis SIL Regular"/>
-          <w:b w:val="0"/>
-          <w:i w:val="0"/>
-          <w:color w:val="000000"/>
-          <w:sz w:val="24"/>
-        </w:rPr>
-        <w:hyperlink r:id="rId26" w:history="1">
-          <w:r>
-            <w:rPr>
-              <w:rStyle w:val="Hyperlink"/>
-            </w:rPr>
-            <w:t>d by the</w:t>
-          </w:r>
-        </w:hyperlink>
+        <w:t>organised by the</w:t>
       </w:r>
       <w:r>
         <w:rPr>

--- a/EXPORTS/DOCX/published/niveau3/English/ZeeuwschGenootschap.docx
+++ b/EXPORTS/DOCX/published/niveau3/English/ZeeuwschGenootschap.docx
@@ -634,7 +634,7 @@
           <w:sz w:val="24"/>
           <w:u w:val="single"/>
         </w:rPr>
-        <w:hyperlink r:id="rId12" w:history="1">
+        <w:hyperlink r:id="rId10" w:history="1">
           <w:r>
             <w:rPr>
               <w:rStyle w:val="Hyperlink"/>
@@ -652,7 +652,7 @@
           <w:sz w:val="24"/>
           <w:u w:val="single"/>
         </w:rPr>
-        <w:hyperlink r:id="rId12" w:history="1">
+        <w:hyperlink r:id="rId10" w:history="1">
           <w:r>
             <w:rPr>
               <w:rStyle w:val="Hyperlink"/>
@@ -1803,7 +1803,36 @@
           <w:color w:val="000000"/>
           <w:sz w:val="24"/>
         </w:rPr>
-        <w:t xml:space="preserve">, and the collection of </w:t>
+        <w:t xml:space="preserve">, and the </w:t>
+      </w:r>
+      <w:r>
+        <w:rPr>
+          <w:u w:val="single" w:color="0000ff"/>
+          <w:rFonts w:ascii="Charis SIL Regular" w:hAnsi="Charis SIL Regular" w:eastAsia="Charis SIL Regular"/>
+          <w:b w:val="0"/>
+          <w:i w:val="0"/>
+          <w:color w:val="000000"/>
+          <w:sz w:val="24"/>
+        </w:rPr>
+        <w:hyperlink r:id="rId18" w:history="1">
+          <w:r>
+            <w:rPr>
+              <w:rStyle w:val="Hyperlink"/>
+            </w:rPr>
+            <w:t>coll</w:t>
+          </w:r>
+        </w:hyperlink>
+      </w:r>
+      <w:r>
+        <w:rPr>
+          <w:u w:val="single" w:color="0000ff"/>
+          <w:rFonts w:ascii="Charis SIL Regular" w:hAnsi="Charis SIL Regular" w:eastAsia="Charis SIL Regular"/>
+          <w:b w:val="0"/>
+          <w:i w:val="0"/>
+          <w:color w:val="000000"/>
+          <w:sz w:val="24"/>
+        </w:rPr>
+        <w:t xml:space="preserve">ection of </w:t>
       </w:r>
       <w:r>
         <w:rPr>
@@ -1814,7 +1843,7 @@
           <w:sz w:val="24"/>
           <w:u w:val="single"/>
         </w:rPr>
-        <w:hyperlink r:id="rId18" w:history="1">
+        <w:hyperlink r:id="rId20" w:history="1">
           <w:r>
             <w:rPr>
               <w:rStyle w:val="Hyperlink"/>
@@ -1895,7 +1924,41 @@
           <w:color w:val="000000"/>
           <w:sz w:val="24"/>
         </w:rPr>
-        <w:t xml:space="preserve"> (who collected many objects on the former </w:t>
+        <w:t xml:space="preserve"> (who collected many object</w:t>
+      </w:r>
+      <w:r>
+        <w:rPr>
+          <w:rFonts w:ascii="Charis SIL Regular" w:hAnsi="Charis SIL Regular" w:eastAsia="Charis SIL Regular"/>
+          <w:b w:val="0"/>
+          <w:i w:val="0"/>
+          <w:color w:val="000000"/>
+          <w:sz w:val="24"/>
+        </w:rPr>
+        <w:hyperlink r:id="rId19" w:history="1">
+          <w:r>
+            <w:rPr>
+              <w:rStyle w:val="Hyperlink"/>
+            </w:rPr>
+            <w:t>s on the form</w:t>
+          </w:r>
+        </w:hyperlink>
+      </w:r>
+      <w:r>
+        <w:rPr>
+          <w:rFonts w:ascii="Charis SIL Regular" w:hAnsi="Charis SIL Regular" w:eastAsia="Charis SIL Regular"/>
+          <w:b w:val="0"/>
+          <w:i w:val="0"/>
+          <w:color w:val="000000"/>
+          <w:sz w:val="24"/>
+        </w:rPr>
+        <w:hyperlink r:id="rId19" w:history="1">
+          <w:r>
+            <w:rPr>
+              <w:rStyle w:val="Hyperlink"/>
+            </w:rPr>
+            <w:t xml:space="preserve">er </w:t>
+          </w:r>
+        </w:hyperlink>
       </w:r>
       <w:r>
         <w:rPr>
@@ -1906,7 +1969,7 @@
           <w:sz w:val="24"/>
           <w:u w:val="single"/>
         </w:rPr>
-        <w:hyperlink r:id="rId21" w:history="1">
+        <w:hyperlink r:id="rId19" w:history="1">
           <w:r>
             <w:rPr>
               <w:rStyle w:val="Hyperlink"/>
@@ -2174,15 +2237,9 @@
           <w:i w:val="0"/>
           <w:color w:val="0000FF"/>
           <w:sz w:val="24"/>
+          <w:u w:val="single"/>
         </w:rPr>
-        <w:hyperlink r:id="rId22" w:history="1">
-          <w:r>
-            <w:rPr>
-              <w:rStyle w:val="Hyperlink"/>
-            </w:rPr>
-            <w:t>e</w:t>
-          </w:r>
-        </w:hyperlink>
+        <w:t>e</w:t>
       </w:r>
       <w:r>
         <w:rPr>
@@ -2925,13 +2982,39 @@
       </w:r>
       <w:r>
         <w:rPr>
+          <w:u w:val="single" w:color="0000ff"/>
           <w:rFonts w:ascii="Charis SIL Regular" w:hAnsi="Charis SIL Regular" w:eastAsia="Charis SIL Regular"/>
           <w:b w:val="0"/>
           <w:i w:val="0"/>
           <w:color w:val="000000"/>
           <w:sz w:val="24"/>
         </w:rPr>
-        <w:t>organised by the</w:t>
+        <w:hyperlink r:id="rId26" w:history="1">
+          <w:r>
+            <w:rPr>
+              <w:rStyle w:val="Hyperlink"/>
+            </w:rPr>
+            <w:t>organise</w:t>
+          </w:r>
+        </w:hyperlink>
+      </w:r>
+      <w:r>
+        <w:rPr>
+          <w:u w:val="single" w:color="0000ff"/>
+          <w:rFonts w:ascii="Charis SIL Regular" w:hAnsi="Charis SIL Regular" w:eastAsia="Charis SIL Regular"/>
+          <w:b w:val="0"/>
+          <w:i w:val="0"/>
+          <w:color w:val="000000"/>
+          <w:sz w:val="24"/>
+        </w:rPr>
+        <w:hyperlink r:id="rId26" w:history="1">
+          <w:r>
+            <w:rPr>
+              <w:rStyle w:val="Hyperlink"/>
+            </w:rPr>
+            <w:t>d by the</w:t>
+          </w:r>
+        </w:hyperlink>
       </w:r>
       <w:r>
         <w:rPr>
@@ -3879,7 +3962,7 @@
         <w:autoSpaceDN w:val="0"/>
         <w:autoSpaceDE w:val="0"/>
         <w:widowControl/>
-        <w:spacing w:line="538" w:lineRule="exact" w:before="478" w:after="0"/>
+        <w:spacing w:line="538" w:lineRule="exact" w:before="458" w:after="0"/>
         <w:ind w:left="0" w:right="0" w:firstLine="0"/>
         <w:jc w:val="left"/>
       </w:pPr>

--- a/EXPORTS/DOCX/published/niveau3/English/ZeeuwschGenootschap.docx
+++ b/EXPORTS/DOCX/published/niveau3/English/ZeeuwschGenootschap.docx
@@ -610,6 +610,7 @@
       </w:r>
       <w:r>
         <w:rPr>
+          <w:u w:val="single" w:color="0000ff"/>
           <w:rFonts w:ascii="Charis SIL Regular" w:hAnsi="Charis SIL Regular" w:eastAsia="Charis SIL Regular"/>
           <w:b w:val="0"/>
           <w:i w:val="0"/>
@@ -634,7 +635,7 @@
           <w:sz w:val="24"/>
           <w:u w:val="single"/>
         </w:rPr>
-        <w:hyperlink r:id="rId10" w:history="1">
+        <w:hyperlink r:id="rId12" w:history="1">
           <w:r>
             <w:rPr>
               <w:rStyle w:val="Hyperlink"/>
@@ -652,7 +653,7 @@
           <w:sz w:val="24"/>
           <w:u w:val="single"/>
         </w:rPr>
-        <w:hyperlink r:id="rId10" w:history="1">
+        <w:hyperlink r:id="rId12" w:history="1">
           <w:r>
             <w:rPr>
               <w:rStyle w:val="Hyperlink"/>
@@ -1814,25 +1815,7 @@
           <w:color w:val="000000"/>
           <w:sz w:val="24"/>
         </w:rPr>
-        <w:hyperlink r:id="rId18" w:history="1">
-          <w:r>
-            <w:rPr>
-              <w:rStyle w:val="Hyperlink"/>
-            </w:rPr>
-            <w:t>coll</w:t>
-          </w:r>
-        </w:hyperlink>
-      </w:r>
-      <w:r>
-        <w:rPr>
-          <w:u w:val="single" w:color="0000ff"/>
-          <w:rFonts w:ascii="Charis SIL Regular" w:hAnsi="Charis SIL Regular" w:eastAsia="Charis SIL Regular"/>
-          <w:b w:val="0"/>
-          <w:i w:val="0"/>
-          <w:color w:val="000000"/>
-          <w:sz w:val="24"/>
-        </w:rPr>
-        <w:t xml:space="preserve">ection of </w:t>
+        <w:t xml:space="preserve">collection of </w:t>
       </w:r>
       <w:r>
         <w:rPr>
@@ -1924,24 +1907,7 @@
           <w:color w:val="000000"/>
           <w:sz w:val="24"/>
         </w:rPr>
-        <w:t xml:space="preserve"> (who collected many object</w:t>
-      </w:r>
-      <w:r>
-        <w:rPr>
-          <w:rFonts w:ascii="Charis SIL Regular" w:hAnsi="Charis SIL Regular" w:eastAsia="Charis SIL Regular"/>
-          <w:b w:val="0"/>
-          <w:i w:val="0"/>
-          <w:color w:val="000000"/>
-          <w:sz w:val="24"/>
-        </w:rPr>
-        <w:hyperlink r:id="rId19" w:history="1">
-          <w:r>
-            <w:rPr>
-              <w:rStyle w:val="Hyperlink"/>
-            </w:rPr>
-            <w:t>s on the form</w:t>
-          </w:r>
-        </w:hyperlink>
+        <w:t xml:space="preserve"> (who collected many objects on the form</w:t>
       </w:r>
       <w:r>
         <w:rPr>
@@ -2101,42 +2067,13 @@
       </w:r>
       <w:r>
         <w:rPr>
-          <w:u w:val="single" w:color="0000ff"/>
           <w:rFonts w:ascii="Charis SIL Regular" w:hAnsi="Charis SIL Regular" w:eastAsia="Charis SIL Regular"/>
           <w:b w:val="0"/>
           <w:i w:val="0"/>
           <w:color w:val="000000"/>
           <w:sz w:val="24"/>
         </w:rPr>
-        <w:t>l</w:t>
-      </w:r>
-      <w:r>
-        <w:rPr>
-          <w:rFonts w:ascii="Charis SIL Regular" w:hAnsi="Charis SIL Regular" w:eastAsia="Charis SIL Regular"/>
-          <w:b w:val="0"/>
-          <w:i w:val="0"/>
-          <w:color w:val="000000"/>
-          <w:sz w:val="24"/>
-        </w:rPr>
-        <w:t>y. Detailed information is provided about th</w:t>
-      </w:r>
-      <w:r>
-        <w:rPr>
-          <w:u w:val="single" w:color="0000ff"/>
-          <w:rFonts w:ascii="Charis SIL Regular" w:hAnsi="Charis SIL Regular" w:eastAsia="Charis SIL Regular"/>
-          <w:b w:val="0"/>
-          <w:i w:val="0"/>
-          <w:color w:val="000000"/>
-          <w:sz w:val="24"/>
-        </w:rPr>
-        <w:hyperlink r:id="rId21" w:history="1">
-          <w:r>
-            <w:rPr>
-              <w:rStyle w:val="Hyperlink"/>
-            </w:rPr>
-            <w:t>e origin</w:t>
-          </w:r>
-        </w:hyperlink>
+        <w:t>ly. Detailed information is provided about the origin</w:t>
       </w:r>
       <w:r>
         <w:rPr>
@@ -2353,35 +2290,7 @@
           <w:color w:val="000000"/>
           <w:sz w:val="24"/>
         </w:rPr>
-        <w:t>. The complete archive up to 1969 is available digitally and can no l</w:t>
-      </w:r>
-      <w:r>
-        <w:rPr>
-          <w:u w:val="single" w:color="0000ff"/>
-          <w:rFonts w:ascii="Charis SIL Regular" w:hAnsi="Charis SIL Regular" w:eastAsia="Charis SIL Regular"/>
-          <w:b w:val="0"/>
-          <w:i w:val="0"/>
-          <w:color w:val="000000"/>
-          <w:sz w:val="24"/>
-        </w:rPr>
-        <w:hyperlink r:id="rId12" w:history="1">
-          <w:r>
-            <w:rPr>
-              <w:rStyle w:val="Hyperlink"/>
-            </w:rPr>
-            <w:t>onger be</w:t>
-          </w:r>
-        </w:hyperlink>
-      </w:r>
-      <w:r>
-        <w:rPr>
-          <w:rFonts w:ascii="Charis SIL Regular" w:hAnsi="Charis SIL Regular" w:eastAsia="Charis SIL Regular"/>
-          <w:b w:val="0"/>
-          <w:i w:val="0"/>
-          <w:color w:val="000000"/>
-          <w:sz w:val="24"/>
-        </w:rPr>
-        <w:t xml:space="preserve"> viewed </w:t>
+        <w:t xml:space="preserve">. The complete archive up to 1969 is available digitally and can no longer be viewed </w:t>
       </w:r>
       <w:r>
         <w:rPr>

--- a/EXPORTS/DOCX/published/niveau3/English/ZeeuwschGenootschap.docx
+++ b/EXPORTS/DOCX/published/niveau3/English/ZeeuwschGenootschap.docx
@@ -606,25 +606,7 @@
           <w:color w:val="000000"/>
           <w:sz w:val="24"/>
         </w:rPr>
-        <w:t>; maps, drawings and prints are hel</w:t>
-      </w:r>
-      <w:r>
-        <w:rPr>
-          <w:u w:val="single" w:color="0000ff"/>
-          <w:rFonts w:ascii="Charis SIL Regular" w:hAnsi="Charis SIL Regular" w:eastAsia="Charis SIL Regular"/>
-          <w:b w:val="0"/>
-          <w:i w:val="0"/>
-          <w:color w:val="000000"/>
-          <w:sz w:val="24"/>
-        </w:rPr>
-        <w:hyperlink r:id="rId10" w:history="1">
-          <w:r>
-            <w:rPr>
-              <w:rStyle w:val="Hyperlink"/>
-            </w:rPr>
-            <w:t xml:space="preserve">d at the </w:t>
-          </w:r>
-        </w:hyperlink>
+        <w:t xml:space="preserve">; maps, drawings and prints are held at the </w:t>
       </w:r>
       <w:r>
         <w:rPr>
@@ -653,7 +635,7 @@
           <w:sz w:val="24"/>
           <w:u w:val="single"/>
         </w:rPr>
-        <w:hyperlink r:id="rId12" w:history="1">
+        <w:hyperlink r:id="rId10" w:history="1">
           <w:r>
             <w:rPr>
               <w:rStyle w:val="Hyperlink"/>
@@ -1804,18 +1786,7 @@
           <w:color w:val="000000"/>
           <w:sz w:val="24"/>
         </w:rPr>
-        <w:t xml:space="preserve">, and the </w:t>
-      </w:r>
-      <w:r>
-        <w:rPr>
-          <w:u w:val="single" w:color="0000ff"/>
-          <w:rFonts w:ascii="Charis SIL Regular" w:hAnsi="Charis SIL Regular" w:eastAsia="Charis SIL Regular"/>
-          <w:b w:val="0"/>
-          <w:i w:val="0"/>
-          <w:color w:val="000000"/>
-          <w:sz w:val="24"/>
-        </w:rPr>
-        <w:t xml:space="preserve">collection of </w:t>
+        <w:t xml:space="preserve">, and the collection of </w:t>
       </w:r>
       <w:r>
         <w:rPr>
@@ -1907,7 +1878,24 @@
           <w:color w:val="000000"/>
           <w:sz w:val="24"/>
         </w:rPr>
-        <w:t xml:space="preserve"> (who collected many objects on the form</w:t>
+        <w:t xml:space="preserve"> (who collected many object</w:t>
+      </w:r>
+      <w:r>
+        <w:rPr>
+          <w:rFonts w:ascii="Charis SIL Regular" w:hAnsi="Charis SIL Regular" w:eastAsia="Charis SIL Regular"/>
+          <w:b w:val="0"/>
+          <w:i w:val="0"/>
+          <w:color w:val="000000"/>
+          <w:sz w:val="24"/>
+        </w:rPr>
+        <w:hyperlink r:id="rId19" w:history="1">
+          <w:r>
+            <w:rPr>
+              <w:rStyle w:val="Hyperlink"/>
+            </w:rPr>
+            <w:t>s on the form</w:t>
+          </w:r>
+        </w:hyperlink>
       </w:r>
       <w:r>
         <w:rPr>
@@ -2067,13 +2055,42 @@
       </w:r>
       <w:r>
         <w:rPr>
+          <w:u w:val="single" w:color="0000ff"/>
           <w:rFonts w:ascii="Charis SIL Regular" w:hAnsi="Charis SIL Regular" w:eastAsia="Charis SIL Regular"/>
           <w:b w:val="0"/>
           <w:i w:val="0"/>
           <w:color w:val="000000"/>
           <w:sz w:val="24"/>
         </w:rPr>
-        <w:t>ly. Detailed information is provided about the origin</w:t>
+        <w:t>l</w:t>
+      </w:r>
+      <w:r>
+        <w:rPr>
+          <w:rFonts w:ascii="Charis SIL Regular" w:hAnsi="Charis SIL Regular" w:eastAsia="Charis SIL Regular"/>
+          <w:b w:val="0"/>
+          <w:i w:val="0"/>
+          <w:color w:val="000000"/>
+          <w:sz w:val="24"/>
+        </w:rPr>
+        <w:t>y. Detailed information is provided about th</w:t>
+      </w:r>
+      <w:r>
+        <w:rPr>
+          <w:u w:val="single" w:color="0000ff"/>
+          <w:rFonts w:ascii="Charis SIL Regular" w:hAnsi="Charis SIL Regular" w:eastAsia="Charis SIL Regular"/>
+          <w:b w:val="0"/>
+          <w:i w:val="0"/>
+          <w:color w:val="000000"/>
+          <w:sz w:val="24"/>
+        </w:rPr>
+        <w:hyperlink r:id="rId21" w:history="1">
+          <w:r>
+            <w:rPr>
+              <w:rStyle w:val="Hyperlink"/>
+            </w:rPr>
+            <w:t>e origin</w:t>
+          </w:r>
+        </w:hyperlink>
       </w:r>
       <w:r>
         <w:rPr>

--- a/EXPORTS/DOCX/published/niveau3/English/ZeeuwschGenootschap.docx
+++ b/EXPORTS/DOCX/published/niveau3/English/ZeeuwschGenootschap.docx
@@ -606,7 +606,25 @@
           <w:color w:val="000000"/>
           <w:sz w:val="24"/>
         </w:rPr>
-        <w:t xml:space="preserve">; maps, drawings and prints are held at the </w:t>
+        <w:t>; maps, drawings and prints are hel</w:t>
+      </w:r>
+      <w:r>
+        <w:rPr>
+          <w:u w:val="single" w:color="0000ff"/>
+          <w:rFonts w:ascii="Charis SIL Regular" w:hAnsi="Charis SIL Regular" w:eastAsia="Charis SIL Regular"/>
+          <w:b w:val="0"/>
+          <w:i w:val="0"/>
+          <w:color w:val="000000"/>
+          <w:sz w:val="24"/>
+        </w:rPr>
+        <w:hyperlink r:id="rId10" w:history="1">
+          <w:r>
+            <w:rPr>
+              <w:rStyle w:val="Hyperlink"/>
+            </w:rPr>
+            <w:t xml:space="preserve">d at the </w:t>
+          </w:r>
+        </w:hyperlink>
       </w:r>
       <w:r>
         <w:rPr>
@@ -635,7 +653,7 @@
           <w:sz w:val="24"/>
           <w:u w:val="single"/>
         </w:rPr>
-        <w:hyperlink r:id="rId10" w:history="1">
+        <w:hyperlink r:id="rId12" w:history="1">
           <w:r>
             <w:rPr>
               <w:rStyle w:val="Hyperlink"/>
@@ -1786,7 +1804,43 @@
           <w:color w:val="000000"/>
           <w:sz w:val="24"/>
         </w:rPr>
-        <w:t xml:space="preserve">, and the collection of </w:t>
+        <w:t xml:space="preserve">, and the </w:t>
+      </w:r>
+      <w:r>
+        <w:rPr>
+          <w:u w:val="single" w:color="0000ff"/>
+          <w:rFonts w:ascii="Charis SIL Regular" w:hAnsi="Charis SIL Regular" w:eastAsia="Charis SIL Regular"/>
+          <w:b w:val="0"/>
+          <w:i w:val="0"/>
+          <w:color w:val="000000"/>
+          <w:sz w:val="24"/>
+        </w:rPr>
+        <w:hyperlink r:id="rId18" w:history="1">
+          <w:r>
+            <w:rPr>
+              <w:rStyle w:val="Hyperlink"/>
+            </w:rPr>
+            <w:t>coll</w:t>
+          </w:r>
+        </w:hyperlink>
+      </w:r>
+      <w:r>
+        <w:rPr>
+          <w:u w:val="single" w:color="0000ff"/>
+          <w:rFonts w:ascii="Charis SIL Regular" w:hAnsi="Charis SIL Regular" w:eastAsia="Charis SIL Regular"/>
+          <w:b w:val="0"/>
+          <w:i w:val="0"/>
+          <w:color w:val="000000"/>
+          <w:sz w:val="24"/>
+        </w:rPr>
+        <w:hyperlink r:id="rId18" w:history="1">
+          <w:r>
+            <w:rPr>
+              <w:rStyle w:val="Hyperlink"/>
+            </w:rPr>
+            <w:t xml:space="preserve">ection of </w:t>
+          </w:r>
+        </w:hyperlink>
       </w:r>
       <w:r>
         <w:rPr>
@@ -1797,7 +1851,7 @@
           <w:sz w:val="24"/>
           <w:u w:val="single"/>
         </w:rPr>
-        <w:hyperlink r:id="rId20" w:history="1">
+        <w:hyperlink r:id="rId18" w:history="1">
           <w:r>
             <w:rPr>
               <w:rStyle w:val="Hyperlink"/>
@@ -1878,41 +1932,7 @@
           <w:color w:val="000000"/>
           <w:sz w:val="24"/>
         </w:rPr>
-        <w:t xml:space="preserve"> (who collected many object</w:t>
-      </w:r>
-      <w:r>
-        <w:rPr>
-          <w:rFonts w:ascii="Charis SIL Regular" w:hAnsi="Charis SIL Regular" w:eastAsia="Charis SIL Regular"/>
-          <w:b w:val="0"/>
-          <w:i w:val="0"/>
-          <w:color w:val="000000"/>
-          <w:sz w:val="24"/>
-        </w:rPr>
-        <w:hyperlink r:id="rId19" w:history="1">
-          <w:r>
-            <w:rPr>
-              <w:rStyle w:val="Hyperlink"/>
-            </w:rPr>
-            <w:t>s on the form</w:t>
-          </w:r>
-        </w:hyperlink>
-      </w:r>
-      <w:r>
-        <w:rPr>
-          <w:rFonts w:ascii="Charis SIL Regular" w:hAnsi="Charis SIL Regular" w:eastAsia="Charis SIL Regular"/>
-          <w:b w:val="0"/>
-          <w:i w:val="0"/>
-          <w:color w:val="000000"/>
-          <w:sz w:val="24"/>
-        </w:rPr>
-        <w:hyperlink r:id="rId19" w:history="1">
-          <w:r>
-            <w:rPr>
-              <w:rStyle w:val="Hyperlink"/>
-            </w:rPr>
-            <w:t xml:space="preserve">er </w:t>
-          </w:r>
-        </w:hyperlink>
+        <w:t xml:space="preserve"> (who collected many objects on the former </w:t>
       </w:r>
       <w:r>
         <w:rPr>
@@ -2307,7 +2327,35 @@
           <w:color w:val="000000"/>
           <w:sz w:val="24"/>
         </w:rPr>
-        <w:t xml:space="preserve">. The complete archive up to 1969 is available digitally and can no longer be viewed </w:t>
+        <w:t>. The complete archive up to 1969 is available digitally and can no l</w:t>
+      </w:r>
+      <w:r>
+        <w:rPr>
+          <w:u w:val="single" w:color="0000ff"/>
+          <w:rFonts w:ascii="Charis SIL Regular" w:hAnsi="Charis SIL Regular" w:eastAsia="Charis SIL Regular"/>
+          <w:b w:val="0"/>
+          <w:i w:val="0"/>
+          <w:color w:val="000000"/>
+          <w:sz w:val="24"/>
+        </w:rPr>
+        <w:hyperlink r:id="rId12" w:history="1">
+          <w:r>
+            <w:rPr>
+              <w:rStyle w:val="Hyperlink"/>
+            </w:rPr>
+            <w:t>onger be</w:t>
+          </w:r>
+        </w:hyperlink>
+      </w:r>
+      <w:r>
+        <w:rPr>
+          <w:rFonts w:ascii="Charis SIL Regular" w:hAnsi="Charis SIL Regular" w:eastAsia="Charis SIL Regular"/>
+          <w:b w:val="0"/>
+          <w:i w:val="0"/>
+          <w:color w:val="000000"/>
+          <w:sz w:val="24"/>
+        </w:rPr>
+        <w:t xml:space="preserve"> viewed </w:t>
       </w:r>
       <w:r>
         <w:rPr>

--- a/EXPORTS/DOCX/published/niveau3/English/ZeeuwschGenootschap.docx
+++ b/EXPORTS/DOCX/published/niveau3/English/ZeeuwschGenootschap.docx
@@ -610,7 +610,6 @@
       </w:r>
       <w:r>
         <w:rPr>
-          <w:u w:val="single" w:color="0000ff"/>
           <w:rFonts w:ascii="Charis SIL Regular" w:hAnsi="Charis SIL Regular" w:eastAsia="Charis SIL Regular"/>
           <w:b w:val="0"/>
           <w:i w:val="0"/>
@@ -635,7 +634,7 @@
           <w:sz w:val="24"/>
           <w:u w:val="single"/>
         </w:rPr>
-        <w:hyperlink r:id="rId12" w:history="1">
+        <w:hyperlink r:id="rId10" w:history="1">
           <w:r>
             <w:rPr>
               <w:rStyle w:val="Hyperlink"/>
@@ -653,7 +652,7 @@
           <w:sz w:val="24"/>
           <w:u w:val="single"/>
         </w:rPr>
-        <w:hyperlink r:id="rId12" w:history="1">
+        <w:hyperlink r:id="rId10" w:history="1">
           <w:r>
             <w:rPr>
               <w:rStyle w:val="Hyperlink"/>
@@ -746,13 +745,31 @@
       </w:r>
       <w:r>
         <w:rPr>
+          <w:u w:val="single" w:color="0000ff"/>
           <w:rFonts w:ascii="Charis SIL Regular" w:hAnsi="Charis SIL Regular" w:eastAsia="Charis SIL Regular"/>
           <w:b w:val="0"/>
           <w:i w:val="0"/>
           <w:color w:val="000000"/>
           <w:sz w:val="24"/>
         </w:rPr>
-        <w:t xml:space="preserve">ripts can be found at the </w:t>
+        <w:hyperlink r:id="rId11" w:history="1">
+          <w:r>
+            <w:rPr>
+              <w:rStyle w:val="Hyperlink"/>
+            </w:rPr>
+            <w:t>ripts can b</w:t>
+          </w:r>
+        </w:hyperlink>
+      </w:r>
+      <w:r>
+        <w:rPr>
+          <w:rFonts w:ascii="Charis SIL Regular" w:hAnsi="Charis SIL Regular" w:eastAsia="Charis SIL Regular"/>
+          <w:b w:val="0"/>
+          <w:i w:val="0"/>
+          <w:color w:val="000000"/>
+          <w:sz w:val="24"/>
+        </w:rPr>
+        <w:t xml:space="preserve">e found at the </w:t>
       </w:r>
       <w:r>
         <w:rPr>

--- a/EXPORTS/DOCX/published/niveau3/English/ZeeuwschGenootschap.docx
+++ b/EXPORTS/DOCX/published/niveau3/English/ZeeuwschGenootschap.docx
@@ -606,24 +606,7 @@
           <w:color w:val="000000"/>
           <w:sz w:val="24"/>
         </w:rPr>
-        <w:t>; maps, drawings and prints are hel</w:t>
-      </w:r>
-      <w:r>
-        <w:rPr>
-          <w:rFonts w:ascii="Charis SIL Regular" w:hAnsi="Charis SIL Regular" w:eastAsia="Charis SIL Regular"/>
-          <w:b w:val="0"/>
-          <w:i w:val="0"/>
-          <w:color w:val="000000"/>
-          <w:sz w:val="24"/>
-        </w:rPr>
-        <w:hyperlink r:id="rId10" w:history="1">
-          <w:r>
-            <w:rPr>
-              <w:rStyle w:val="Hyperlink"/>
-            </w:rPr>
-            <w:t xml:space="preserve">d at the </w:t>
-          </w:r>
-        </w:hyperlink>
+        <w:t xml:space="preserve">; maps, drawings and prints are held at the </w:t>
       </w:r>
       <w:r>
         <w:rPr>
@@ -634,7 +617,7 @@
           <w:sz w:val="24"/>
           <w:u w:val="single"/>
         </w:rPr>
-        <w:hyperlink r:id="rId10" w:history="1">
+        <w:hyperlink r:id="rId12" w:history="1">
           <w:r>
             <w:rPr>
               <w:rStyle w:val="Hyperlink"/>
@@ -1821,43 +1804,7 @@
           <w:color w:val="000000"/>
           <w:sz w:val="24"/>
         </w:rPr>
-        <w:t xml:space="preserve">, and the </w:t>
-      </w:r>
-      <w:r>
-        <w:rPr>
-          <w:u w:val="single" w:color="0000ff"/>
-          <w:rFonts w:ascii="Charis SIL Regular" w:hAnsi="Charis SIL Regular" w:eastAsia="Charis SIL Regular"/>
-          <w:b w:val="0"/>
-          <w:i w:val="0"/>
-          <w:color w:val="000000"/>
-          <w:sz w:val="24"/>
-        </w:rPr>
-        <w:hyperlink r:id="rId18" w:history="1">
-          <w:r>
-            <w:rPr>
-              <w:rStyle w:val="Hyperlink"/>
-            </w:rPr>
-            <w:t>coll</w:t>
-          </w:r>
-        </w:hyperlink>
-      </w:r>
-      <w:r>
-        <w:rPr>
-          <w:u w:val="single" w:color="0000ff"/>
-          <w:rFonts w:ascii="Charis SIL Regular" w:hAnsi="Charis SIL Regular" w:eastAsia="Charis SIL Regular"/>
-          <w:b w:val="0"/>
-          <w:i w:val="0"/>
-          <w:color w:val="000000"/>
-          <w:sz w:val="24"/>
-        </w:rPr>
-        <w:hyperlink r:id="rId18" w:history="1">
-          <w:r>
-            <w:rPr>
-              <w:rStyle w:val="Hyperlink"/>
-            </w:rPr>
-            <w:t xml:space="preserve">ection of </w:t>
-          </w:r>
-        </w:hyperlink>
+        <w:t xml:space="preserve">, and the collection of </w:t>
       </w:r>
       <w:r>
         <w:rPr>
@@ -1868,7 +1815,7 @@
           <w:sz w:val="24"/>
           <w:u w:val="single"/>
         </w:rPr>
-        <w:hyperlink r:id="rId18" w:history="1">
+        <w:hyperlink r:id="rId20" w:history="1">
           <w:r>
             <w:rPr>
               <w:rStyle w:val="Hyperlink"/>
@@ -1949,7 +1896,24 @@
           <w:color w:val="000000"/>
           <w:sz w:val="24"/>
         </w:rPr>
-        <w:t xml:space="preserve"> (who collected many objects on the former </w:t>
+        <w:t xml:space="preserve"> (who collected many objects on the form</w:t>
+      </w:r>
+      <w:r>
+        <w:rPr>
+          <w:rFonts w:ascii="Charis SIL Regular" w:hAnsi="Charis SIL Regular" w:eastAsia="Charis SIL Regular"/>
+          <w:b w:val="0"/>
+          <w:i w:val="0"/>
+          <w:color w:val="000000"/>
+          <w:sz w:val="24"/>
+        </w:rPr>
+        <w:hyperlink r:id="rId19" w:history="1">
+          <w:r>
+            <w:rPr>
+              <w:rStyle w:val="Hyperlink"/>
+            </w:rPr>
+            <w:t xml:space="preserve">er </w:t>
+          </w:r>
+        </w:hyperlink>
       </w:r>
       <w:r>
         <w:rPr>

--- a/EXPORTS/DOCX/published/niveau3/English/ZeeuwschGenootschap.docx
+++ b/EXPORTS/DOCX/published/niveau3/English/ZeeuwschGenootschap.docx
@@ -635,7 +635,7 @@
           <w:sz w:val="24"/>
           <w:u w:val="single"/>
         </w:rPr>
-        <w:hyperlink r:id="rId10" w:history="1">
+        <w:hyperlink r:id="rId12" w:history="1">
           <w:r>
             <w:rPr>
               <w:rStyle w:val="Hyperlink"/>
@@ -1815,7 +1815,7 @@
           <w:sz w:val="24"/>
           <w:u w:val="single"/>
         </w:rPr>
-        <w:hyperlink r:id="rId20" w:history="1">
+        <w:hyperlink r:id="rId18" w:history="1">
           <w:r>
             <w:rPr>
               <w:rStyle w:val="Hyperlink"/>
@@ -1896,24 +1896,7 @@
           <w:color w:val="000000"/>
           <w:sz w:val="24"/>
         </w:rPr>
-        <w:t xml:space="preserve"> (who collected many objects on the form</w:t>
-      </w:r>
-      <w:r>
-        <w:rPr>
-          <w:rFonts w:ascii="Charis SIL Regular" w:hAnsi="Charis SIL Regular" w:eastAsia="Charis SIL Regular"/>
-          <w:b w:val="0"/>
-          <w:i w:val="0"/>
-          <w:color w:val="000000"/>
-          <w:sz w:val="24"/>
-        </w:rPr>
-        <w:hyperlink r:id="rId19" w:history="1">
-          <w:r>
-            <w:rPr>
-              <w:rStyle w:val="Hyperlink"/>
-            </w:rPr>
-            <w:t xml:space="preserve">er </w:t>
-          </w:r>
-        </w:hyperlink>
+        <w:t xml:space="preserve"> (who collected many objects on the former </w:t>
       </w:r>
       <w:r>
         <w:rPr>
@@ -1924,7 +1907,7 @@
           <w:sz w:val="24"/>
           <w:u w:val="single"/>
         </w:rPr>
-        <w:hyperlink r:id="rId19" w:history="1">
+        <w:hyperlink r:id="rId21" w:history="1">
           <w:r>
             <w:rPr>
               <w:rStyle w:val="Hyperlink"/>
@@ -2937,39 +2920,13 @@
       </w:r>
       <w:r>
         <w:rPr>
-          <w:u w:val="single" w:color="0000ff"/>
           <w:rFonts w:ascii="Charis SIL Regular" w:hAnsi="Charis SIL Regular" w:eastAsia="Charis SIL Regular"/>
           <w:b w:val="0"/>
           <w:i w:val="0"/>
           <w:color w:val="000000"/>
           <w:sz w:val="24"/>
         </w:rPr>
-        <w:hyperlink r:id="rId26" w:history="1">
-          <w:r>
-            <w:rPr>
-              <w:rStyle w:val="Hyperlink"/>
-            </w:rPr>
-            <w:t>organise</w:t>
-          </w:r>
-        </w:hyperlink>
-      </w:r>
-      <w:r>
-        <w:rPr>
-          <w:u w:val="single" w:color="0000ff"/>
-          <w:rFonts w:ascii="Charis SIL Regular" w:hAnsi="Charis SIL Regular" w:eastAsia="Charis SIL Regular"/>
-          <w:b w:val="0"/>
-          <w:i w:val="0"/>
-          <w:color w:val="000000"/>
-          <w:sz w:val="24"/>
-        </w:rPr>
-        <w:hyperlink r:id="rId26" w:history="1">
-          <w:r>
-            <w:rPr>
-              <w:rStyle w:val="Hyperlink"/>
-            </w:rPr>
-            <w:t>d by the</w:t>
-          </w:r>
-        </w:hyperlink>
+        <w:t>organised by the</w:t>
       </w:r>
       <w:r>
         <w:rPr>

--- a/EXPORTS/DOCX/published/niveau3/English/ZeeuwschGenootschap.docx
+++ b/EXPORTS/DOCX/published/niveau3/English/ZeeuwschGenootschap.docx
@@ -606,7 +606,24 @@
           <w:color w:val="000000"/>
           <w:sz w:val="24"/>
         </w:rPr>
-        <w:t xml:space="preserve">; maps, drawings and prints are held at the </w:t>
+        <w:t>; maps, drawings and prints are hel</w:t>
+      </w:r>
+      <w:r>
+        <w:rPr>
+          <w:rFonts w:ascii="Charis SIL Regular" w:hAnsi="Charis SIL Regular" w:eastAsia="Charis SIL Regular"/>
+          <w:b w:val="0"/>
+          <w:i w:val="0"/>
+          <w:color w:val="000000"/>
+          <w:sz w:val="24"/>
+        </w:rPr>
+        <w:hyperlink r:id="rId10" w:history="1">
+          <w:r>
+            <w:rPr>
+              <w:rStyle w:val="Hyperlink"/>
+            </w:rPr>
+            <w:t xml:space="preserve">d at the </w:t>
+          </w:r>
+        </w:hyperlink>
       </w:r>
       <w:r>
         <w:rPr>
@@ -617,7 +634,7 @@
           <w:sz w:val="24"/>
           <w:u w:val="single"/>
         </w:rPr>
-        <w:hyperlink r:id="rId12" w:history="1">
+        <w:hyperlink r:id="rId10" w:history="1">
           <w:r>
             <w:rPr>
               <w:rStyle w:val="Hyperlink"/>
@@ -635,7 +652,7 @@
           <w:sz w:val="24"/>
           <w:u w:val="single"/>
         </w:rPr>
-        <w:hyperlink r:id="rId12" w:history="1">
+        <w:hyperlink r:id="rId10" w:history="1">
           <w:r>
             <w:rPr>
               <w:rStyle w:val="Hyperlink"/>
@@ -1896,7 +1913,34 @@
           <w:color w:val="000000"/>
           <w:sz w:val="24"/>
         </w:rPr>
-        <w:t xml:space="preserve"> (who collected many objects on the former </w:t>
+        <w:t xml:space="preserve"> (who collected many object</w:t>
+      </w:r>
+      <w:r>
+        <w:rPr>
+          <w:rFonts w:ascii="Charis SIL Regular" w:hAnsi="Charis SIL Regular" w:eastAsia="Charis SIL Regular"/>
+          <w:b w:val="0"/>
+          <w:i w:val="0"/>
+          <w:color w:val="000000"/>
+          <w:sz w:val="24"/>
+        </w:rPr>
+        <w:hyperlink r:id="rId19" w:history="1">
+          <w:r>
+            <w:rPr>
+              <w:rStyle w:val="Hyperlink"/>
+            </w:rPr>
+            <w:t>s on the form</w:t>
+          </w:r>
+        </w:hyperlink>
+      </w:r>
+      <w:r>
+        <w:rPr>
+          <w:rFonts w:ascii="Charis SIL Regular" w:hAnsi="Charis SIL Regular" w:eastAsia="Charis SIL Regular"/>
+          <w:b w:val="0"/>
+          <w:i w:val="0"/>
+          <w:color w:val="000000"/>
+          <w:sz w:val="24"/>
+        </w:rPr>
+        <w:t xml:space="preserve">er </w:t>
       </w:r>
       <w:r>
         <w:rPr>
@@ -1907,7 +1951,7 @@
           <w:sz w:val="24"/>
           <w:u w:val="single"/>
         </w:rPr>
-        <w:hyperlink r:id="rId21" w:history="1">
+        <w:hyperlink r:id="rId19" w:history="1">
           <w:r>
             <w:rPr>
               <w:rStyle w:val="Hyperlink"/>
@@ -2920,13 +2964,39 @@
       </w:r>
       <w:r>
         <w:rPr>
+          <w:u w:val="single" w:color="0000ff"/>
           <w:rFonts w:ascii="Charis SIL Regular" w:hAnsi="Charis SIL Regular" w:eastAsia="Charis SIL Regular"/>
           <w:b w:val="0"/>
           <w:i w:val="0"/>
           <w:color w:val="000000"/>
           <w:sz w:val="24"/>
         </w:rPr>
-        <w:t>organised by the</w:t>
+        <w:hyperlink r:id="rId26" w:history="1">
+          <w:r>
+            <w:rPr>
+              <w:rStyle w:val="Hyperlink"/>
+            </w:rPr>
+            <w:t>organise</w:t>
+          </w:r>
+        </w:hyperlink>
+      </w:r>
+      <w:r>
+        <w:rPr>
+          <w:u w:val="single" w:color="0000ff"/>
+          <w:rFonts w:ascii="Charis SIL Regular" w:hAnsi="Charis SIL Regular" w:eastAsia="Charis SIL Regular"/>
+          <w:b w:val="0"/>
+          <w:i w:val="0"/>
+          <w:color w:val="000000"/>
+          <w:sz w:val="24"/>
+        </w:rPr>
+        <w:hyperlink r:id="rId26" w:history="1">
+          <w:r>
+            <w:rPr>
+              <w:rStyle w:val="Hyperlink"/>
+            </w:rPr>
+            <w:t>d by the</w:t>
+          </w:r>
+        </w:hyperlink>
       </w:r>
       <w:r>
         <w:rPr>

--- a/EXPORTS/DOCX/published/niveau3/English/ZeeuwschGenootschap.docx
+++ b/EXPORTS/DOCX/published/niveau3/English/ZeeuwschGenootschap.docx
@@ -610,6 +610,7 @@
       </w:r>
       <w:r>
         <w:rPr>
+          <w:u w:val="single" w:color="0000ff"/>
           <w:rFonts w:ascii="Charis SIL Regular" w:hAnsi="Charis SIL Regular" w:eastAsia="Charis SIL Regular"/>
           <w:b w:val="0"/>
           <w:i w:val="0"/>
@@ -687,89 +688,7 @@
           <w:color w:val="000000"/>
           <w:sz w:val="24"/>
         </w:rPr>
-        <w:t>;</w:t>
-      </w:r>
-      <w:r>
-        <w:rPr>
-          <w:u w:val="single" w:color="0000ff"/>
-          <w:rFonts w:ascii="Charis SIL Regular" w:hAnsi="Charis SIL Regular" w:eastAsia="Charis SIL Regular"/>
-          <w:b w:val="0"/>
-          <w:i w:val="0"/>
-          <w:color w:val="000000"/>
-          <w:sz w:val="24"/>
-        </w:rPr>
-        <w:hyperlink r:id="rId11" w:history="1">
-          <w:r>
-            <w:rPr>
-              <w:rStyle w:val="Hyperlink"/>
-            </w:rPr>
-            <w:t xml:space="preserve"> books a</w:t>
-          </w:r>
-        </w:hyperlink>
-      </w:r>
-      <w:r>
-        <w:rPr>
-          <w:u w:val="single" w:color="0000ff"/>
-          <w:rFonts w:ascii="Charis SIL Regular" w:hAnsi="Charis SIL Regular" w:eastAsia="Charis SIL Regular"/>
-          <w:b w:val="0"/>
-          <w:i w:val="0"/>
-          <w:color w:val="000000"/>
-          <w:sz w:val="24"/>
-        </w:rPr>
-        <w:hyperlink r:id="rId11" w:history="1">
-          <w:r>
-            <w:rPr>
-              <w:rStyle w:val="Hyperlink"/>
-            </w:rPr>
-            <w:t>nd manus</w:t>
-          </w:r>
-        </w:hyperlink>
-      </w:r>
-      <w:r>
-        <w:rPr>
-          <w:u w:val="single" w:color="0000ff"/>
-          <w:rFonts w:ascii="Charis SIL Regular" w:hAnsi="Charis SIL Regular" w:eastAsia="Charis SIL Regular"/>
-          <w:b w:val="0"/>
-          <w:i w:val="0"/>
-          <w:color w:val="000000"/>
-          <w:sz w:val="24"/>
-        </w:rPr>
-        <w:hyperlink r:id="rId11" w:history="1">
-          <w:r>
-            <w:rPr>
-              <w:rStyle w:val="Hyperlink"/>
-            </w:rPr>
-            <w:t>c</w:t>
-          </w:r>
-        </w:hyperlink>
-      </w:r>
-      <w:r>
-        <w:rPr>
-          <w:u w:val="single" w:color="0000ff"/>
-          <w:rFonts w:ascii="Charis SIL Regular" w:hAnsi="Charis SIL Regular" w:eastAsia="Charis SIL Regular"/>
-          <w:b w:val="0"/>
-          <w:i w:val="0"/>
-          <w:color w:val="000000"/>
-          <w:sz w:val="24"/>
-        </w:rPr>
-        <w:hyperlink r:id="rId11" w:history="1">
-          <w:r>
-            <w:rPr>
-              <w:rStyle w:val="Hyperlink"/>
-            </w:rPr>
-            <w:t>ripts can b</w:t>
-          </w:r>
-        </w:hyperlink>
-      </w:r>
-      <w:r>
-        <w:rPr>
-          <w:rFonts w:ascii="Charis SIL Regular" w:hAnsi="Charis SIL Regular" w:eastAsia="Charis SIL Regular"/>
-          <w:b w:val="0"/>
-          <w:i w:val="0"/>
-          <w:color w:val="000000"/>
-          <w:sz w:val="24"/>
-        </w:rPr>
-        <w:t xml:space="preserve">e found at the </w:t>
+        <w:t xml:space="preserve">; books and manuscripts can be found at the </w:t>
       </w:r>
       <w:r>
         <w:rPr>
@@ -1821,7 +1740,42 @@
           <w:color w:val="000000"/>
           <w:sz w:val="24"/>
         </w:rPr>
-        <w:t xml:space="preserve">, and the collection of </w:t>
+        <w:t xml:space="preserve">, and the </w:t>
+      </w:r>
+      <w:r>
+        <w:rPr>
+          <w:u w:val="single" w:color="0000ff"/>
+          <w:rFonts w:ascii="Charis SIL Regular" w:hAnsi="Charis SIL Regular" w:eastAsia="Charis SIL Regular"/>
+          <w:b w:val="0"/>
+          <w:i w:val="0"/>
+          <w:color w:val="000000"/>
+          <w:sz w:val="24"/>
+        </w:rPr>
+        <w:hyperlink r:id="rId18" w:history="1">
+          <w:r>
+            <w:rPr>
+              <w:rStyle w:val="Hyperlink"/>
+            </w:rPr>
+            <w:t>coll</w:t>
+          </w:r>
+        </w:hyperlink>
+      </w:r>
+      <w:r>
+        <w:rPr>
+          <w:rFonts w:ascii="Charis SIL Regular" w:hAnsi="Charis SIL Regular" w:eastAsia="Charis SIL Regular"/>
+          <w:b w:val="0"/>
+          <w:i w:val="0"/>
+          <w:color w:val="000000"/>
+          <w:sz w:val="24"/>
+        </w:rPr>
+        <w:hyperlink r:id="rId18" w:history="1">
+          <w:r>
+            <w:rPr>
+              <w:rStyle w:val="Hyperlink"/>
+            </w:rPr>
+            <w:t xml:space="preserve">ection of </w:t>
+          </w:r>
+        </w:hyperlink>
       </w:r>
       <w:r>
         <w:rPr>
@@ -1940,7 +1894,14 @@
           <w:color w:val="000000"/>
           <w:sz w:val="24"/>
         </w:rPr>
-        <w:t xml:space="preserve">er </w:t>
+        <w:hyperlink r:id="rId19" w:history="1">
+          <w:r>
+            <w:rPr>
+              <w:rStyle w:val="Hyperlink"/>
+            </w:rPr>
+            <w:t xml:space="preserve">er </w:t>
+          </w:r>
+        </w:hyperlink>
       </w:r>
       <w:r>
         <w:rPr>
@@ -2335,35 +2296,7 @@
           <w:color w:val="000000"/>
           <w:sz w:val="24"/>
         </w:rPr>
-        <w:t>. The complete archive up to 1969 is available digitally and can no l</w:t>
-      </w:r>
-      <w:r>
-        <w:rPr>
-          <w:u w:val="single" w:color="0000ff"/>
-          <w:rFonts w:ascii="Charis SIL Regular" w:hAnsi="Charis SIL Regular" w:eastAsia="Charis SIL Regular"/>
-          <w:b w:val="0"/>
-          <w:i w:val="0"/>
-          <w:color w:val="000000"/>
-          <w:sz w:val="24"/>
-        </w:rPr>
-        <w:hyperlink r:id="rId12" w:history="1">
-          <w:r>
-            <w:rPr>
-              <w:rStyle w:val="Hyperlink"/>
-            </w:rPr>
-            <w:t>onger be</w:t>
-          </w:r>
-        </w:hyperlink>
-      </w:r>
-      <w:r>
-        <w:rPr>
-          <w:rFonts w:ascii="Charis SIL Regular" w:hAnsi="Charis SIL Regular" w:eastAsia="Charis SIL Regular"/>
-          <w:b w:val="0"/>
-          <w:i w:val="0"/>
-          <w:color w:val="000000"/>
-          <w:sz w:val="24"/>
-        </w:rPr>
-        <w:t xml:space="preserve"> viewed </w:t>
+        <w:t xml:space="preserve">. The complete archive up to 1969 is available digitally and can no longer be viewed </w:t>
       </w:r>
       <w:r>
         <w:rPr>

--- a/EXPORTS/DOCX/published/niveau3/English/ZeeuwschGenootschap.docx
+++ b/EXPORTS/DOCX/published/niveau3/English/ZeeuwschGenootschap.docx
@@ -688,7 +688,89 @@
           <w:color w:val="000000"/>
           <w:sz w:val="24"/>
         </w:rPr>
-        <w:t xml:space="preserve">; books and manuscripts can be found at the </w:t>
+        <w:t>;</w:t>
+      </w:r>
+      <w:r>
+        <w:rPr>
+          <w:u w:val="single" w:color="0000ff"/>
+          <w:rFonts w:ascii="Charis SIL Regular" w:hAnsi="Charis SIL Regular" w:eastAsia="Charis SIL Regular"/>
+          <w:b w:val="0"/>
+          <w:i w:val="0"/>
+          <w:color w:val="000000"/>
+          <w:sz w:val="24"/>
+        </w:rPr>
+        <w:hyperlink r:id="rId11" w:history="1">
+          <w:r>
+            <w:rPr>
+              <w:rStyle w:val="Hyperlink"/>
+            </w:rPr>
+            <w:t xml:space="preserve"> books a</w:t>
+          </w:r>
+        </w:hyperlink>
+      </w:r>
+      <w:r>
+        <w:rPr>
+          <w:u w:val="single" w:color="0000ff"/>
+          <w:rFonts w:ascii="Charis SIL Regular" w:hAnsi="Charis SIL Regular" w:eastAsia="Charis SIL Regular"/>
+          <w:b w:val="0"/>
+          <w:i w:val="0"/>
+          <w:color w:val="000000"/>
+          <w:sz w:val="24"/>
+        </w:rPr>
+        <w:hyperlink r:id="rId11" w:history="1">
+          <w:r>
+            <w:rPr>
+              <w:rStyle w:val="Hyperlink"/>
+            </w:rPr>
+            <w:t>nd manus</w:t>
+          </w:r>
+        </w:hyperlink>
+      </w:r>
+      <w:r>
+        <w:rPr>
+          <w:u w:val="single" w:color="0000ff"/>
+          <w:rFonts w:ascii="Charis SIL Regular" w:hAnsi="Charis SIL Regular" w:eastAsia="Charis SIL Regular"/>
+          <w:b w:val="0"/>
+          <w:i w:val="0"/>
+          <w:color w:val="000000"/>
+          <w:sz w:val="24"/>
+        </w:rPr>
+        <w:hyperlink r:id="rId11" w:history="1">
+          <w:r>
+            <w:rPr>
+              <w:rStyle w:val="Hyperlink"/>
+            </w:rPr>
+            <w:t>c</w:t>
+          </w:r>
+        </w:hyperlink>
+      </w:r>
+      <w:r>
+        <w:rPr>
+          <w:u w:val="single" w:color="0000ff"/>
+          <w:rFonts w:ascii="Charis SIL Regular" w:hAnsi="Charis SIL Regular" w:eastAsia="Charis SIL Regular"/>
+          <w:b w:val="0"/>
+          <w:i w:val="0"/>
+          <w:color w:val="000000"/>
+          <w:sz w:val="24"/>
+        </w:rPr>
+        <w:hyperlink r:id="rId11" w:history="1">
+          <w:r>
+            <w:rPr>
+              <w:rStyle w:val="Hyperlink"/>
+            </w:rPr>
+            <w:t>ripts can b</w:t>
+          </w:r>
+        </w:hyperlink>
+      </w:r>
+      <w:r>
+        <w:rPr>
+          <w:rFonts w:ascii="Charis SIL Regular" w:hAnsi="Charis SIL Regular" w:eastAsia="Charis SIL Regular"/>
+          <w:b w:val="0"/>
+          <w:i w:val="0"/>
+          <w:color w:val="000000"/>
+          <w:sz w:val="24"/>
+        </w:rPr>
+        <w:t xml:space="preserve">e found at the </w:t>
       </w:r>
       <w:r>
         <w:rPr>
@@ -1751,31 +1833,7 @@
           <w:color w:val="000000"/>
           <w:sz w:val="24"/>
         </w:rPr>
-        <w:hyperlink r:id="rId18" w:history="1">
-          <w:r>
-            <w:rPr>
-              <w:rStyle w:val="Hyperlink"/>
-            </w:rPr>
-            <w:t>coll</w:t>
-          </w:r>
-        </w:hyperlink>
-      </w:r>
-      <w:r>
-        <w:rPr>
-          <w:rFonts w:ascii="Charis SIL Regular" w:hAnsi="Charis SIL Regular" w:eastAsia="Charis SIL Regular"/>
-          <w:b w:val="0"/>
-          <w:i w:val="0"/>
-          <w:color w:val="000000"/>
-          <w:sz w:val="24"/>
-        </w:rPr>
-        <w:hyperlink r:id="rId18" w:history="1">
-          <w:r>
-            <w:rPr>
-              <w:rStyle w:val="Hyperlink"/>
-            </w:rPr>
-            <w:t xml:space="preserve">ection of </w:t>
-          </w:r>
-        </w:hyperlink>
+        <w:t xml:space="preserve">collection of </w:t>
       </w:r>
       <w:r>
         <w:rPr>
@@ -1786,7 +1844,7 @@
           <w:sz w:val="24"/>
           <w:u w:val="single"/>
         </w:rPr>
-        <w:hyperlink r:id="rId18" w:history="1">
+        <w:hyperlink r:id="rId20" w:history="1">
           <w:r>
             <w:rPr>
               <w:rStyle w:val="Hyperlink"/>

--- a/EXPORTS/DOCX/published/niveau3/English/ZeeuwschGenootschap.docx
+++ b/EXPORTS/DOCX/published/niveau3/English/ZeeuwschGenootschap.docx
@@ -610,7 +610,6 @@
       </w:r>
       <w:r>
         <w:rPr>
-          <w:u w:val="single" w:color="0000ff"/>
           <w:rFonts w:ascii="Charis SIL Regular" w:hAnsi="Charis SIL Regular" w:eastAsia="Charis SIL Regular"/>
           <w:b w:val="0"/>
           <w:i w:val="0"/>
@@ -635,7 +634,7 @@
           <w:sz w:val="24"/>
           <w:u w:val="single"/>
         </w:rPr>
-        <w:hyperlink r:id="rId10" w:history="1">
+        <w:hyperlink r:id="rId12" w:history="1">
           <w:r>
             <w:rPr>
               <w:rStyle w:val="Hyperlink"/>
@@ -653,7 +652,7 @@
           <w:sz w:val="24"/>
           <w:u w:val="single"/>
         </w:rPr>
-        <w:hyperlink r:id="rId10" w:history="1">
+        <w:hyperlink r:id="rId12" w:history="1">
           <w:r>
             <w:rPr>
               <w:rStyle w:val="Hyperlink"/>
@@ -746,31 +745,13 @@
       </w:r>
       <w:r>
         <w:rPr>
-          <w:u w:val="single" w:color="0000ff"/>
           <w:rFonts w:ascii="Charis SIL Regular" w:hAnsi="Charis SIL Regular" w:eastAsia="Charis SIL Regular"/>
           <w:b w:val="0"/>
           <w:i w:val="0"/>
           <w:color w:val="000000"/>
           <w:sz w:val="24"/>
         </w:rPr>
-        <w:hyperlink r:id="rId11" w:history="1">
-          <w:r>
-            <w:rPr>
-              <w:rStyle w:val="Hyperlink"/>
-            </w:rPr>
-            <w:t>ripts can b</w:t>
-          </w:r>
-        </w:hyperlink>
-      </w:r>
-      <w:r>
-        <w:rPr>
-          <w:rFonts w:ascii="Charis SIL Regular" w:hAnsi="Charis SIL Regular" w:eastAsia="Charis SIL Regular"/>
-          <w:b w:val="0"/>
-          <w:i w:val="0"/>
-          <w:color w:val="000000"/>
-          <w:sz w:val="24"/>
-        </w:rPr>
-        <w:t xml:space="preserve">e found at the </w:t>
+        <w:t xml:space="preserve">ripts can be found at the </w:t>
       </w:r>
       <w:r>
         <w:rPr>
@@ -2354,7 +2335,35 @@
           <w:color w:val="000000"/>
           <w:sz w:val="24"/>
         </w:rPr>
-        <w:t xml:space="preserve">. The complete archive up to 1969 is available digitally and can no longer be viewed </w:t>
+        <w:t>. The complete archive up to 1969 is available digitally and can no l</w:t>
+      </w:r>
+      <w:r>
+        <w:rPr>
+          <w:u w:val="single" w:color="0000ff"/>
+          <w:rFonts w:ascii="Charis SIL Regular" w:hAnsi="Charis SIL Regular" w:eastAsia="Charis SIL Regular"/>
+          <w:b w:val="0"/>
+          <w:i w:val="0"/>
+          <w:color w:val="000000"/>
+          <w:sz w:val="24"/>
+        </w:rPr>
+        <w:hyperlink r:id="rId12" w:history="1">
+          <w:r>
+            <w:rPr>
+              <w:rStyle w:val="Hyperlink"/>
+            </w:rPr>
+            <w:t>onger be</w:t>
+          </w:r>
+        </w:hyperlink>
+      </w:r>
+      <w:r>
+        <w:rPr>
+          <w:rFonts w:ascii="Charis SIL Regular" w:hAnsi="Charis SIL Regular" w:eastAsia="Charis SIL Regular"/>
+          <w:b w:val="0"/>
+          <w:i w:val="0"/>
+          <w:color w:val="000000"/>
+          <w:sz w:val="24"/>
+        </w:rPr>
+        <w:t xml:space="preserve"> viewed </w:t>
       </w:r>
       <w:r>
         <w:rPr>

--- a/EXPORTS/DOCX/published/niveau3/English/ZeeuwschGenootschap.docx
+++ b/EXPORTS/DOCX/published/niveau3/English/ZeeuwschGenootschap.docx
@@ -610,6 +610,7 @@
       </w:r>
       <w:r>
         <w:rPr>
+          <w:u w:val="single" w:color="0000ff"/>
           <w:rFonts w:ascii="Charis SIL Regular" w:hAnsi="Charis SIL Regular" w:eastAsia="Charis SIL Regular"/>
           <w:b w:val="0"/>
           <w:i w:val="0"/>
@@ -634,7 +635,7 @@
           <w:sz w:val="24"/>
           <w:u w:val="single"/>
         </w:rPr>
-        <w:hyperlink r:id="rId12" w:history="1">
+        <w:hyperlink r:id="rId10" w:history="1">
           <w:r>
             <w:rPr>
               <w:rStyle w:val="Hyperlink"/>
@@ -652,7 +653,7 @@
           <w:sz w:val="24"/>
           <w:u w:val="single"/>
         </w:rPr>
-        <w:hyperlink r:id="rId12" w:history="1">
+        <w:hyperlink r:id="rId10" w:history="1">
           <w:r>
             <w:rPr>
               <w:rStyle w:val="Hyperlink"/>
@@ -745,13 +746,31 @@
       </w:r>
       <w:r>
         <w:rPr>
+          <w:u w:val="single" w:color="0000ff"/>
           <w:rFonts w:ascii="Charis SIL Regular" w:hAnsi="Charis SIL Regular" w:eastAsia="Charis SIL Regular"/>
           <w:b w:val="0"/>
           <w:i w:val="0"/>
           <w:color w:val="000000"/>
           <w:sz w:val="24"/>
         </w:rPr>
-        <w:t xml:space="preserve">ripts can be found at the </w:t>
+        <w:hyperlink r:id="rId11" w:history="1">
+          <w:r>
+            <w:rPr>
+              <w:rStyle w:val="Hyperlink"/>
+            </w:rPr>
+            <w:t>ripts can b</w:t>
+          </w:r>
+        </w:hyperlink>
+      </w:r>
+      <w:r>
+        <w:rPr>
+          <w:rFonts w:ascii="Charis SIL Regular" w:hAnsi="Charis SIL Regular" w:eastAsia="Charis SIL Regular"/>
+          <w:b w:val="0"/>
+          <w:i w:val="0"/>
+          <w:color w:val="000000"/>
+          <w:sz w:val="24"/>
+        </w:rPr>
+        <w:t xml:space="preserve">e found at the </w:t>
       </w:r>
       <w:r>
         <w:rPr>
@@ -1814,7 +1833,24 @@
           <w:color w:val="000000"/>
           <w:sz w:val="24"/>
         </w:rPr>
-        <w:t xml:space="preserve">collection of </w:t>
+        <w:hyperlink r:id="rId18" w:history="1">
+          <w:r>
+            <w:rPr>
+              <w:rStyle w:val="Hyperlink"/>
+            </w:rPr>
+            <w:t>coll</w:t>
+          </w:r>
+        </w:hyperlink>
+      </w:r>
+      <w:r>
+        <w:rPr>
+          <w:rFonts w:ascii="Charis SIL Regular" w:hAnsi="Charis SIL Regular" w:eastAsia="Charis SIL Regular"/>
+          <w:b w:val="0"/>
+          <w:i w:val="0"/>
+          <w:color w:val="000000"/>
+          <w:sz w:val="24"/>
+        </w:rPr>
+        <w:t xml:space="preserve">ection of </w:t>
       </w:r>
       <w:r>
         <w:rPr>
@@ -1825,7 +1861,7 @@
           <w:sz w:val="24"/>
           <w:u w:val="single"/>
         </w:rPr>
-        <w:hyperlink r:id="rId20" w:history="1">
+        <w:hyperlink r:id="rId18" w:history="1">
           <w:r>
             <w:rPr>
               <w:rStyle w:val="Hyperlink"/>
@@ -1933,14 +1969,7 @@
           <w:color w:val="000000"/>
           <w:sz w:val="24"/>
         </w:rPr>
-        <w:hyperlink r:id="rId19" w:history="1">
-          <w:r>
-            <w:rPr>
-              <w:rStyle w:val="Hyperlink"/>
-            </w:rPr>
-            <w:t xml:space="preserve">er </w:t>
-          </w:r>
-        </w:hyperlink>
+        <w:t xml:space="preserve">er </w:t>
       </w:r>
       <w:r>
         <w:rPr>
@@ -2219,9 +2248,15 @@
           <w:i w:val="0"/>
           <w:color w:val="0000FF"/>
           <w:sz w:val="24"/>
-          <w:u w:val="single"/>
         </w:rPr>
-        <w:t>e</w:t>
+        <w:hyperlink r:id="rId22" w:history="1">
+          <w:r>
+            <w:rPr>
+              <w:rStyle w:val="Hyperlink"/>
+            </w:rPr>
+            <w:t>e</w:t>
+          </w:r>
+        </w:hyperlink>
       </w:r>
       <w:r>
         <w:rPr>

--- a/EXPORTS/DOCX/published/niveau3/English/ZeeuwschGenootschap.docx
+++ b/EXPORTS/DOCX/published/niveau3/English/ZeeuwschGenootschap.docx
@@ -610,7 +610,6 @@
       </w:r>
       <w:r>
         <w:rPr>
-          <w:u w:val="single" w:color="0000ff"/>
           <w:rFonts w:ascii="Charis SIL Regular" w:hAnsi="Charis SIL Regular" w:eastAsia="Charis SIL Regular"/>
           <w:b w:val="0"/>
           <w:i w:val="0"/>
@@ -1822,35 +1821,7 @@
           <w:color w:val="000000"/>
           <w:sz w:val="24"/>
         </w:rPr>
-        <w:t xml:space="preserve">, and the </w:t>
-      </w:r>
-      <w:r>
-        <w:rPr>
-          <w:u w:val="single" w:color="0000ff"/>
-          <w:rFonts w:ascii="Charis SIL Regular" w:hAnsi="Charis SIL Regular" w:eastAsia="Charis SIL Regular"/>
-          <w:b w:val="0"/>
-          <w:i w:val="0"/>
-          <w:color w:val="000000"/>
-          <w:sz w:val="24"/>
-        </w:rPr>
-        <w:hyperlink r:id="rId18" w:history="1">
-          <w:r>
-            <w:rPr>
-              <w:rStyle w:val="Hyperlink"/>
-            </w:rPr>
-            <w:t>coll</w:t>
-          </w:r>
-        </w:hyperlink>
-      </w:r>
-      <w:r>
-        <w:rPr>
-          <w:rFonts w:ascii="Charis SIL Regular" w:hAnsi="Charis SIL Regular" w:eastAsia="Charis SIL Regular"/>
-          <w:b w:val="0"/>
-          <w:i w:val="0"/>
-          <w:color w:val="000000"/>
-          <w:sz w:val="24"/>
-        </w:rPr>
-        <w:t xml:space="preserve">ection of </w:t>
+        <w:t xml:space="preserve">, and the collection of </w:t>
       </w:r>
       <w:r>
         <w:rPr>
@@ -1942,34 +1913,7 @@
           <w:color w:val="000000"/>
           <w:sz w:val="24"/>
         </w:rPr>
-        <w:t xml:space="preserve"> (who collected many object</w:t>
-      </w:r>
-      <w:r>
-        <w:rPr>
-          <w:rFonts w:ascii="Charis SIL Regular" w:hAnsi="Charis SIL Regular" w:eastAsia="Charis SIL Regular"/>
-          <w:b w:val="0"/>
-          <w:i w:val="0"/>
-          <w:color w:val="000000"/>
-          <w:sz w:val="24"/>
-        </w:rPr>
-        <w:hyperlink r:id="rId19" w:history="1">
-          <w:r>
-            <w:rPr>
-              <w:rStyle w:val="Hyperlink"/>
-            </w:rPr>
-            <w:t>s on the form</w:t>
-          </w:r>
-        </w:hyperlink>
-      </w:r>
-      <w:r>
-        <w:rPr>
-          <w:rFonts w:ascii="Charis SIL Regular" w:hAnsi="Charis SIL Regular" w:eastAsia="Charis SIL Regular"/>
-          <w:b w:val="0"/>
-          <w:i w:val="0"/>
-          <w:color w:val="000000"/>
-          <w:sz w:val="24"/>
-        </w:rPr>
-        <w:t xml:space="preserve">er </w:t>
+        <w:t xml:space="preserve"> (who collected many objects on the former </w:t>
       </w:r>
       <w:r>
         <w:rPr>

--- a/EXPORTS/DOCX/published/niveau3/English/ZeeuwschGenootschap.docx
+++ b/EXPORTS/DOCX/published/niveau3/English/ZeeuwschGenootschap.docx
@@ -727,49 +727,13 @@
       </w:r>
       <w:r>
         <w:rPr>
-          <w:u w:val="single" w:color="0000ff"/>
           <w:rFonts w:ascii="Charis SIL Regular" w:hAnsi="Charis SIL Regular" w:eastAsia="Charis SIL Regular"/>
           <w:b w:val="0"/>
           <w:i w:val="0"/>
           <w:color w:val="000000"/>
           <w:sz w:val="24"/>
         </w:rPr>
-        <w:hyperlink r:id="rId11" w:history="1">
-          <w:r>
-            <w:rPr>
-              <w:rStyle w:val="Hyperlink"/>
-            </w:rPr>
-            <w:t>c</w:t>
-          </w:r>
-        </w:hyperlink>
-      </w:r>
-      <w:r>
-        <w:rPr>
-          <w:u w:val="single" w:color="0000ff"/>
-          <w:rFonts w:ascii="Charis SIL Regular" w:hAnsi="Charis SIL Regular" w:eastAsia="Charis SIL Regular"/>
-          <w:b w:val="0"/>
-          <w:i w:val="0"/>
-          <w:color w:val="000000"/>
-          <w:sz w:val="24"/>
-        </w:rPr>
-        <w:hyperlink r:id="rId11" w:history="1">
-          <w:r>
-            <w:rPr>
-              <w:rStyle w:val="Hyperlink"/>
-            </w:rPr>
-            <w:t>ripts can b</w:t>
-          </w:r>
-        </w:hyperlink>
-      </w:r>
-      <w:r>
-        <w:rPr>
-          <w:rFonts w:ascii="Charis SIL Regular" w:hAnsi="Charis SIL Regular" w:eastAsia="Charis SIL Regular"/>
-          <w:b w:val="0"/>
-          <w:i w:val="0"/>
-          <w:color w:val="000000"/>
-          <w:sz w:val="24"/>
-        </w:rPr>
-        <w:t xml:space="preserve">e found at the </w:t>
+        <w:t xml:space="preserve">cripts can be found at the </w:t>
       </w:r>
       <w:r>
         <w:rPr>
@@ -1821,7 +1785,42 @@
           <w:color w:val="000000"/>
           <w:sz w:val="24"/>
         </w:rPr>
-        <w:t xml:space="preserve">, and the collection of </w:t>
+        <w:t xml:space="preserve">, and the </w:t>
+      </w:r>
+      <w:r>
+        <w:rPr>
+          <w:u w:val="single" w:color="0000ff"/>
+          <w:rFonts w:ascii="Charis SIL Regular" w:hAnsi="Charis SIL Regular" w:eastAsia="Charis SIL Regular"/>
+          <w:b w:val="0"/>
+          <w:i w:val="0"/>
+          <w:color w:val="000000"/>
+          <w:sz w:val="24"/>
+        </w:rPr>
+        <w:hyperlink r:id="rId18" w:history="1">
+          <w:r>
+            <w:rPr>
+              <w:rStyle w:val="Hyperlink"/>
+            </w:rPr>
+            <w:t>coll</w:t>
+          </w:r>
+        </w:hyperlink>
+      </w:r>
+      <w:r>
+        <w:rPr>
+          <w:rFonts w:ascii="Charis SIL Regular" w:hAnsi="Charis SIL Regular" w:eastAsia="Charis SIL Regular"/>
+          <w:b w:val="0"/>
+          <w:i w:val="0"/>
+          <w:color w:val="000000"/>
+          <w:sz w:val="24"/>
+        </w:rPr>
+        <w:hyperlink r:id="rId18" w:history="1">
+          <w:r>
+            <w:rPr>
+              <w:rStyle w:val="Hyperlink"/>
+            </w:rPr>
+            <w:t xml:space="preserve">ection of </w:t>
+          </w:r>
+        </w:hyperlink>
       </w:r>
       <w:r>
         <w:rPr>
@@ -1913,7 +1912,41 @@
           <w:color w:val="000000"/>
           <w:sz w:val="24"/>
         </w:rPr>
-        <w:t xml:space="preserve"> (who collected many objects on the former </w:t>
+        <w:t xml:space="preserve"> (who collected many object</w:t>
+      </w:r>
+      <w:r>
+        <w:rPr>
+          <w:rFonts w:ascii="Charis SIL Regular" w:hAnsi="Charis SIL Regular" w:eastAsia="Charis SIL Regular"/>
+          <w:b w:val="0"/>
+          <w:i w:val="0"/>
+          <w:color w:val="000000"/>
+          <w:sz w:val="24"/>
+        </w:rPr>
+        <w:hyperlink r:id="rId19" w:history="1">
+          <w:r>
+            <w:rPr>
+              <w:rStyle w:val="Hyperlink"/>
+            </w:rPr>
+            <w:t>s on the form</w:t>
+          </w:r>
+        </w:hyperlink>
+      </w:r>
+      <w:r>
+        <w:rPr>
+          <w:rFonts w:ascii="Charis SIL Regular" w:hAnsi="Charis SIL Regular" w:eastAsia="Charis SIL Regular"/>
+          <w:b w:val="0"/>
+          <w:i w:val="0"/>
+          <w:color w:val="000000"/>
+          <w:sz w:val="24"/>
+        </w:rPr>
+        <w:hyperlink r:id="rId19" w:history="1">
+          <w:r>
+            <w:rPr>
+              <w:rStyle w:val="Hyperlink"/>
+            </w:rPr>
+            <w:t xml:space="preserve">er </w:t>
+          </w:r>
+        </w:hyperlink>
       </w:r>
       <w:r>
         <w:rPr>

--- a/EXPORTS/DOCX/published/niveau3/English/ZeeuwschGenootschap.docx
+++ b/EXPORTS/DOCX/published/niveau3/English/ZeeuwschGenootschap.docx
@@ -610,6 +610,7 @@
       </w:r>
       <w:r>
         <w:rPr>
+          <w:u w:val="single" w:color="0000ff"/>
           <w:rFonts w:ascii="Charis SIL Regular" w:hAnsi="Charis SIL Regular" w:eastAsia="Charis SIL Regular"/>
           <w:b w:val="0"/>
           <w:i w:val="0"/>
@@ -634,7 +635,7 @@
           <w:sz w:val="24"/>
           <w:u w:val="single"/>
         </w:rPr>
-        <w:hyperlink r:id="rId10" w:history="1">
+        <w:hyperlink r:id="rId12" w:history="1">
           <w:r>
             <w:rPr>
               <w:rStyle w:val="Hyperlink"/>
@@ -652,7 +653,7 @@
           <w:sz w:val="24"/>
           <w:u w:val="single"/>
         </w:rPr>
-        <w:hyperlink r:id="rId10" w:history="1">
+        <w:hyperlink r:id="rId12" w:history="1">
           <w:r>
             <w:rPr>
               <w:rStyle w:val="Hyperlink"/>
@@ -687,53 +688,7 @@
           <w:color w:val="000000"/>
           <w:sz w:val="24"/>
         </w:rPr>
-        <w:t>;</w:t>
-      </w:r>
-      <w:r>
-        <w:rPr>
-          <w:u w:val="single" w:color="0000ff"/>
-          <w:rFonts w:ascii="Charis SIL Regular" w:hAnsi="Charis SIL Regular" w:eastAsia="Charis SIL Regular"/>
-          <w:b w:val="0"/>
-          <w:i w:val="0"/>
-          <w:color w:val="000000"/>
-          <w:sz w:val="24"/>
-        </w:rPr>
-        <w:hyperlink r:id="rId11" w:history="1">
-          <w:r>
-            <w:rPr>
-              <w:rStyle w:val="Hyperlink"/>
-            </w:rPr>
-            <w:t xml:space="preserve"> books a</w:t>
-          </w:r>
-        </w:hyperlink>
-      </w:r>
-      <w:r>
-        <w:rPr>
-          <w:u w:val="single" w:color="0000ff"/>
-          <w:rFonts w:ascii="Charis SIL Regular" w:hAnsi="Charis SIL Regular" w:eastAsia="Charis SIL Regular"/>
-          <w:b w:val="0"/>
-          <w:i w:val="0"/>
-          <w:color w:val="000000"/>
-          <w:sz w:val="24"/>
-        </w:rPr>
-        <w:hyperlink r:id="rId11" w:history="1">
-          <w:r>
-            <w:rPr>
-              <w:rStyle w:val="Hyperlink"/>
-            </w:rPr>
-            <w:t>nd manus</w:t>
-          </w:r>
-        </w:hyperlink>
-      </w:r>
-      <w:r>
-        <w:rPr>
-          <w:rFonts w:ascii="Charis SIL Regular" w:hAnsi="Charis SIL Regular" w:eastAsia="Charis SIL Regular"/>
-          <w:b w:val="0"/>
-          <w:i w:val="0"/>
-          <w:color w:val="000000"/>
-          <w:sz w:val="24"/>
-        </w:rPr>
-        <w:t xml:space="preserve">cripts can be found at the </w:t>
+        <w:t xml:space="preserve">; books and manuscripts can be found at the </w:t>
       </w:r>
       <w:r>
         <w:rPr>
@@ -1785,42 +1740,7 @@
           <w:color w:val="000000"/>
           <w:sz w:val="24"/>
         </w:rPr>
-        <w:t xml:space="preserve">, and the </w:t>
-      </w:r>
-      <w:r>
-        <w:rPr>
-          <w:u w:val="single" w:color="0000ff"/>
-          <w:rFonts w:ascii="Charis SIL Regular" w:hAnsi="Charis SIL Regular" w:eastAsia="Charis SIL Regular"/>
-          <w:b w:val="0"/>
-          <w:i w:val="0"/>
-          <w:color w:val="000000"/>
-          <w:sz w:val="24"/>
-        </w:rPr>
-        <w:hyperlink r:id="rId18" w:history="1">
-          <w:r>
-            <w:rPr>
-              <w:rStyle w:val="Hyperlink"/>
-            </w:rPr>
-            <w:t>coll</w:t>
-          </w:r>
-        </w:hyperlink>
-      </w:r>
-      <w:r>
-        <w:rPr>
-          <w:rFonts w:ascii="Charis SIL Regular" w:hAnsi="Charis SIL Regular" w:eastAsia="Charis SIL Regular"/>
-          <w:b w:val="0"/>
-          <w:i w:val="0"/>
-          <w:color w:val="000000"/>
-          <w:sz w:val="24"/>
-        </w:rPr>
-        <w:hyperlink r:id="rId18" w:history="1">
-          <w:r>
-            <w:rPr>
-              <w:rStyle w:val="Hyperlink"/>
-            </w:rPr>
-            <w:t xml:space="preserve">ection of </w:t>
-          </w:r>
-        </w:hyperlink>
+        <w:t xml:space="preserve">, and the collection of </w:t>
       </w:r>
       <w:r>
         <w:rPr>
@@ -1912,41 +1832,7 @@
           <w:color w:val="000000"/>
           <w:sz w:val="24"/>
         </w:rPr>
-        <w:t xml:space="preserve"> (who collected many object</w:t>
-      </w:r>
-      <w:r>
-        <w:rPr>
-          <w:rFonts w:ascii="Charis SIL Regular" w:hAnsi="Charis SIL Regular" w:eastAsia="Charis SIL Regular"/>
-          <w:b w:val="0"/>
-          <w:i w:val="0"/>
-          <w:color w:val="000000"/>
-          <w:sz w:val="24"/>
-        </w:rPr>
-        <w:hyperlink r:id="rId19" w:history="1">
-          <w:r>
-            <w:rPr>
-              <w:rStyle w:val="Hyperlink"/>
-            </w:rPr>
-            <w:t>s on the form</w:t>
-          </w:r>
-        </w:hyperlink>
-      </w:r>
-      <w:r>
-        <w:rPr>
-          <w:rFonts w:ascii="Charis SIL Regular" w:hAnsi="Charis SIL Regular" w:eastAsia="Charis SIL Regular"/>
-          <w:b w:val="0"/>
-          <w:i w:val="0"/>
-          <w:color w:val="000000"/>
-          <w:sz w:val="24"/>
-        </w:rPr>
-        <w:hyperlink r:id="rId19" w:history="1">
-          <w:r>
-            <w:rPr>
-              <w:rStyle w:val="Hyperlink"/>
-            </w:rPr>
-            <w:t xml:space="preserve">er </w:t>
-          </w:r>
-        </w:hyperlink>
+        <w:t xml:space="preserve"> (who collected many objects on the former </w:t>
       </w:r>
       <w:r>
         <w:rPr>
@@ -1957,7 +1843,7 @@
           <w:sz w:val="24"/>
           <w:u w:val="single"/>
         </w:rPr>
-        <w:hyperlink r:id="rId19" w:history="1">
+        <w:hyperlink r:id="rId21" w:history="1">
           <w:r>
             <w:rPr>
               <w:rStyle w:val="Hyperlink"/>
@@ -2225,15 +2111,9 @@
           <w:i w:val="0"/>
           <w:color w:val="0000FF"/>
           <w:sz w:val="24"/>
+          <w:u w:val="single"/>
         </w:rPr>
-        <w:hyperlink r:id="rId22" w:history="1">
-          <w:r>
-            <w:rPr>
-              <w:rStyle w:val="Hyperlink"/>
-            </w:rPr>
-            <w:t>e</w:t>
-          </w:r>
-        </w:hyperlink>
+        <w:t>e</w:t>
       </w:r>
       <w:r>
         <w:rPr>

--- a/EXPORTS/DOCX/published/niveau3/English/ZeeuwschGenootschap.docx
+++ b/EXPORTS/DOCX/published/niveau3/English/ZeeuwschGenootschap.docx
@@ -610,7 +610,6 @@
       </w:r>
       <w:r>
         <w:rPr>
-          <w:u w:val="single" w:color="0000ff"/>
           <w:rFonts w:ascii="Charis SIL Regular" w:hAnsi="Charis SIL Regular" w:eastAsia="Charis SIL Regular"/>
           <w:b w:val="0"/>
           <w:i w:val="0"/>
@@ -635,7 +634,7 @@
           <w:sz w:val="24"/>
           <w:u w:val="single"/>
         </w:rPr>
-        <w:hyperlink r:id="rId12" w:history="1">
+        <w:hyperlink r:id="rId10" w:history="1">
           <w:r>
             <w:rPr>
               <w:rStyle w:val="Hyperlink"/>
@@ -653,7 +652,7 @@
           <w:sz w:val="24"/>
           <w:u w:val="single"/>
         </w:rPr>
-        <w:hyperlink r:id="rId12" w:history="1">
+        <w:hyperlink r:id="rId10" w:history="1">
           <w:r>
             <w:rPr>
               <w:rStyle w:val="Hyperlink"/>
@@ -688,7 +687,71 @@
           <w:color w:val="000000"/>
           <w:sz w:val="24"/>
         </w:rPr>
-        <w:t xml:space="preserve">; books and manuscripts can be found at the </w:t>
+        <w:t>;</w:t>
+      </w:r>
+      <w:r>
+        <w:rPr>
+          <w:u w:val="single" w:color="0000ff"/>
+          <w:rFonts w:ascii="Charis SIL Regular" w:hAnsi="Charis SIL Regular" w:eastAsia="Charis SIL Regular"/>
+          <w:b w:val="0"/>
+          <w:i w:val="0"/>
+          <w:color w:val="000000"/>
+          <w:sz w:val="24"/>
+        </w:rPr>
+        <w:hyperlink r:id="rId11" w:history="1">
+          <w:r>
+            <w:rPr>
+              <w:rStyle w:val="Hyperlink"/>
+            </w:rPr>
+            <w:t xml:space="preserve"> books a</w:t>
+          </w:r>
+        </w:hyperlink>
+      </w:r>
+      <w:r>
+        <w:rPr>
+          <w:u w:val="single" w:color="0000ff"/>
+          <w:rFonts w:ascii="Charis SIL Regular" w:hAnsi="Charis SIL Regular" w:eastAsia="Charis SIL Regular"/>
+          <w:b w:val="0"/>
+          <w:i w:val="0"/>
+          <w:color w:val="000000"/>
+          <w:sz w:val="24"/>
+        </w:rPr>
+        <w:hyperlink r:id="rId11" w:history="1">
+          <w:r>
+            <w:rPr>
+              <w:rStyle w:val="Hyperlink"/>
+            </w:rPr>
+            <w:t>nd manus</w:t>
+          </w:r>
+        </w:hyperlink>
+      </w:r>
+      <w:r>
+        <w:rPr>
+          <w:u w:val="single" w:color="0000ff"/>
+          <w:rFonts w:ascii="Charis SIL Regular" w:hAnsi="Charis SIL Regular" w:eastAsia="Charis SIL Regular"/>
+          <w:b w:val="0"/>
+          <w:i w:val="0"/>
+          <w:color w:val="000000"/>
+          <w:sz w:val="24"/>
+        </w:rPr>
+        <w:hyperlink r:id="rId11" w:history="1">
+          <w:r>
+            <w:rPr>
+              <w:rStyle w:val="Hyperlink"/>
+            </w:rPr>
+            <w:t>c</w:t>
+          </w:r>
+        </w:hyperlink>
+      </w:r>
+      <w:r>
+        <w:rPr>
+          <w:rFonts w:ascii="Charis SIL Regular" w:hAnsi="Charis SIL Regular" w:eastAsia="Charis SIL Regular"/>
+          <w:b w:val="0"/>
+          <w:i w:val="0"/>
+          <w:color w:val="000000"/>
+          <w:sz w:val="24"/>
+        </w:rPr>
+        <w:t xml:space="preserve">ripts can be found at the </w:t>
       </w:r>
       <w:r>
         <w:rPr>
@@ -1740,7 +1803,43 @@
           <w:color w:val="000000"/>
           <w:sz w:val="24"/>
         </w:rPr>
-        <w:t xml:space="preserve">, and the collection of </w:t>
+        <w:t xml:space="preserve">, and the </w:t>
+      </w:r>
+      <w:r>
+        <w:rPr>
+          <w:u w:val="single" w:color="0000ff"/>
+          <w:rFonts w:ascii="Charis SIL Regular" w:hAnsi="Charis SIL Regular" w:eastAsia="Charis SIL Regular"/>
+          <w:b w:val="0"/>
+          <w:i w:val="0"/>
+          <w:color w:val="000000"/>
+          <w:sz w:val="24"/>
+        </w:rPr>
+        <w:hyperlink r:id="rId18" w:history="1">
+          <w:r>
+            <w:rPr>
+              <w:rStyle w:val="Hyperlink"/>
+            </w:rPr>
+            <w:t>coll</w:t>
+          </w:r>
+        </w:hyperlink>
+      </w:r>
+      <w:r>
+        <w:rPr>
+          <w:u w:val="single" w:color="0000ff"/>
+          <w:rFonts w:ascii="Charis SIL Regular" w:hAnsi="Charis SIL Regular" w:eastAsia="Charis SIL Regular"/>
+          <w:b w:val="0"/>
+          <w:i w:val="0"/>
+          <w:color w:val="000000"/>
+          <w:sz w:val="24"/>
+        </w:rPr>
+        <w:hyperlink r:id="rId18" w:history="1">
+          <w:r>
+            <w:rPr>
+              <w:rStyle w:val="Hyperlink"/>
+            </w:rPr>
+            <w:t xml:space="preserve">ection of </w:t>
+          </w:r>
+        </w:hyperlink>
       </w:r>
       <w:r>
         <w:rPr>
@@ -1843,7 +1942,7 @@
           <w:sz w:val="24"/>
           <w:u w:val="single"/>
         </w:rPr>
-        <w:hyperlink r:id="rId21" w:history="1">
+        <w:hyperlink r:id="rId19" w:history="1">
           <w:r>
             <w:rPr>
               <w:rStyle w:val="Hyperlink"/>

--- a/EXPORTS/DOCX/published/niveau3/English/ZeeuwschGenootschap.docx
+++ b/EXPORTS/DOCX/published/niveau3/English/ZeeuwschGenootschap.docx
@@ -652,7 +652,7 @@
           <w:sz w:val="24"/>
           <w:u w:val="single"/>
         </w:rPr>
-        <w:hyperlink r:id="rId10" w:history="1">
+        <w:hyperlink r:id="rId12" w:history="1">
           <w:r>
             <w:rPr>
               <w:rStyle w:val="Hyperlink"/>
@@ -745,13 +745,31 @@
       </w:r>
       <w:r>
         <w:rPr>
+          <w:u w:val="single" w:color="0000ff"/>
           <w:rFonts w:ascii="Charis SIL Regular" w:hAnsi="Charis SIL Regular" w:eastAsia="Charis SIL Regular"/>
           <w:b w:val="0"/>
           <w:i w:val="0"/>
           <w:color w:val="000000"/>
           <w:sz w:val="24"/>
         </w:rPr>
-        <w:t xml:space="preserve">ripts can be found at the </w:t>
+        <w:hyperlink r:id="rId11" w:history="1">
+          <w:r>
+            <w:rPr>
+              <w:rStyle w:val="Hyperlink"/>
+            </w:rPr>
+            <w:t>ripts can b</w:t>
+          </w:r>
+        </w:hyperlink>
+      </w:r>
+      <w:r>
+        <w:rPr>
+          <w:rFonts w:ascii="Charis SIL Regular" w:hAnsi="Charis SIL Regular" w:eastAsia="Charis SIL Regular"/>
+          <w:b w:val="0"/>
+          <w:i w:val="0"/>
+          <w:color w:val="000000"/>
+          <w:sz w:val="24"/>
+        </w:rPr>
+        <w:t xml:space="preserve">e found at the </w:t>
       </w:r>
       <w:r>
         <w:rPr>
@@ -819,14 +837,7 @@
           <w:color w:val="000000"/>
           <w:sz w:val="24"/>
         </w:rPr>
-        <w:hyperlink r:id="rId12" w:history="1">
-          <w:r>
-            <w:rPr>
-              <w:rStyle w:val="Hyperlink"/>
-            </w:rPr>
-            <w:t>ssils, sh</w:t>
-          </w:r>
-        </w:hyperlink>
+        <w:t>ssils, sh</w:t>
       </w:r>
       <w:r>
         <w:rPr>
@@ -1825,21 +1836,13 @@
       </w:r>
       <w:r>
         <w:rPr>
-          <w:u w:val="single" w:color="0000ff"/>
           <w:rFonts w:ascii="Charis SIL Regular" w:hAnsi="Charis SIL Regular" w:eastAsia="Charis SIL Regular"/>
           <w:b w:val="0"/>
           <w:i w:val="0"/>
           <w:color w:val="000000"/>
           <w:sz w:val="24"/>
         </w:rPr>
-        <w:hyperlink r:id="rId18" w:history="1">
-          <w:r>
-            <w:rPr>
-              <w:rStyle w:val="Hyperlink"/>
-            </w:rPr>
-            <w:t xml:space="preserve">ection of </w:t>
-          </w:r>
-        </w:hyperlink>
+        <w:t xml:space="preserve">ection of </w:t>
       </w:r>
       <w:r>
         <w:rPr>
@@ -1931,7 +1934,34 @@
           <w:color w:val="000000"/>
           <w:sz w:val="24"/>
         </w:rPr>
-        <w:t xml:space="preserve"> (who collected many objects on the former </w:t>
+        <w:t xml:space="preserve"> (who collected many object</w:t>
+      </w:r>
+      <w:r>
+        <w:rPr>
+          <w:rFonts w:ascii="Charis SIL Regular" w:hAnsi="Charis SIL Regular" w:eastAsia="Charis SIL Regular"/>
+          <w:b w:val="0"/>
+          <w:i w:val="0"/>
+          <w:color w:val="000000"/>
+          <w:sz w:val="24"/>
+        </w:rPr>
+        <w:hyperlink r:id="rId19" w:history="1">
+          <w:r>
+            <w:rPr>
+              <w:rStyle w:val="Hyperlink"/>
+            </w:rPr>
+            <w:t>s on the form</w:t>
+          </w:r>
+        </w:hyperlink>
+      </w:r>
+      <w:r>
+        <w:rPr>
+          <w:rFonts w:ascii="Charis SIL Regular" w:hAnsi="Charis SIL Regular" w:eastAsia="Charis SIL Regular"/>
+          <w:b w:val="0"/>
+          <w:i w:val="0"/>
+          <w:color w:val="000000"/>
+          <w:sz w:val="24"/>
+        </w:rPr>
+        <w:t xml:space="preserve">er </w:t>
       </w:r>
       <w:r>
         <w:rPr>

--- a/EXPORTS/DOCX/published/niveau3/English/ZeeuwschGenootschap.docx
+++ b/EXPORTS/DOCX/published/niveau3/English/ZeeuwschGenootschap.docx
@@ -634,7 +634,7 @@
           <w:sz w:val="24"/>
           <w:u w:val="single"/>
         </w:rPr>
-        <w:hyperlink r:id="rId10" w:history="1">
+        <w:hyperlink r:id="rId12" w:history="1">
           <w:r>
             <w:rPr>
               <w:rStyle w:val="Hyperlink"/>
@@ -745,31 +745,13 @@
       </w:r>
       <w:r>
         <w:rPr>
-          <w:u w:val="single" w:color="0000ff"/>
           <w:rFonts w:ascii="Charis SIL Regular" w:hAnsi="Charis SIL Regular" w:eastAsia="Charis SIL Regular"/>
           <w:b w:val="0"/>
           <w:i w:val="0"/>
           <w:color w:val="000000"/>
           <w:sz w:val="24"/>
         </w:rPr>
-        <w:hyperlink r:id="rId11" w:history="1">
-          <w:r>
-            <w:rPr>
-              <w:rStyle w:val="Hyperlink"/>
-            </w:rPr>
-            <w:t>ripts can b</w:t>
-          </w:r>
-        </w:hyperlink>
-      </w:r>
-      <w:r>
-        <w:rPr>
-          <w:rFonts w:ascii="Charis SIL Regular" w:hAnsi="Charis SIL Regular" w:eastAsia="Charis SIL Regular"/>
-          <w:b w:val="0"/>
-          <w:i w:val="0"/>
-          <w:color w:val="000000"/>
-          <w:sz w:val="24"/>
-        </w:rPr>
-        <w:t xml:space="preserve">e found at the </w:t>
+        <w:t xml:space="preserve">ripts can be found at the </w:t>
       </w:r>
       <w:r>
         <w:rPr>
@@ -837,7 +819,14 @@
           <w:color w:val="000000"/>
           <w:sz w:val="24"/>
         </w:rPr>
-        <w:t>ssils, sh</w:t>
+        <w:hyperlink r:id="rId12" w:history="1">
+          <w:r>
+            <w:rPr>
+              <w:rStyle w:val="Hyperlink"/>
+            </w:rPr>
+            <w:t>ssils, sh</w:t>
+          </w:r>
+        </w:hyperlink>
       </w:r>
       <w:r>
         <w:rPr>
@@ -1814,35 +1803,7 @@
           <w:color w:val="000000"/>
           <w:sz w:val="24"/>
         </w:rPr>
-        <w:t xml:space="preserve">, and the </w:t>
-      </w:r>
-      <w:r>
-        <w:rPr>
-          <w:u w:val="single" w:color="0000ff"/>
-          <w:rFonts w:ascii="Charis SIL Regular" w:hAnsi="Charis SIL Regular" w:eastAsia="Charis SIL Regular"/>
-          <w:b w:val="0"/>
-          <w:i w:val="0"/>
-          <w:color w:val="000000"/>
-          <w:sz w:val="24"/>
-        </w:rPr>
-        <w:hyperlink r:id="rId18" w:history="1">
-          <w:r>
-            <w:rPr>
-              <w:rStyle w:val="Hyperlink"/>
-            </w:rPr>
-            <w:t>coll</w:t>
-          </w:r>
-        </w:hyperlink>
-      </w:r>
-      <w:r>
-        <w:rPr>
-          <w:rFonts w:ascii="Charis SIL Regular" w:hAnsi="Charis SIL Regular" w:eastAsia="Charis SIL Regular"/>
-          <w:b w:val="0"/>
-          <w:i w:val="0"/>
-          <w:color w:val="000000"/>
-          <w:sz w:val="24"/>
-        </w:rPr>
-        <w:t xml:space="preserve">ection of </w:t>
+        <w:t xml:space="preserve">, and the collection of </w:t>
       </w:r>
       <w:r>
         <w:rPr>
@@ -1853,7 +1814,7 @@
           <w:sz w:val="24"/>
           <w:u w:val="single"/>
         </w:rPr>
-        <w:hyperlink r:id="rId18" w:history="1">
+        <w:hyperlink r:id="rId20" w:history="1">
           <w:r>
             <w:rPr>
               <w:rStyle w:val="Hyperlink"/>
@@ -1961,7 +1922,14 @@
           <w:color w:val="000000"/>
           <w:sz w:val="24"/>
         </w:rPr>
-        <w:t xml:space="preserve">er </w:t>
+        <w:hyperlink r:id="rId19" w:history="1">
+          <w:r>
+            <w:rPr>
+              <w:rStyle w:val="Hyperlink"/>
+            </w:rPr>
+            <w:t xml:space="preserve">er </w:t>
+          </w:r>
+        </w:hyperlink>
       </w:r>
       <w:r>
         <w:rPr>

--- a/EXPORTS/DOCX/published/niveau3/English/ZeeuwschGenootschap.docx
+++ b/EXPORTS/DOCX/published/niveau3/English/ZeeuwschGenootschap.docx
@@ -634,7 +634,7 @@
           <w:sz w:val="24"/>
           <w:u w:val="single"/>
         </w:rPr>
-        <w:hyperlink r:id="rId12" w:history="1">
+        <w:hyperlink r:id="rId10" w:history="1">
           <w:r>
             <w:rPr>
               <w:rStyle w:val="Hyperlink"/>
@@ -652,7 +652,7 @@
           <w:sz w:val="24"/>
           <w:u w:val="single"/>
         </w:rPr>
-        <w:hyperlink r:id="rId12" w:history="1">
+        <w:hyperlink r:id="rId10" w:history="1">
           <w:r>
             <w:rPr>
               <w:rStyle w:val="Hyperlink"/>
@@ -727,31 +727,13 @@
       </w:r>
       <w:r>
         <w:rPr>
-          <w:u w:val="single" w:color="0000ff"/>
           <w:rFonts w:ascii="Charis SIL Regular" w:hAnsi="Charis SIL Regular" w:eastAsia="Charis SIL Regular"/>
           <w:b w:val="0"/>
           <w:i w:val="0"/>
           <w:color w:val="000000"/>
           <w:sz w:val="24"/>
         </w:rPr>
-        <w:hyperlink r:id="rId11" w:history="1">
-          <w:r>
-            <w:rPr>
-              <w:rStyle w:val="Hyperlink"/>
-            </w:rPr>
-            <w:t>c</w:t>
-          </w:r>
-        </w:hyperlink>
-      </w:r>
-      <w:r>
-        <w:rPr>
-          <w:rFonts w:ascii="Charis SIL Regular" w:hAnsi="Charis SIL Regular" w:eastAsia="Charis SIL Regular"/>
-          <w:b w:val="0"/>
-          <w:i w:val="0"/>
-          <w:color w:val="000000"/>
-          <w:sz w:val="24"/>
-        </w:rPr>
-        <w:t xml:space="preserve">ripts can be found at the </w:t>
+        <w:t xml:space="preserve">cripts can be found at the </w:t>
       </w:r>
       <w:r>
         <w:rPr>
@@ -1814,7 +1796,7 @@
           <w:sz w:val="24"/>
           <w:u w:val="single"/>
         </w:rPr>
-        <w:hyperlink r:id="rId20" w:history="1">
+        <w:hyperlink r:id="rId18" w:history="1">
           <w:r>
             <w:rPr>
               <w:rStyle w:val="Hyperlink"/>
@@ -1895,41 +1877,7 @@
           <w:color w:val="000000"/>
           <w:sz w:val="24"/>
         </w:rPr>
-        <w:t xml:space="preserve"> (who collected many object</w:t>
-      </w:r>
-      <w:r>
-        <w:rPr>
-          <w:rFonts w:ascii="Charis SIL Regular" w:hAnsi="Charis SIL Regular" w:eastAsia="Charis SIL Regular"/>
-          <w:b w:val="0"/>
-          <w:i w:val="0"/>
-          <w:color w:val="000000"/>
-          <w:sz w:val="24"/>
-        </w:rPr>
-        <w:hyperlink r:id="rId19" w:history="1">
-          <w:r>
-            <w:rPr>
-              <w:rStyle w:val="Hyperlink"/>
-            </w:rPr>
-            <w:t>s on the form</w:t>
-          </w:r>
-        </w:hyperlink>
-      </w:r>
-      <w:r>
-        <w:rPr>
-          <w:rFonts w:ascii="Charis SIL Regular" w:hAnsi="Charis SIL Regular" w:eastAsia="Charis SIL Regular"/>
-          <w:b w:val="0"/>
-          <w:i w:val="0"/>
-          <w:color w:val="000000"/>
-          <w:sz w:val="24"/>
-        </w:rPr>
-        <w:hyperlink r:id="rId19" w:history="1">
-          <w:r>
-            <w:rPr>
-              <w:rStyle w:val="Hyperlink"/>
-            </w:rPr>
-            <w:t xml:space="preserve">er </w:t>
-          </w:r>
-        </w:hyperlink>
+        <w:t xml:space="preserve"> (who collected many objects on the former </w:t>
       </w:r>
       <w:r>
         <w:rPr>
@@ -1940,7 +1888,7 @@
           <w:sz w:val="24"/>
           <w:u w:val="single"/>
         </w:rPr>
-        <w:hyperlink r:id="rId19" w:history="1">
+        <w:hyperlink r:id="rId21" w:history="1">
           <w:r>
             <w:rPr>
               <w:rStyle w:val="Hyperlink"/>
@@ -2953,39 +2901,13 @@
       </w:r>
       <w:r>
         <w:rPr>
-          <w:u w:val="single" w:color="0000ff"/>
           <w:rFonts w:ascii="Charis SIL Regular" w:hAnsi="Charis SIL Regular" w:eastAsia="Charis SIL Regular"/>
           <w:b w:val="0"/>
           <w:i w:val="0"/>
           <w:color w:val="000000"/>
           <w:sz w:val="24"/>
         </w:rPr>
-        <w:hyperlink r:id="rId26" w:history="1">
-          <w:r>
-            <w:rPr>
-              <w:rStyle w:val="Hyperlink"/>
-            </w:rPr>
-            <w:t>organise</w:t>
-          </w:r>
-        </w:hyperlink>
-      </w:r>
-      <w:r>
-        <w:rPr>
-          <w:u w:val="single" w:color="0000ff"/>
-          <w:rFonts w:ascii="Charis SIL Regular" w:hAnsi="Charis SIL Regular" w:eastAsia="Charis SIL Regular"/>
-          <w:b w:val="0"/>
-          <w:i w:val="0"/>
-          <w:color w:val="000000"/>
-          <w:sz w:val="24"/>
-        </w:rPr>
-        <w:hyperlink r:id="rId26" w:history="1">
-          <w:r>
-            <w:rPr>
-              <w:rStyle w:val="Hyperlink"/>
-            </w:rPr>
-            <w:t>d by the</w:t>
-          </w:r>
-        </w:hyperlink>
+        <w:t>organised by the</w:t>
       </w:r>
       <w:r>
         <w:rPr>

--- a/EXPORTS/DOCX/published/niveau3/English/ZeeuwschGenootschap.docx
+++ b/EXPORTS/DOCX/published/niveau3/English/ZeeuwschGenootschap.docx
@@ -709,31 +709,13 @@
       </w:r>
       <w:r>
         <w:rPr>
-          <w:u w:val="single" w:color="0000ff"/>
           <w:rFonts w:ascii="Charis SIL Regular" w:hAnsi="Charis SIL Regular" w:eastAsia="Charis SIL Regular"/>
           <w:b w:val="0"/>
           <w:i w:val="0"/>
           <w:color w:val="000000"/>
           <w:sz w:val="24"/>
         </w:rPr>
-        <w:hyperlink r:id="rId11" w:history="1">
-          <w:r>
-            <w:rPr>
-              <w:rStyle w:val="Hyperlink"/>
-            </w:rPr>
-            <w:t>nd manus</w:t>
-          </w:r>
-        </w:hyperlink>
-      </w:r>
-      <w:r>
-        <w:rPr>
-          <w:rFonts w:ascii="Charis SIL Regular" w:hAnsi="Charis SIL Regular" w:eastAsia="Charis SIL Regular"/>
-          <w:b w:val="0"/>
-          <w:i w:val="0"/>
-          <w:color w:val="000000"/>
-          <w:sz w:val="24"/>
-        </w:rPr>
-        <w:t xml:space="preserve">cripts can be found at the </w:t>
+        <w:t xml:space="preserve">nd manuscripts can be found at the </w:t>
       </w:r>
       <w:r>
         <w:rPr>
@@ -1785,7 +1767,43 @@
           <w:color w:val="000000"/>
           <w:sz w:val="24"/>
         </w:rPr>
-        <w:t xml:space="preserve">, and the collection of </w:t>
+        <w:t xml:space="preserve">, and the </w:t>
+      </w:r>
+      <w:r>
+        <w:rPr>
+          <w:u w:val="single" w:color="0000ff"/>
+          <w:rFonts w:ascii="Charis SIL Regular" w:hAnsi="Charis SIL Regular" w:eastAsia="Charis SIL Regular"/>
+          <w:b w:val="0"/>
+          <w:i w:val="0"/>
+          <w:color w:val="000000"/>
+          <w:sz w:val="24"/>
+        </w:rPr>
+        <w:hyperlink r:id="rId18" w:history="1">
+          <w:r>
+            <w:rPr>
+              <w:rStyle w:val="Hyperlink"/>
+            </w:rPr>
+            <w:t>coll</w:t>
+          </w:r>
+        </w:hyperlink>
+      </w:r>
+      <w:r>
+        <w:rPr>
+          <w:u w:val="single" w:color="0000ff"/>
+          <w:rFonts w:ascii="Charis SIL Regular" w:hAnsi="Charis SIL Regular" w:eastAsia="Charis SIL Regular"/>
+          <w:b w:val="0"/>
+          <w:i w:val="0"/>
+          <w:color w:val="000000"/>
+          <w:sz w:val="24"/>
+        </w:rPr>
+        <w:hyperlink r:id="rId18" w:history="1">
+          <w:r>
+            <w:rPr>
+              <w:rStyle w:val="Hyperlink"/>
+            </w:rPr>
+            <w:t xml:space="preserve">ection of </w:t>
+          </w:r>
+        </w:hyperlink>
       </w:r>
       <w:r>
         <w:rPr>
@@ -1888,7 +1906,7 @@
           <w:sz w:val="24"/>
           <w:u w:val="single"/>
         </w:rPr>
-        <w:hyperlink r:id="rId21" w:history="1">
+        <w:hyperlink r:id="rId19" w:history="1">
           <w:r>
             <w:rPr>
               <w:rStyle w:val="Hyperlink"/>
@@ -2156,9 +2174,15 @@
           <w:i w:val="0"/>
           <w:color w:val="0000FF"/>
           <w:sz w:val="24"/>
-          <w:u w:val="single"/>
         </w:rPr>
-        <w:t>e</w:t>
+        <w:hyperlink r:id="rId22" w:history="1">
+          <w:r>
+            <w:rPr>
+              <w:rStyle w:val="Hyperlink"/>
+            </w:rPr>
+            <w:t>e</w:t>
+          </w:r>
+        </w:hyperlink>
       </w:r>
       <w:r>
         <w:rPr>
@@ -2901,13 +2925,39 @@
       </w:r>
       <w:r>
         <w:rPr>
+          <w:u w:val="single" w:color="0000ff"/>
           <w:rFonts w:ascii="Charis SIL Regular" w:hAnsi="Charis SIL Regular" w:eastAsia="Charis SIL Regular"/>
           <w:b w:val="0"/>
           <w:i w:val="0"/>
           <w:color w:val="000000"/>
           <w:sz w:val="24"/>
         </w:rPr>
-        <w:t>organised by the</w:t>
+        <w:hyperlink r:id="rId26" w:history="1">
+          <w:r>
+            <w:rPr>
+              <w:rStyle w:val="Hyperlink"/>
+            </w:rPr>
+            <w:t>organise</w:t>
+          </w:r>
+        </w:hyperlink>
+      </w:r>
+      <w:r>
+        <w:rPr>
+          <w:u w:val="single" w:color="0000ff"/>
+          <w:rFonts w:ascii="Charis SIL Regular" w:hAnsi="Charis SIL Regular" w:eastAsia="Charis SIL Regular"/>
+          <w:b w:val="0"/>
+          <w:i w:val="0"/>
+          <w:color w:val="000000"/>
+          <w:sz w:val="24"/>
+        </w:rPr>
+        <w:hyperlink r:id="rId26" w:history="1">
+          <w:r>
+            <w:rPr>
+              <w:rStyle w:val="Hyperlink"/>
+            </w:rPr>
+            <w:t>d by the</w:t>
+          </w:r>
+        </w:hyperlink>
       </w:r>
       <w:r>
         <w:rPr>

--- a/EXPORTS/DOCX/published/niveau3/English/ZeeuwschGenootschap.docx
+++ b/EXPORTS/DOCX/published/niveau3/English/ZeeuwschGenootschap.docx
@@ -606,24 +606,7 @@
           <w:color w:val="000000"/>
           <w:sz w:val="24"/>
         </w:rPr>
-        <w:t>; maps, drawings and prints are hel</w:t>
-      </w:r>
-      <w:r>
-        <w:rPr>
-          <w:rFonts w:ascii="Charis SIL Regular" w:hAnsi="Charis SIL Regular" w:eastAsia="Charis SIL Regular"/>
-          <w:b w:val="0"/>
-          <w:i w:val="0"/>
-          <w:color w:val="000000"/>
-          <w:sz w:val="24"/>
-        </w:rPr>
-        <w:hyperlink r:id="rId10" w:history="1">
-          <w:r>
-            <w:rPr>
-              <w:rStyle w:val="Hyperlink"/>
-            </w:rPr>
-            <w:t xml:space="preserve">d at the </w:t>
-          </w:r>
-        </w:hyperlink>
+        <w:t xml:space="preserve">; maps, drawings and prints are held at the </w:t>
       </w:r>
       <w:r>
         <w:rPr>
@@ -634,7 +617,7 @@
           <w:sz w:val="24"/>
           <w:u w:val="single"/>
         </w:rPr>
-        <w:hyperlink r:id="rId10" w:history="1">
+        <w:hyperlink r:id="rId12" w:history="1">
           <w:r>
             <w:rPr>
               <w:rStyle w:val="Hyperlink"/>
@@ -652,7 +635,7 @@
           <w:sz w:val="24"/>
           <w:u w:val="single"/>
         </w:rPr>
-        <w:hyperlink r:id="rId10" w:history="1">
+        <w:hyperlink r:id="rId12" w:history="1">
           <w:r>
             <w:rPr>
               <w:rStyle w:val="Hyperlink"/>
@@ -687,7 +670,7 @@
           <w:color w:val="000000"/>
           <w:sz w:val="24"/>
         </w:rPr>
-        <w:t>;</w:t>
+        <w:t>; books a</w:t>
       </w:r>
       <w:r>
         <w:rPr>
@@ -703,7 +686,25 @@
             <w:rPr>
               <w:rStyle w:val="Hyperlink"/>
             </w:rPr>
-            <w:t xml:space="preserve"> books a</w:t>
+            <w:t>nd manus</w:t>
+          </w:r>
+        </w:hyperlink>
+      </w:r>
+      <w:r>
+        <w:rPr>
+          <w:u w:val="single" w:color="0000ff"/>
+          <w:rFonts w:ascii="Charis SIL Regular" w:hAnsi="Charis SIL Regular" w:eastAsia="Charis SIL Regular"/>
+          <w:b w:val="0"/>
+          <w:i w:val="0"/>
+          <w:color w:val="000000"/>
+          <w:sz w:val="24"/>
+        </w:rPr>
+        <w:hyperlink r:id="rId11" w:history="1">
+          <w:r>
+            <w:rPr>
+              <w:rStyle w:val="Hyperlink"/>
+            </w:rPr>
+            <w:t>c</w:t>
           </w:r>
         </w:hyperlink>
       </w:r>
@@ -715,7 +716,7 @@
           <w:color w:val="000000"/>
           <w:sz w:val="24"/>
         </w:rPr>
-        <w:t xml:space="preserve">nd manuscripts can be found at the </w:t>
+        <w:t xml:space="preserve">ripts can be found at the </w:t>
       </w:r>
       <w:r>
         <w:rPr>

--- a/EXPORTS/DOCX/published/niveau3/English/ZeeuwschGenootschap.docx
+++ b/EXPORTS/DOCX/published/niveau3/English/ZeeuwschGenootschap.docx
@@ -606,7 +606,25 @@
           <w:color w:val="000000"/>
           <w:sz w:val="24"/>
         </w:rPr>
-        <w:t xml:space="preserve">; maps, drawings and prints are held at the </w:t>
+        <w:t>; maps, drawings and prints are hel</w:t>
+      </w:r>
+      <w:r>
+        <w:rPr>
+          <w:u w:val="single" w:color="0000ff"/>
+          <w:rFonts w:ascii="Charis SIL Regular" w:hAnsi="Charis SIL Regular" w:eastAsia="Charis SIL Regular"/>
+          <w:b w:val="0"/>
+          <w:i w:val="0"/>
+          <w:color w:val="000000"/>
+          <w:sz w:val="24"/>
+        </w:rPr>
+        <w:hyperlink r:id="rId10" w:history="1">
+          <w:r>
+            <w:rPr>
+              <w:rStyle w:val="Hyperlink"/>
+            </w:rPr>
+            <w:t xml:space="preserve">d at the </w:t>
+          </w:r>
+        </w:hyperlink>
       </w:r>
       <w:r>
         <w:rPr>
@@ -617,7 +635,7 @@
           <w:sz w:val="24"/>
           <w:u w:val="single"/>
         </w:rPr>
-        <w:hyperlink r:id="rId12" w:history="1">
+        <w:hyperlink r:id="rId10" w:history="1">
           <w:r>
             <w:rPr>
               <w:rStyle w:val="Hyperlink"/>
@@ -635,7 +653,7 @@
           <w:sz w:val="24"/>
           <w:u w:val="single"/>
         </w:rPr>
-        <w:hyperlink r:id="rId12" w:history="1">
+        <w:hyperlink r:id="rId10" w:history="1">
           <w:r>
             <w:rPr>
               <w:rStyle w:val="Hyperlink"/>
@@ -670,7 +688,25 @@
           <w:color w:val="000000"/>
           <w:sz w:val="24"/>
         </w:rPr>
-        <w:t>; books a</w:t>
+        <w:t>;</w:t>
+      </w:r>
+      <w:r>
+        <w:rPr>
+          <w:u w:val="single" w:color="0000ff"/>
+          <w:rFonts w:ascii="Charis SIL Regular" w:hAnsi="Charis SIL Regular" w:eastAsia="Charis SIL Regular"/>
+          <w:b w:val="0"/>
+          <w:i w:val="0"/>
+          <w:color w:val="000000"/>
+          <w:sz w:val="24"/>
+        </w:rPr>
+        <w:hyperlink r:id="rId11" w:history="1">
+          <w:r>
+            <w:rPr>
+              <w:rStyle w:val="Hyperlink"/>
+            </w:rPr>
+            <w:t xml:space="preserve"> books a</w:t>
+          </w:r>
+        </w:hyperlink>
       </w:r>
       <w:r>
         <w:rPr>
@@ -710,13 +746,31 @@
       </w:r>
       <w:r>
         <w:rPr>
+          <w:u w:val="single" w:color="0000ff"/>
           <w:rFonts w:ascii="Charis SIL Regular" w:hAnsi="Charis SIL Regular" w:eastAsia="Charis SIL Regular"/>
           <w:b w:val="0"/>
           <w:i w:val="0"/>
           <w:color w:val="000000"/>
           <w:sz w:val="24"/>
         </w:rPr>
-        <w:t xml:space="preserve">ripts can be found at the </w:t>
+        <w:hyperlink r:id="rId11" w:history="1">
+          <w:r>
+            <w:rPr>
+              <w:rStyle w:val="Hyperlink"/>
+            </w:rPr>
+            <w:t>ripts can b</w:t>
+          </w:r>
+        </w:hyperlink>
+      </w:r>
+      <w:r>
+        <w:rPr>
+          <w:rFonts w:ascii="Charis SIL Regular" w:hAnsi="Charis SIL Regular" w:eastAsia="Charis SIL Regular"/>
+          <w:b w:val="0"/>
+          <w:i w:val="0"/>
+          <w:color w:val="000000"/>
+          <w:sz w:val="24"/>
+        </w:rPr>
+        <w:t xml:space="preserve">e found at the </w:t>
       </w:r>
       <w:r>
         <w:rPr>
@@ -1790,21 +1844,13 @@
       </w:r>
       <w:r>
         <w:rPr>
-          <w:u w:val="single" w:color="0000ff"/>
           <w:rFonts w:ascii="Charis SIL Regular" w:hAnsi="Charis SIL Regular" w:eastAsia="Charis SIL Regular"/>
           <w:b w:val="0"/>
           <w:i w:val="0"/>
           <w:color w:val="000000"/>
           <w:sz w:val="24"/>
         </w:rPr>
-        <w:hyperlink r:id="rId18" w:history="1">
-          <w:r>
-            <w:rPr>
-              <w:rStyle w:val="Hyperlink"/>
-            </w:rPr>
-            <w:t xml:space="preserve">ection of </w:t>
-          </w:r>
-        </w:hyperlink>
+        <w:t xml:space="preserve">ection of </w:t>
       </w:r>
       <w:r>
         <w:rPr>
@@ -1896,7 +1942,34 @@
           <w:color w:val="000000"/>
           <w:sz w:val="24"/>
         </w:rPr>
-        <w:t xml:space="preserve"> (who collected many objects on the former </w:t>
+        <w:t xml:space="preserve"> (who collected many object</w:t>
+      </w:r>
+      <w:r>
+        <w:rPr>
+          <w:rFonts w:ascii="Charis SIL Regular" w:hAnsi="Charis SIL Regular" w:eastAsia="Charis SIL Regular"/>
+          <w:b w:val="0"/>
+          <w:i w:val="0"/>
+          <w:color w:val="000000"/>
+          <w:sz w:val="24"/>
+        </w:rPr>
+        <w:hyperlink r:id="rId19" w:history="1">
+          <w:r>
+            <w:rPr>
+              <w:rStyle w:val="Hyperlink"/>
+            </w:rPr>
+            <w:t>s on the form</w:t>
+          </w:r>
+        </w:hyperlink>
+      </w:r>
+      <w:r>
+        <w:rPr>
+          <w:rFonts w:ascii="Charis SIL Regular" w:hAnsi="Charis SIL Regular" w:eastAsia="Charis SIL Regular"/>
+          <w:b w:val="0"/>
+          <w:i w:val="0"/>
+          <w:color w:val="000000"/>
+          <w:sz w:val="24"/>
+        </w:rPr>
+        <w:t xml:space="preserve">er </w:t>
       </w:r>
       <w:r>
         <w:rPr>

--- a/EXPORTS/DOCX/published/niveau3/English/ZeeuwschGenootschap.docx
+++ b/EXPORTS/DOCX/published/niveau3/English/ZeeuwschGenootschap.docx
@@ -610,7 +610,6 @@
       </w:r>
       <w:r>
         <w:rPr>
-          <w:u w:val="single" w:color="0000ff"/>
           <w:rFonts w:ascii="Charis SIL Regular" w:hAnsi="Charis SIL Regular" w:eastAsia="Charis SIL Regular"/>
           <w:b w:val="0"/>
           <w:i w:val="0"/>
@@ -635,7 +634,7 @@
           <w:sz w:val="24"/>
           <w:u w:val="single"/>
         </w:rPr>
-        <w:hyperlink r:id="rId10" w:history="1">
+        <w:hyperlink r:id="rId12" w:history="1">
           <w:r>
             <w:rPr>
               <w:rStyle w:val="Hyperlink"/>
@@ -653,7 +652,7 @@
           <w:sz w:val="24"/>
           <w:u w:val="single"/>
         </w:rPr>
-        <w:hyperlink r:id="rId10" w:history="1">
+        <w:hyperlink r:id="rId12" w:history="1">
           <w:r>
             <w:rPr>
               <w:rStyle w:val="Hyperlink"/>
@@ -1822,35 +1821,7 @@
           <w:color w:val="000000"/>
           <w:sz w:val="24"/>
         </w:rPr>
-        <w:t xml:space="preserve">, and the </w:t>
-      </w:r>
-      <w:r>
-        <w:rPr>
-          <w:u w:val="single" w:color="0000ff"/>
-          <w:rFonts w:ascii="Charis SIL Regular" w:hAnsi="Charis SIL Regular" w:eastAsia="Charis SIL Regular"/>
-          <w:b w:val="0"/>
-          <w:i w:val="0"/>
-          <w:color w:val="000000"/>
-          <w:sz w:val="24"/>
-        </w:rPr>
-        <w:hyperlink r:id="rId18" w:history="1">
-          <w:r>
-            <w:rPr>
-              <w:rStyle w:val="Hyperlink"/>
-            </w:rPr>
-            <w:t>coll</w:t>
-          </w:r>
-        </w:hyperlink>
-      </w:r>
-      <w:r>
-        <w:rPr>
-          <w:rFonts w:ascii="Charis SIL Regular" w:hAnsi="Charis SIL Regular" w:eastAsia="Charis SIL Regular"/>
-          <w:b w:val="0"/>
-          <w:i w:val="0"/>
-          <w:color w:val="000000"/>
-          <w:sz w:val="24"/>
-        </w:rPr>
-        <w:t xml:space="preserve">ection of </w:t>
+        <w:t xml:space="preserve">, and the collection of </w:t>
       </w:r>
       <w:r>
         <w:rPr>
@@ -1980,7 +1951,7 @@
           <w:sz w:val="24"/>
           <w:u w:val="single"/>
         </w:rPr>
-        <w:hyperlink r:id="rId19" w:history="1">
+        <w:hyperlink r:id="rId21" w:history="1">
           <w:r>
             <w:rPr>
               <w:rStyle w:val="Hyperlink"/>
@@ -2248,15 +2219,9 @@
           <w:i w:val="0"/>
           <w:color w:val="0000FF"/>
           <w:sz w:val="24"/>
+          <w:u w:val="single"/>
         </w:rPr>
-        <w:hyperlink r:id="rId22" w:history="1">
-          <w:r>
-            <w:rPr>
-              <w:rStyle w:val="Hyperlink"/>
-            </w:rPr>
-            <w:t>e</w:t>
-          </w:r>
-        </w:hyperlink>
+        <w:t>e</w:t>
       </w:r>
       <w:r>
         <w:rPr>
@@ -2999,21 +2964,13 @@
       </w:r>
       <w:r>
         <w:rPr>
-          <w:u w:val="single" w:color="0000ff"/>
           <w:rFonts w:ascii="Charis SIL Regular" w:hAnsi="Charis SIL Regular" w:eastAsia="Charis SIL Regular"/>
           <w:b w:val="0"/>
           <w:i w:val="0"/>
           <w:color w:val="000000"/>
           <w:sz w:val="24"/>
         </w:rPr>
-        <w:hyperlink r:id="rId26" w:history="1">
-          <w:r>
-            <w:rPr>
-              <w:rStyle w:val="Hyperlink"/>
-            </w:rPr>
-            <w:t>organise</w:t>
-          </w:r>
-        </w:hyperlink>
+        <w:t>organise</w:t>
       </w:r>
       <w:r>
         <w:rPr>

--- a/EXPORTS/DOCX/published/niveau3/English/ZeeuwschGenootschap.docx
+++ b/EXPORTS/DOCX/published/niveau3/English/ZeeuwschGenootschap.docx
@@ -1832,7 +1832,7 @@
           <w:sz w:val="24"/>
           <w:u w:val="single"/>
         </w:rPr>
-        <w:hyperlink r:id="rId18" w:history="1">
+        <w:hyperlink r:id="rId20" w:history="1">
           <w:r>
             <w:rPr>
               <w:rStyle w:val="Hyperlink"/>
@@ -1913,34 +1913,7 @@
           <w:color w:val="000000"/>
           <w:sz w:val="24"/>
         </w:rPr>
-        <w:t xml:space="preserve"> (who collected many object</w:t>
-      </w:r>
-      <w:r>
-        <w:rPr>
-          <w:rFonts w:ascii="Charis SIL Regular" w:hAnsi="Charis SIL Regular" w:eastAsia="Charis SIL Regular"/>
-          <w:b w:val="0"/>
-          <w:i w:val="0"/>
-          <w:color w:val="000000"/>
-          <w:sz w:val="24"/>
-        </w:rPr>
-        <w:hyperlink r:id="rId19" w:history="1">
-          <w:r>
-            <w:rPr>
-              <w:rStyle w:val="Hyperlink"/>
-            </w:rPr>
-            <w:t>s on the form</w:t>
-          </w:r>
-        </w:hyperlink>
-      </w:r>
-      <w:r>
-        <w:rPr>
-          <w:rFonts w:ascii="Charis SIL Regular" w:hAnsi="Charis SIL Regular" w:eastAsia="Charis SIL Regular"/>
-          <w:b w:val="0"/>
-          <w:i w:val="0"/>
-          <w:color w:val="000000"/>
-          <w:sz w:val="24"/>
-        </w:rPr>
-        <w:t xml:space="preserve">er </w:t>
+        <w:t xml:space="preserve"> (who collected many objects on the former </w:t>
       </w:r>
       <w:r>
         <w:rPr>
@@ -2964,6 +2937,7 @@
       </w:r>
       <w:r>
         <w:rPr>
+          <w:u w:val="single" w:color="0000ff"/>
           <w:rFonts w:ascii="Charis SIL Regular" w:hAnsi="Charis SIL Regular" w:eastAsia="Charis SIL Regular"/>
           <w:b w:val="0"/>
           <w:i w:val="0"/>
